--- a/gr-tax-legal-presentacion/docs/contrato.docx
+++ b/gr-tax-legal-presentacion/docs/contrato.docx
@@ -57,11 +57,11 @@
         <w:rPr>
           <w:b/>
         </w:rPr>
-        <w:t>[__________]</w:t>
+        <w:t>G&amp;R TAX-LEGAL CONSULTING, S.C.</w:t>
       </w:r>
       <w:r>
         <w:rPr/>
-        <w:t xml:space="preserve"> (denominación o nombre legal), que opera bajo el nombre comercial </w:t>
+        <w:t xml:space="preserve">, que opera bajo el nombre comercial </w:t>
       </w:r>
       <w:r>
         <w:rPr>
@@ -1769,6 +1769,15 @@
       <w:r>
         <w:rPr/>
         <w:t xml:space="preserve"> Los pagos se realizarán en moneda nacional (pesos mexicanos), mediante transferencia electrónica a la cuenta que el Prestador indique por escrito a través de los Canales Autorizados. Si el pago se realiza en moneda extranjera, se aplicará el tipo de cambio publicado por el Banco de México en el Diario Oficial de la Federación el día del pago y las comisiones bancarias y diferencias cambiarias serán a cargo del Cliente, de modo que el Prestador reciba el importe íntegro. Los pagos sólo deberán realizarse desde cuentas a nombre del Cliente, salvo autorización escrita del Prestador. El Prestador no será responsable de pagos hechos a cuentas comunicadas por medios distintos a los Canales Autorizados.</w:t>
+      </w:r>
+      <w:r>
+        <w:rPr>
+          <w:b/>
+        </w:rPr>
+        <w:t xml:space="preserve"> Aviso antifraude:</w:t>
+      </w:r>
+      <w:r>
+        <w:t xml:space="preserve"> los pagos sólo serán válidos y liberatorios si se realizan a la cuenta bancaria a nombre de G&amp;R Tax-Legal Consulting, S.C. señalada en el Anexo B. El Prestador nunca solicitará pagos a cuentas personales ni de terceros; cualquier solicitud en ese sentido, o de cambio de cuenta, deberá considerarse fraudulenta y el Cliente deberá confirmarla previamente por los Canales Autorizados. Los pagos hechos a una cuenta distinta no liberarán al Cliente de su obligación de pago.</w:t>
       </w:r>
     </w:p>
     <w:p>
@@ -4525,7 +4534,18 @@
       </w:pPr>
       <w:r>
         <w:rPr/>
-        <w:t>Los datos bancarios se comunicarán exclusivamente por escrito desde taxgr.interno@gmail.com (Cláusula 8.4). Banco: [__________] · Titular: [__________] · CLABE: [__________].</w:t>
+        <w:t>Los datos bancarios se comunicarán exclusivamente por escrito desde taxgr.interno@gmail.com (Cláusula 8.4). Banco: BBVA · Titular: G&amp;R Tax-Legal Consulting, S.C. · Tipo: Cuenta de cheques · CLABE: 012180001153583297 · Número de cuenta: 0115358329.</w:t>
+      </w:r>
+    </w:p>
+    <w:p>
+      <w:pPr>
+        <w:jc w:val="both"/>
+      </w:pPr>
+      <w:r>
+        <w:rPr>
+          <w:i/>
+        </w:rPr>
+        <w:t>Pagos válidos únicamente a esta cuenta a nombre de G&amp;R Tax-Legal Consulting, S.C. El Prestador nunca solicita pagos a cuentas personales o de terceros (Cláusula 8.4).</w:t>
       </w:r>
     </w:p>
     <w:p>

--- a/gr-tax-legal-presentacion/docs/contrato.docx
+++ b/gr-tax-legal-presentacion/docs/contrato.docx
@@ -77,7 +77,7 @@
         <w:rPr>
           <w:b/>
         </w:rPr>
-        <w:t>[__________]</w:t>
+        <w:t>GTC200224IU3</w:t>
       </w:r>
       <w:r>
         <w:rPr/>
@@ -213,7 +213,15 @@
       </w:r>
       <w:r>
         <w:rPr/>
-        <w:t xml:space="preserve">Es </w:t>
+        <w:t xml:space="preserve">Es una sociedad civil constituida conforme a las leyes mexicanas, inscrita en el Registro Federal de Contribuyentes con la clave GTC200224IU3 y con fecha de inicio de operaciones el 24 de febrero de 2020 (según su Constancia de Situación Fiscal), según escritura pública número </w:t>
+      </w:r>
+      <w:r>
+        <w:rPr>
+          <w:b/>
+        </w:rPr>
+      </w:r>
+      <w:r>
+        <w:rPr/>
       </w:r>
       <w:r>
         <w:rPr>
@@ -223,7 +231,7 @@
       </w:r>
       <w:r>
         <w:rPr/>
-        <w:t xml:space="preserve"> (persona física con actividad profesional / sociedad constituida conforme a las leyes mexicanas, según escritura pública número </w:t>
+        <w:t xml:space="preserve"> de fecha </w:t>
       </w:r>
       <w:r>
         <w:rPr>
@@ -233,7 +241,7 @@
       </w:r>
       <w:r>
         <w:rPr/>
-        <w:t xml:space="preserve"> de fecha </w:t>
+        <w:t xml:space="preserve">, otorgada ante el Notario Público número </w:t>
       </w:r>
       <w:r>
         <w:rPr>
@@ -243,7 +251,7 @@
       </w:r>
       <w:r>
         <w:rPr/>
-        <w:t xml:space="preserve">, otorgada ante el Notario Público número </w:t>
+        <w:t xml:space="preserve"> de </w:t>
       </w:r>
       <w:r>
         <w:rPr>
@@ -253,75 +261,62 @@
       </w:r>
       <w:r>
         <w:rPr/>
-        <w:t xml:space="preserve"> de </w:t>
+        <w:t>, con plena capacidad para obligarse en los términos del presente Contrato.</w:t>
+      </w:r>
+    </w:p>
+    <w:p>
+      <w:pPr>
+        <w:ind w:left="567" w:hanging="340"/>
+        <w:jc w:val="both"/>
+      </w:pPr>
+      <w:r>
+        <w:t>b)</w:t>
+        <w:tab/>
+      </w:r>
+      <w:r>
+        <w:rPr/>
+        <w:t>Su representante cuenta con las facultades suficientes para celebrar el presente Contrato, mismas que no le han sido revocadas ni limitadas en forma alguna.</w:t>
+      </w:r>
+    </w:p>
+    <w:p>
+      <w:pPr>
+        <w:ind w:left="567" w:hanging="340"/>
+        <w:jc w:val="both"/>
+      </w:pPr>
+      <w:r>
+        <w:t>c)</w:t>
+        <w:tab/>
+      </w:r>
+      <w:r>
+        <w:rPr/>
+        <w:t>Es una firma familiar de consultoría fiscal y legal cuyo equipo cuenta con más de veinticinco años de experiencia en materia legal y más de cinco años de experiencia en la atención de empresas de origen chino, y dispone de los conocimientos, recursos humanos y medios necesarios para prestar los Servicios.</w:t>
+      </w:r>
+    </w:p>
+    <w:p>
+      <w:pPr>
+        <w:ind w:left="567" w:hanging="340"/>
+        <w:jc w:val="both"/>
+      </w:pPr>
+      <w:r>
+        <w:t>d)</w:t>
+        <w:tab/>
+      </w:r>
+      <w:r>
+        <w:rPr/>
+        <w:t>Tiene su domicilio fiscal, que también señala para efectos del presente Contrato, en Calle Ixtlixochitl, Manzana 38, Lote 55, Col. Adolfo Ruiz Cortines, Alcaldía Coyoacán, Ciudad de México, C.P. 04630 (entre Calle Nahuayotzin y Calle Ilhuicamina)</w:t>
       </w:r>
       <w:r>
         <w:rPr>
           <w:b/>
         </w:rPr>
-        <w:t>[__________]</w:t>
       </w:r>
       <w:r>
         <w:rPr/>
-        <w:t>), con plena capacidad para obligarse en los términos del presente Contrato.</w:t>
-      </w:r>
-    </w:p>
-    <w:p>
-      <w:pPr>
-        <w:ind w:left="567" w:hanging="340"/>
-        <w:jc w:val="both"/>
-      </w:pPr>
-      <w:r>
-        <w:t>b)</w:t>
-        <w:tab/>
-      </w:r>
-      <w:r>
-        <w:rPr/>
-        <w:t>Su representante cuenta con las facultades suficientes para celebrar el presente Contrato, mismas que no le han sido revocadas ni limitadas en forma alguna.</w:t>
-      </w:r>
-    </w:p>
-    <w:p>
-      <w:pPr>
-        <w:ind w:left="567" w:hanging="340"/>
-        <w:jc w:val="both"/>
-      </w:pPr>
-      <w:r>
-        <w:t>c)</w:t>
-        <w:tab/>
-      </w:r>
-      <w:r>
-        <w:rPr/>
-        <w:t>Es una firma familiar de consultoría fiscal y legal cuyo equipo cuenta con más de veinticinco años de experiencia en materia legal y más de cinco años de experiencia en la atención de empresas de origen chino, y dispone de los conocimientos, recursos humanos y medios necesarios para prestar los Servicios.</w:t>
-      </w:r>
-    </w:p>
-    <w:p>
-      <w:pPr>
-        <w:ind w:left="567" w:hanging="340"/>
-        <w:jc w:val="both"/>
-      </w:pPr>
-      <w:r>
-        <w:t>d)</w:t>
-        <w:tab/>
-      </w:r>
-      <w:r>
-        <w:rPr/>
-        <w:t xml:space="preserve">Tiene su domicilio para efectos del presente Contrato en </w:t>
       </w:r>
       <w:r>
         <w:rPr>
           <w:b/>
         </w:rPr>
-        <w:t>[__________]</w:t>
-      </w:r>
-      <w:r>
-        <w:rPr/>
-        <w:t xml:space="preserve">, Alcaldía Coyoacán, Ciudad de México, C.P. </w:t>
-      </w:r>
-      <w:r>
-        <w:rPr>
-          <w:b/>
-        </w:rPr>
-        <w:t>[__________]</w:t>
       </w:r>
       <w:r>
         <w:rPr/>

--- a/gr-tax-legal-presentacion/docs/contrato.docx
+++ b/gr-tax-legal-presentacion/docs/contrato.docx
@@ -23,7 +23,7 @@
         <w:rPr>
           <w:sz w:val="21"/>
         </w:rPr>
-        <w:t>G&amp;R TAX-LEGAL CONSULTING</w:t>
+        <w:t>G&amp;R TAX-LEGAL CONSULTING, S.C.</w:t>
       </w:r>
       <w:r>
         <w:br/>
@@ -32,7 +32,7 @@
         <w:rPr>
           <w:sz w:val="21"/>
         </w:rPr>
-        <w:t>Coyoacán, Ciudad de México · Av. Eje 10 Sur 156, Col. Selene, Tláhuac, Ciudad de México · taxgr.interno@gmail.com</w:t>
+        <w:t>Coyoacán, Ciudad de México · Av. Eje 10 Sur 156, Col. Selene, Tláhuac, Ciudad de México · taxgr.interno@gmail.com · Tel. +52 55 7914 2013 y +52 55 3913 6467</w:t>
       </w:r>
     </w:p>
     <w:p>
@@ -320,7 +320,7 @@
       </w:r>
       <w:r>
         <w:rPr/>
-        <w:t>, y cuenta además con oficina en Av. Eje 10 Sur 156, Col. Selene, Alcaldía Tláhuac, Ciudad de México.</w:t>
+        <w:t>, y cuenta además con oficina en Av. Eje 10 Sur 156, Col. Selene, Alcaldía Tláhuac, Ciudad de México. Sus teléfonos de contacto son +52 55 7914 2013 y +52 55 3913 6467.</w:t>
       </w:r>
     </w:p>
     <w:p>
@@ -1772,7 +1772,7 @@
         <w:t xml:space="preserve"> Aviso antifraude:</w:t>
       </w:r>
       <w:r>
-        <w:t xml:space="preserve"> los pagos sólo serán válidos y liberatorios si se realizan a la cuenta bancaria a nombre de G&amp;R Tax-Legal Consulting, S.C. señalada en el Anexo B. El Prestador nunca solicitará pagos a cuentas personales ni de terceros; cualquier solicitud en ese sentido, o de cambio de cuenta, deberá considerarse fraudulenta y el Cliente deberá confirmarla previamente por los Canales Autorizados. Los pagos hechos a una cuenta distinta no liberarán al Cliente de su obligación de pago.</w:t>
+        <w:t xml:space="preserve"> los pagos sólo serán válidos y liberatorios si se realizan a la cuenta bancaria a nombre de G&amp;R TAX-LEGAL CONSULTING, S.C. señalada en el Anexo B. El Prestador nunca solicitará pagos a cuentas personales ni de terceros; cualquier solicitud en ese sentido, o de cambio de cuenta, deberá considerarse fraudulenta y el Cliente deberá confirmarla previamente por los Canales Autorizados. Los pagos hechos a una cuenta distinta no liberarán al Cliente de su obligación de pago.</w:t>
       </w:r>
     </w:p>
     <w:p>
@@ -2528,7 +2528,7 @@
               <w:rPr>
                 <w:sz w:val="20"/>
               </w:rPr>
-              <w:t>[__________]</w:t>
+              <w:t>+52 55 7914 2013 y +52 55 3913 6467</w:t>
             </w:r>
           </w:p>
         </w:tc>
@@ -2933,14 +2933,7 @@
             </w:r>
             <w:r>
               <w:rPr/>
-              <w:t>[__________]</w:t>
-            </w:r>
-            <w:r>
-              <w:br/>
-            </w:r>
-            <w:r>
-              <w:rPr/>
-              <w:t>(G&amp;R TAX-LEGAL CONSULTING)</w:t>
+              <w:t>G&amp;R TAX-LEGAL CONSULTING, S.C.</w:t>
             </w:r>
             <w:r>
               <w:br/>
@@ -3015,9 +3008,7 @@
     </w:tbl>
     <w:p/>
     <w:p>
-      <w:r>
-        <w:br w:type="page"/>
-      </w:r>
+      <w:r/>
     </w:p>
     <w:p>
       <w:pPr>
@@ -3487,9 +3478,7 @@
       </w:r>
     </w:p>
     <w:p>
-      <w:r>
-        <w:br w:type="page"/>
-      </w:r>
+      <w:r/>
     </w:p>
     <w:p>
       <w:pPr>
@@ -4529,7 +4518,7 @@
       </w:pPr>
       <w:r>
         <w:rPr/>
-        <w:t>Los datos bancarios se comunicarán exclusivamente por escrito desde taxgr.interno@gmail.com (Cláusula 8.4). Banco: BBVA · Titular: G&amp;R Tax-Legal Consulting, S.C. · Tipo: Cuenta de cheques · CLABE: 012180001153583297 · Número de cuenta: 0115358329.</w:t>
+        <w:t>Los datos bancarios se comunicarán exclusivamente por escrito desde taxgr.interno@gmail.com (Cláusula 8.4). Banco: BBVA · Titular: G&amp;R TAX-LEGAL CONSULTING, S.C. · Tipo: Cuenta de cheques · CLABE: 012180001153583297 · Número de cuenta: 0115358329.</w:t>
       </w:r>
     </w:p>
     <w:p>
@@ -4540,13 +4529,11 @@
         <w:rPr>
           <w:i/>
         </w:rPr>
-        <w:t>Pagos válidos únicamente a esta cuenta a nombre de G&amp;R Tax-Legal Consulting, S.C. El Prestador nunca solicita pagos a cuentas personales o de terceros (Cláusula 8.4).</w:t>
+        <w:t>Pagos válidos únicamente a esta cuenta a nombre de G&amp;R TAX-LEGAL CONSULTING, S.C. El Prestador nunca solicita pagos a cuentas personales o de terceros (Cláusula 8.4).</w:t>
       </w:r>
     </w:p>
     <w:p>
-      <w:r>
-        <w:br w:type="page"/>
-      </w:r>
+      <w:r/>
     </w:p>
     <w:p>
       <w:pPr>

--- a/gr-tax-legal-presentacion/docs/contrato.docx
+++ b/gr-tax-legal-presentacion/docs/contrato.docx
@@ -87,7 +87,7 @@
         <w:rPr>
           <w:b/>
         </w:rPr>
-        <w:t>[__________]</w:t>
+        <w:t>JUAN PABLO GARDUÑO VILCHIS</w:t>
       </w:r>
       <w:r>
         <w:rPr/>
@@ -97,7 +97,7 @@
         <w:rPr>
           <w:b/>
         </w:rPr>
-        <w:t>[__________]</w:t>
+        <w:t>Representante legal</w:t>
       </w:r>
       <w:r>
         <w:rPr/>
@@ -275,7 +275,7 @@
       </w:r>
       <w:r>
         <w:rPr/>
-        <w:t>Su representante cuenta con las facultades suficientes para celebrar el presente Contrato, mismas que no le han sido revocadas ni limitadas en forma alguna.</w:t>
+        <w:t>Su representante legal, JUAN PABLO GARDUÑO VILCHIS, cuenta con las facultades suficientes para celebrar el presente Contrato, según consta en [__________], mismas que no le han sido revocadas ni limitadas en forma alguna.</w:t>
       </w:r>
     </w:p>
     <w:p>
@@ -2940,14 +2940,14 @@
             </w:r>
             <w:r>
               <w:rPr/>
-              <w:t>Por: [__________]</w:t>
+              <w:t>Por: JUAN PABLO GARDUÑO VILCHIS</w:t>
             </w:r>
             <w:r>
               <w:br/>
             </w:r>
             <w:r>
               <w:rPr/>
-              <w:t>Cargo: [__________]</w:t>
+              <w:t>Cargo: Representante legal</w:t>
             </w:r>
           </w:p>
         </w:tc>

--- a/gr-tax-legal-presentacion/docs/contrato.docx
+++ b/gr-tax-legal-presentacion/docs/contrato.docx
@@ -952,7 +952,7 @@
       </w:r>
       <w:r>
         <w:rPr/>
-        <w:t>: la protocolización o formalización notarial del Poder, su apostilla o legalización, su traducción por perito traductor, la inscripción del Cliente en el RFC, la obtención de la e.firma y la obtención de la CSF.</w:t>
+        <w:t>: la protocolización del Poder ante notario público mexicano, en su caso; la traducción al español por perito traductor autorizado de los documentos que el Cliente entregue; la inscripción del Cliente en el RFC, la obtención de la e.firma y la obtención de la CSF.</w:t>
       </w:r>
     </w:p>
     <w:p>
@@ -1060,7 +1060,7 @@
       </w:r>
       <w:r>
         <w:rPr/>
-        <w:t>La coordinación de la formalización notarial del Poder, su apostilla o legalización y su traducción por perito traductor, en términos de la Cláusula Cuarta.</w:t>
+        <w:t>La revisión previa del texto del Poder y de los documentos que el Cliente obtenga en su país de origen, y la coordinación de su traducción al español por perito traductor autorizado por el Poder Judicial de la Federación o por el Tribunal Superior de Justicia de la Ciudad de México, así como, en su caso, la protocolización del Poder ante notario público mexicano, en términos de la Cláusula Cuarta.</w:t>
       </w:r>
     </w:p>
     <w:p>
@@ -1244,7 +1244,7 @@
         <w:rPr>
           <w:b/>
         </w:rPr>
-        <w:t>CUARTA. Coordinación obligatoria de Trámites notariales, de apostilla y de traducción.</w:t>
+        <w:t>CUARTA. Documentos del país de origen y traducción por perito.</w:t>
       </w:r>
     </w:p>
     <w:p>
@@ -1253,17 +1253,7 @@
       </w:pPr>
       <w:r>
         <w:rPr/>
-        <w:t xml:space="preserve">4.1. La formalización notarial del Poder, su apostilla o legalización y su traducción por perito traductor deberán realizarse </w:t>
-      </w:r>
-      <w:r>
-        <w:rPr>
-          <w:b/>
-        </w:rPr>
-        <w:t>exclusivamente bajo la coordinación del Prestador</w:t>
-      </w:r>
-      <w:r>
-        <w:rPr/>
-        <w:t>, con el notario, la autoridad de apostilla, el perito traductor y los servicios de mensajería que el Prestador designe o apruebe por escrito. El Cliente no podrá realizar dichos Trámites por su cuenta ni a través de terceros no aprobados por el Prestador.</w:t>
+        <w:t>4.1. La firma del Poder ante notario público del país de origen, la emisión del Certificado Notarial, su apostilla o legalización y cualquier traducción realizada en el país de origen son responsabilidad exclusiva del Cliente, quien deberá gestionarlas y pagarlas directamente y entregarlas al Prestador ya concluidas. El Prestador proporcionará el texto del Poder y el modelo de Certificado Notarial y podrá revisar los borradores antes de su firma, pero no coordina, contrata ni responde por los notarios, autoridades de apostilla, traductores ni servicios de mensajería del país de origen.</w:t>
       </w:r>
     </w:p>
     <w:p>
@@ -1272,16 +1262,22 @@
       </w:pPr>
       <w:r>
         <w:rPr/>
-        <w:t>4.2. Lo anterior obedece a que el Prestador debe verificar que el Poder y su traducción cumplan con los requisitos de forma y contenido exigidos por la Autoridad, por lo que el Prestador no asume responsabilidad alguna por documentos preparados, formalizados, apostillados o traducidos sin su coordinación.</w:t>
+        <w:t>4.2. La traducción al español por perito traductor autorizado por el Poder Judicial de la Federación o por el Tribunal Superior de Justicia de la Ciudad de México y, en su caso, la protocolización del Poder ante notario público mexicano se realizarán exclusivamente con o a través del Prestador, con el perito y el notario que éste designe o apruebe por escrito. El Cliente no podrá contratar dichos servicios por su cuenta ni con terceros no aprobados por el Prestador, y el Prestador no asume responsabilidad por traducciones o protocolizaciones realizadas sin su intervención.</w:t>
       </w:r>
     </w:p>
     <w:p>
+      <w:pPr/>
+      <w:r>
+        <w:t>4.3. Si los documentos entregados por el Cliente llegan incompletos o presentan errores, omisiones, inconsistencias o apostilla o legalización defectuosa, no se ajustan al texto del Poder o al modelo proporcionado por el Prestador, o son observados o rechazados por el perito, el notario o la Autoridad: (a) los plazos a cargo del Prestador quedarán suspendidos hasta que el Cliente entregue los documentos corregidos; (b) el costo de rehacer, volver a apostillar, traducir, protocolizar o enviar los documentos, así como los Honorarios adicionales por el trabajo repetido, serán a cargo del Cliente; y (c) si el Cliente no los corrige, el Prestador podrá dar por terminado el Contrato conforme a la Cláusula Décima Cuarta, sin responsabilidad para el Prestador.</w:t>
+      </w:r>
+    </w:p>
+    <w:p>
       <w:pPr>
         <w:jc w:val="both"/>
       </w:pPr>
       <w:r>
         <w:rPr/>
-        <w:t>4.3. Si el Cliente incumple lo dispuesto en esta Cláusula, el Prestador podrá, a su elección: (a) rechazar los documentos y exigir que los Trámites se repitan bajo su coordinación, con cargo íntegro al Cliente; o (b) dar por terminado el Contrato conforme a la Cláusula Décima Cuarta, sin responsabilidad para el Prestador. En ningún caso el Prestador será responsable por rechazos, retrasos o costos derivados de dicho incumplimiento.</w:t>
+        <w:t>4.4. El Prestador no será responsable por retrasos, costos, rechazos ni cualquier otra consecuencia derivada de los trámites realizados en el país de origen, incluidos los tiempos de notarios, autoridades de apostilla, traductores, autoridades extranjeras y mensajería internacional.</w:t>
       </w:r>
     </w:p>
     <w:p>
@@ -1839,7 +1835,7 @@
       </w:r>
       <w:r>
         <w:rPr/>
-        <w:t xml:space="preserve"> Los Honorarios correspondientes a trabajo ya realizado no serán reembolsables. El Cliente reconoce que el pago a la firma retribuye trabajo profesional que comienza de inmediato (revisión documental, identificación del Cliente, preparación del Poder y coordinación con terceros), por lo que dicho pago se considera devengado al iniciar los Servicios, salvo lo previsto en la Cláusula 14.4.</w:t>
+        <w:t xml:space="preserve"> Los Honorarios correspondientes a trabajo ya realizado no serán reembolsables. El Cliente reconoce que el pago a la firma retribuye trabajo profesional que comienza de inmediato (revisión documental, identificación del Cliente, preparación del Poder, revisión de documentos y coordinación de la traducción por perito), por lo que dicho pago se considera devengado al iniciar los Servicios, salvo lo previsto en la Cláusula 14.4.</w:t>
       </w:r>
     </w:p>
     <w:p>
@@ -3215,7 +3211,7 @@
               <w:rPr>
                 <w:sz w:val="20"/>
               </w:rPr>
-              <w:t>Proporcionar o aprobar el texto del Poder; coordinar su formalización notarial, apostilla o legalización y traducción por perito traductor, con los terceros que designe el Prestador.</w:t>
+              <w:t>Proporcionar el texto del Poder y el modelo de Certificado Notarial; revisar los documentos del país de origen que entregue el Cliente; coordinar su traducción al español por perito traductor autorizado y, en su caso, la protocolización del Poder ante notario mexicano.</w:t>
             </w:r>
           </w:p>
         </w:tc>
@@ -3228,7 +3224,7 @@
               <w:rPr>
                 <w:sz w:val="20"/>
               </w:rPr>
-              <w:t>Pago del 100% de los Gastos de Terceros estimados; firma del Poder y, en su caso, comparecencia.</w:t>
+              <w:t>Entrega de los documentos firmados ante notario del país de origen, apostillados y, en su caso, con su traducción del país de origen (a cargo y costo del Cliente); pago del 100% de los Gastos de Terceros en México.</w:t>
             </w:r>
           </w:p>
         </w:tc>
@@ -3241,7 +3237,7 @@
               <w:rPr>
                 <w:sz w:val="20"/>
               </w:rPr>
-              <w:t>Poder formalizado, apostillado y traducido (copia digital; original en resguardo del Prestador mientras dure el Trámite).</w:t>
+              <w:t>Traducción por perito y, en su caso, Poder protocolizado (copia digital; original en resguardo del Prestador mientras dure el Trámite).</w:t>
             </w:r>
           </w:p>
         </w:tc>
@@ -3982,7 +3978,7 @@
               <w:rPr>
                 <w:sz w:val="20"/>
               </w:rPr>
-              <w:t>Honorarios y derechos notariales (formalización del Poder)</w:t>
+              <w:t>Protocolización del Poder ante notario público mexicano (en su caso)</w:t>
             </w:r>
           </w:p>
         </w:tc>
@@ -4036,7 +4032,7 @@
               <w:rPr>
                 <w:sz w:val="20"/>
               </w:rPr>
-              <w:t>Apostilla o legalización</w:t>
+              <w:t>Apostilla o legalización en el país de origen: a cargo y pago directo del Cliente (no incluido)</w:t>
             </w:r>
           </w:p>
         </w:tc>
@@ -4090,7 +4086,7 @@
               <w:rPr>
                 <w:sz w:val="20"/>
               </w:rPr>
-              <w:t>Traducción por perito traductor</w:t>
+              <w:t>Traducción al español por perito traductor autorizado (México)</w:t>
             </w:r>
           </w:p>
         </w:tc>
@@ -5169,7 +5165,7 @@
               <w:rPr>
                 <w:sz w:val="20"/>
               </w:rPr>
-              <w:t>Original, formalizado bajo coordinación del Prestador</w:t>
+              <w:t>Original, firmado ante notario del país de origen y apostillado (a cargo del Cliente)</w:t>
             </w:r>
           </w:p>
         </w:tc>
@@ -5316,7 +5312,7 @@
           <w:i/>
           <w:sz w:val="20"/>
         </w:rPr>
-        <w:t>Los documentos públicos extranjeros deberán apostillarse (o legalizarse, según corresponda) y traducirse al español por perito traductor, en todos los casos bajo la coordinación del Prestador (Cláusula Cuarta).</w:t>
+        <w:t>Los documentos públicos extranjeros deberán entregarse ya firmados ante notario, apostillados (o legalizados) y, en su caso, con su traducción realizada en el país de origen, a cargo y costo del Cliente. La traducción al español por perito traductor autorizado en México se realiza con o a través del Prestador (Cláusula Cuarta).</w:t>
       </w:r>
     </w:p>
     <w:tbl>

--- a/gr-tax-legal-presentacion/docs/contrato.docx
+++ b/gr-tax-legal-presentacion/docs/contrato.docx
@@ -425,7 +425,7 @@
       </w:r>
       <w:r>
         <w:rPr/>
-        <w:t>Realiza o pretende realizar la venta de bienes a través de la plataforma Mercado Libre en los Estados Unidos Mexicanos y requiere obtener su inscripción en el Registro Federal de Contribuyentes ante el Servicio de Administración Tributaria.</w:t>
+        <w:t>Toda la información y documentación que ha proporcionado y proporcione al Prestador es verdadera, completa, auténtica y vigente, y los recursos con los que pagará los Servicios y los Gastos de Terceros proceden de fuentes lícitas.</w:t>
       </w:r>
     </w:p>
     <w:p>
@@ -435,20 +435,6 @@
       </w:pPr>
       <w:r>
         <w:t>d)</w:t>
-        <w:tab/>
-      </w:r>
-      <w:r>
-        <w:rPr/>
-        <w:t>Toda la información y documentación que ha proporcionado y proporcione al Prestador es verdadera, completa, auténtica y vigente, y los recursos con los que pagará los Servicios y los Gastos de Terceros proceden de fuentes lícitas.</w:t>
-      </w:r>
-    </w:p>
-    <w:p>
-      <w:pPr>
-        <w:ind w:left="567" w:hanging="340"/>
-        <w:jc w:val="both"/>
-      </w:pPr>
-      <w:r>
-        <w:t>e)</w:t>
         <w:tab/>
       </w:r>
       <w:r>
@@ -1152,7 +1138,7 @@
       </w:r>
       <w:r>
         <w:rPr/>
-        <w:t>Cualquier asunto relacionado con la cuenta del Cliente en Mercado Libre o cualquier otra plataforma digital, incluyendo su apertura, verificación, configuración fiscal, retenciones, bloqueos, suspensiones, reclamaciones, publicaciones o pagos;</w:t>
+        <w:t>Cualquier asunto relacionado con el uso que el Cliente dé al RFC, a la e.firma o a la CSF, el cual es decisión y responsabilidad exclusiva del Cliente, así como con cuentas del Cliente en plataformas digitales, comercios electrónicos o instituciones financieras;</w:t>
       </w:r>
     </w:p>
     <w:p>
@@ -1994,7 +1980,7 @@
       </w:pPr>
       <w:r>
         <w:rPr/>
-        <w:t>11.2. En ningún caso el Prestador será responsable por daños indirectos, consecuenciales, punitivos, lucro cesante, pérdida de ventas, de ingresos, de oportunidades de negocio, de clientes, de reputación, ni por bloqueos, suspensiones o retenciones en la cuenta de Mercado Libre del Cliente o en cualquier otra plataforma.</w:t>
+        <w:t>11.2. En ningún caso el Prestador será responsable por daños indirectos, consecuenciales, punitivos, lucro cesante, pérdida de ventas, de ingresos, de oportunidades de negocio, de clientes, de reputación, ni por el uso que el Cliente o terceros den al RFC, a la e.firma o a la CSF, ni por bloqueos, suspensiones o retenciones en cualquier cuenta o plataforma del Cliente.</w:t>
       </w:r>
     </w:p>
     <w:p>
@@ -5098,60 +5084,6 @@
               <w:rPr>
                 <w:sz w:val="20"/>
               </w:rPr>
-              <w:t>Descripción de la actividad económica en México (ventas a través de Mercado Libre) y, en su caso, información de la cuenta de vendedor que el SAT requiera.</w:t>
-            </w:r>
-          </w:p>
-        </w:tc>
-        <w:tc>
-          <w:tcPr>
-            <w:tcW w:type="dxa" w:w="2353"/>
-          </w:tcPr>
-          <w:p>
-            <w:r>
-              <w:rPr>
-                <w:sz w:val="20"/>
-              </w:rPr>
-              <w:t>Por escrito</w:t>
-            </w:r>
-          </w:p>
-        </w:tc>
-        <w:tc>
-          <w:tcPr>
-            <w:tcW w:type="dxa" w:w="2353"/>
-          </w:tcPr>
-          <w:p>
-            <w:r>
-              <w:rPr>
-                <w:sz w:val="20"/>
-              </w:rPr>
-              <w:t>☐</w:t>
-            </w:r>
-          </w:p>
-        </w:tc>
-      </w:tr>
-      <w:tr>
-        <w:tc>
-          <w:tcPr>
-            <w:tcW w:type="dxa" w:w="2353"/>
-          </w:tcPr>
-          <w:p>
-            <w:r>
-              <w:rPr>
-                <w:sz w:val="20"/>
-              </w:rPr>
-              <w:t>10</w:t>
-            </w:r>
-          </w:p>
-        </w:tc>
-        <w:tc>
-          <w:tcPr>
-            <w:tcW w:type="dxa" w:w="2353"/>
-          </w:tcPr>
-          <w:p>
-            <w:r>
-              <w:rPr>
-                <w:sz w:val="20"/>
-              </w:rPr>
               <w:t>Poder firmado en el texto proporcionado o aprobado por el Prestador, junto con el Certificado Notarial conforme al modelo del Prestador.</w:t>
             </w:r>
           </w:p>
@@ -5193,7 +5125,7 @@
               <w:rPr>
                 <w:sz w:val="20"/>
               </w:rPr>
-              <w:t>11</w:t>
+              <w:t>10</w:t>
             </w:r>
           </w:p>
         </w:tc>
@@ -5247,7 +5179,7 @@
               <w:rPr>
                 <w:sz w:val="20"/>
               </w:rPr>
-              <w:t>12</w:t>
+              <w:t>11</w:t>
             </w:r>
           </w:p>
         </w:tc>

--- a/gr-tax-legal-presentacion/docs/contrato.docx
+++ b/gr-tax-legal-presentacion/docs/contrato.docx
@@ -1862,6 +1862,24 @@
       <w:r>
         <w:rPr/>
         <w:t>9.3. El Prestador no asume obligación alguna como representante legal, retenedor, responsable solidario, domicilio fiscal ni representante del Cliente ante la Autoridad para efectos distintos de los Trámites, salvo pacto expreso por escrito. Al concluir los Servicios o terminar el Contrato, el Cliente podrá revocar el Poder; los apoderados designados por el Prestador podrán renunciar al mismo y el Prestador no tendrá obligación de realizar acto adicional alguno con base en él.</w:t>
+      </w:r>
+    </w:p>
+    <w:p>
+      <w:pPr>
+        <w:jc w:val="both"/>
+      </w:pPr>
+      <w:r>
+        <w:rPr/>
+        <w:t xml:space="preserve">9.4. </w:t>
+      </w:r>
+      <w:r>
+        <w:rPr>
+          <w:b/>
+        </w:rPr>
+        <w:t>Domicilio fiscal del Cliente.</w:t>
+      </w:r>
+      <w:r>
+        <w:t xml:space="preserve"> Una vez inscrito el Cliente en el RFC con el domicilio fiscal manifestado, el Cliente será el único responsable de mantenerlo existente, accesible y localizable para las visitas, verificaciones y notificaciones del SAT; de presentar el aviso de cambio de domicilio fiscal dentro del plazo legal ante cualquier modificación, en términos del artículo 27 del Código Fiscal de la Federación y de los artículos 29 y 30 de su Reglamento; y de atender oportunamente los requerimientos y notificaciones que el SAT realice en dicho domicilio. El Prestador no será responsable por las consecuencias derivadas de no mantener o no actualizar el domicilio fiscal, incluyendo, de manera enunciativa mas no limitativa, la condición de “no localizado”, la restricción temporal o cancelación de certificados de sello digital (CSD), la suspensión o restricción en el RFC, multas, recargos o cualquier otra sanción. Cualquier actualización, aviso o aclaración posterior ante el SAT constituirá un nuevo servicio, que se cotizará y contratará por separado.</w:t>
       </w:r>
     </w:p>
     <w:p>

--- a/gr-tax-legal-presentacion/docs/contrato.docx
+++ b/gr-tax-legal-presentacion/docs/contrato.docx
@@ -938,7 +938,7 @@
       </w:r>
       <w:r>
         <w:rPr/>
-        <w:t>: la protocolización del Poder ante notario público mexicano, en su caso; la traducción al español por perito traductor autorizado de los documentos que el Cliente entregue; la inscripción del Cliente en el RFC, la obtención de la e.firma y la obtención de la CSF.</w:t>
+        <w:t>: la protocolización del Poder ante notario público mexicano, en su caso; la traducción al español por perito traductor autorizado de los documentos que el Cliente entregue; la provisión o facilitación de un domicilio fiscal para la inscripción en el RFC conforme a la Cláusula 9.4; la inscripción del Cliente en el RFC, la obtención de la e.firma y la obtención de la CSF.</w:t>
       </w:r>
     </w:p>
     <w:p>
@@ -1032,7 +1032,7 @@
       </w:r>
       <w:r>
         <w:rPr/>
-        <w:t>La obtención y Entrega de la Constancia de Situación Fiscal del Cliente; y</w:t>
+        <w:t>La obtención y Entrega de la Constancia de Situación Fiscal del Cliente;</w:t>
       </w:r>
     </w:p>
     <w:p>
@@ -1046,7 +1046,21 @@
       </w:r>
       <w:r>
         <w:rPr/>
-        <w:t>La revisión previa del texto del Poder y de los documentos que el Cliente obtenga en su país de origen, y la coordinación de su traducción al español por perito traductor autorizado por el Poder Judicial de la Federación o por el Tribunal Superior de Justicia de la Ciudad de México, así como, en su caso, la protocolización del Poder ante notario público mexicano, en términos de la Cláusula Cuarta.</w:t>
+        <w:t>La revisión previa del texto del Poder y de los documentos que el Cliente obtenga en su país de origen, y la coordinación de su traducción al español por perito traductor autorizado por el Poder Judicial de la Federación o por el Tribunal Superior de Justicia de la Ciudad de México, así como, en su caso, la protocolización del Poder ante notario público mexicano, en términos de la Cláusula Cuarta; y</w:t>
+      </w:r>
+    </w:p>
+    <w:p>
+      <w:pPr>
+        <w:ind w:left="567" w:hanging="340"/>
+        <w:jc w:val="both"/>
+      </w:pPr>
+      <w:r>
+        <w:t>e)</w:t>
+        <w:tab/>
+      </w:r>
+      <w:r>
+        <w:rPr/>
+        <w:t>La provisión o facilitación, por parte del Prestador, de un domicilio fiscal en México para efectos de la inscripción del Cliente en el RFC y la obtención de la e.firma, exclusivamente durante el periodo y en los términos previstos en la Cláusula 9.4.</w:t>
       </w:r>
     </w:p>
     <w:p>
@@ -1194,7 +1208,7 @@
       </w:r>
       <w:r>
         <w:rPr/>
-        <w:t>Cualquier opinión o planeación fiscal, así como la apertura de cuentas bancarias o la obtención de un domicilio fiscal en México; y</w:t>
+        <w:t>Cualquier opinión o planeación fiscal, la apertura de cuentas bancarias, así como el servicio continuo o mensual de domicilio fiscal posterior a la conclusión de los Trámites, el cual se contratará por separado; y</w:t>
       </w:r>
     </w:p>
     <w:p>
@@ -1861,7 +1875,7 @@
       </w:pPr>
       <w:r>
         <w:rPr/>
-        <w:t>9.3. El Prestador no asume obligación alguna como representante legal, retenedor, responsable solidario, domicilio fiscal ni representante del Cliente ante la Autoridad para efectos distintos de los Trámites, salvo pacto expreso por escrito. Al concluir los Servicios o terminar el Contrato, el Cliente podrá revocar el Poder; los apoderados designados por el Prestador podrán renunciar al mismo y el Prestador no tendrá obligación de realizar acto adicional alguno con base en él.</w:t>
+        <w:t>9.3. El Prestador no asume obligación alguna como representante legal, retenedor, responsable solidario ni representante del Cliente ante la Autoridad para efectos distintos de los Trámites, salvo pacto expreso por escrito. Al concluir los Servicios o terminar el Contrato, el Cliente podrá revocar el Poder; los apoderados designados por el Prestador podrán renunciar al mismo y el Prestador no tendrá obligación de realizar acto adicional alguno con base en él. En materia de domicilio fiscal, el Prestador únicamente asume lo expresamente previsto en las Cláusulas 2.1(e) y 9.4.</w:t>
       </w:r>
     </w:p>
     <w:p>
@@ -1876,10 +1890,64 @@
         <w:rPr>
           <w:b/>
         </w:rPr>
-        <w:t>Domicilio fiscal del Cliente.</w:t>
-      </w:r>
-      <w:r>
-        <w:t xml:space="preserve"> Una vez inscrito el Cliente en el RFC con el domicilio fiscal manifestado, el Cliente será el único responsable de mantenerlo existente, accesible y localizable para las visitas, verificaciones y notificaciones del SAT; de presentar el aviso de cambio de domicilio fiscal dentro del plazo legal ante cualquier modificación, en términos del artículo 27 del Código Fiscal de la Federación y de los artículos 29 y 30 de su Reglamento; y de atender oportunamente los requerimientos y notificaciones que el SAT realice en dicho domicilio. El Prestador no será responsable por las consecuencias derivadas de no mantener o no actualizar el domicilio fiscal, incluyendo, de manera enunciativa mas no limitativa, la condición de “no localizado”, la restricción temporal o cancelación de certificados de sello digital (CSD), la suspensión o restricción en el RFC, multas, recargos o cualquier otra sanción. Cualquier actualización, aviso o aclaración posterior ante el SAT constituirá un nuevo servicio, que se cotizará y contratará por separado.</w:t>
+        <w:t>Domicilio fiscal para los Trámites.</w:t>
+      </w:r>
+      <w:r>
+        <w:t xml:space="preserve"> El domicilio fiscal que el Prestador proporcione o facilite conforme a la Cláusula 2.1(e) se otorga únicamente para efectos de la inscripción en el RFC y la obtención de la e.firma, y estará vigente sólo durante los Trámites y hasta [___] días naturales posteriores a la Entrega del RFC, la CSF y la e.firma (el “Periodo de Gracia”).</w:t>
+      </w:r>
+    </w:p>
+    <w:p>
+      <w:pPr>
+        <w:jc w:val="both"/>
+      </w:pPr>
+      <w:r>
+        <w:rPr/>
+        <w:t xml:space="preserve">9.5. </w:t>
+      </w:r>
+      <w:r>
+        <w:rPr>
+          <w:b/>
+        </w:rPr>
+        <w:t>Obligaciones del Cliente al concluir el Periodo de Gracia.</w:t>
+      </w:r>
+      <w:r>
+        <w:t xml:space="preserve"> Antes de que concluya el Periodo de Gracia, el Cliente deberá, a su elección: (a) contratar con el Prestador el servicio mensual de domicilio fiscal, mediante contrato y honorarios independientes de este Contrato; o (b) presentar ante el SAT el aviso de cambio de domicilio fiscal a un domicilio propio, en términos del artículo 27 del Código Fiscal de la Federación y de los artículos 29 y 30 de su Reglamento, y entregar al Prestador el acuse correspondiente.</w:t>
+      </w:r>
+    </w:p>
+    <w:p>
+      <w:pPr>
+        <w:jc w:val="both"/>
+      </w:pPr>
+      <w:r>
+        <w:rPr/>
+        <w:t xml:space="preserve">9.6. </w:t>
+      </w:r>
+      <w:r>
+        <w:rPr>
+          <w:b/>
+        </w:rPr>
+        <w:t>Consecuencias del incumplimiento.</w:t>
+      </w:r>
+      <w:r>
+        <w:t xml:space="preserve"> Si al concluir el Periodo de Gracia el Cliente no ha realizado ninguna de las opciones anteriores: (a) el Prestador podrá presentar el aviso de cambio de domicilio en nombre del Cliente, en la medida en que el Poder lo permita, o requerir al Cliente que lo presente de inmediato; (b) el Prestador podrá negarse a recibir visitas, verificaciones o notificaciones del SAT por cuenta del Cliente, limitándose, en su caso, a reenviarle por los Canales Autorizados los documentos que llegue a recibir; (c) el Prestador no será responsable por la condición de “no localizado”, la restricción temporal o cancelación de certificados de sello digital (CSD), la suspensión o restricción en el RFC, multas, recargos ni cualquier otra consecuencia; y (d) el Cliente indemnizará y sacará en paz y a salvo al Prestador de cualquier reclamación, sanción, costo o daño derivado de ello.</w:t>
+      </w:r>
+    </w:p>
+    <w:p>
+      <w:pPr>
+        <w:jc w:val="both"/>
+      </w:pPr>
+      <w:r>
+        <w:rPr/>
+        <w:t xml:space="preserve">9.7. </w:t>
+      </w:r>
+      <w:r>
+        <w:rPr>
+          <w:b/>
+        </w:rPr>
+        <w:t>Uso limitado del domicilio.</w:t>
+      </w:r>
+      <w:r>
+        <w:t xml:space="preserve"> Durante su vigencia, el domicilio proporcionado o facilitado por el Prestador sólo podrá utilizarse para fines fiscales. El Cliente no podrá utilizarlo para fines comerciales, almacenar inventario, recibir mercancía ni anunciarlo o presentarlo como su establecimiento o lugar de negocios. Cualquier actualización, aviso o aclaración posterior ante el SAT constituirá un nuevo servicio, que se cotizará y contratará por separado.</w:t>
       </w:r>
     </w:p>
     <w:p>
@@ -3620,6 +3688,60 @@
                 <w:sz w:val="20"/>
               </w:rPr>
               <w:t>[__________]</w:t>
+            </w:r>
+          </w:p>
+        </w:tc>
+        <w:tc>
+          <w:tcPr>
+            <w:tcW w:type="dxa" w:w="2353"/>
+          </w:tcPr>
+          <w:p>
+            <w:r>
+              <w:rPr>
+                <w:sz w:val="20"/>
+              </w:rPr>
+              <w:t>[__________]</w:t>
+            </w:r>
+          </w:p>
+        </w:tc>
+        <w:tc>
+          <w:tcPr>
+            <w:tcW w:type="dxa" w:w="2353"/>
+          </w:tcPr>
+          <w:p>
+            <w:r>
+              <w:rPr>
+                <w:sz w:val="20"/>
+              </w:rPr>
+              <w:t>[__________]</w:t>
+            </w:r>
+          </w:p>
+        </w:tc>
+      </w:tr>
+      <w:tr>
+        <w:tc>
+          <w:tcPr>
+            <w:tcW w:type="dxa" w:w="2353"/>
+          </w:tcPr>
+          <w:p>
+            <w:r>
+              <w:rPr>
+                <w:sz w:val="20"/>
+              </w:rPr>
+              <w:t>Domicilio fiscal mensual posterior al Periodo de Gracia (Cláusula 9.5) – servicio no incluido, se contrata por separado</w:t>
+            </w:r>
+          </w:p>
+        </w:tc>
+        <w:tc>
+          <w:tcPr>
+            <w:tcW w:type="dxa" w:w="2353"/>
+          </w:tcPr>
+          <w:p>
+            <w:r>
+              <w:rPr>
+                <w:sz w:val="20"/>
+              </w:rPr>
+              <w:t>$[__________] mensuales</w:t>
             </w:r>
           </w:p>
         </w:tc>

--- a/gr-tax-legal-presentacion/docs/contrato.docx
+++ b/gr-tax-legal-presentacion/docs/contrato.docx
@@ -1336,8 +1336,7 @@
         <w:jc w:val="both"/>
       </w:pPr>
       <w:r>
-        <w:rPr/>
-        <w:t>5.3. No constituirá incumplimiento del Prestador, ni dará lugar a devolución de Honorarios o Gastos de Terceros, ni a indemnización alguna: (a) el rechazo, requerimiento, prevención, suspensión o retraso de la Autoridad; (b) la falta de disponibilidad de citas; (c) fallas, cambios o mantenimiento de sistemas de la Autoridad; (d) cambios en la legislación, reglas, criterios o requisitos de la Autoridad; (e) el incumplimiento, retraso o error del Cliente o de terceros que no estén bajo la dirección del Prestador; ni (f) caso fortuito o fuerza mayor.</w:t>
+        <w:t>5.3. Sin perjuicio de lo previsto en las Cláusulas 5.5 y 8.8 a 8.12, no constituirá incumplimiento del Prestador ni dará lugar a indemnización, por tratarse de causas ajenas a su control: (a) el rechazo, requerimiento, prevención, suspensión o retraso de la Autoridad no imputable al Prestador; (b) la falta de disponibilidad de citas; (c) fallas, cambios o mantenimiento de sistemas de la Autoridad; (d) cambios en la legislación, reglas, criterios o requisitos de la Autoridad; (e) el incumplimiento, retraso o error del Cliente o de terceros que no estén bajo la dirección del Prestador; ni (f) caso fortuito o fuerza mayor.</w:t>
       </w:r>
     </w:p>
     <w:p>
@@ -1347,6 +1346,23 @@
       <w:r>
         <w:rPr/>
         <w:t>5.4. Si la Autoridad modifica sus requisitos o exige documentación o comparecencias adicionales, el Prestador lo notificará al Cliente, y los Gastos de Terceros adicionales correrán a cargo del Cliente. Si ello implica trabajo profesional adicional sustancial, las Partes acordarán por escrito los Honorarios adicionales; a falta de acuerdo, cualquiera de las Partes podrá terminar el Contrato conforme a la Cláusula Décima Cuarta.</w:t>
+      </w:r>
+    </w:p>
+    <w:p>
+      <w:pPr>
+        <w:jc w:val="both"/>
+      </w:pPr>
+      <w:r>
+        <w:t xml:space="preserve">5.5. </w:t>
+      </w:r>
+      <w:r>
+        <w:rPr>
+          <w:b/>
+        </w:rPr>
+        <w:t>Responsabilidad del Prestador por causas imputables.</w:t>
+      </w:r>
+      <w:r>
+        <w:t xml:space="preserve"> Si un rechazo, requerimiento, error u omisión es imputable a negligencia, error o falta de diligencia del Prestador o de su personal, el Prestador: (a) rehará, corregirá o volverá a presentar el trabajo afectado sin Honorarios adicionales, dentro de un plazo razonable; y (b) cubrirá los Gastos de Terceros adicionales que dicho error genere directamente. Si, aun así, el Trámite no pudiera concluirse por esa causa, el Cliente tendrá derecho a la devolución de los Honorarios pagados correspondientes a las etapas no concluidas, conforme a la Cláusula 8.11, sujeto al límite de la Cláusula 11.1.</w:t>
       </w:r>
     </w:p>
     <w:p>
@@ -1719,7 +1735,6 @@
         <w:jc w:val="both"/>
       </w:pPr>
       <w:r>
-        <w:rPr/>
         <w:t xml:space="preserve">8.3. </w:t>
       </w:r>
       <w:r>
@@ -1729,18 +1744,7 @@
         <w:t>No reembolso de Gastos Devengados.</w:t>
       </w:r>
       <w:r>
-        <w:rPr/>
-        <w:t xml:space="preserve"> Los Gastos Devengados </w:t>
-      </w:r>
-      <w:r>
-        <w:rPr>
-          <w:b/>
-        </w:rPr>
-        <w:t>no serán reembolsables</w:t>
-      </w:r>
-      <w:r>
-        <w:rPr/>
-        <w:t xml:space="preserve"> en ningún caso, incluyendo terminación anticipada, rechazo o retraso de la Autoridad o desistimiento del Cliente.</w:t>
+        <w:t xml:space="preserve"> Los Gastos Devengados, por haber sido ya pagados a terceros, no serán reembolsables, salvo cuando se hayan generado por causa imputable al Prestador (Cláusula 5.5). En todo caso, el Prestador entregará al Cliente los comprobantes de los Gastos de Terceros pagados.</w:t>
       </w:r>
     </w:p>
     <w:p>
@@ -1837,6 +1841,94 @@
         <w:rPr/>
         <w:t xml:space="preserve"> Los Honorarios correspondientes a trabajo ya realizado no serán reembolsables. El Cliente reconoce que el pago a la firma retribuye trabajo profesional que comienza de inmediato (revisión documental, identificación del Cliente, preparación del Poder, revisión de documentos y coordinación de la traducción por perito), por lo que dicho pago se considera devengado al iniciar los Servicios, salvo lo previsto en la Cláusula 14.4.</w:t>
       </w:r>
+      <w:r>
+        <w:t xml:space="preserve"> Lo anterior, sin perjuicio de lo previsto en las Cláusulas 5.5 y 8.8 a 8.12.</w:t>
+      </w:r>
+    </w:p>
+    <w:p>
+      <w:pPr>
+        <w:jc w:val="both"/>
+      </w:pPr>
+      <w:r>
+        <w:t xml:space="preserve">8.8. </w:t>
+      </w:r>
+      <w:r>
+        <w:rPr>
+          <w:b/>
+        </w:rPr>
+        <w:t>Devolución parcial.</w:t>
+      </w:r>
+      <w:r>
+        <w:t xml:space="preserve"> El Cliente tendrá derecho a una devolución parcial de los Honorarios en los siguientes supuestos, siempre que no concurra ninguna de las causas excluidas en la Cláusula 8.9: (a) cuando, con posterioridad a la firma del Contrato, se modifiquen las disposiciones, reglas o requisitos aplicables de manera que los Trámites resulten jurídica o materialmente imposibles; o (b) cuando la Autoridad emita una Negativa Definitiva respecto de la inscripción en el RFC o de la e.firma por causas no imputables al Prestador ni al Cliente.</w:t>
+      </w:r>
+    </w:p>
+    <w:p>
+      <w:pPr>
+        <w:jc w:val="both"/>
+      </w:pPr>
+      <w:r>
+        <w:t xml:space="preserve">8.9. </w:t>
+      </w:r>
+      <w:r>
+        <w:rPr>
+          <w:b/>
+        </w:rPr>
+        <w:t>Causas excluidas.</w:t>
+      </w:r>
+      <w:r>
+        <w:t xml:space="preserve"> No procederá la devolución cuando la negativa o imposibilidad derive, total o parcialmente, de: (a) documentación o información falsa, incompleta, inconsistente o defectuosa proporcionada por el Cliente; (b) antecedentes fiscales, legales o reputacionales del Cliente, de sus socios, representantes o beneficiarios controladores; (c) la falta de asistencia, firma, comparecencia o respuesta del Cliente o de su representante; (d) el incumplimiento de cualquier otra obligación del Cliente; o (e) la falta de pago.</w:t>
+      </w:r>
+    </w:p>
+    <w:p>
+      <w:pPr>
+        <w:jc w:val="both"/>
+      </w:pPr>
+      <w:r>
+        <w:t xml:space="preserve">8.10. </w:t>
+      </w:r>
+      <w:r>
+        <w:rPr>
+          <w:b/>
+        </w:rPr>
+        <w:t>Negativa Definitiva.</w:t>
+      </w:r>
+      <w:r>
+        <w:t xml:space="preserve"> Se entenderá por “Negativa Definitiva”: (a) la resolución formal y por escrito de la Autoridad que niegue el Trámite; o (b) el rechazo por escrito de la Autoridad después de que el Prestador haya realizado al menos [___] intentos razonables de presentación o subsanación.</w:t>
+      </w:r>
+    </w:p>
+    <w:p>
+      <w:pPr>
+        <w:jc w:val="both"/>
+      </w:pPr>
+      <w:r>
+        <w:t xml:space="preserve">8.11. </w:t>
+      </w:r>
+      <w:r>
+        <w:rPr>
+          <w:b/>
+        </w:rPr>
+        <w:t>Monto y forma de la devolución.</w:t>
+      </w:r>
+      <w:r>
+        <w:t xml:space="preserve"> En los supuestos de la Cláusula 8.8: (a) el Prestador conservará los Honorarios correspondientes a las etapas concluidas; (b) devolverá el [___]% de los Honorarios pagados correspondientes a las etapas no concluidas; (c) los Gastos de Terceros ya pagados no serán reembolsables, pero el Prestador entregará sus comprobantes y reembolsará los anticipos de Gastos de Terceros no devengados; y (d) la devolución se realizará dentro de los [___] Días Hábiles siguientes a la Negativa Definitiva o a que se acredite la imposibilidad, mediante transferencia a una cuenta bancaria a nombre del Cliente.</w:t>
+      </w:r>
+    </w:p>
+    <w:p>
+      <w:pPr>
+        <w:jc w:val="both"/>
+      </w:pPr>
+      <w:r>
+        <w:t xml:space="preserve">8.12. </w:t>
+      </w:r>
+      <w:r>
+        <w:rPr>
+          <w:b/>
+        </w:rPr>
+        <w:t>Nuevo intento sin costo.</w:t>
+      </w:r>
+      <w:r>
+        <w:t xml:space="preserve"> Antes de realizar la devolución, el Prestador podrá ofrecer por escrito al Cliente un nuevo intento del Trámite sin Honorarios adicionales, cuando sea razonablemente viable. Si el Cliente lo acepta, la devolución quedará sujeta al resultado del nuevo intento; si lo rechaza, procederá la devolución conforme a la Cláusula 8.11.</w:t>
+      </w:r>
     </w:p>
     <w:p>
       <w:pPr>
@@ -2046,18 +2138,16 @@
         <w:jc w:val="both"/>
       </w:pPr>
       <w:r>
-        <w:rPr/>
-        <w:t xml:space="preserve">11.1. La responsabilidad total y acumulada del Prestador derivada o relacionada con el presente Contrato, por cualquier causa, ya sea contractual o extracontractual, </w:t>
+        <w:t xml:space="preserve">11.1. </w:t>
       </w:r>
       <w:r>
         <w:rPr>
           <w:b/>
         </w:rPr>
-        <w:t>no excederá del monto de los Honorarios efectivamente pagados por el Cliente al Prestador por el Servicio específico que dio origen a la reclamación</w:t>
-      </w:r>
-      <w:r>
-        <w:rPr/>
-        <w:t>. En ningún caso dicho límite incluirá los Gastos de Terceros.</w:t>
+        <w:t>Límite de responsabilidad.</w:t>
+      </w:r>
+      <w:r>
+        <w:t xml:space="preserve"> El Prestador responderá frente al Cliente por los daños directos que le cause por su culpa o negligencia en la prestación de los Servicios. Conforme a la práctica profesional usual, la responsabilidad total y acumulada del Prestador derivada del presente Contrato no excederá del monto de los Honorarios efectivamente pagados por el Cliente por el Servicio que dio origen a la reclamación, sin incluir los Gastos de Terceros, y sin perjuicio de las obligaciones de corregir el trabajo (Cláusula 5.5) y de devolución (Cláusulas 8.8 a 8.12).</w:t>
       </w:r>
     </w:p>
     <w:p>
@@ -2065,8 +2155,7 @@
         <w:jc w:val="both"/>
       </w:pPr>
       <w:r>
-        <w:rPr/>
-        <w:t>11.2. En ningún caso el Prestador será responsable por daños indirectos, consecuenciales, punitivos, lucro cesante, pérdida de ventas, de ingresos, de oportunidades de negocio, de clientes, de reputación, ni por el uso que el Cliente o terceros den al RFC, a la e.firma o a la CSF, ni por bloqueos, suspensiones o retenciones en cualquier cuenta o plataforma del Cliente.</w:t>
+        <w:t>11.2. Salvo dolo o mala fe, el Prestador no será responsable por daños indirectos, consecuenciales o punitivos, lucro cesante, pérdida de ventas, ingresos, oportunidades de negocio, clientes o reputación, ni por el uso que el Cliente o terceros den al RFC, a la e.firma o a la CSF, ni por bloqueos, suspensiones o retenciones en cualquier cuenta o plataforma del Cliente.</w:t>
       </w:r>
     </w:p>
     <w:p>
@@ -2074,8 +2163,7 @@
         <w:jc w:val="both"/>
       </w:pPr>
       <w:r>
-        <w:rPr/>
-        <w:t>11.3. El Prestador no será responsable por los actos u omisiones de la Autoridad, notarios, autoridades de apostilla, peritos traductores, empresas de mensajería u otros terceros, ni por la información o documentos proporcionados por el Cliente.</w:t>
+        <w:t>11.3. El Prestador no será responsable por los actos u omisiones de la Autoridad ni de terceros que no estén bajo su dirección, ni por la información o documentos proporcionados por el Cliente. Respecto de los peritos traductores, notarios mexicanos y demás terceros que el Prestador designe, éste responderá por la diligencia en su selección y supervisión y gestionará la corrección de cualquier error sin Honorarios adicionales.</w:t>
       </w:r>
     </w:p>
     <w:p>
@@ -2083,8 +2171,7 @@
         <w:jc w:val="both"/>
       </w:pPr>
       <w:r>
-        <w:rPr/>
-        <w:t>11.4. Las limitaciones anteriores no aplicarán en caso de dolo o mala fe del Prestador declarados por resolución judicial firme, en la medida en que la ley no permita su limitación.</w:t>
+        <w:t>11.4. Las limitaciones anteriores no aplicarán en caso de dolo o mala fe del Prestador, ni en los demás casos en que la ley no permita su limitación.</w:t>
       </w:r>
     </w:p>
     <w:p>
@@ -2188,7 +2275,7 @@
       </w:r>
       <w:r>
         <w:rPr/>
-        <w:t xml:space="preserve"> El Prestador podrá dar por terminado el presente Contrato, sin responsabilidad, mediante aviso por escrito: (a) en los supuestos de las Cláusulas 4.3, 5.4 y 7.3; (b) si el Cliente no paga cualquier cantidad dentro de los diez (10) Días Hábiles siguientes a su vencimiento; (c) si el Cliente no entrega la documentación o información solicitada dentro de los treinta (30) días naturales siguientes a su solicitud; (d) si el Cliente instruye al Prestador a realizar actos contrarios a la ley, a la ética profesional o que excedan el Poder; o (e) por pérdida de confianza derivada de conducta del Cliente que ponga en riesgo la reputación o seguridad jurídica del Prestador.</w:t>
+        <w:t xml:space="preserve"> El Prestador podrá dar por terminado el presente Contrato, sin responsabilidad, mediante aviso por escrito: (a) en los supuestos de las Cláusulas 4.3, 5.4 y 7.3; (b) si el Cliente no paga cualquier cantidad dentro de los diez (10) Días Hábiles siguientes a su vencimiento; (c) si el Cliente no entrega la documentación o información solicitada dentro de los treinta (30) días naturales siguientes a su solicitud; (d) si el Cliente instruye al Prestador a realizar actos contrarios a la ley, a la ética profesional o que excedan el Poder; o (e) por conducta del Cliente, debidamente justificada y notificada por escrito, que ponga en riesgo la reputación o seguridad jurídica del Prestador.</w:t>
       </w:r>
     </w:p>
     <w:p>
@@ -2215,7 +2302,6 @@
         <w:jc w:val="both"/>
       </w:pPr>
       <w:r>
-        <w:rPr/>
         <w:t xml:space="preserve">14.4. </w:t>
       </w:r>
       <w:r>
@@ -2225,8 +2311,7 @@
         <w:t>Efectos de la terminación.</w:t>
       </w:r>
       <w:r>
-        <w:rPr/>
-        <w:t xml:space="preserve"> En cualquier caso de terminación o rescisión, salvo la rescisión por incumplimiento grave del Prestador: (a) el Cliente pagará los Honorarios correspondientes al trabajo realizado hasta la fecha de terminación, que en ningún caso serán inferiores al pago de la etapa a la firma, más los Gastos Devengados; (b) si los Trámites ya hubieran sido presentados ante la Autoridad, se entenderá devengada la totalidad de los Honorarios; (c) el Prestador reembolsará los Gastos de Terceros anticipados que no sean Gastos Devengados, previa compensación de cualquier adeudo del Cliente; y (d) el Prestador entregará al Cliente los documentos originales de éste que obren en su poder y los Entregables obtenidos, una vez cubiertas las cantidades adeudadas. En caso de rescisión por incumplimiento grave del Prestador, éste reembolsará los Honorarios pagados correspondientes al trabajo no realizado, sujeto a la Cláusula Décima Primera.</w:t>
+        <w:t xml:space="preserve"> En cualquier caso de terminación o rescisión, salvo la rescisión por incumplimiento del Prestador: (a) el Cliente pagará los Honorarios de las etapas concluidas y la parte proporcional del trabajo realizado en la etapa en curso, más los Gastos Devengados; (b) el Prestador reembolsará los anticipos de Gastos de Terceros no devengados y entregará los comprobantes de los devengados, previa compensación de cualquier adeudo del Cliente; y (c) el Prestador entregará al Cliente los documentos originales de éste que obren en su poder y los Entregables obtenidos, una vez cubiertas las cantidades adeudadas. En los supuestos de las Cláusulas 8.8 a 8.12 prevalecerán las reglas de devolución parcial ahí previstas. En caso de rescisión por incumplimiento del Prestador, éste reembolsará la totalidad de los Honorarios pagados correspondientes a las etapas no concluidas, sujeto a la Cláusula Décima Primera.</w:t>
       </w:r>
     </w:p>
     <w:p>
@@ -4654,6 +4739,168 @@
         <w:t>Pagos válidos únicamente a esta cuenta a nombre de G&amp;R TAX-LEGAL CONSULTING, S.C. El Prestador nunca solicita pagos a cuentas personales o de terceros (Cláusula 8.4).</w:t>
       </w:r>
     </w:p>
+    <w:p>
+      <w:pPr>
+        <w:keepNext/>
+        <w:spacing w:before="160"/>
+        <w:jc w:val="left"/>
+      </w:pPr>
+      <w:r>
+        <w:rPr>
+          <w:b/>
+        </w:rPr>
+        <w:t>6. Devolución parcial (Cláusulas 8.8 a 8.12)</w:t>
+      </w:r>
+    </w:p>
+    <w:tbl>
+      <w:tblPr>
+        <w:tblStyle w:val="TableGrid"/>
+        <w:tblW w:type="auto" w:w="0"/>
+        <w:tblLook w:firstColumn="1" w:firstRow="1" w:lastColumn="0" w:lastRow="0" w:noHBand="0" w:noVBand="1" w:val="04A0"/>
+      </w:tblPr>
+      <w:tblGrid>
+        <w:gridCol w:w="4706"/>
+        <w:gridCol w:w="4706"/>
+      </w:tblGrid>
+      <w:tr>
+        <w:tc>
+          <w:tcPr>
+            <w:tcW w:type="dxa" w:w="4706"/>
+          </w:tcPr>
+          <w:p>
+            <w:r>
+              <w:rPr>
+                <w:b/>
+              </w:rPr>
+              <w:t>Concepto</w:t>
+            </w:r>
+          </w:p>
+        </w:tc>
+        <w:tc>
+          <w:tcPr>
+            <w:tcW w:type="dxa" w:w="4706"/>
+          </w:tcPr>
+          <w:p>
+            <w:r>
+              <w:rPr>
+                <w:b/>
+              </w:rPr>
+              <w:t>Regla</w:t>
+            </w:r>
+          </w:p>
+        </w:tc>
+      </w:tr>
+      <w:tr>
+        <w:tc>
+          <w:tcPr>
+            <w:tcW w:type="dxa" w:w="4706"/>
+          </w:tcPr>
+          <w:p>
+            <w:r>
+              <w:t>Etapas concluidas</w:t>
+            </w:r>
+          </w:p>
+        </w:tc>
+        <w:tc>
+          <w:tcPr>
+            <w:tcW w:type="dxa" w:w="4706"/>
+          </w:tcPr>
+          <w:p>
+            <w:r>
+              <w:t>Honorarios no reembolsables</w:t>
+            </w:r>
+          </w:p>
+        </w:tc>
+      </w:tr>
+      <w:tr>
+        <w:tc>
+          <w:tcPr>
+            <w:tcW w:type="dxa" w:w="4706"/>
+          </w:tcPr>
+          <w:p>
+            <w:r>
+              <w:t>Etapas no concluidas (supuestos de la Cláusula 8.8)</w:t>
+            </w:r>
+          </w:p>
+        </w:tc>
+        <w:tc>
+          <w:tcPr>
+            <w:tcW w:type="dxa" w:w="4706"/>
+          </w:tcPr>
+          <w:p>
+            <w:r>
+              <w:t>Devolución del [___]% de los Honorarios pagados</w:t>
+            </w:r>
+          </w:p>
+        </w:tc>
+      </w:tr>
+      <w:tr>
+        <w:tc>
+          <w:tcPr>
+            <w:tcW w:type="dxa" w:w="4706"/>
+          </w:tcPr>
+          <w:p>
+            <w:r>
+              <w:t>Gastos de Terceros devengados</w:t>
+            </w:r>
+          </w:p>
+        </w:tc>
+        <w:tc>
+          <w:tcPr>
+            <w:tcW w:type="dxa" w:w="4706"/>
+          </w:tcPr>
+          <w:p>
+            <w:r>
+              <w:t>No reembolsables; se entregan comprobantes</w:t>
+            </w:r>
+          </w:p>
+        </w:tc>
+      </w:tr>
+      <w:tr>
+        <w:tc>
+          <w:tcPr>
+            <w:tcW w:type="dxa" w:w="4706"/>
+          </w:tcPr>
+          <w:p>
+            <w:r>
+              <w:t>Intentos previos a la Negativa Definitiva</w:t>
+            </w:r>
+          </w:p>
+        </w:tc>
+        <w:tc>
+          <w:tcPr>
+            <w:tcW w:type="dxa" w:w="4706"/>
+          </w:tcPr>
+          <w:p>
+            <w:r>
+              <w:t>[___]</w:t>
+            </w:r>
+          </w:p>
+        </w:tc>
+      </w:tr>
+      <w:tr>
+        <w:tc>
+          <w:tcPr>
+            <w:tcW w:type="dxa" w:w="4706"/>
+          </w:tcPr>
+          <w:p>
+            <w:r>
+              <w:t>Plazo de devolución</w:t>
+            </w:r>
+          </w:p>
+        </w:tc>
+        <w:tc>
+          <w:tcPr>
+            <w:tcW w:type="dxa" w:w="4706"/>
+          </w:tcPr>
+          <w:p>
+            <w:r>
+              <w:t>[___] Días Hábiles</w:t>
+            </w:r>
+          </w:p>
+        </w:tc>
+      </w:tr>
+    </w:tbl>
     <w:p>
       <w:r/>
     </w:p>

--- a/gr-tax-legal-presentacion/docs/contrato.docx
+++ b/gr-tax-legal-presentacion/docs/contrato.docx
@@ -1744,7 +1744,7 @@
         <w:t>No reembolso de Gastos Devengados.</w:t>
       </w:r>
       <w:r>
-        <w:t xml:space="preserve"> Los Gastos Devengados, por haber sido ya pagados a terceros, no serán reembolsables, salvo cuando se hayan generado por causa imputable al Prestador (Cláusula 5.5). En todo caso, el Prestador entregará al Cliente los comprobantes de los Gastos de Terceros pagados.</w:t>
+        <w:t xml:space="preserve"> Los Gastos Devengados, por haber sido ya pagados a terceros, no serán reembolsables, salvo cuando se hayan generado por causa imputable al Prestador (Cláusula 5.5).</w:t>
       </w:r>
     </w:p>
     <w:p>
@@ -1910,7 +1910,7 @@
         <w:t>Monto y forma de la devolución.</w:t>
       </w:r>
       <w:r>
-        <w:t xml:space="preserve"> En los supuestos de la Cláusula 8.8: (a) el Prestador conservará los Honorarios correspondientes a las etapas concluidas; (b) devolverá el [___]% de los Honorarios pagados correspondientes a las etapas no concluidas; (c) los Gastos de Terceros ya pagados no serán reembolsables, pero el Prestador entregará sus comprobantes y reembolsará los anticipos de Gastos de Terceros no devengados; y (d) la devolución se realizará dentro de los [___] Días Hábiles siguientes a la Negativa Definitiva o a que se acredite la imposibilidad, mediante transferencia a una cuenta bancaria a nombre del Cliente.</w:t>
+        <w:t xml:space="preserve"> En los supuestos de la Cláusula 8.8: (a) el Prestador conservará los Honorarios correspondientes a las etapas concluidas; (b) devolverá el [___]% de los Honorarios pagados correspondientes a las etapas no concluidas; (c) los Gastos de Terceros ya pagados no serán reembolsables, y el Prestador reembolsará los anticipos de Gastos de Terceros no devengados; y (d) la devolución se realizará dentro de los [___] Días Hábiles siguientes a la Negativa Definitiva o a que se acredite la imposibilidad, mediante transferencia a una cuenta bancaria a nombre del Cliente.</w:t>
       </w:r>
     </w:p>
     <w:p>
@@ -2311,7 +2311,7 @@
         <w:t>Efectos de la terminación.</w:t>
       </w:r>
       <w:r>
-        <w:t xml:space="preserve"> En cualquier caso de terminación o rescisión, salvo la rescisión por incumplimiento del Prestador: (a) el Cliente pagará los Honorarios de las etapas concluidas y la parte proporcional del trabajo realizado en la etapa en curso, más los Gastos Devengados; (b) el Prestador reembolsará los anticipos de Gastos de Terceros no devengados y entregará los comprobantes de los devengados, previa compensación de cualquier adeudo del Cliente; y (c) el Prestador entregará al Cliente los documentos originales de éste que obren en su poder y los Entregables obtenidos, una vez cubiertas las cantidades adeudadas. En los supuestos de las Cláusulas 8.8 a 8.12 prevalecerán las reglas de devolución parcial ahí previstas. En caso de rescisión por incumplimiento del Prestador, éste reembolsará la totalidad de los Honorarios pagados correspondientes a las etapas no concluidas, sujeto a la Cláusula Décima Primera.</w:t>
+        <w:t xml:space="preserve"> En cualquier caso de terminación o rescisión, salvo la rescisión por incumplimiento del Prestador: (a) el Cliente pagará los Honorarios de las etapas concluidas y la parte proporcional del trabajo realizado en la etapa en curso, más los Gastos Devengados; (b) el Prestador reembolsará los anticipos de Gastos de Terceros no devengados, previa compensación de cualquier adeudo del Cliente; y (c) el Prestador entregará al Cliente los documentos originales de éste que obren en su poder y los Entregables obtenidos, una vez cubiertas las cantidades adeudadas. En los supuestos de las Cláusulas 8.8 a 8.12 prevalecerán las reglas de devolución parcial ahí previstas. En caso de rescisión por incumplimiento del Prestador, éste reembolsará la totalidad de los Honorarios pagados correspondientes a las etapas no concluidas, sujeto a la Cláusula Décima Primera.</w:t>
       </w:r>
     </w:p>
     <w:p>
@@ -4851,7 +4851,7 @@
           </w:tcPr>
           <w:p>
             <w:r>
-              <w:t>No reembolsables; se entregan comprobantes</w:t>
+              <w:t>No reembolsables</w:t>
             </w:r>
           </w:p>
         </w:tc>

--- a/gr-tax-legal-presentacion/docs/contrato.docx
+++ b/gr-tax-legal-presentacion/docs/contrato.docx
@@ -938,7 +938,7 @@
       </w:r>
       <w:r>
         <w:rPr/>
-        <w:t>: la protocolización del Poder ante notario público mexicano, en su caso; la traducción al español por perito traductor autorizado de los documentos que el Cliente entregue; la provisión o facilitación de un domicilio fiscal para la inscripción en el RFC conforme a la Cláusula 9.4; la inscripción del Cliente en el RFC, la obtención de la e.firma y la obtención de la CSF.</w:t>
+        <w:t>: la protocolización ante notario público mexicano del instrumento notarial otorgado en el país de origen, que contiene el Poder; la traducción al español, del inglés o del idioma en que consten, por perito traductor autorizado, de los documentos que el Cliente entregue; la consulta ante la Secretaría de Economía que se requiera para los Trámites; la provisión o facilitación de un domicilio fiscal para la inscripción en el RFC conforme a la Cláusula 9.4; la inscripción del Cliente en el RFC, la obtención de la e.firma y la obtención de la CSF.</w:t>
       </w:r>
     </w:p>
     <w:p>
@@ -3368,7 +3368,7 @@
               <w:rPr>
                 <w:sz w:val="20"/>
               </w:rPr>
-              <w:t>Proporcionar el texto del Poder y el modelo de Certificado Notarial; revisar los documentos del país de origen que entregue el Cliente; coordinar su traducción al español por perito traductor autorizado y, en su caso, la protocolización del Poder ante notario mexicano.</w:t>
+              <w:t>Proporcionar el texto del Poder y el modelo de Certificado Notarial; revisar los documentos del país de origen que entregue el Cliente; coordinar su traducción al español (del inglés o del idioma en que consten) por perito traductor autorizado y la protocolización del instrumento notarial ante notario mexicano.</w:t>
             </w:r>
           </w:p>
         </w:tc>
@@ -3394,7 +3394,7 @@
               <w:rPr>
                 <w:sz w:val="20"/>
               </w:rPr>
-              <w:t>Traducción por perito y, en su caso, Poder protocolizado (copia digital; original en resguardo del Prestador mientras dure el Trámite).</w:t>
+              <w:t>Traducción por perito e instrumento notarial protocolizado (copia digital; original en resguardo del Prestador mientras dure el Trámite).</w:t>
             </w:r>
           </w:p>
         </w:tc>
@@ -3448,7 +3448,7 @@
               <w:rPr>
                 <w:sz w:val="20"/>
               </w:rPr>
-              <w:t>Acuse de inscripción en el RFC / cédula de identificación fiscal.</w:t>
+              <w:t>RFC: acuse de inscripción y cédula de identificación fiscal, así como los acuses y oficios del trámite.</w:t>
             </w:r>
           </w:p>
         </w:tc>
@@ -3476,7 +3476,7 @@
               <w:rPr>
                 <w:sz w:val="20"/>
               </w:rPr>
-              <w:t>Gestión del trámite de e.firma del Cliente ante el SAT.</w:t>
+              <w:t>Gestión del trámite de e.firma del Cliente ante el SAT, incluida la consulta ante la Secretaría de Economía que se requiera.</w:t>
             </w:r>
           </w:p>
         </w:tc>
@@ -3502,7 +3502,7 @@
               <w:rPr>
                 <w:sz w:val="20"/>
               </w:rPr>
-              <w:t>e.firma (.cer, .key y contraseña) entregada conforme a la Cláusula Décima; acuse de recibo.</w:t>
+              <w:t>e.firma (archivos .cer y .key y contraseña de la clave privada) entregada por medio seguro conforme a la Cláusula Décima; acuses, oficios y demás documentación del trámite; acuse de recibo.</w:t>
             </w:r>
           </w:p>
         </w:tc>
@@ -3585,7 +3585,7 @@
       </w:r>
       <w:r>
         <w:rPr/>
-        <w:t>Los tiempos estimados son informativos y no vinculantes (Cláusula Quinta). Tiempo estimado total: [__________], sujeto a la disponibilidad de citas y a la actuación de la Autoridad y de terceros.</w:t>
+        <w:t>Los tiempos estimados son informativos y no vinculantes (Cláusula Quinta). Tiempos estimados: RFC, aproximadamente 3 semanas a partir de la recepción en la Ciudad de México de la documentación completa y correcta; e.firma, aproximadamente 13 a 15 semanas, principalmente por la consulta ante la Secretaría de Economía y las gestiones ante el SAT. Son estimaciones para 2026 y pueden variar según las autoridades, el número de empresas y posibles cambios en las reglas para 2027, así como la disponibilidad de citas y la actuación de terceros.</w:t>
       </w:r>
     </w:p>
     <w:p>
@@ -3759,7 +3759,7 @@
               <w:rPr>
                 <w:sz w:val="20"/>
               </w:rPr>
-              <w:t>Honorarios por los Servicios (Anexo A, etapas 1 a 5)</w:t>
+              <w:t>Gestión y trámite de RFC</w:t>
             </w:r>
           </w:p>
         </w:tc>
@@ -3772,7 +3772,7 @@
               <w:rPr>
                 <w:sz w:val="20"/>
               </w:rPr>
-              <w:t>[__________]</w:t>
+              <w:t>$12,000.00</w:t>
             </w:r>
           </w:p>
         </w:tc>
@@ -3785,7 +3785,7 @@
               <w:rPr>
                 <w:sz w:val="20"/>
               </w:rPr>
-              <w:t>[__________]</w:t>
+              <w:t>Más IVA, en su caso (Cláusula 8.1)</w:t>
             </w:r>
           </w:p>
         </w:tc>
@@ -3798,7 +3798,115 @@
               <w:rPr>
                 <w:sz w:val="20"/>
               </w:rPr>
-              <w:t>[__________]</w:t>
+              <w:t>$12,000.00 más IVA, en su caso</w:t>
+            </w:r>
+          </w:p>
+        </w:tc>
+      </w:tr>
+      <w:tr>
+        <w:tc>
+          <w:tcPr>
+            <w:tcW w:type="dxa" w:w="2353"/>
+          </w:tcPr>
+          <w:p>
+            <w:r>
+              <w:rPr>
+                <w:sz w:val="20"/>
+              </w:rPr>
+              <w:t>Gestión y trámite de e.firma</w:t>
+            </w:r>
+          </w:p>
+        </w:tc>
+        <w:tc>
+          <w:tcPr>
+            <w:tcW w:type="dxa" w:w="2353"/>
+          </w:tcPr>
+          <w:p>
+            <w:r>
+              <w:rPr>
+                <w:sz w:val="20"/>
+              </w:rPr>
+              <w:t>$13,000.00</w:t>
+            </w:r>
+          </w:p>
+        </w:tc>
+        <w:tc>
+          <w:tcPr>
+            <w:tcW w:type="dxa" w:w="2353"/>
+          </w:tcPr>
+          <w:p>
+            <w:r>
+              <w:rPr>
+                <w:sz w:val="20"/>
+              </w:rPr>
+              <w:t>Más IVA, en su caso (Cláusula 8.1)</w:t>
+            </w:r>
+          </w:p>
+        </w:tc>
+        <w:tc>
+          <w:tcPr>
+            <w:tcW w:type="dxa" w:w="2353"/>
+          </w:tcPr>
+          <w:p>
+            <w:r>
+              <w:rPr>
+                <w:sz w:val="20"/>
+              </w:rPr>
+              <w:t>$13,000.00 más IVA, en su caso</w:t>
+            </w:r>
+          </w:p>
+        </w:tc>
+      </w:tr>
+      <w:tr>
+        <w:tc>
+          <w:tcPr>
+            <w:tcW w:type="dxa" w:w="2353"/>
+          </w:tcPr>
+          <w:p>
+            <w:r>
+              <w:rPr>
+                <w:sz w:val="20"/>
+              </w:rPr>
+              <w:t>Subtotal Honorarios (incluye elaboración del Poder, asesoría jurídica y fiscal, integración del expediente, y gestión y seguimiento de ambos Trámites)</w:t>
+            </w:r>
+          </w:p>
+        </w:tc>
+        <w:tc>
+          <w:tcPr>
+            <w:tcW w:type="dxa" w:w="2353"/>
+          </w:tcPr>
+          <w:p>
+            <w:r>
+              <w:rPr>
+                <w:sz w:val="20"/>
+              </w:rPr>
+              <w:t>$25,000.00</w:t>
+            </w:r>
+          </w:p>
+        </w:tc>
+        <w:tc>
+          <w:tcPr>
+            <w:tcW w:type="dxa" w:w="2353"/>
+          </w:tcPr>
+          <w:p>
+            <w:r>
+              <w:rPr>
+                <w:sz w:val="20"/>
+              </w:rPr>
+              <w:t>Más IVA, en su caso (Cláusula 8.1)</w:t>
+            </w:r>
+          </w:p>
+        </w:tc>
+        <w:tc>
+          <w:tcPr>
+            <w:tcW w:type="dxa" w:w="2353"/>
+          </w:tcPr>
+          <w:p>
+            <w:r>
+              <w:rPr>
+                <w:sz w:val="20"/>
+              </w:rPr>
+              <w:t>$25,000.00 más IVA, en su caso</w:t>
             </w:r>
           </w:p>
         </w:tc>
@@ -4079,7 +4187,7 @@
               <w:rPr>
                 <w:sz w:val="20"/>
               </w:rPr>
-              <w:t>[__________]</w:t>
+              <w:t>$25,000.00</w:t>
             </w:r>
           </w:p>
         </w:tc>
@@ -4189,7 +4297,7 @@
               <w:rPr>
                 <w:sz w:val="20"/>
               </w:rPr>
-              <w:t>Protocolización del Poder ante notario público mexicano (en su caso)</w:t>
+              <w:t>Protocolización del instrumento notarial chino</w:t>
             </w:r>
           </w:p>
         </w:tc>
@@ -4202,7 +4310,7 @@
               <w:rPr>
                 <w:sz w:val="20"/>
               </w:rPr>
-              <w:t>[__________]</w:t>
+              <w:t>Notario público mexicano</w:t>
             </w:r>
           </w:p>
         </w:tc>
@@ -4215,7 +4323,7 @@
               <w:rPr>
                 <w:sz w:val="20"/>
               </w:rPr>
-              <w:t>[__________]</w:t>
+              <w:t>$15,000.00</w:t>
             </w:r>
           </w:p>
         </w:tc>
@@ -4228,7 +4336,7 @@
               <w:rPr>
                 <w:sz w:val="20"/>
               </w:rPr>
-              <w:t>[__________]</w:t>
+              <w:t>Puede variar según la documentación</w:t>
             </w:r>
           </w:p>
         </w:tc>
@@ -4243,7 +4351,7 @@
               <w:rPr>
                 <w:sz w:val="20"/>
               </w:rPr>
-              <w:t>Apostilla o legalización en el país de origen: a cargo y pago directo del Cliente (no incluido)</w:t>
+              <w:t>Traducción por perito del inglés al español</w:t>
             </w:r>
           </w:p>
         </w:tc>
@@ -4256,7 +4364,7 @@
               <w:rPr>
                 <w:sz w:val="20"/>
               </w:rPr>
-              <w:t>[__________]</w:t>
+              <w:t>Perito traductor autorizado</w:t>
             </w:r>
           </w:p>
         </w:tc>
@@ -4269,7 +4377,7 @@
               <w:rPr>
                 <w:sz w:val="20"/>
               </w:rPr>
-              <w:t>[__________]</w:t>
+              <w:t>$6,000.00</w:t>
             </w:r>
           </w:p>
         </w:tc>
@@ -4282,7 +4390,7 @@
               <w:rPr>
                 <w:sz w:val="20"/>
               </w:rPr>
-              <w:t>[__________]</w:t>
+              <w:t>Puede variar según el volumen e idioma de los documentos</w:t>
             </w:r>
           </w:p>
         </w:tc>
@@ -4297,7 +4405,7 @@
               <w:rPr>
                 <w:sz w:val="20"/>
               </w:rPr>
-              <w:t>Traducción al español por perito traductor autorizado (México)</w:t>
+              <w:t>Gastos ante la Secretaría de Economía</w:t>
             </w:r>
           </w:p>
         </w:tc>
@@ -4310,7 +4418,7 @@
               <w:rPr>
                 <w:sz w:val="20"/>
               </w:rPr>
-              <w:t>[__________]</w:t>
+              <w:t>Secretaría de Economía</w:t>
             </w:r>
           </w:p>
         </w:tc>
@@ -4323,7 +4431,7 @@
               <w:rPr>
                 <w:sz w:val="20"/>
               </w:rPr>
-              <w:t>[__________]</w:t>
+              <w:t>$1,200.00</w:t>
             </w:r>
           </w:p>
         </w:tc>
@@ -4336,7 +4444,7 @@
               <w:rPr>
                 <w:sz w:val="20"/>
               </w:rPr>
-              <w:t>[__________]</w:t>
+              <w:t>Puede variar según los costos aplicables</w:t>
             </w:r>
           </w:p>
         </w:tc>
@@ -4351,7 +4459,7 @@
               <w:rPr>
                 <w:sz w:val="20"/>
               </w:rPr>
-              <w:t>Mensajería nacional e internacional</w:t>
+              <w:t>Elaboración y apostilla del instrumento notarial en China</w:t>
             </w:r>
           </w:p>
         </w:tc>
@@ -4364,7 +4472,7 @@
               <w:rPr>
                 <w:sz w:val="20"/>
               </w:rPr>
-              <w:t>[__________]</w:t>
+              <w:t>Notaría y autoridad de apostilla en China</w:t>
             </w:r>
           </w:p>
         </w:tc>
@@ -4377,7 +4485,7 @@
               <w:rPr>
                 <w:sz w:val="20"/>
               </w:rPr>
-              <w:t>[__________]</w:t>
+              <w:t>No incluido</w:t>
             </w:r>
           </w:p>
         </w:tc>
@@ -4390,115 +4498,7 @@
               <w:rPr>
                 <w:sz w:val="20"/>
               </w:rPr>
-              <w:t>[__________]</w:t>
-            </w:r>
-          </w:p>
-        </w:tc>
-      </w:tr>
-      <w:tr>
-        <w:tc>
-          <w:tcPr>
-            <w:tcW w:type="dxa" w:w="2353"/>
-          </w:tcPr>
-          <w:p>
-            <w:r>
-              <w:rPr>
-                <w:sz w:val="20"/>
-              </w:rPr>
-              <w:t>Derechos o cargos ante el SAT u otra Autoridad (en su caso)</w:t>
-            </w:r>
-          </w:p>
-        </w:tc>
-        <w:tc>
-          <w:tcPr>
-            <w:tcW w:type="dxa" w:w="2353"/>
-          </w:tcPr>
-          <w:p>
-            <w:r>
-              <w:rPr>
-                <w:sz w:val="20"/>
-              </w:rPr>
-              <w:t>[__________]</w:t>
-            </w:r>
-          </w:p>
-        </w:tc>
-        <w:tc>
-          <w:tcPr>
-            <w:tcW w:type="dxa" w:w="2353"/>
-          </w:tcPr>
-          <w:p>
-            <w:r>
-              <w:rPr>
-                <w:sz w:val="20"/>
-              </w:rPr>
-              <w:t>[__________]</w:t>
-            </w:r>
-          </w:p>
-        </w:tc>
-        <w:tc>
-          <w:tcPr>
-            <w:tcW w:type="dxa" w:w="2353"/>
-          </w:tcPr>
-          <w:p>
-            <w:r>
-              <w:rPr>
-                <w:sz w:val="20"/>
-              </w:rPr>
-              <w:t>[__________]</w:t>
-            </w:r>
-          </w:p>
-        </w:tc>
-      </w:tr>
-      <w:tr>
-        <w:tc>
-          <w:tcPr>
-            <w:tcW w:type="dxa" w:w="2353"/>
-          </w:tcPr>
-          <w:p>
-            <w:r>
-              <w:rPr>
-                <w:sz w:val="20"/>
-              </w:rPr>
-              <w:t>Otros (copias certificadas, etc.)</w:t>
-            </w:r>
-          </w:p>
-        </w:tc>
-        <w:tc>
-          <w:tcPr>
-            <w:tcW w:type="dxa" w:w="2353"/>
-          </w:tcPr>
-          <w:p>
-            <w:r>
-              <w:rPr>
-                <w:sz w:val="20"/>
-              </w:rPr>
-              <w:t>[__________]</w:t>
-            </w:r>
-          </w:p>
-        </w:tc>
-        <w:tc>
-          <w:tcPr>
-            <w:tcW w:type="dxa" w:w="2353"/>
-          </w:tcPr>
-          <w:p>
-            <w:r>
-              <w:rPr>
-                <w:sz w:val="20"/>
-              </w:rPr>
-              <w:t>[__________]</w:t>
-            </w:r>
-          </w:p>
-        </w:tc>
-        <w:tc>
-          <w:tcPr>
-            <w:tcW w:type="dxa" w:w="2353"/>
-          </w:tcPr>
-          <w:p>
-            <w:r>
-              <w:rPr>
-                <w:sz w:val="20"/>
-              </w:rPr>
-              <w:t>[__________]</w:t>
+              <w:t>A cargo y pago directo del Cliente (Cláusula Cuarta)</w:t>
             </w:r>
           </w:p>
         </w:tc>
@@ -4528,7 +4528,7 @@
               <w:rPr>
                 <w:sz w:val="20"/>
               </w:rPr>
-              <w:t>[__________]</w:t>
+              <w:t>$22,200.00</w:t>
             </w:r>
           </w:p>
         </w:tc>
@@ -4550,7 +4550,7 @@
           <w:i/>
           <w:sz w:val="20"/>
         </w:rPr>
-        <w:t>Los Gastos de Terceros pueden variar por causas ajenas al Prestador; cualquier diferencia se cubrirá conforme a la Cláusula 8.2.</w:t>
+        <w:t>Total por empresa: Honorarios $25,000.00 + Gastos de Terceros estimados $22,200.00 = $47,200.00 MXN (los Honorarios, más IVA en su caso, conforme a la Cláusula 8.1). Los Gastos de Terceros son independientes de los Honorarios y pueden variar según la documentación y los costos aplicables, por causas ajenas al Prestador; cualquier diferencia se cubrirá conforme a la Cláusula 8.2.</w:t>
       </w:r>
     </w:p>
     <w:p>
@@ -5255,7 +5255,7 @@
               <w:rPr>
                 <w:sz w:val="20"/>
               </w:rPr>
-              <w:t>Pasaporte vigente del representante legal.</w:t>
+              <w:t>Identificación oficial vigente (ID) del representante legal / firmante (p. ej., Tarjeta de Identidad de Residente de la República Popular China).</w:t>
             </w:r>
           </w:p>
         </w:tc>

--- a/gr-tax-legal-presentacion/docs/contrato.docx
+++ b/gr-tax-legal-presentacion/docs/contrato.docx
@@ -3785,7 +3785,7 @@
               <w:rPr>
                 <w:sz w:val="20"/>
               </w:rPr>
-              <w:t>Más IVA, en su caso (Cláusula 8.1)</w:t>
+              <w:t>Más IVA 16% (Cláusula 8.1)</w:t>
             </w:r>
           </w:p>
         </w:tc>
@@ -3798,7 +3798,7 @@
               <w:rPr>
                 <w:sz w:val="20"/>
               </w:rPr>
-              <w:t>$12,000.00 más IVA, en su caso</w:t>
+              <w:t>$12,000.00 más IVA</w:t>
             </w:r>
           </w:p>
         </w:tc>
@@ -3839,7 +3839,7 @@
               <w:rPr>
                 <w:sz w:val="20"/>
               </w:rPr>
-              <w:t>Más IVA, en su caso (Cláusula 8.1)</w:t>
+              <w:t>Más IVA 16% (Cláusula 8.1)</w:t>
             </w:r>
           </w:p>
         </w:tc>
@@ -3852,7 +3852,7 @@
               <w:rPr>
                 <w:sz w:val="20"/>
               </w:rPr>
-              <w:t>$13,000.00 más IVA, en su caso</w:t>
+              <w:t>$13,000.00 más IVA</w:t>
             </w:r>
           </w:p>
         </w:tc>
@@ -3893,7 +3893,7 @@
               <w:rPr>
                 <w:sz w:val="20"/>
               </w:rPr>
-              <w:t>Más IVA, en su caso (Cláusula 8.1)</w:t>
+              <w:t>$4,000.00</w:t>
             </w:r>
           </w:p>
         </w:tc>
@@ -3906,7 +3906,7 @@
               <w:rPr>
                 <w:sz w:val="20"/>
               </w:rPr>
-              <w:t>$25,000.00 más IVA, en su caso</w:t>
+              <w:t>$29,000.00</w:t>
             </w:r>
           </w:p>
         </w:tc>
@@ -4550,7 +4550,7 @@
           <w:i/>
           <w:sz w:val="20"/>
         </w:rPr>
-        <w:t>Total por empresa: Honorarios $25,000.00 + Gastos de Terceros estimados $22,200.00 = $47,200.00 MXN (los Honorarios, más IVA en su caso, conforme a la Cláusula 8.1). Los Gastos de Terceros son independientes de los Honorarios y pueden variar según la documentación y los costos aplicables, por causas ajenas al Prestador; cualquier diferencia se cubrirá conforme a la Cláusula 8.2.</w:t>
+        <w:t>Total por empresa: Honorarios $25,000.00 + Gastos de Terceros estimados $22,200.00 = $47,200.00 MXN, más IVA sobre Honorarios ($4,000.00); total con IVA: $51,200.00 MXN (Cláusula 8.1). Los Gastos de Terceros se cubren según lo cotizado por los terceros, sin que el Prestador les adicione IVA. Los Gastos de Terceros son independientes de los Honorarios y pueden variar según la documentación y los costos aplicables, por causas ajenas al Prestador; cualquier diferencia se cubrirá conforme a la Cláusula 8.2.</w:t>
       </w:r>
     </w:p>
     <w:p>

--- a/gr-tax-legal-presentacion/docs/contrato.docx
+++ b/gr-tax-legal-presentacion/docs/contrato.docx
@@ -8,11 +8,20 @@
       </w:pPr>
       <w:r>
         <w:rPr>
-          <w:b/>
-          <w:caps/>
           <w:sz w:val="28"/>
         </w:rPr>
-        <w:t>Contrato de Prestación de Servicios Profesionales</w:t>
+      </w:r>
+      <w:r>
+        <w:rPr>
+          <w:b/>
+          <w:sz w:val="28"/>
+        </w:rPr>
+        <w:t>CONTRATO DE PRESTACIÓN DE SERVICIOS PROFESIONALES</w:t>
+      </w:r>
+      <w:r>
+        <w:rPr>
+          <w:sz w:val="28"/>
+        </w:rPr>
       </w:r>
     </w:p>
     <w:p>
@@ -21,18 +30,18 @@
       </w:pPr>
       <w:r>
         <w:rPr>
-          <w:sz w:val="21"/>
+          <w:sz w:val="19"/>
         </w:rPr>
-        <w:t>G&amp;R TAX-LEGAL CONSULTING, S.C.</w:t>
+        <w:t>G&amp;R TAX-LEGAL CONSULTING, S.C. · RFC GTC200224IU3</w:t>
       </w:r>
       <w:r>
         <w:br/>
       </w:r>
       <w:r>
         <w:rPr>
-          <w:sz w:val="21"/>
+          <w:sz w:val="19"/>
         </w:rPr>
-        <w:t>Coyoacán, Ciudad de México · Av. Eje 10 Sur 156, Col. Selene, Tláhuac, Ciudad de México · taxgr.interno@gmail.com · Tel. +52 55 7914 2013 y +52 55 3913 6467</w:t>
+        <w:t>Calle Ixtlixochitl Mz. 38 Lt. 55, Col. Adolfo Ruiz Cortines, Coyoacán, C.P. 04630, Ciudad de México · taxgr.interno@gmail.com · +52 55 7914 2013 · +52 55 3913 6467</w:t>
       </w:r>
     </w:p>
     <w:p>
@@ -41,7 +50,7 @@
       </w:pPr>
       <w:r>
         <w:rPr/>
-        <w:t>CONTRATO DE PRESTACIÓN DE SERVICIOS PROFESIONALES (el “</w:t>
+        <w:t>Contrato de prestación de servicios profesionales (el “</w:t>
       </w:r>
       <w:r>
         <w:rPr>
@@ -51,7 +60,7 @@
       </w:r>
       <w:r>
         <w:rPr/>
-        <w:t xml:space="preserve">”) que celebran, por una parte, </w:t>
+        <w:t xml:space="preserve">”) que celebran </w:t>
       </w:r>
       <w:r>
         <w:rPr>
@@ -61,27 +70,7 @@
       </w:r>
       <w:r>
         <w:rPr/>
-        <w:t xml:space="preserve">, que opera bajo el nombre comercial </w:t>
-      </w:r>
-      <w:r>
-        <w:rPr>
-          <w:b/>
-        </w:rPr>
-        <w:t>G&amp;R TAX-LEGAL CONSULTING</w:t>
-      </w:r>
-      <w:r>
-        <w:rPr/>
-        <w:t xml:space="preserve">, con Registro Federal de Contribuyentes </w:t>
-      </w:r>
-      <w:r>
-        <w:rPr>
-          <w:b/>
-        </w:rPr>
-        <w:t>GTC200224IU3</w:t>
-      </w:r>
-      <w:r>
-        <w:rPr/>
-        <w:t xml:space="preserve">, representada en este acto por </w:t>
+        <w:t xml:space="preserve">, representada por </w:t>
       </w:r>
       <w:r>
         <w:rPr>
@@ -91,17 +80,7 @@
       </w:r>
       <w:r>
         <w:rPr/>
-        <w:t xml:space="preserve">, en su carácter de </w:t>
-      </w:r>
-      <w:r>
-        <w:rPr>
-          <w:b/>
-        </w:rPr>
-        <w:t>Representante legal</w:t>
-      </w:r>
-      <w:r>
-        <w:rPr/>
-        <w:t xml:space="preserve"> (en lo sucesivo, el “</w:t>
+        <w:t>, en su carácter de Representante legal (el “</w:t>
       </w:r>
       <w:r>
         <w:rPr>
@@ -111,37 +90,7 @@
       </w:r>
       <w:r>
         <w:rPr/>
-        <w:t xml:space="preserve">”); y, por la otra parte, </w:t>
-      </w:r>
-      <w:r>
-        <w:rPr>
-          <w:b/>
-        </w:rPr>
-        <w:t>[__________]</w:t>
-      </w:r>
-      <w:r>
-        <w:rPr/>
-        <w:t xml:space="preserve">, sociedad constituida conforme a las leyes de </w:t>
-      </w:r>
-      <w:r>
-        <w:rPr>
-          <w:b/>
-        </w:rPr>
-        <w:t>[__________]</w:t>
-      </w:r>
-      <w:r>
-        <w:rPr/>
-        <w:t xml:space="preserve">, representada en este acto por </w:t>
-      </w:r>
-      <w:r>
-        <w:rPr>
-          <w:b/>
-        </w:rPr>
-        <w:t>[__________]</w:t>
-      </w:r>
-      <w:r>
-        <w:rPr/>
-        <w:t>, en su carácter de representante legal (en lo sucesivo, el “</w:t>
+        <w:t>”), y [__________], sociedad constituida conforme a las leyes de [__________], representada por [__________], en su carácter de representante legal (el “</w:t>
       </w:r>
       <w:r>
         <w:rPr>
@@ -151,7 +100,7 @@
       </w:r>
       <w:r>
         <w:rPr/>
-        <w:t>”); a quienes conjuntamente se les denominará las “</w:t>
+        <w:t>”; conjuntamente, las “</w:t>
       </w:r>
       <w:r>
         <w:rPr>
@@ -161,32 +110,88 @@
       </w:r>
       <w:r>
         <w:rPr/>
-        <w:t>” y, en lo individual, una “</w:t>
+        <w:t>”), conforme a las siguientes Declaraciones y Cláusulas.</w:t>
+      </w:r>
+    </w:p>
+    <w:p>
+      <w:pPr>
+        <w:spacing w:before="240"/>
+        <w:jc w:val="center"/>
+      </w:pPr>
+      <w:r>
+        <w:rPr>
+          <w:sz w:val="24"/>
+        </w:rPr>
+      </w:r>
+      <w:r>
+        <w:rPr>
+          <w:b/>
+          <w:sz w:val="24"/>
+        </w:rPr>
+        <w:t>DECLARACIONES</w:t>
+      </w:r>
+      <w:r>
+        <w:rPr>
+          <w:sz w:val="24"/>
+        </w:rPr>
+      </w:r>
+    </w:p>
+    <w:p>
+      <w:pPr>
+        <w:keepNext/>
+        <w:spacing w:before="160"/>
+        <w:jc w:val="left"/>
+      </w:pPr>
+      <w:r>
+        <w:rPr/>
       </w:r>
       <w:r>
         <w:rPr>
           <w:b/>
         </w:rPr>
-        <w:t>Parte</w:t>
+        <w:t>I. El Prestador declara que:</w:t>
       </w:r>
       <w:r>
         <w:rPr/>
-        <w:t>”, al tenor de las siguientes Declaraciones y Cláusulas.</w:t>
       </w:r>
     </w:p>
     <w:p>
       <w:pPr>
-        <w:keepNext/>
-        <w:spacing w:before="280"/>
-        <w:jc w:val="center"/>
-      </w:pPr>
-      <w:r>
-        <w:rPr>
-          <w:b/>
-          <w:caps/>
-          <w:sz w:val="24"/>
-        </w:rPr>
-        <w:t>Declaraciones</w:t>
+        <w:spacing w:after="40"/>
+        <w:ind w:left="567" w:hanging="397"/>
+        <w:jc w:val="both"/>
+      </w:pPr>
+      <w:r>
+        <w:rPr/>
+        <w:t>a)</w:t>
+        <w:tab/>
+        <w:t>Es una sociedad civil mexicana, RFC GTC200224IU3, constituida según escritura pública número [__________] de fecha [__________], otorgada ante el Notario Público número [__________] de [__________].</w:t>
+      </w:r>
+    </w:p>
+    <w:p>
+      <w:pPr>
+        <w:spacing w:after="40"/>
+        <w:ind w:left="567" w:hanging="397"/>
+        <w:jc w:val="both"/>
+      </w:pPr>
+      <w:r>
+        <w:rPr/>
+        <w:t>b)</w:t>
+        <w:tab/>
+        <w:t>Su representante legal, JUAN PABLO GARDUÑO VILCHIS, tiene facultades suficientes para celebrar este Contrato, según [__________], no revocadas ni limitadas.</w:t>
+      </w:r>
+    </w:p>
+    <w:p>
+      <w:pPr>
+        <w:spacing w:after="40"/>
+        <w:ind w:left="567" w:hanging="397"/>
+        <w:jc w:val="both"/>
+      </w:pPr>
+      <w:r>
+        <w:rPr/>
+        <w:t>c)</w:t>
+        <w:tab/>
+        <w:t>Su domicilio fiscal y convencional es Calle Ixtlixochitl, Manzana 38, Lote 55, Col. Adolfo Ruiz Cortines, Alcaldía Coyoacán, Ciudad de México, C.P. 04630; cuenta además con oficina en Av. Eje 10 Sur 156, Col. Selene, Alcaldía Tláhuac, Ciudad de México.</w:t>
       </w:r>
     </w:p>
     <w:p>
@@ -196,131 +201,109 @@
         <w:jc w:val="left"/>
       </w:pPr>
       <w:r>
+        <w:rPr/>
+      </w:r>
+      <w:r>
         <w:rPr>
           <w:b/>
         </w:rPr>
-        <w:t>I. Declara el Prestador, por conducto de su representante, que:</w:t>
+        <w:t>II. El Cliente declara que:</w:t>
+      </w:r>
+      <w:r>
+        <w:rPr/>
       </w:r>
     </w:p>
     <w:p>
       <w:pPr>
-        <w:ind w:left="567" w:hanging="340"/>
+        <w:spacing w:after="40"/>
+        <w:ind w:left="567" w:hanging="397"/>
         <w:jc w:val="both"/>
       </w:pPr>
       <w:r>
+        <w:rPr/>
         <w:t>a)</w:t>
         <w:tab/>
-      </w:r>
+        <w:t>Es una sociedad constituida y existente conforme a las leyes de [__________], con número de registro [__________] y domicilio en [__________].</w:t>
+      </w:r>
+    </w:p>
+    <w:p>
+      <w:pPr>
+        <w:spacing w:after="40"/>
+        <w:ind w:left="567" w:hanging="397"/>
+        <w:jc w:val="both"/>
+      </w:pPr>
       <w:r>
         <w:rPr/>
-        <w:t xml:space="preserve">Es una sociedad civil constituida conforme a las leyes mexicanas, inscrita en el Registro Federal de Contribuyentes con la clave GTC200224IU3 y con fecha de inicio de operaciones el 24 de febrero de 2020 (según su Constancia de Situación Fiscal), según escritura pública número </w:t>
+        <w:t>b)</w:t>
+        <w:tab/>
+        <w:t>Su representante tiene facultades suficientes para obligarlo en los términos de este Contrato, según [__________], no revocadas ni limitadas.</w:t>
+      </w:r>
+    </w:p>
+    <w:p>
+      <w:pPr>
+        <w:spacing w:after="40"/>
+        <w:ind w:left="567" w:hanging="397"/>
+        <w:jc w:val="both"/>
+      </w:pPr>
+      <w:r>
+        <w:rPr/>
+        <w:t>c)</w:t>
+        <w:tab/>
+        <w:t>La Información del Cliente es verdadera, completa, auténtica y vigente, y los recursos con que pagará proceden de fuentes lícitas.</w:t>
+      </w:r>
+    </w:p>
+    <w:p>
+      <w:pPr>
+        <w:spacing w:after="40"/>
+        <w:ind w:left="567" w:hanging="397"/>
+        <w:jc w:val="both"/>
+      </w:pPr>
+      <w:r>
+        <w:rPr/>
+        <w:t>d)</w:t>
+        <w:tab/>
+        <w:t>Revisó este Contrato con la asesoría y la traducción que eligió, y lo celebra sin error, dolo, mala fe, lesión ni otro vicio del consentimiento.</w:t>
+      </w:r>
+    </w:p>
+    <w:p>
+      <w:pPr>
+        <w:jc w:val="both"/>
+      </w:pPr>
+      <w:r>
+        <w:rPr/>
       </w:r>
       <w:r>
         <w:rPr>
           <w:b/>
         </w:rPr>
+        <w:t>III.</w:t>
       </w:r>
       <w:r>
         <w:rPr/>
+        <w:t xml:space="preserve"> Las Partes se reconocen la personalidad con que comparecen y celebran este Contrato civil conforme a los artículos 2606 a 2615 del Código Civil Federal y sus correlativos del Código Civil para la Ciudad de México.</w:t>
+      </w:r>
+    </w:p>
+    <w:p>
+      <w:pPr>
+        <w:spacing w:before="240"/>
+        <w:jc w:val="center"/>
+      </w:pPr>
+      <w:r>
+        <w:rPr>
+          <w:sz w:val="24"/>
+        </w:rPr>
       </w:r>
       <w:r>
         <w:rPr>
           <w:b/>
+          <w:sz w:val="24"/>
         </w:rPr>
-        <w:t>[__________]</w:t>
-      </w:r>
-      <w:r>
-        <w:rPr/>
-        <w:t xml:space="preserve"> de fecha </w:t>
+        <w:t>CLÁUSULAS</w:t>
       </w:r>
       <w:r>
         <w:rPr>
-          <w:b/>
+          <w:sz w:val="24"/>
         </w:rPr>
-        <w:t>[__________]</w:t>
-      </w:r>
-      <w:r>
-        <w:rPr/>
-        <w:t xml:space="preserve">, otorgada ante el Notario Público número </w:t>
-      </w:r>
-      <w:r>
-        <w:rPr>
-          <w:b/>
-        </w:rPr>
-        <w:t>[__________]</w:t>
-      </w:r>
-      <w:r>
-        <w:rPr/>
-        <w:t xml:space="preserve"> de </w:t>
-      </w:r>
-      <w:r>
-        <w:rPr>
-          <w:b/>
-        </w:rPr>
-        <w:t>[__________]</w:t>
-      </w:r>
-      <w:r>
-        <w:rPr/>
-        <w:t>, con plena capacidad para obligarse en los términos del presente Contrato.</w:t>
-      </w:r>
-    </w:p>
-    <w:p>
-      <w:pPr>
-        <w:ind w:left="567" w:hanging="340"/>
-        <w:jc w:val="both"/>
-      </w:pPr>
-      <w:r>
-        <w:t>b)</w:t>
-        <w:tab/>
-      </w:r>
-      <w:r>
-        <w:rPr/>
-        <w:t>Su representante legal, JUAN PABLO GARDUÑO VILCHIS, cuenta con las facultades suficientes para celebrar el presente Contrato, según consta en [__________], mismas que no le han sido revocadas ni limitadas en forma alguna.</w:t>
-      </w:r>
-    </w:p>
-    <w:p>
-      <w:pPr>
-        <w:ind w:left="567" w:hanging="340"/>
-        <w:jc w:val="both"/>
-      </w:pPr>
-      <w:r>
-        <w:t>c)</w:t>
-        <w:tab/>
-      </w:r>
-      <w:r>
-        <w:rPr/>
-        <w:t>Es una firma familiar de consultoría fiscal y legal cuyo equipo cuenta con más de veinticinco años de experiencia en materia legal y más de cinco años de experiencia en la atención de empresas de origen chino, y dispone de los conocimientos, recursos humanos y medios necesarios para prestar los Servicios.</w:t>
-      </w:r>
-    </w:p>
-    <w:p>
-      <w:pPr>
-        <w:ind w:left="567" w:hanging="340"/>
-        <w:jc w:val="both"/>
-      </w:pPr>
-      <w:r>
-        <w:t>d)</w:t>
-        <w:tab/>
-      </w:r>
-      <w:r>
-        <w:rPr/>
-        <w:t>Tiene su domicilio fiscal, que también señala para efectos del presente Contrato, en Calle Ixtlixochitl, Manzana 38, Lote 55, Col. Adolfo Ruiz Cortines, Alcaldía Coyoacán, Ciudad de México, C.P. 04630 (entre Calle Nahuayotzin y Calle Ilhuicamina)</w:t>
-      </w:r>
-      <w:r>
-        <w:rPr>
-          <w:b/>
-        </w:rPr>
-      </w:r>
-      <w:r>
-        <w:rPr/>
-      </w:r>
-      <w:r>
-        <w:rPr>
-          <w:b/>
-        </w:rPr>
-      </w:r>
-      <w:r>
-        <w:rPr/>
-        <w:t>, y cuenta además con oficina en Av. Eje 10 Sur 156, Col. Selene, Alcaldía Tláhuac, Ciudad de México. Sus teléfonos de contacto son +52 55 7914 2013 y +52 55 3913 6467.</w:t>
       </w:r>
     </w:p>
     <w:p>
@@ -330,167 +313,17 @@
         <w:jc w:val="left"/>
       </w:pPr>
       <w:r>
-        <w:rPr>
-          <w:b/>
-        </w:rPr>
-        <w:t>II. Declara el Cliente, por conducto de su representante legal, que:</w:t>
-      </w:r>
-    </w:p>
-    <w:p>
-      <w:pPr>
-        <w:ind w:left="567" w:hanging="340"/>
-        <w:jc w:val="both"/>
-      </w:pPr>
-      <w:r>
-        <w:t>a)</w:t>
-        <w:tab/>
-      </w:r>
-      <w:r>
         <w:rPr/>
-        <w:t xml:space="preserve">Es una sociedad legalmente constituida y existente conforme a las leyes de </w:t>
-      </w:r>
-      <w:r>
-        <w:rPr>
-          <w:b/>
-        </w:rPr>
-        <w:t>[__________]</w:t>
-      </w:r>
-      <w:r>
-        <w:rPr/>
-        <w:t xml:space="preserve">, según consta en </w:t>
-      </w:r>
-      <w:r>
-        <w:rPr>
-          <w:b/>
-        </w:rPr>
-        <w:t>[__________]</w:t>
-      </w:r>
-      <w:r>
-        <w:rPr/>
-        <w:t xml:space="preserve">, con número de registro o identificación fiscal en su país de origen </w:t>
-      </w:r>
-      <w:r>
-        <w:rPr>
-          <w:b/>
-        </w:rPr>
-        <w:t>[__________]</w:t>
-      </w:r>
-      <w:r>
-        <w:rPr/>
-        <w:t xml:space="preserve">, y con domicilio en </w:t>
-      </w:r>
-      <w:r>
-        <w:rPr>
-          <w:b/>
-        </w:rPr>
-        <w:t>[__________]</w:t>
-      </w:r>
-      <w:r>
-        <w:rPr/>
-        <w:t>.</w:t>
-      </w:r>
-    </w:p>
-    <w:p>
-      <w:pPr>
-        <w:ind w:left="567" w:hanging="340"/>
-        <w:jc w:val="both"/>
-      </w:pPr>
-      <w:r>
-        <w:t>b)</w:t>
-        <w:tab/>
-      </w:r>
-      <w:r>
-        <w:rPr/>
-        <w:t xml:space="preserve">Su representante legal cuenta con facultades suficientes para celebrar el presente Contrato y obligar al Cliente en sus términos, según consta en </w:t>
-      </w:r>
-      <w:r>
-        <w:rPr>
-          <w:b/>
-        </w:rPr>
-        <w:t>[__________]</w:t>
-      </w:r>
-      <w:r>
-        <w:rPr/>
-        <w:t>, facultades que no le han sido revocadas ni limitadas.</w:t>
-      </w:r>
-    </w:p>
-    <w:p>
-      <w:pPr>
-        <w:ind w:left="567" w:hanging="340"/>
-        <w:jc w:val="both"/>
-      </w:pPr>
-      <w:r>
-        <w:t>c)</w:t>
-        <w:tab/>
-      </w:r>
-      <w:r>
-        <w:rPr/>
-        <w:t>Toda la información y documentación que ha proporcionado y proporcione al Prestador es verdadera, completa, auténtica y vigente, y los recursos con los que pagará los Servicios y los Gastos de Terceros proceden de fuentes lícitas.</w:t>
-      </w:r>
-    </w:p>
-    <w:p>
-      <w:pPr>
-        <w:ind w:left="567" w:hanging="340"/>
-        <w:jc w:val="both"/>
-      </w:pPr>
-      <w:r>
-        <w:t>d)</w:t>
-        <w:tab/>
-      </w:r>
-      <w:r>
-        <w:rPr/>
-        <w:t>Ha leído, comprendido y analizado el presente Contrato, ha tenido oportunidad de obtener asesoría independiente y, en su caso, la traducción que estime conveniente a su costa, y lo celebra libremente, sin que exista error, dolo, mala fe, lesión ni cualquier otro vicio del consentimiento.</w:t>
-      </w:r>
-    </w:p>
-    <w:p>
-      <w:pPr>
-        <w:keepNext/>
-        <w:spacing w:before="160"/>
-        <w:jc w:val="left"/>
-      </w:pPr>
-      <w:r>
-        <w:rPr>
-          <w:b/>
-        </w:rPr>
-        <w:t>III. Declaran ambas Partes que:</w:t>
-      </w:r>
-    </w:p>
-    <w:p>
-      <w:pPr>
-        <w:jc w:val="both"/>
-      </w:pPr>
-      <w:r>
-        <w:rPr/>
-        <w:t>Se reconocen mutuamente la personalidad y facultades con que comparecen y es su voluntad celebrar el presente Contrato, de naturaleza civil, conforme a los artículos 2606 a 2615 y demás aplicables del Código Civil Federal y del Código Civil aplicable en la Ciudad de México, al tenor de las siguientes:</w:t>
-      </w:r>
-    </w:p>
-    <w:p>
-      <w:pPr>
-        <w:keepNext/>
-        <w:spacing w:before="280"/>
-        <w:jc w:val="center"/>
-      </w:pPr>
-      <w:r>
-        <w:rPr>
-          <w:b/>
-          <w:caps/>
-          <w:sz w:val="24"/>
-        </w:rPr>
-        <w:t>Cláusulas</w:t>
-      </w:r>
-    </w:p>
-    <w:p>
-      <w:pPr>
-        <w:keepNext/>
-        <w:spacing w:before="160"/>
-        <w:jc w:val="left"/>
-      </w:pPr>
+      </w:r>
       <w:r>
         <w:rPr>
           <w:b/>
         </w:rPr>
         <w:t>PRIMERA. Definiciones.</w:t>
       </w:r>
+      <w:r>
+        <w:rPr/>
+      </w:r>
     </w:p>
     <w:p>
       <w:pPr>
@@ -498,67 +331,76 @@
       </w:pPr>
       <w:r>
         <w:rPr/>
-        <w:t>Para efectos del presente Contrato y sus Anexos, los siguientes términos, en singular o plural, tendrán el significado que se les atribuye a continuación:</w:t>
+        <w:t>Los términos con mayúscula inicial tienen el significado siguiente, en singular o plural:</w:t>
       </w:r>
     </w:p>
     <w:p>
       <w:pPr>
-        <w:ind w:left="567" w:hanging="340"/>
+        <w:spacing w:after="40"/>
+        <w:ind w:left="567" w:hanging="397"/>
         <w:jc w:val="both"/>
       </w:pPr>
       <w:r>
+        <w:rPr/>
         <w:t>1.</w:t>
         <w:tab/>
+        <w:t>“</w:t>
       </w:r>
       <w:r>
         <w:rPr>
           <w:b/>
         </w:rPr>
-        <w:t>“Anexos”</w:t>
+        <w:t>Anexos</w:t>
       </w:r>
       <w:r>
         <w:rPr/>
-        <w:t>: el Anexo A (Alcance y Entregables), el Anexo B (Honorarios y Gastos de Terceros) y el Anexo C (Lista de Documentos), así como cualquier Anexo Adicional, los cuales forman parte integrante del presente Contrato.</w:t>
+        <w:t>”: Anexo A (Alcance, Entregables y tiempos), Anexo B (Honorarios y Gastos de Terceros) y Anexo C (Documentos), y cualquier Anexo Adicional; forman parte del Contrato.</w:t>
       </w:r>
     </w:p>
     <w:p>
       <w:pPr>
-        <w:ind w:left="567" w:hanging="340"/>
+        <w:spacing w:after="40"/>
+        <w:ind w:left="567" w:hanging="397"/>
         <w:jc w:val="both"/>
       </w:pPr>
       <w:r>
+        <w:rPr/>
         <w:t>2.</w:t>
         <w:tab/>
+        <w:t>“</w:t>
       </w:r>
       <w:r>
         <w:rPr>
           <w:b/>
         </w:rPr>
-        <w:t>“Anexo Adicional”</w:t>
+        <w:t>Anexo Adicional</w:t>
       </w:r>
       <w:r>
         <w:rPr/>
-        <w:t>: el documento firmado por ambas Partes mediante el cual se incorpora al presente Contrato la prestación de los Servicios respecto de una o más Empresas Adicionales.</w:t>
+        <w:t>”: documento firmado por las Partes que incorpora una Empresa Adicional.</w:t>
       </w:r>
     </w:p>
     <w:p>
       <w:pPr>
-        <w:ind w:left="567" w:hanging="340"/>
+        <w:spacing w:after="40"/>
+        <w:ind w:left="567" w:hanging="397"/>
         <w:jc w:val="both"/>
       </w:pPr>
       <w:r>
+        <w:rPr/>
         <w:t>3.</w:t>
         <w:tab/>
+        <w:t>“</w:t>
       </w:r>
       <w:r>
         <w:rPr>
           <w:b/>
         </w:rPr>
-        <w:t>“Autoridad”</w:t>
+        <w:t>Autoridad</w:t>
       </w:r>
       <w:r>
         <w:rPr/>
-        <w:t>: el Servicio de Administración Tributaria (“</w:t>
+        <w:t>”: el Servicio de Administración Tributaria (“</w:t>
       </w:r>
       <w:r>
         <w:rPr>
@@ -568,227 +410,283 @@
       </w:r>
       <w:r>
         <w:rPr/>
-        <w:t>”) y cualquier otra autoridad, dependencia, oficina consular, autoridad de apostilla o entidad gubernamental, mexicana o extranjera, que intervenga en los Trámites.</w:t>
+        <w:t>”), la Secretaría de Economía y cualquier otra autoridad mexicana o extranjera que intervenga en los Trámites.</w:t>
       </w:r>
     </w:p>
     <w:p>
       <w:pPr>
-        <w:ind w:left="567" w:hanging="340"/>
+        <w:spacing w:after="40"/>
+        <w:ind w:left="567" w:hanging="397"/>
         <w:jc w:val="both"/>
       </w:pPr>
       <w:r>
+        <w:rPr/>
         <w:t>4.</w:t>
         <w:tab/>
+        <w:t>“</w:t>
       </w:r>
       <w:r>
         <w:rPr>
           <w:b/>
         </w:rPr>
-        <w:t>“Canales Autorizados”</w:t>
+        <w:t>Canales Autorizados</w:t>
       </w:r>
       <w:r>
         <w:rPr/>
-        <w:t>: los medios de comunicación señalados en la Cláusula Vigésima Primera.</w:t>
+        <w:t>”: los medios de la Cláusula Décima Sexta.</w:t>
       </w:r>
     </w:p>
     <w:p>
       <w:pPr>
-        <w:ind w:left="567" w:hanging="340"/>
+        <w:spacing w:after="40"/>
+        <w:ind w:left="567" w:hanging="397"/>
         <w:jc w:val="both"/>
       </w:pPr>
       <w:r>
+        <w:rPr/>
         <w:t>5.</w:t>
         <w:tab/>
+        <w:t>“</w:t>
       </w:r>
       <w:r>
         <w:rPr>
           <w:b/>
         </w:rPr>
-        <w:t>“Constancia de Situación Fiscal”</w:t>
+        <w:t>Certificado Notarial</w:t>
       </w:r>
       <w:r>
         <w:rPr/>
-        <w:t xml:space="preserve"> o </w:t>
+        <w:t>”: instrumento único emitido por notario público del país de origen que certifica como copias fieles los documentos del Anexo C, conforme al modelo del Prestador, con apostilla.</w:t>
+      </w:r>
+    </w:p>
+    <w:p>
+      <w:pPr>
+        <w:spacing w:after="40"/>
+        <w:ind w:left="567" w:hanging="397"/>
+        <w:jc w:val="both"/>
+      </w:pPr>
+      <w:r>
+        <w:rPr/>
+        <w:t>6.</w:t>
+        <w:tab/>
+        <w:t>“</w:t>
       </w:r>
       <w:r>
         <w:rPr>
           <w:b/>
         </w:rPr>
-        <w:t>“CSF”</w:t>
+        <w:t>CSF</w:t>
       </w:r>
       <w:r>
         <w:rPr/>
-        <w:t>: el documento emitido por el SAT que acredita la situación fiscal del Cliente en el RFC.</w:t>
+        <w:t>”: Constancia de Situación Fiscal emitida por el SAT.</w:t>
       </w:r>
     </w:p>
     <w:p>
       <w:pPr>
-        <w:ind w:left="567" w:hanging="340"/>
+        <w:spacing w:after="40"/>
+        <w:ind w:left="567" w:hanging="397"/>
         <w:jc w:val="both"/>
       </w:pPr>
       <w:r>
-        <w:t>6.</w:t>
+        <w:rPr/>
+        <w:t>7.</w:t>
         <w:tab/>
+        <w:t>“</w:t>
       </w:r>
       <w:r>
         <w:rPr>
           <w:b/>
         </w:rPr>
-        <w:t>“Datos Personales”</w:t>
+        <w:t>Día Hábil</w:t>
       </w:r>
       <w:r>
         <w:rPr/>
-        <w:t>: cualquier información concerniente a una persona física identificada o identificable, en términos de la legislación mexicana en materia de protección de datos personales en posesión de los particulares vigente (“</w:t>
+        <w:t>”: día de lunes a viernes, excepto los días inhábiles del SAT.</w:t>
+      </w:r>
+    </w:p>
+    <w:p>
+      <w:pPr>
+        <w:spacing w:after="40"/>
+        <w:ind w:left="567" w:hanging="397"/>
+        <w:jc w:val="both"/>
+      </w:pPr>
+      <w:r>
+        <w:rPr/>
+        <w:t>8.</w:t>
+        <w:tab/>
+        <w:t>“</w:t>
       </w:r>
       <w:r>
         <w:rPr>
           <w:b/>
         </w:rPr>
-        <w:t>LFPDPPP</w:t>
+        <w:t>Documentación Completa</w:t>
       </w:r>
       <w:r>
         <w:rPr/>
-        <w:t>”).</w:t>
+        <w:t>”: el Certificado Notarial con los seis documentos del Anexo C, apostillado, sin errores ni discrepancias respecto del texto del Poder y del modelo del Prestador, recibido físicamente en la Ciudad de México.</w:t>
       </w:r>
     </w:p>
     <w:p>
       <w:pPr>
-        <w:ind w:left="567" w:hanging="340"/>
+        <w:spacing w:after="40"/>
+        <w:ind w:left="567" w:hanging="397"/>
         <w:jc w:val="both"/>
       </w:pPr>
       <w:r>
-        <w:t>7.</w:t>
+        <w:rPr/>
+        <w:t>9.</w:t>
         <w:tab/>
+        <w:t>“</w:t>
       </w:r>
       <w:r>
         <w:rPr>
           <w:b/>
         </w:rPr>
-        <w:t>“e.firma”</w:t>
+        <w:t>e.firma</w:t>
       </w:r>
       <w:r>
         <w:rPr/>
-        <w:t>: la firma electrónica avanzada emitida por el SAT a favor del Cliente, integrada por el certificado digital (.cer), la clave privada (.key) y la contraseña de la clave privada, así como cualquier archivo de requerimiento o de respaldo asociado.</w:t>
+        <w:t>”: firma electrónica avanzada del Cliente emitida por el SAT: certificado (.cer), clave privada (.key) y contraseña de la clave privada.</w:t>
       </w:r>
     </w:p>
     <w:p>
       <w:pPr>
-        <w:ind w:left="567" w:hanging="340"/>
+        <w:spacing w:after="40"/>
+        <w:ind w:left="567" w:hanging="397"/>
         <w:jc w:val="both"/>
       </w:pPr>
       <w:r>
-        <w:t>8.</w:t>
+        <w:rPr/>
+        <w:t>10.</w:t>
         <w:tab/>
+        <w:t>“</w:t>
       </w:r>
       <w:r>
         <w:rPr>
           <w:b/>
         </w:rPr>
-        <w:t>“Empresa Adicional”</w:t>
+        <w:t>Empresa Adicional</w:t>
       </w:r>
       <w:r>
         <w:rPr/>
-        <w:t>: cualquier persona moral distinta del Cliente, vinculada o referida por éste, respecto de la cual se contraten Servicios mediante un Anexo Adicional.</w:t>
+        <w:t>”: persona moral distinta del Cliente incorporada mediante Anexo Adicional.</w:t>
       </w:r>
     </w:p>
     <w:p>
       <w:pPr>
-        <w:ind w:left="567" w:hanging="340"/>
+        <w:spacing w:after="40"/>
+        <w:ind w:left="567" w:hanging="397"/>
         <w:jc w:val="both"/>
       </w:pPr>
       <w:r>
-        <w:t>9.</w:t>
+        <w:rPr/>
+        <w:t>11.</w:t>
         <w:tab/>
+        <w:t>“</w:t>
       </w:r>
       <w:r>
         <w:rPr>
           <w:b/>
         </w:rPr>
-        <w:t>“Entrega”</w:t>
+        <w:t>Entrega</w:t>
       </w:r>
       <w:r>
         <w:rPr/>
-        <w:t>: el acto por el cual el Prestador pone a disposición del Cliente un Entregable a través de los Canales Autorizados o en forma física, según se indique en el Anexo A.</w:t>
+        <w:t>”: envío de un Entregable al Cliente por Canal Autorizado o en forma física.</w:t>
       </w:r>
     </w:p>
     <w:p>
       <w:pPr>
-        <w:ind w:left="567" w:hanging="340"/>
+        <w:spacing w:after="40"/>
+        <w:ind w:left="567" w:hanging="397"/>
         <w:jc w:val="both"/>
       </w:pPr>
       <w:r>
-        <w:t>10.</w:t>
+        <w:rPr/>
+        <w:t>12.</w:t>
         <w:tab/>
+        <w:t>“</w:t>
       </w:r>
       <w:r>
         <w:rPr>
           <w:b/>
         </w:rPr>
-        <w:t>“Entregables”</w:t>
+        <w:t>Entregables</w:t>
       </w:r>
       <w:r>
         <w:rPr/>
-        <w:t>: exclusivamente los documentos y resultados descritos como tales en el Anexo A.</w:t>
+        <w:t>”: exclusivamente los listados en el Anexo A.</w:t>
       </w:r>
     </w:p>
     <w:p>
       <w:pPr>
-        <w:ind w:left="567" w:hanging="340"/>
+        <w:spacing w:after="40"/>
+        <w:ind w:left="567" w:hanging="397"/>
         <w:jc w:val="both"/>
       </w:pPr>
       <w:r>
-        <w:t>11.</w:t>
+        <w:rPr/>
+        <w:t>13.</w:t>
         <w:tab/>
+        <w:t>“</w:t>
       </w:r>
       <w:r>
         <w:rPr>
           <w:b/>
         </w:rPr>
-        <w:t>“Gastos de Terceros”</w:t>
+        <w:t>Gastos de Terceros</w:t>
       </w:r>
       <w:r>
         <w:rPr/>
-        <w:t>: todas las cantidades que deban pagarse a personas distintas del Prestador para la realización de los Trámites, incluyendo, de forma enunciativa mas no limitativa, honorarios y derechos notariales, costos de apostilla o legalización, honorarios de perito traductor, mensajería y paquetería nacional e internacional, derechos, aprovechamientos o contribuciones ante la Autoridad, copias certificadas e impuestos que se generen sobre dichos conceptos.</w:t>
+        <w:t>”: cantidades pagaderas a personas distintas del Prestador para los Trámites, listadas en el Anexo B.</w:t>
       </w:r>
     </w:p>
     <w:p>
       <w:pPr>
-        <w:ind w:left="567" w:hanging="340"/>
+        <w:spacing w:after="40"/>
+        <w:ind w:left="567" w:hanging="397"/>
         <w:jc w:val="both"/>
       </w:pPr>
       <w:r>
-        <w:t>12.</w:t>
+        <w:rPr/>
+        <w:t>14.</w:t>
         <w:tab/>
+        <w:t>“</w:t>
       </w:r>
       <w:r>
         <w:rPr>
           <w:b/>
         </w:rPr>
-        <w:t>“Gasto Devengado”</w:t>
+        <w:t>Gasto Devengado</w:t>
       </w:r>
       <w:r>
         <w:rPr/>
-        <w:t>: el Gasto de Terceros que ya fue pagado, comprometido, facturado o cuya cancelación genere cargo a favor del tercero, desde el momento en que el Prestador lo cubra o contraiga la obligación correspondiente.</w:t>
+        <w:t>”: Gasto de Terceros pagado, facturado o comprometido de forma que su cancelación genere cargo.</w:t>
       </w:r>
     </w:p>
     <w:p>
       <w:pPr>
-        <w:ind w:left="567" w:hanging="340"/>
+        <w:spacing w:after="40"/>
+        <w:ind w:left="567" w:hanging="397"/>
         <w:jc w:val="both"/>
       </w:pPr>
       <w:r>
-        <w:t>13.</w:t>
+        <w:rPr/>
+        <w:t>15.</w:t>
         <w:tab/>
+        <w:t>“</w:t>
       </w:r>
       <w:r>
         <w:rPr>
           <w:b/>
         </w:rPr>
-        <w:t>“Honorarios”</w:t>
+        <w:t>Honorarios</w:t>
       </w:r>
       <w:r>
         <w:rPr/>
-        <w:t>: la contraprestación a favor del Prestador por los Servicios, conforme al Anexo B, la cual no incluye Gastos de Terceros ni el Impuesto al Valor Agregado (“</w:t>
+        <w:t>”: contraprestación del Prestador conforme al Anexo B; no incluye Gastos de Terceros ni el Impuesto al Valor Agregado (“</w:t>
       </w:r>
       <w:r>
         <w:rPr>
@@ -803,162 +701,137 @@
     </w:p>
     <w:p>
       <w:pPr>
-        <w:ind w:left="567" w:hanging="340"/>
+        <w:spacing w:after="40"/>
+        <w:ind w:left="567" w:hanging="397"/>
         <w:jc w:val="both"/>
       </w:pPr>
       <w:r>
-        <w:t>14.</w:t>
+        <w:rPr/>
+        <w:t>16.</w:t>
         <w:tab/>
+        <w:t>“</w:t>
       </w:r>
       <w:r>
         <w:rPr>
           <w:b/>
         </w:rPr>
-        <w:t>“Información del Cliente”</w:t>
+        <w:t>Información del Cliente</w:t>
       </w:r>
       <w:r>
         <w:rPr/>
-        <w:t>: toda información, dato o documento que el Cliente, sus representantes, socios, empleados o terceros por cuenta de éste entreguen al Prestador.</w:t>
+        <w:t>”: toda información o documento que el Cliente o terceros por su cuenta entreguen al Prestador.</w:t>
       </w:r>
     </w:p>
     <w:p>
       <w:pPr>
-        <w:ind w:left="567" w:hanging="340"/>
+        <w:spacing w:after="40"/>
+        <w:ind w:left="567" w:hanging="397"/>
         <w:jc w:val="both"/>
       </w:pPr>
       <w:r>
-        <w:t>15.</w:t>
+        <w:rPr/>
+        <w:t>17.</w:t>
         <w:tab/>
+        <w:t>“</w:t>
       </w:r>
       <w:r>
         <w:rPr>
           <w:b/>
         </w:rPr>
-        <w:t>“Información Confidencial”</w:t>
+        <w:t>Periodo de Gracia</w:t>
       </w:r>
       <w:r>
         <w:rPr/>
-        <w:t>: tiene el significado previsto en la Cláusula Décima Sexta.</w:t>
+        <w:t>”: el definido en la Cláusula 9.4.</w:t>
       </w:r>
     </w:p>
     <w:p>
       <w:pPr>
-        <w:ind w:left="567" w:hanging="340"/>
+        <w:spacing w:after="40"/>
+        <w:ind w:left="567" w:hanging="397"/>
         <w:jc w:val="both"/>
       </w:pPr>
       <w:r>
-        <w:t>16.</w:t>
+        <w:rPr/>
+        <w:t>18.</w:t>
         <w:tab/>
+        <w:t>“</w:t>
       </w:r>
       <w:r>
         <w:rPr>
           <w:b/>
         </w:rPr>
-        <w:t>“Poder”</w:t>
+        <w:t>Poder</w:t>
       </w:r>
       <w:r>
         <w:rPr/>
-        <w:t>: el instrumento mediante el cual el Cliente otorga a la persona o personas que el Prestador designe las facultades específicas necesarias para realizar los Trámites, en el texto que el Prestador proporcione o apruebe por escrito.</w:t>
+        <w:t>”: poder otorgado por el Cliente a las personas que designe el Prestador, en el texto proporcionado por éste.</w:t>
       </w:r>
     </w:p>
     <w:p>
       <w:pPr>
-        <w:ind w:left="567" w:hanging="340"/>
+        <w:spacing w:after="40"/>
+        <w:ind w:left="567" w:hanging="397"/>
         <w:jc w:val="both"/>
       </w:pPr>
       <w:r>
-        <w:t>17.</w:t>
+        <w:rPr/>
+        <w:t>19.</w:t>
         <w:tab/>
+        <w:t>“</w:t>
       </w:r>
       <w:r>
         <w:rPr>
           <w:b/>
         </w:rPr>
-        <w:t>“RFC”</w:t>
+        <w:t>Servicios</w:t>
       </w:r>
       <w:r>
         <w:rPr/>
-        <w:t>: el Registro Federal de Contribuyentes a cargo del SAT.</w:t>
+        <w:t>”: exclusivamente los de la Cláusula 2.1 y el Anexo A.</w:t>
       </w:r>
     </w:p>
     <w:p>
       <w:pPr>
-        <w:ind w:left="567" w:hanging="340"/>
+        <w:spacing w:after="40"/>
+        <w:ind w:left="567" w:hanging="397"/>
         <w:jc w:val="both"/>
       </w:pPr>
       <w:r>
-        <w:t>18.</w:t>
+        <w:rPr/>
+        <w:t>20.</w:t>
         <w:tab/>
+        <w:t>“</w:t>
       </w:r>
       <w:r>
         <w:rPr>
           <w:b/>
         </w:rPr>
-        <w:t>“Servicios”</w:t>
+        <w:t>Trámites</w:t>
       </w:r>
       <w:r>
         <w:rPr/>
-        <w:t>: exclusivamente los servicios profesionales descritos en la Cláusula Segunda y en el Anexo A.</w:t>
-      </w:r>
-    </w:p>
-    <w:p>
-      <w:pPr>
-        <w:ind w:left="567" w:hanging="340"/>
-        <w:jc w:val="both"/>
-      </w:pPr>
-      <w:r>
-        <w:t>19.</w:t>
-        <w:tab/>
+        <w:t>”: (i) la traducción al español, del inglés o del idioma de origen, por perito traductor autorizado por el Poder Judicial de la Federación o por el Tribunal Superior de Justicia de la Ciudad de México (“</w:t>
       </w:r>
       <w:r>
         <w:rPr>
           <w:b/>
         </w:rPr>
-        <w:t>“Servicios Excluidos”</w:t>
+        <w:t>Perito</w:t>
       </w:r>
       <w:r>
         <w:rPr/>
-        <w:t>: los servicios señalados en la Cláusula Tercera.</w:t>
-      </w:r>
-    </w:p>
-    <w:p>
-      <w:pPr>
-        <w:ind w:left="567" w:hanging="340"/>
-        <w:jc w:val="both"/>
-      </w:pPr>
-      <w:r>
-        <w:t>20.</w:t>
-        <w:tab/>
+        <w:t>”); (ii) la protocolización del Certificado Notarial ante notario público mexicano; (iii) la consulta ante la Secretaría de Economía; (iv) la inscripción del Cliente en el Registro Federal de Contribuyentes (“</w:t>
       </w:r>
       <w:r>
         <w:rPr>
           <w:b/>
         </w:rPr>
-        <w:t>“Trámites”</w:t>
+        <w:t>RFC</w:t>
       </w:r>
       <w:r>
         <w:rPr/>
-        <w:t>: la protocolización ante notario público mexicano del instrumento notarial otorgado en el país de origen, que contiene el Poder; la traducción al español, del inglés o del idioma en que consten, por perito traductor autorizado, de los documentos que el Cliente entregue; la consulta ante la Secretaría de Economía que se requiera para los Trámites; la provisión o facilitación de un domicilio fiscal para la inscripción en el RFC conforme a la Cláusula 9.4; la inscripción del Cliente en el RFC, la obtención de la e.firma y la obtención de la CSF.</w:t>
-      </w:r>
-    </w:p>
-    <w:p>
-      <w:pPr>
-        <w:ind w:left="567" w:hanging="340"/>
-        <w:jc w:val="both"/>
-      </w:pPr>
-      <w:r>
-        <w:t>21.</w:t>
-        <w:tab/>
-      </w:r>
-      <w:r>
-        <w:rPr>
-          <w:b/>
-        </w:rPr>
-        <w:t>“Día Hábil”</w:t>
-      </w:r>
-      <w:r>
-        <w:rPr/>
-        <w:t>: cualquier día, excepto sábados, domingos y los días en que las oficinas del SAT o los tribunales de la Ciudad de México no laboren.</w:t>
+        <w:t>”) como persona moral residente en el extranjero; (v) la obtención de la e.firma; y (vi) la obtención de la CSF.</w:t>
       </w:r>
     </w:p>
     <w:p>
@@ -967,12 +840,18 @@
         <w:spacing w:before="160"/>
         <w:jc w:val="left"/>
       </w:pPr>
+      <w:r>
+        <w:rPr/>
+      </w:r>
       <w:r>
         <w:rPr>
           <w:b/>
         </w:rPr>
         <w:t>SEGUNDA. Objeto.</w:t>
       </w:r>
+      <w:r>
+        <w:rPr/>
+      </w:r>
     </w:p>
     <w:p>
       <w:pPr>
@@ -980,87 +859,72 @@
       </w:pPr>
       <w:r>
         <w:rPr/>
-        <w:t>2.1. El Cliente encomienda al Prestador y éste se obliga a prestar, de forma independiente y con sus propios medios, los siguientes Servicios, respecto de una (1) sola persona moral, que es el Cliente (“</w:t>
-      </w:r>
-      <w:r>
-        <w:rPr>
-          <w:b/>
-        </w:rPr>
-        <w:t>Fase Piloto</w:t>
-      </w:r>
-      <w:r>
-        <w:rPr/>
-        <w:t>”):</w:t>
+        <w:t>2.1. El Prestador prestará al Cliente, respecto de una (1) persona moral, los Servicios siguientes:</w:t>
       </w:r>
     </w:p>
     <w:p>
       <w:pPr>
-        <w:ind w:left="567" w:hanging="340"/>
+        <w:spacing w:after="40"/>
+        <w:ind w:left="567" w:hanging="397"/>
         <w:jc w:val="both"/>
       </w:pPr>
       <w:r>
+        <w:rPr/>
         <w:t>a)</w:t>
         <w:tab/>
-      </w:r>
-      <w:r>
-        <w:rPr/>
-        <w:t>La gestión de la inscripción del Cliente en el RFC como persona moral extranjera ante el SAT;</w:t>
+        <w:t>Proporcionar el texto del Poder y el modelo de Certificado Notarial, y revisar los borradores que el Cliente le envíe antes de su firma;</w:t>
       </w:r>
     </w:p>
     <w:p>
       <w:pPr>
-        <w:ind w:left="567" w:hanging="340"/>
+        <w:spacing w:after="40"/>
+        <w:ind w:left="567" w:hanging="397"/>
         <w:jc w:val="both"/>
       </w:pPr>
       <w:r>
+        <w:rPr/>
         <w:t>b)</w:t>
         <w:tab/>
-      </w:r>
-      <w:r>
-        <w:rPr/>
-        <w:t>La gestión del trámite de obtención de la e.firma del Cliente;</w:t>
+        <w:t>Coordinar la traducción por Perito y la protocolización del Certificado Notarial;</w:t>
       </w:r>
     </w:p>
     <w:p>
       <w:pPr>
-        <w:ind w:left="567" w:hanging="340"/>
+        <w:spacing w:after="40"/>
+        <w:ind w:left="567" w:hanging="397"/>
         <w:jc w:val="both"/>
       </w:pPr>
       <w:r>
+        <w:rPr/>
         <w:t>c)</w:t>
         <w:tab/>
-      </w:r>
-      <w:r>
-        <w:rPr/>
-        <w:t>La obtención y Entrega de la Constancia de Situación Fiscal del Cliente;</w:t>
+        <w:t>Gestionar la consulta ante la Secretaría de Economía, la inscripción en el RFC, la e.firma y la CSF;</w:t>
       </w:r>
     </w:p>
     <w:p>
       <w:pPr>
-        <w:ind w:left="567" w:hanging="340"/>
+        <w:spacing w:after="40"/>
+        <w:ind w:left="567" w:hanging="397"/>
         <w:jc w:val="both"/>
       </w:pPr>
       <w:r>
+        <w:rPr/>
         <w:t>d)</w:t>
         <w:tab/>
-      </w:r>
-      <w:r>
-        <w:rPr/>
-        <w:t>La revisión previa del texto del Poder y de los documentos que el Cliente obtenga en su país de origen, y la coordinación de su traducción al español por perito traductor autorizado por el Poder Judicial de la Federación o por el Tribunal Superior de Justicia de la Ciudad de México, así como, en su caso, la protocolización del Poder ante notario público mexicano, en términos de la Cláusula Cuarta; y</w:t>
+        <w:t>Integrar el expediente y dar seguimiento a los Trámites; y</w:t>
       </w:r>
     </w:p>
     <w:p>
       <w:pPr>
-        <w:ind w:left="567" w:hanging="340"/>
+        <w:spacing w:after="40"/>
+        <w:ind w:left="567" w:hanging="397"/>
         <w:jc w:val="both"/>
       </w:pPr>
       <w:r>
+        <w:rPr/>
         <w:t>e)</w:t>
         <w:tab/>
-      </w:r>
-      <w:r>
-        <w:rPr/>
-        <w:t>La provisión o facilitación, por parte del Prestador, de un domicilio fiscal en México para efectos de la inscripción del Cliente en el RFC y la obtención de la e.firma, exclusivamente durante el periodo y en los términos previstos en la Cláusula 9.4.</w:t>
+        <w:t>Proporcionar o facilitar un domicilio fiscal en México para la inscripción en el RFC y la obtención de la e.firma, en los términos de las Cláusulas 9.4 a 9.7.</w:t>
       </w:r>
     </w:p>
     <w:p>
@@ -1069,7 +933,7 @@
       </w:pPr>
       <w:r>
         <w:rPr/>
-        <w:t>2.2. El alcance detallado, los Entregables y las etapas de los Servicios se describen en el Anexo A. Cualquier actividad no prevista expresamente en la Cláusula 2.1 o en el Anexo A se considerará fuera del alcance del presente Contrato.</w:t>
+        <w:t>2.2. Toda actividad no prevista en la Cláusula 2.1 o en el Anexo A está fuera del objeto del Contrato.</w:t>
       </w:r>
     </w:p>
     <w:p>
@@ -1088,7 +952,7 @@
       </w:r>
       <w:r>
         <w:rPr/>
-        <w:t xml:space="preserve"> Las Partes podrán incorporar Empresas Adicionales mediante la firma de un Anexo Adicional por cada una o más de ellas, en el cual se identificará a cada Empresa Adicional y se fijarán sus Honorarios y Gastos de Terceros. Al Anexo Adicional le serán aplicables todas las disposiciones del presente Contrato. Cada Empresa Adicional deberá suscribir el Anexo Adicional, o el Cliente se obligará solidariamente por ella. El descuento por volumen previsto en el Anexo B se aplicará únicamente sobre los Honorarios, nunca sobre los Gastos de Terceros, y sólo a partir de la firma del Anexo Adicional correspondiente, sin efectos retroactivos. Ni el Prestador ni el Cliente están obligados a celebrar Anexos Adicionales.</w:t>
+        <w:t xml:space="preserve"> Se incorporan sólo mediante Anexo Adicional firmado, que fijará sus Honorarios; el descuento por volumen del Anexo B aplica sólo sobre Honorarios de Empresas Adicionales, desde la firma de su Anexo Adicional. Ninguna Parte está obligada a firmar Anexos Adicionales.</w:t>
       </w:r>
     </w:p>
     <w:p>
@@ -1098,10 +962,16 @@
         <w:jc w:val="left"/>
       </w:pPr>
       <w:r>
+        <w:rPr/>
+      </w:r>
+      <w:r>
         <w:rPr>
           <w:b/>
         </w:rPr>
-        <w:t>TERCERA. Servicios Excluidos.</w:t>
+        <w:t>TERCERA. Servicios excluidos.</w:t>
+      </w:r>
+      <w:r>
+        <w:rPr/>
       </w:r>
     </w:p>
     <w:p>
@@ -1110,128 +980,94 @@
       </w:pPr>
       <w:r>
         <w:rPr/>
-        <w:t>3.1. Quedan expresamente excluidos del presente Contrato, y no forman parte de las obligaciones del Prestador, los siguientes servicios, aun cuando se relacionen con los Servicios:</w:t>
+        <w:t>3.1. No forman parte de los Servicios:</w:t>
       </w:r>
     </w:p>
     <w:p>
       <w:pPr>
-        <w:ind w:left="567" w:hanging="340"/>
+        <w:spacing w:after="40"/>
+        <w:ind w:left="567" w:hanging="397"/>
         <w:jc w:val="both"/>
       </w:pPr>
       <w:r>
+        <w:rPr/>
         <w:t>a)</w:t>
         <w:tab/>
-      </w:r>
-      <w:r>
-        <w:rPr/>
-        <w:t>La elaboración o presentación de declaraciones fiscales mensuales, bimestrales, anuales, informativas o de cualquier otra periodicidad;</w:t>
+        <w:t>Declaraciones, contabilidad, CFDI, nómina o cálculo de contribuciones;</w:t>
       </w:r>
     </w:p>
     <w:p>
       <w:pPr>
-        <w:ind w:left="567" w:hanging="340"/>
+        <w:spacing w:after="40"/>
+        <w:ind w:left="567" w:hanging="397"/>
         <w:jc w:val="both"/>
       </w:pPr>
       <w:r>
+        <w:rPr/>
         <w:t>b)</w:t>
         <w:tab/>
-      </w:r>
-      <w:r>
-        <w:rPr/>
-        <w:t>La contabilidad, contabilidad electrónica, emisión de comprobantes fiscales digitales (CFDI), conciliaciones, nómina o cálculo de contribuciones;</w:t>
+        <w:t>Cualquier asunto relativo al uso que el Cliente dé al RFC, la e.firma o la CSF, que es decisión y responsabilidad exclusiva del Cliente, y a sus cuentas en plataformas digitales o instituciones financieras;</w:t>
       </w:r>
     </w:p>
     <w:p>
       <w:pPr>
-        <w:ind w:left="567" w:hanging="340"/>
+        <w:spacing w:after="40"/>
+        <w:ind w:left="567" w:hanging="397"/>
         <w:jc w:val="both"/>
       </w:pPr>
       <w:r>
+        <w:rPr/>
         <w:t>c)</w:t>
         <w:tab/>
-      </w:r>
-      <w:r>
-        <w:rPr/>
-        <w:t>Cualquier asunto relacionado con el uso que el Cliente dé al RFC, a la e.firma o a la CSF, el cual es decisión y responsabilidad exclusiva del Cliente, así como con cuentas del Cliente en plataformas digitales, comercios electrónicos o instituciones financieras;</w:t>
+        <w:t>Asuntos aduaneros, de comercio exterior, migratorios, laborales, corporativos, de propiedad intelectual o de protección al consumidor;</w:t>
       </w:r>
     </w:p>
     <w:p>
       <w:pPr>
-        <w:ind w:left="567" w:hanging="340"/>
+        <w:spacing w:after="40"/>
+        <w:ind w:left="567" w:hanging="397"/>
         <w:jc w:val="both"/>
       </w:pPr>
       <w:r>
+        <w:rPr/>
         <w:t>d)</w:t>
         <w:tab/>
-      </w:r>
-      <w:r>
-        <w:rPr/>
-        <w:t>La obtención de cualquier resultado que dependa de la decisión, criterio, facultad discrecional, sistemas o disponibilidad de la Autoridad;</w:t>
+        <w:t>La defensa en procedimientos administrativos, de fiscalización o contenciosos, y la atención de requerimientos de la Autoridad posteriores a la Entrega;</w:t>
       </w:r>
     </w:p>
     <w:p>
       <w:pPr>
-        <w:ind w:left="567" w:hanging="340"/>
+        <w:spacing w:after="40"/>
+        <w:ind w:left="567" w:hanging="397"/>
         <w:jc w:val="both"/>
       </w:pPr>
       <w:r>
+        <w:rPr/>
         <w:t>e)</w:t>
         <w:tab/>
-      </w:r>
-      <w:r>
-        <w:rPr/>
-        <w:t>Asuntos aduaneros, de comercio exterior, migratorios, laborales, corporativos, de propiedad intelectual o de protección al consumidor;</w:t>
+        <w:t>Planeación fiscal, apertura de cuentas bancarias y el servicio mensual de domicilio fiscal posterior al Periodo de Gracia; y</w:t>
       </w:r>
     </w:p>
     <w:p>
       <w:pPr>
-        <w:ind w:left="567" w:hanging="340"/>
+        <w:spacing w:after="40"/>
+        <w:ind w:left="567" w:hanging="397"/>
         <w:jc w:val="both"/>
       </w:pPr>
       <w:r>
+        <w:rPr/>
         <w:t>f)</w:t>
         <w:tab/>
-      </w:r>
-      <w:r>
-        <w:rPr/>
-        <w:t>La defensa o representación en procedimientos administrativos, de fiscalización o contenciosos, así como la atención de requerimientos, aclaraciones o invitaciones de la Autoridad posteriores a la Entrega;</w:t>
+        <w:t>Los trámites en el país de origen de la Cláusula 4.1.</w:t>
       </w:r>
     </w:p>
     <w:p>
       <w:pPr>
-        <w:ind w:left="567" w:hanging="340"/>
         <w:jc w:val="both"/>
       </w:pPr>
       <w:r>
-        <w:t>g)</w:t>
-        <w:tab/>
-      </w:r>
-      <w:r>
         <w:rPr/>
-        <w:t>Cualquier opinión o planeación fiscal, la apertura de cuentas bancarias, así como el servicio continuo o mensual de domicilio fiscal posterior a la conclusión de los Trámites, el cual se contratará por separado; y</w:t>
-      </w:r>
-    </w:p>
-    <w:p>
-      <w:pPr>
-        <w:ind w:left="567" w:hanging="340"/>
-        <w:jc w:val="both"/>
-      </w:pPr>
-      <w:r>
-        <w:t>h)</w:t>
-        <w:tab/>
-      </w:r>
-      <w:r>
-        <w:rPr/>
-        <w:t>Cualquier otro servicio no previsto expresamente en la Cláusula Segunda o en el Anexo A.</w:t>
-      </w:r>
-    </w:p>
-    <w:p>
-      <w:pPr>
-        <w:jc w:val="both"/>
-      </w:pPr>
-      <w:r>
-        <w:rPr/>
-        <w:t>3.2. El cumplimiento fiscal periódico y cualquier otro de los Servicios Excluidos podrá contratarse por separado, mediante contrato o propuesta escrita independiente con sus propios honorarios. La prestación de cualquier asesoría informal por el Prestador sobre Servicios Excluidos no implicará la ampliación del objeto de este Contrato ni generará responsabilidad para el Prestador.</w:t>
+        <w:t>3.2. Los servicios excluidos podrán contratarse por separado mediante propuesta escrita con honorarios propios. Una opinión informal sobre ellos no amplía el objeto del Contrato.</w:t>
       </w:r>
     </w:p>
     <w:p>
@@ -1241,10 +1077,16 @@
         <w:jc w:val="left"/>
       </w:pPr>
       <w:r>
+        <w:rPr/>
+      </w:r>
+      <w:r>
         <w:rPr>
           <w:b/>
         </w:rPr>
-        <w:t>CUARTA. Documentos del país de origen y traducción por perito.</w:t>
+        <w:t>CUARTA. Documentos del país de origen; traducción y protocolización.</w:t>
+      </w:r>
+      <w:r>
+        <w:rPr/>
       </w:r>
     </w:p>
     <w:p>
@@ -1253,7 +1095,7 @@
       </w:pPr>
       <w:r>
         <w:rPr/>
-        <w:t>4.1. La firma del Poder ante notario público del país de origen, la emisión del Certificado Notarial, su apostilla o legalización y cualquier traducción realizada en el país de origen son responsabilidad exclusiva del Cliente, quien deberá gestionarlas y pagarlas directamente y entregarlas al Prestador ya concluidas. El Prestador proporcionará el texto del Poder y el modelo de Certificado Notarial y podrá revisar los borradores antes de su firma, pero no coordina, contrata ni responde por los notarios, autoridades de apostilla, traductores ni servicios de mensajería del país de origen.</w:t>
+        <w:t>4.1. Corresponden al Cliente, a su costa y bajo su responsabilidad: la firma del Poder ante notario del país de origen, la emisión del Certificado Notarial, su apostilla y cualquier traducción hecha en el país de origen. El Cliente entregará la Documentación Completa al Prestador. El Prestador no contrata ni responde por notarios, autoridades de apostilla, traductores ni mensajería del país de origen.</w:t>
       </w:r>
     </w:p>
     <w:p>
@@ -1262,13 +1104,16 @@
       </w:pPr>
       <w:r>
         <w:rPr/>
-        <w:t>4.2. La traducción al español por perito traductor autorizado por el Poder Judicial de la Federación o por el Tribunal Superior de Justicia de la Ciudad de México y, en su caso, la protocolización del Poder ante notario público mexicano se realizarán exclusivamente con o a través del Prestador, con el perito y el notario que éste designe o apruebe por escrito. El Cliente no podrá contratar dichos servicios por su cuenta ni con terceros no aprobados por el Prestador, y el Prestador no asume responsabilidad por traducciones o protocolizaciones realizadas sin su intervención.</w:t>
+        <w:t>4.2. La traducción por Perito y la protocolización se realizarán exclusivamente a través del Prestador, con el Perito y el notario mexicano que éste designe.</w:t>
       </w:r>
     </w:p>
     <w:p>
-      <w:pPr/>
-      <w:r>
-        <w:t>4.3. Si los documentos entregados por el Cliente llegan incompletos o presentan errores, omisiones, inconsistencias o apostilla o legalización defectuosa, no se ajustan al texto del Poder o al modelo proporcionado por el Prestador, o son observados o rechazados por el perito, el notario o la Autoridad: (a) los plazos a cargo del Prestador quedarán suspendidos hasta que el Cliente entregue los documentos corregidos; (b) el costo de rehacer, volver a apostillar, traducir, protocolizar o enviar los documentos, así como los Honorarios adicionales por el trabajo repetido, serán a cargo del Cliente; y (c) si el Cliente no los corrige, el Prestador podrá dar por terminado el Contrato conforme a la Cláusula Décima Cuarta, sin responsabilidad para el Prestador.</w:t>
+      <w:pPr>
+        <w:jc w:val="both"/>
+      </w:pPr>
+      <w:r>
+        <w:rPr/>
+        <w:t>4.3. Si la documentación recibida no constituye Documentación Completa, o es observada por el Perito, el notario o la Autoridad por causa ajena al Prestador: (a) los plazos del Anexo A se suspenden hasta la recepción de la documentación corregida; (b) el costo de rehacerla, apostillarla, traducirla, protocolizarla o enviarla de nuevo, y los Honorarios por trabajo repetido conforme al Anexo B, son a cargo del Cliente; y (c) si el Cliente no la corrige dentro de los treinta (30) días naturales siguientes al aviso del Prestador, éste podrá terminar el Contrato conforme a la Cláusula 12.2.</w:t>
       </w:r>
     </w:p>
     <w:p>
@@ -1277,7 +1122,7 @@
       </w:pPr>
       <w:r>
         <w:rPr/>
-        <w:t>4.4. El Prestador no será responsable por retrasos, costos, rechazos ni cualquier otra consecuencia derivada de los trámites realizados en el país de origen, incluidos los tiempos de notarios, autoridades de apostilla, traductores, autoridades extranjeras y mensajería internacional.</w:t>
+        <w:t>4.4. Los tiempos, costos y resultados de los trámites en el país de origen no son responsabilidad del Prestador.</w:t>
       </w:r>
     </w:p>
     <w:p>
@@ -1287,10 +1132,16 @@
         <w:jc w:val="left"/>
       </w:pPr>
       <w:r>
+        <w:rPr/>
+      </w:r>
+      <w:r>
         <w:rPr>
           <w:b/>
         </w:rPr>
-        <w:t>QUINTA. Naturaleza de las obligaciones del Prestador: obligación de medios.</w:t>
+        <w:t>QUINTA. Obligación de medios; responsabilidad por causa imputable.</w:t>
+      </w:r>
+      <w:r>
+        <w:rPr/>
       </w:r>
     </w:p>
     <w:p>
@@ -1309,7 +1160,7 @@
       </w:r>
       <w:r>
         <w:rPr/>
-        <w:t>. El Prestador se obliga a prestar los Servicios con la diligencia, pericia y ética profesional que exige su profesión, pero no garantiza la obtención de la inscripción en el RFC, de la e.firma, de la CSF ni de cualquier otro resultado.</w:t>
+        <w:t>. El Prestador actuará con la diligencia y pericia profesionales, sin garantizar la obtención del RFC, la e.firma o la CSF, ni fechas de citas o plazos de resolución, que dependen de la Autoridad. Los tiempos del Anexo A son estimaciones no vinculantes.</w:t>
       </w:r>
     </w:p>
     <w:p>
@@ -1318,51 +1169,35 @@
       </w:pPr>
       <w:r>
         <w:rPr/>
-        <w:t xml:space="preserve">5.2. El Cliente reconoce que la recepción, revisión, aprobación o rechazo de los Trámites, los plazos de resolución, la disponibilidad de citas, la operación de los sistemas electrónicos y los criterios aplicables dependen exclusivamente de la Autoridad y de terceros, por lo que se encuentran fuera del control del Prestador. En consecuencia, el Prestador </w:t>
+        <w:t>5.2. No constituyen incumplimiento del Prestador, salvo lo previsto en las Cláusulas 5.4 y 8.8 a 8.12: (a) rechazos, requerimientos, suspensiones o retrasos de la Autoridad no imputables al Prestador; (b) falta de citas o fallas de sistemas de la Autoridad; (c) cambios en la legislación o en los requisitos de la Autoridad; (d) actos u omisiones del Cliente o de terceros no designados por el Prestador; y (e) caso fortuito o fuerza mayor.</w:t>
+      </w:r>
+    </w:p>
+    <w:p>
+      <w:pPr>
+        <w:jc w:val="both"/>
+      </w:pPr>
+      <w:r>
+        <w:rPr/>
+        <w:t>5.3. Si la Autoridad exige documentos, comparecencias o pagos adicionales, el Prestador lo notificará al Cliente; los Gastos de Terceros adicionales son a cargo del Cliente. El trabajo adicional que exceda el número de atenciones del Anexo A se cotizará por escrito; si el Cliente no la acepta dentro de diez (10) Días Hábiles, cualquier Parte podrá terminar el Contrato mediante aviso escrito, con los efectos de la Cláusula 12.5.</w:t>
+      </w:r>
+    </w:p>
+    <w:p>
+      <w:pPr>
+        <w:jc w:val="both"/>
+      </w:pPr>
+      <w:r>
+        <w:rPr/>
+        <w:t xml:space="preserve">5.4. </w:t>
       </w:r>
       <w:r>
         <w:rPr>
           <w:b/>
         </w:rPr>
-        <w:t>no garantiza fechas de citas, plazos de atención ni plazos de resolución</w:t>
+        <w:t>Causa imputable al Prestador.</w:t>
       </w:r>
       <w:r>
         <w:rPr/>
-        <w:t>, y cualquier plazo estimado que comunique tendrá carácter meramente informativo y no vinculante.</w:t>
-      </w:r>
-    </w:p>
-    <w:p>
-      <w:pPr>
-        <w:jc w:val="both"/>
-      </w:pPr>
-      <w:r>
-        <w:t>5.3. Sin perjuicio de lo previsto en las Cláusulas 5.5 y 8.8 a 8.12, no constituirá incumplimiento del Prestador ni dará lugar a indemnización, por tratarse de causas ajenas a su control: (a) el rechazo, requerimiento, prevención, suspensión o retraso de la Autoridad no imputable al Prestador; (b) la falta de disponibilidad de citas; (c) fallas, cambios o mantenimiento de sistemas de la Autoridad; (d) cambios en la legislación, reglas, criterios o requisitos de la Autoridad; (e) el incumplimiento, retraso o error del Cliente o de terceros que no estén bajo la dirección del Prestador; ni (f) caso fortuito o fuerza mayor.</w:t>
-      </w:r>
-    </w:p>
-    <w:p>
-      <w:pPr>
-        <w:jc w:val="both"/>
-      </w:pPr>
-      <w:r>
-        <w:rPr/>
-        <w:t>5.4. Si la Autoridad modifica sus requisitos o exige documentación o comparecencias adicionales, el Prestador lo notificará al Cliente, y los Gastos de Terceros adicionales correrán a cargo del Cliente. Si ello implica trabajo profesional adicional sustancial, las Partes acordarán por escrito los Honorarios adicionales; a falta de acuerdo, cualquiera de las Partes podrá terminar el Contrato conforme a la Cláusula Décima Cuarta.</w:t>
-      </w:r>
-    </w:p>
-    <w:p>
-      <w:pPr>
-        <w:jc w:val="both"/>
-      </w:pPr>
-      <w:r>
-        <w:t xml:space="preserve">5.5. </w:t>
-      </w:r>
-      <w:r>
-        <w:rPr>
-          <w:b/>
-        </w:rPr>
-        <w:t>Responsabilidad del Prestador por causas imputables.</w:t>
-      </w:r>
-      <w:r>
-        <w:t xml:space="preserve"> Si un rechazo, requerimiento, error u omisión es imputable a negligencia, error o falta de diligencia del Prestador o de su personal, el Prestador: (a) rehará, corregirá o volverá a presentar el trabajo afectado sin Honorarios adicionales, dentro de un plazo razonable; y (b) cubrirá los Gastos de Terceros adicionales que dicho error genere directamente. Si, aun así, el Trámite no pudiera concluirse por esa causa, el Cliente tendrá derecho a la devolución de los Honorarios pagados correspondientes a las etapas no concluidas, conforme a la Cláusula 8.11, sujeto al límite de la Cláusula 11.1.</w:t>
+        <w:t xml:space="preserve"> Si un rechazo, error u omisión se debe a culpa o negligencia del Prestador o de su personal, el Prestador: (a) corregirá y volverá a presentar el trabajo sin Honorarios adicionales dentro de los diez (10) Días Hábiles siguientes a que conozca el error, salvo que el plazo dependa de la Autoridad; y (b) pagará los Gastos de Terceros adicionales causados directamente por el error. Si el Trámite no puede concluirse por esa causa, el Cliente recibirá la devolución del 100% de los Honorarios pagados de las etapas no concluidas, dentro del plazo de la Cláusula 8.11(c).</w:t>
       </w:r>
     </w:p>
     <w:p>
@@ -1371,12 +1206,18 @@
         <w:spacing w:before="160"/>
         <w:jc w:val="left"/>
       </w:pPr>
+      <w:r>
+        <w:rPr/>
+      </w:r>
       <w:r>
         <w:rPr>
           <w:b/>
         </w:rPr>
         <w:t>SEXTA. Obligaciones del Cliente.</w:t>
       </w:r>
+      <w:r>
+        <w:rPr/>
+      </w:r>
     </w:p>
     <w:p>
       <w:pPr>
@@ -1384,100 +1225,16 @@
       </w:pPr>
       <w:r>
         <w:rPr/>
-        <w:t>El Cliente se obliga a:</w:t>
+        <w:t>6.1. El Cliente se obliga a: (a) entregar la Documentación Completa y la información que el Prestador o la Autoridad soliciten, dentro de los cinco (5) Días Hábiles siguientes a la solicitud; (b) firmar el Poder en el texto del Prestador, sin modificaciones no aprobadas por escrito; (c) comparecer o validar ante la Autoridad o el notario cuando éstos lo exijan; (d) pagar conforme a la Cláusula Octava; (e) responder por Canal Autorizado dentro de los cinco (5) Días Hábiles siguientes a cada solicitud; (f) avisar por escrito cualquier cambio en su información, representantes o socios dentro de los cinco (5) Días Hábiles siguientes; y (g) no gestionar los Trámites ante la Autoridad directamente ni por terceros mientras el Contrato esté vigente.</w:t>
       </w:r>
     </w:p>
     <w:p>
       <w:pPr>
-        <w:ind w:left="567" w:hanging="340"/>
         <w:jc w:val="both"/>
       </w:pPr>
       <w:r>
-        <w:t>a)</w:t>
-        <w:tab/>
-      </w:r>
-      <w:r>
         <w:rPr/>
-        <w:t>Entregar oportunamente la documentación e información señaladas en el Anexo C, así como cualquier otra que el Prestador o la Autoridad le requieran, dentro de los cinco (5) Días Hábiles siguientes a su solicitud, salvo que se indique un plazo distinto;</w:t>
-      </w:r>
-    </w:p>
-    <w:p>
-      <w:pPr>
-        <w:ind w:left="567" w:hanging="340"/>
-        <w:jc w:val="both"/>
-      </w:pPr>
-      <w:r>
-        <w:t>b)</w:t>
-        <w:tab/>
-      </w:r>
-      <w:r>
-        <w:rPr/>
-        <w:t>Firmar el Poder en el texto que el Prestador proporcione o apruebe y llevar a cabo los actos de firma, comparecencia, identificación o validación que se requieran, incluida, en su caso, la comparecencia personal de su representante legal ante la Autoridad o el notario;</w:t>
-      </w:r>
-    </w:p>
-    <w:p>
-      <w:pPr>
-        <w:ind w:left="567" w:hanging="340"/>
-        <w:jc w:val="both"/>
-      </w:pPr>
-      <w:r>
-        <w:t>c)</w:t>
-        <w:tab/>
-      </w:r>
-      <w:r>
-        <w:rPr/>
-        <w:t>Pagar los Honorarios y los Gastos de Terceros en los términos de la Cláusula Octava y el Anexo B;</w:t>
-      </w:r>
-    </w:p>
-    <w:p>
-      <w:pPr>
-        <w:ind w:left="567" w:hanging="340"/>
-        <w:jc w:val="both"/>
-      </w:pPr>
-      <w:r>
-        <w:t>d)</w:t>
-        <w:tab/>
-      </w:r>
-      <w:r>
-        <w:rPr/>
-        <w:t>Responder las solicitudes del Prestador a través de los Canales Autorizados;</w:t>
-      </w:r>
-    </w:p>
-    <w:p>
-      <w:pPr>
-        <w:ind w:left="567" w:hanging="340"/>
-        <w:jc w:val="both"/>
-      </w:pPr>
-      <w:r>
-        <w:t>e)</w:t>
-        <w:tab/>
-      </w:r>
-      <w:r>
-        <w:rPr/>
-        <w:t>Informar inmediatamente por escrito al Prestador de cualquier cambio en su información, representantes, socios, beneficiarios controladores o domicilio; y</w:t>
-      </w:r>
-    </w:p>
-    <w:p>
-      <w:pPr>
-        <w:ind w:left="567" w:hanging="340"/>
-        <w:jc w:val="both"/>
-      </w:pPr>
-      <w:r>
-        <w:t>f)</w:t>
-        <w:tab/>
-      </w:r>
-      <w:r>
-        <w:rPr/>
-        <w:t>Abstenerse de realizar gestiones ante la Autoridad respecto de los Trámites sin previo aviso al Prestador.</w:t>
-      </w:r>
-    </w:p>
-    <w:p>
-      <w:pPr>
-        <w:jc w:val="both"/>
-      </w:pPr>
-      <w:r>
-        <w:rPr/>
-        <w:t>Los plazos a cargo del Prestador se suspenderán, sin responsabilidad para éste, durante todo el tiempo en que el Cliente no cumpla con cualquiera de las obligaciones anteriores.</w:t>
+        <w:t>6.2. Los plazos del Prestador se suspenden mientras el Cliente incumpla cualquiera de estas obligaciones.</w:t>
       </w:r>
     </w:p>
     <w:p>
@@ -1487,10 +1244,16 @@
         <w:jc w:val="left"/>
       </w:pPr>
       <w:r>
+        <w:rPr/>
+      </w:r>
+      <w:r>
         <w:rPr>
           <w:b/>
         </w:rPr>
-        <w:t>SÉPTIMA. Declaraciones y garantías del Cliente; prevención de lavado de dinero; identificación.</w:t>
+        <w:t>SÉPTIMA. Garantías del Cliente; prevención de lavado de dinero.</w:t>
+      </w:r>
+      <w:r>
+        <w:rPr/>
       </w:r>
     </w:p>
     <w:p>
@@ -1499,77 +1262,7 @@
       </w:pPr>
       <w:r>
         <w:rPr/>
-        <w:t>7.1. El Cliente declara y garantiza, y será responsable de la veracidad de dichas declaraciones durante toda la vigencia del Contrato, que:</w:t>
-      </w:r>
-    </w:p>
-    <w:p>
-      <w:pPr>
-        <w:ind w:left="567" w:hanging="340"/>
-        <w:jc w:val="both"/>
-      </w:pPr>
-      <w:r>
-        <w:t>a)</w:t>
-        <w:tab/>
-      </w:r>
-      <w:r>
-        <w:rPr/>
-        <w:t>Toda la Información del Cliente es verdadera, exacta, completa y vigente, y todos los documentos que entregue son auténticos, no han sido alterados y fueron expedidos por quien aparece como su emisor;</w:t>
-      </w:r>
-    </w:p>
-    <w:p>
-      <w:pPr>
-        <w:ind w:left="567" w:hanging="340"/>
-        <w:jc w:val="both"/>
-      </w:pPr>
-      <w:r>
-        <w:t>b)</w:t>
-        <w:tab/>
-      </w:r>
-      <w:r>
-        <w:rPr/>
-        <w:t>Las firmas que obren en los documentos que entregue corresponden a las personas que aparecen como firmantes, quienes tienen facultades suficientes;</w:t>
-      </w:r>
-    </w:p>
-    <w:p>
-      <w:pPr>
-        <w:ind w:left="567" w:hanging="340"/>
-        <w:jc w:val="both"/>
-      </w:pPr>
-      <w:r>
-        <w:t>c)</w:t>
-        <w:tab/>
-      </w:r>
-      <w:r>
-        <w:rPr/>
-        <w:t>Los recursos con los que pague los Honorarios y los Gastos de Terceros, así como los recursos involucrados en sus actividades, proceden de fuentes lícitas y no se encuentran relacionados con operaciones con recursos de procedencia ilícita, financiamiento al terrorismo, evasión fiscal ni con cualquier otro delito;</w:t>
-      </w:r>
-    </w:p>
-    <w:p>
-      <w:pPr>
-        <w:ind w:left="567" w:hanging="340"/>
-        <w:jc w:val="both"/>
-      </w:pPr>
-      <w:r>
-        <w:t>d)</w:t>
-        <w:tab/>
-      </w:r>
-      <w:r>
-        <w:rPr/>
-        <w:t>Ni el Cliente, ni sus representantes, socios, accionistas o beneficiarios controladores se encuentran en listas de personas bloqueadas, sancionadas o con operaciones presuntamente inexistentes, nacionales o internacionales, incluyendo la Lista de Personas Bloqueadas de la Unidad de Inteligencia Financiera, los listados del artículo 69-B del Código Fiscal de la Federación, ni las listas de sanciones de la Organización de las Naciones Unidas; y</w:t>
-      </w:r>
-    </w:p>
-    <w:p>
-      <w:pPr>
-        <w:ind w:left="567" w:hanging="340"/>
-        <w:jc w:val="both"/>
-      </w:pPr>
-      <w:r>
-        <w:t>e)</w:t>
-        <w:tab/>
-      </w:r>
-      <w:r>
-        <w:rPr/>
-        <w:t>La inscripción en el RFC y la e.firma serán utilizadas exclusivamente para fines lícitos y propios del Cliente.</w:t>
+        <w:t>7.1. El Cliente garantiza durante la vigencia del Contrato que: (a) los documentos que entrega son auténticos, no alterados y firmados por personas facultadas; (b) sus recursos y los de sus operaciones son de procedencia lícita; (c) ni él, ni sus representantes, socios o beneficiarios controladores figuran en la Lista de Personas Bloqueadas de la Unidad de Inteligencia Financiera, en los listados del artículo 69-B del Código Fiscal de la Federación ni en listas de sanciones de la Organización de las Naciones Unidas; y (d) usará el RFC y la e.firma sólo para fines lícitos.</w:t>
       </w:r>
     </w:p>
     <w:p>
@@ -1584,11 +1277,11 @@
         <w:rPr>
           <w:b/>
         </w:rPr>
-        <w:t>Identificación del Cliente.</w:t>
+        <w:t>Identificación.</w:t>
       </w:r>
       <w:r>
         <w:rPr/>
-        <w:t xml:space="preserve"> El Cliente se obliga a proporcionar la información y documentación que el Prestador solicite para identificar al Cliente, a sus representantes y a sus beneficiarios controladores, conforme a la Ley Federal para la Prevención e Identificación de Operaciones con Recursos de Procedencia Ilícita y demás disposiciones aplicables, así como conforme a las políticas internas del Prestador. El Cliente autoriza al Prestador a verificar dicha información en fuentes públicas y a presentar, en su caso, los avisos o informes que la ley le exija, sin que ello constituya violación a la confidencialidad.</w:t>
+        <w:t xml:space="preserve"> A solicitud del Prestador, y dentro de los cinco (5) Días Hábiles siguientes, el Cliente proporcionará la información de sus socios, representantes y beneficiarios controladores que el Prestador requiera conforme a la Ley Federal para la Prevención e Identificación de Operaciones con Recursos de Procedencia Ilícita y el Código Fiscal de la Federación. El Prestador podrá verificarla en fuentes públicas y presentar los avisos que la ley le exija.</w:t>
       </w:r>
     </w:p>
     <w:p>
@@ -1597,49 +1290,35 @@
       </w:pPr>
       <w:r>
         <w:rPr/>
-        <w:t xml:space="preserve">7.3. </w:t>
+        <w:t>7.3. El Prestador podrá suspender los Servicios o terminar el Contrato conforme a la Cláusula 12.2, si: (a) el Cliente incumple la Cláusula 7.2; (b) existen indicios documentados de que la Información del Cliente es falsa o alterada; (c) existen indicios documentados de recursos de procedencia ilícita; o (d) se actualiza el supuesto del inciso 7.1(c). El Prestador no revelará los motivos cuando la ley lo prohíba.</w:t>
+      </w:r>
+    </w:p>
+    <w:p>
+      <w:pPr>
+        <w:jc w:val="both"/>
+      </w:pPr>
+      <w:r>
+        <w:rPr/>
+        <w:t>7.4. El Cliente responde de las consecuencias de información o documentos falsos, alterados o inexactos, e indemnizará al Prestador por las reclamaciones, sanciones, daños y gastos de defensa que de ello deriven.</w:t>
+      </w:r>
+    </w:p>
+    <w:p>
+      <w:pPr>
+        <w:keepNext/>
+        <w:spacing w:before="160"/>
+        <w:jc w:val="left"/>
+      </w:pPr>
+      <w:r>
+        <w:rPr/>
       </w:r>
       <w:r>
         <w:rPr>
           <w:b/>
         </w:rPr>
-        <w:t>Facultad de suspensión y terminación.</w:t>
+        <w:t>OCTAVA. Honorarios, Gastos de Terceros, pagos y devoluciones.</w:t>
       </w:r>
       <w:r>
         <w:rPr/>
-        <w:t xml:space="preserve"> El Prestador podrá suspender inmediatamente los Servicios y/o dar por terminado el presente Contrato sin responsabilidad alguna y sin necesidad de declaración judicial, mediante simple aviso por los Canales Autorizados, si: (a) el Cliente no proporciona la información de identificación solicitada; (b) a juicio razonable del Prestador existen indicios de que la Información del Cliente es falsa, alterada o incompleta; (c) existen indicios razonables de que los recursos o las operaciones del Cliente pudieran ser de procedencia ilícita; o (d) el Cliente o sus relacionados aparecen en cualquiera de las listas señaladas en la Cláusula 7.1(d). En estos supuestos, el Prestador no estará obligado a revelar las razones específicas cuando la ley lo impida.</w:t>
-      </w:r>
-    </w:p>
-    <w:p>
-      <w:pPr>
-        <w:jc w:val="both"/>
-      </w:pPr>
-      <w:r>
-        <w:rPr/>
-        <w:t xml:space="preserve">7.4. </w:t>
-      </w:r>
-      <w:r>
-        <w:rPr>
-          <w:b/>
-        </w:rPr>
-        <w:t>Responsabilidad por información falsa.</w:t>
-      </w:r>
-      <w:r>
-        <w:rPr/>
-        <w:t xml:space="preserve"> El Cliente será el único responsable de cualquier consecuencia legal, fiscal, administrativa, penal o económica derivada de información o documentación falsa, alterada, incompleta o inexacta, y se obliga a sacar en paz y a salvo e indemnizar al Prestador, sus socios, empleados y colaboradores por cualquier reclamación, sanción, daño, gasto u honorarios de abogados que de ello resulten.</w:t>
-      </w:r>
-    </w:p>
-    <w:p>
-      <w:pPr>
-        <w:keepNext/>
-        <w:spacing w:before="160"/>
-        <w:jc w:val="left"/>
-      </w:pPr>
-      <w:r>
-        <w:rPr>
-          <w:b/>
-        </w:rPr>
-        <w:t>OCTAVA. Honorarios, Gastos de Terceros y forma de pago.</w:t>
       </w:r>
     </w:p>
     <w:p>
@@ -1658,47 +1337,7 @@
       </w:r>
       <w:r>
         <w:rPr/>
-        <w:t xml:space="preserve"> El Cliente pagará al Prestador los Honorarios señalados en el Anexo B, más el IVA correspondiente. Los Honorarios son fijos para el alcance descrito en el Anexo A y se pagarán en las siguientes etapas, salvo que el Anexo B disponga otra cosa:</w:t>
-      </w:r>
-    </w:p>
-    <w:p>
-      <w:pPr>
-        <w:ind w:left="567" w:hanging="340"/>
-        <w:jc w:val="both"/>
-      </w:pPr>
-      <w:r>
-        <w:t>a)</w:t>
-        <w:tab/>
-      </w:r>
-      <w:r>
-        <w:rPr>
-          <w:b/>
-        </w:rPr>
-        <w:t>[____]</w:t>
-      </w:r>
-      <w:r>
-        <w:rPr/>
-        <w:t>% de los Honorarios a la firma del presente Contrato, como condición para el inicio de los Servicios; y</w:t>
-      </w:r>
-    </w:p>
-    <w:p>
-      <w:pPr>
-        <w:ind w:left="567" w:hanging="340"/>
-        <w:jc w:val="both"/>
-      </w:pPr>
-      <w:r>
-        <w:t>b)</w:t>
-        <w:tab/>
-      </w:r>
-      <w:r>
-        <w:rPr>
-          <w:b/>
-        </w:rPr>
-        <w:t>[____]</w:t>
-      </w:r>
-      <w:r>
-        <w:rPr/>
-        <w:t>% de los Honorarios contra la Entrega de la inscripción en el RFC, la e.firma y la CSF, o de lo que resulte primero entre dicha Entrega y la fecha en que el Prestador notifique que los Trámites a su cargo han sido presentados y únicamente se encuentren pendientes por causas imputables al Cliente.</w:t>
+        <w:t xml:space="preserve"> El Cliente pagará los Honorarios del Anexo B, más IVA, que son fijos para el alcance del Anexo A: (a) [___]% a la firma del Contrato, como condición para iniciar los Servicios; y (b) [___]% a la Entrega del RFC, la e.firma y la CSF, o cuando el Prestador notifique que los Trámites fueron presentados y sólo están pendientes por causa imputable al Cliente, lo que ocurra primero.</w:t>
       </w:r>
     </w:p>
     <w:p>
@@ -1717,17 +1356,26 @@
       </w:r>
       <w:r>
         <w:rPr/>
-        <w:t xml:space="preserve"> Los Gastos de Terceros serán cubiertos por el Cliente </w:t>
+        <w:t xml:space="preserve"> Se pagan al 100% por anticipado, antes de la gestión que los genere, conforme al Anexo B. El Prestador no los financia. Si el monto que cotice el tercero excede la estimación, el Cliente pagará la diferencia antes de la gestión. Los anticipos no devengados al terminar los Servicios se reembolsarán dentro de quince (15) Días Hábiles.</w:t>
+      </w:r>
+    </w:p>
+    <w:p>
+      <w:pPr>
+        <w:jc w:val="both"/>
+      </w:pPr>
+      <w:r>
+        <w:rPr/>
+        <w:t xml:space="preserve">8.3. </w:t>
       </w:r>
       <w:r>
         <w:rPr>
           <w:b/>
         </w:rPr>
-        <w:t>en su totalidad (100%) y por anticipado</w:t>
+        <w:t>Gastos Devengados.</w:t>
       </w:r>
       <w:r>
         <w:rPr/>
-        <w:t>, conforme a la estimación del Anexo B, antes de que el Prestador realice cualquier gestión que los genere. El Prestador no está obligado a financiar Gastos de Terceros ni a iniciar Trámite alguno sin haberlos recibido. Si los Gastos de Terceros reales exceden la estimación, el Cliente pagará la diferencia previamente a la realización del Trámite respectivo. Las cantidades anticipadas no devengadas al terminar los Servicios serán reembolsadas al Cliente dentro de los quince (15) Días Hábiles siguientes, o aplicadas a otros Servicios si así lo solicita por escrito.</w:t>
+        <w:t xml:space="preserve"> No son reembolsables, salvo que se hayan causado por error imputable al Prestador (Cláusula 5.4).</w:t>
       </w:r>
     </w:p>
     <w:p>
@@ -1735,44 +1383,28 @@
         <w:jc w:val="both"/>
       </w:pPr>
       <w:r>
-        <w:t xml:space="preserve">8.3. </w:t>
+        <w:rPr/>
+        <w:t xml:space="preserve">8.4. </w:t>
       </w:r>
       <w:r>
         <w:rPr>
           <w:b/>
         </w:rPr>
-        <w:t>No reembolso de Gastos Devengados.</w:t>
-      </w:r>
-      <w:r>
-        <w:t xml:space="preserve"> Los Gastos Devengados, por haber sido ya pagados a terceros, no serán reembolsables, salvo cuando se hayan generado por causa imputable al Prestador (Cláusula 5.5).</w:t>
-      </w:r>
-    </w:p>
-    <w:p>
-      <w:pPr>
-        <w:jc w:val="both"/>
-      </w:pPr>
+        <w:t>Forma de pago; aviso antifraude.</w:t>
+      </w:r>
       <w:r>
         <w:rPr/>
-        <w:t xml:space="preserve">8.4. </w:t>
+        <w:t xml:space="preserve"> Los pagos se harán en pesos mexicanos por transferencia, desde cuentas a nombre del Cliente, </w:t>
       </w:r>
       <w:r>
         <w:rPr>
           <w:b/>
         </w:rPr>
-        <w:t>Forma de pago.</w:t>
+        <w:t>únicamente a la cuenta a nombre de G&amp;R TAX-LEGAL CONSULTING, S.C. indicada en el Anexo B</w:t>
       </w:r>
       <w:r>
         <w:rPr/>
-        <w:t xml:space="preserve"> Los pagos se realizarán en moneda nacional (pesos mexicanos), mediante transferencia electrónica a la cuenta que el Prestador indique por escrito a través de los Canales Autorizados. Si el pago se realiza en moneda extranjera, se aplicará el tipo de cambio publicado por el Banco de México en el Diario Oficial de la Federación el día del pago y las comisiones bancarias y diferencias cambiarias serán a cargo del Cliente, de modo que el Prestador reciba el importe íntegro. Los pagos sólo deberán realizarse desde cuentas a nombre del Cliente, salvo autorización escrita del Prestador. El Prestador no será responsable de pagos hechos a cuentas comunicadas por medios distintos a los Canales Autorizados.</w:t>
-      </w:r>
-      <w:r>
-        <w:rPr>
-          <w:b/>
-        </w:rPr>
-        <w:t xml:space="preserve"> Aviso antifraude:</w:t>
-      </w:r>
-      <w:r>
-        <w:t xml:space="preserve"> los pagos sólo serán válidos y liberatorios si se realizan a la cuenta bancaria a nombre de G&amp;R TAX-LEGAL CONSULTING, S.C. señalada en el Anexo B. El Prestador nunca solicitará pagos a cuentas personales ni de terceros; cualquier solicitud en ese sentido, o de cambio de cuenta, deberá considerarse fraudulenta y el Cliente deberá confirmarla previamente por los Canales Autorizados. Los pagos hechos a una cuenta distinta no liberarán al Cliente de su obligación de pago.</w:t>
+        <w:t>. Sólo esos pagos liberan al Cliente. El Prestador nunca solicitará pagos a cuentas personales o de terceros; toda solicitud de pago a otra cuenta se considerará fraudulenta y el Cliente deberá confirmarla por correo electrónico con taxgr.interno@gmail.com antes de pagar. Si se paga en moneda extranjera, se aplicará el tipo de cambio publicado por el Banco de México en el Diario Oficial de la Federación el día del pago, y las comisiones y diferencias cambiarias serán a cargo del Cliente.</w:t>
       </w:r>
     </w:p>
     <w:p>
@@ -1791,7 +1423,7 @@
       </w:r>
       <w:r>
         <w:rPr/>
-        <w:t xml:space="preserve"> Cada Parte será responsable de los impuestos que le correspondan conforme a la ley. Si el Cliente estuviera obligado a efectuar alguna retención, deberá incrementar el pago de manera que el Prestador reciba el monto neto pactado, salvo disposición legal en contrario. El Prestador emitirá los comprobantes fiscales correspondientes.</w:t>
+        <w:t xml:space="preserve"> Cada Parte paga sus impuestos. Si el Cliente debe retener algún impuesto, incrementará el pago para que el Prestador reciba el monto pactado, salvo disposición legal en contrario. El Prestador emitirá el CFDI de sus Honorarios.</w:t>
       </w:r>
     </w:p>
     <w:p>
@@ -1810,17 +1442,26 @@
       </w:r>
       <w:r>
         <w:rPr/>
-        <w:t xml:space="preserve"> Las cantidades no pagadas en la fecha acordada causarán un interés moratorio del </w:t>
+        <w:t xml:space="preserve"> Las cantidades vencidas causarán un interés moratorio de [___]% mensual. El Prestador podrá suspender los Servicios y retener los Entregables hasta el pago, con recorrido de los plazos por el tiempo de la suspensión.</w:t>
+      </w:r>
+    </w:p>
+    <w:p>
+      <w:pPr>
+        <w:jc w:val="both"/>
+      </w:pPr>
+      <w:r>
+        <w:rPr/>
+        <w:t xml:space="preserve">8.7. </w:t>
       </w:r>
       <w:r>
         <w:rPr>
           <w:b/>
         </w:rPr>
-        <w:t>[____]</w:t>
+        <w:t>Honorarios devengados.</w:t>
       </w:r>
       <w:r>
         <w:rPr/>
-        <w:t>% mensual sobre saldos insolutos, desde la fecha de vencimiento hasta su pago total. Adicionalmente, el Prestador podrá suspender los Servicios, sin responsabilidad, hasta que el Cliente se encuentre al corriente, y los plazos se recorrerán por el tiempo de la suspensión. El Prestador podrá retener la Entrega de los Entregables hasta el pago íntegro de los Honorarios y Gastos de Terceros exigibles, sin perjuicio de lo previsto en la Cláusula Décima respecto de la e.firma.</w:t>
+        <w:t xml:space="preserve"> Los Honorarios de etapas concluidas no son reembolsables. El pago a la firma retribuye la revisión documental, la identificación del Cliente y la preparación del Poder, y se devenga al iniciar los Servicios, salvo lo previsto en las Cláusulas 5.4, 8.8 a 8.12 y 12.5.</w:t>
       </w:r>
     </w:p>
     <w:p>
@@ -1829,27 +1470,6 @@
       </w:pPr>
       <w:r>
         <w:rPr/>
-        <w:t xml:space="preserve">8.7. </w:t>
-      </w:r>
-      <w:r>
-        <w:rPr>
-          <w:b/>
-        </w:rPr>
-        <w:t>No devolución de Honorarios por trabajo realizado.</w:t>
-      </w:r>
-      <w:r>
-        <w:rPr/>
-        <w:t xml:space="preserve"> Los Honorarios correspondientes a trabajo ya realizado no serán reembolsables. El Cliente reconoce que el pago a la firma retribuye trabajo profesional que comienza de inmediato (revisión documental, identificación del Cliente, preparación del Poder, revisión de documentos y coordinación de la traducción por perito), por lo que dicho pago se considera devengado al iniciar los Servicios, salvo lo previsto en la Cláusula 14.4.</w:t>
-      </w:r>
-      <w:r>
-        <w:t xml:space="preserve"> Lo anterior, sin perjuicio de lo previsto en las Cláusulas 5.5 y 8.8 a 8.12.</w:t>
-      </w:r>
-    </w:p>
-    <w:p>
-      <w:pPr>
-        <w:jc w:val="both"/>
-      </w:pPr>
-      <w:r>
         <w:t xml:space="preserve">8.8. </w:t>
       </w:r>
       <w:r>
@@ -1859,7 +1479,8 @@
         <w:t>Devolución parcial.</w:t>
       </w:r>
       <w:r>
-        <w:t xml:space="preserve"> El Cliente tendrá derecho a una devolución parcial de los Honorarios en los siguientes supuestos, siempre que no concurra ninguna de las causas excluidas en la Cláusula 8.9: (a) cuando, con posterioridad a la firma del Contrato, se modifiquen las disposiciones, reglas o requisitos aplicables de manera que los Trámites resulten jurídica o materialmente imposibles; o (b) cuando la Autoridad emita una Negativa Definitiva respecto de la inscripción en el RFC o de la e.firma por causas no imputables al Prestador ni al Cliente.</w:t>
+        <w:rPr/>
+        <w:t xml:space="preserve"> El Cliente tendrá derecho a devolución en los términos de la Cláusula 8.11 si, sin concurrir una causa de la Cláusula 8.9: (a) después de la firma del Contrato se modifican las disposiciones o requisitos aplicables de forma que los Trámites resultan jurídica o materialmente imposibles; o (b) la Autoridad emite una Negativa Definitiva sobre el RFC o la e.firma por causa no imputable a ninguna de las Partes.</w:t>
       </w:r>
     </w:p>
     <w:p>
@@ -1867,6 +1488,7 @@
         <w:jc w:val="both"/>
       </w:pPr>
       <w:r>
+        <w:rPr/>
         <w:t xml:space="preserve">8.9. </w:t>
       </w:r>
       <w:r>
@@ -1876,7 +1498,8 @@
         <w:t>Causas excluidas.</w:t>
       </w:r>
       <w:r>
-        <w:t xml:space="preserve"> No procederá la devolución cuando la negativa o imposibilidad derive, total o parcialmente, de: (a) documentación o información falsa, incompleta, inconsistente o defectuosa proporcionada por el Cliente; (b) antecedentes fiscales, legales o reputacionales del Cliente, de sus socios, representantes o beneficiarios controladores; (c) la falta de asistencia, firma, comparecencia o respuesta del Cliente o de su representante; (d) el incumplimiento de cualquier otra obligación del Cliente; o (e) la falta de pago.</w:t>
+        <w:rPr/>
+        <w:t xml:space="preserve"> No procede la devolución si la negativa o imposibilidad deriva, total o parcialmente, de: (a) información o documentos falsos, incompletos o inconsistentes del Cliente; (b) antecedentes fiscales, legales o de listas del Cliente, sus socios, representantes o beneficiarios controladores; (c) falta de comparecencia, firma o respuesta del Cliente; (d) otro incumplimiento del Cliente; o (e) falta de pago.</w:t>
       </w:r>
     </w:p>
     <w:p>
@@ -1884,6 +1507,7 @@
         <w:jc w:val="both"/>
       </w:pPr>
       <w:r>
+        <w:rPr/>
         <w:t xml:space="preserve">8.10. </w:t>
       </w:r>
       <w:r>
@@ -1893,7 +1517,8 @@
         <w:t>Negativa Definitiva.</w:t>
       </w:r>
       <w:r>
-        <w:t xml:space="preserve"> Se entenderá por “Negativa Definitiva”: (a) la resolución formal y por escrito de la Autoridad que niegue el Trámite; o (b) el rechazo por escrito de la Autoridad después de que el Prestador haya realizado al menos [___] intentos razonables de presentación o subsanación.</w:t>
+        <w:rPr/>
+        <w:t xml:space="preserve"> Es: (a) la resolución escrita de la Autoridad que niega el Trámite; o (b) el rechazo escrito de la Autoridad tras [___] intentos de presentación o subsanación realizados por el Prestador.</w:t>
       </w:r>
     </w:p>
     <w:p>
@@ -1901,16 +1526,18 @@
         <w:jc w:val="both"/>
       </w:pPr>
       <w:r>
+        <w:rPr/>
         <w:t xml:space="preserve">8.11. </w:t>
       </w:r>
       <w:r>
         <w:rPr>
           <w:b/>
         </w:rPr>
-        <w:t>Monto y forma de la devolución.</w:t>
-      </w:r>
-      <w:r>
-        <w:t xml:space="preserve"> En los supuestos de la Cláusula 8.8: (a) el Prestador conservará los Honorarios correspondientes a las etapas concluidas; (b) devolverá el [___]% de los Honorarios pagados correspondientes a las etapas no concluidas; (c) los Gastos de Terceros ya pagados no serán reembolsables, y el Prestador reembolsará los anticipos de Gastos de Terceros no devengados; y (d) la devolución se realizará dentro de los [___] Días Hábiles siguientes a la Negativa Definitiva o a que se acredite la imposibilidad, mediante transferencia a una cuenta bancaria a nombre del Cliente.</w:t>
+        <w:t>Monto y plazo.</w:t>
+      </w:r>
+      <w:r>
+        <w:rPr/>
+        <w:t xml:space="preserve"> En los supuestos de la Cláusula 8.8: (a) el Prestador conserva los Honorarios de las etapas concluidas y devuelve el [___]% de los Honorarios pagados de las etapas no concluidas; (b) los Gastos Devengados no se reembolsan y los anticipos no devengados sí; y (c) la devolución se paga dentro de [___] Días Hábiles siguientes a la Negativa Definitiva o a la notificación escrita de la imposibilidad, por transferencia a una cuenta a nombre del Cliente.</w:t>
       </w:r>
     </w:p>
     <w:p>
@@ -1918,16 +1545,18 @@
         <w:jc w:val="both"/>
       </w:pPr>
       <w:r>
+        <w:rPr/>
         <w:t xml:space="preserve">8.12. </w:t>
       </w:r>
       <w:r>
         <w:rPr>
           <w:b/>
         </w:rPr>
-        <w:t>Nuevo intento sin costo.</w:t>
-      </w:r>
-      <w:r>
-        <w:t xml:space="preserve"> Antes de realizar la devolución, el Prestador podrá ofrecer por escrito al Cliente un nuevo intento del Trámite sin Honorarios adicionales, cuando sea razonablemente viable. Si el Cliente lo acepta, la devolución quedará sujeta al resultado del nuevo intento; si lo rechaza, procederá la devolución conforme a la Cláusula 8.11.</w:t>
+        <w:t>Nuevo intento.</w:t>
+      </w:r>
+      <w:r>
+        <w:rPr/>
+        <w:t xml:space="preserve"> Antes de devolver, el Prestador podrá ofrecer por escrito un nuevo intento sin Honorarios adicionales, indicando la vía de presentación. Si el Cliente lo acepta dentro de cinco (5) Días Hábiles, la devolución queda sujeta a su resultado; si no lo acepta, procede la devolución.</w:t>
       </w:r>
     </w:p>
     <w:p>
@@ -1937,10 +1566,16 @@
         <w:jc w:val="left"/>
       </w:pPr>
       <w:r>
+        <w:rPr/>
+      </w:r>
+      <w:r>
         <w:rPr>
           <w:b/>
         </w:rPr>
-        <w:t>NOVENA. Facultades limitadas; ausencia de mandato implícito.</w:t>
+        <w:t>NOVENA. Poder; domicilio fiscal.</w:t>
+      </w:r>
+      <w:r>
+        <w:rPr/>
       </w:r>
     </w:p>
     <w:p>
@@ -1949,7 +1584,7 @@
       </w:pPr>
       <w:r>
         <w:rPr/>
-        <w:t>9.1. El Prestador y las personas designadas por éste actuarán única y exclusivamente dentro de las facultades expresamente conferidas en el Poder y para la realización de los Trámites. Ni el presente Contrato ni el Poder confieren al Prestador facultades generales, implícitas o tácitas para representar al Cliente en cualquier otro acto.</w:t>
+        <w:t>9.1. Los apoderados actuarán sólo dentro de las facultades del Poder y para los Trámites. Ni el Contrato ni el Poder confieren facultades para otros actos, ni el Prestador está obligado a ejercer el Poder fuera de los Trámites.</w:t>
       </w:r>
     </w:p>
     <w:p>
@@ -1958,7 +1593,7 @@
       </w:pPr>
       <w:r>
         <w:rPr/>
-        <w:t>9.2. El Prestador no estará obligado a realizar actos que excedan las facultades del Poder, aunque el Cliente lo solicite, ni será responsable por no realizarlos. Ninguna instrucción, comunicación o conducta de las Partes se interpretará como ampliación del Poder o del objeto del Contrato.</w:t>
+        <w:t>9.2. Ninguna instrucción, mensaje o conducta amplía el Poder ni el objeto del Contrato.</w:t>
       </w:r>
     </w:p>
     <w:p>
@@ -1967,7 +1602,7 @@
       </w:pPr>
       <w:r>
         <w:rPr/>
-        <w:t>9.3. El Prestador no asume obligación alguna como representante legal, retenedor, responsable solidario ni representante del Cliente ante la Autoridad para efectos distintos de los Trámites, salvo pacto expreso por escrito. Al concluir los Servicios o terminar el Contrato, el Cliente podrá revocar el Poder; los apoderados designados por el Prestador podrán renunciar al mismo y el Prestador no tendrá obligación de realizar acto adicional alguno con base en él. En materia de domicilio fiscal, el Prestador únicamente asume lo expresamente previsto en las Cláusulas 2.1(e) y 9.4.</w:t>
+        <w:t>9.3. El Prestador no asume el carácter de representante legal general, retenedor ni responsable solidario del Cliente. En materia de domicilio fiscal sólo asume lo previsto en las Cláusulas 2.1(e) y 9.4. Concluidos los Servicios, el Cliente podrá revocar el Poder y los apoderados podrán renunciarlo.</w:t>
       </w:r>
     </w:p>
     <w:p>
@@ -1982,28 +1617,21 @@
         <w:rPr>
           <w:b/>
         </w:rPr>
-        <w:t>Domicilio fiscal para los Trámites.</w:t>
-      </w:r>
-      <w:r>
-        <w:t xml:space="preserve"> El domicilio fiscal que el Prestador proporcione o facilite conforme a la Cláusula 2.1(e) se otorga únicamente para efectos de la inscripción en el RFC y la obtención de la e.firma, y estará vigente sólo durante los Trámites y hasta [___] días naturales posteriores a la Entrega del RFC, la CSF y la e.firma (el “Periodo de Gracia”).</w:t>
-      </w:r>
-    </w:p>
-    <w:p>
-      <w:pPr>
-        <w:jc w:val="both"/>
-      </w:pPr>
+        <w:t>Domicilio para los Trámites.</w:t>
+      </w:r>
       <w:r>
         <w:rPr/>
-        <w:t xml:space="preserve">9.5. </w:t>
+        <w:t xml:space="preserve"> El domicilio fiscal proporcionado o facilitado conforme a la Cláusula 2.1(e) sirve sólo para la inscripción en el RFC y la obtención de la e.firma, y estará disponible hasta [___] días naturales posteriores a la Entrega del RFC, la CSF y la e.firma (el “</w:t>
       </w:r>
       <w:r>
         <w:rPr>
           <w:b/>
         </w:rPr>
-        <w:t>Obligaciones del Cliente al concluir el Periodo de Gracia.</w:t>
-      </w:r>
-      <w:r>
-        <w:t xml:space="preserve"> Antes de que concluya el Periodo de Gracia, el Cliente deberá, a su elección: (a) contratar con el Prestador el servicio mensual de domicilio fiscal, mediante contrato y honorarios independientes de este Contrato; o (b) presentar ante el SAT el aviso de cambio de domicilio fiscal a un domicilio propio, en términos del artículo 27 del Código Fiscal de la Federación y de los artículos 29 y 30 de su Reglamento, y entregar al Prestador el acuse correspondiente.</w:t>
+        <w:t>Periodo de Gracia</w:t>
+      </w:r>
+      <w:r>
+        <w:rPr/>
+        <w:t>”).</w:t>
       </w:r>
     </w:p>
     <w:p>
@@ -2012,34 +1640,90 @@
       </w:pPr>
       <w:r>
         <w:rPr/>
-        <w:t xml:space="preserve">9.6. </w:t>
+        <w:t>9.5. Antes de que concluya el Periodo de Gracia, el Cliente deberá: (a) contratar con el Prestador el servicio mensual de domicilio fiscal, por contrato y honorarios independientes (Anexo B); o (b) presentar ante el SAT el aviso de cambio de domicilio fiscal a un domicilio propio, conforme al artículo 27 del Código Fiscal de la Federación y los artículos 29 y 30 de su Reglamento, y enviar el acuse al Prestador.</w:t>
+      </w:r>
+    </w:p>
+    <w:p>
+      <w:pPr>
+        <w:jc w:val="both"/>
+      </w:pPr>
+      <w:r>
+        <w:rPr/>
+        <w:t>9.6. Si al concluir el Periodo de Gracia el Cliente no cumplió la Cláusula 9.5: (a) el Prestador podrá presentar el aviso de cambio de domicilio en nombre del Cliente, si el Poder lo permite, o requerirle que lo presente dentro de cinco (5) Días Hábiles; (b) el Prestador podrá negarse a atender visitas, verificaciones o notificaciones de la Autoridad dirigidas al Cliente, limitándose a reenviar por Canal Autorizado los documentos que reciba; (c) el Prestador no será responsable por la condición de “no localizado”, la restricción o cancelación de certificados de sello digital, la suspensión o restricción del RFC, multas o recargos; y (d) el Cliente indemnizará al Prestador por cualquier reclamación, sanción o costo derivado.</w:t>
+      </w:r>
+    </w:p>
+    <w:p>
+      <w:pPr>
+        <w:jc w:val="both"/>
+      </w:pPr>
+      <w:r>
+        <w:rPr/>
+        <w:t xml:space="preserve">9.7. </w:t>
       </w:r>
       <w:r>
         <w:rPr>
           <w:b/>
         </w:rPr>
-        <w:t>Consecuencias del incumplimiento.</w:t>
-      </w:r>
-      <w:r>
-        <w:t xml:space="preserve"> Si al concluir el Periodo de Gracia el Cliente no ha realizado ninguna de las opciones anteriores: (a) el Prestador podrá presentar el aviso de cambio de domicilio en nombre del Cliente, en la medida en que el Poder lo permita, o requerir al Cliente que lo presente de inmediato; (b) el Prestador podrá negarse a recibir visitas, verificaciones o notificaciones del SAT por cuenta del Cliente, limitándose, en su caso, a reenviarle por los Canales Autorizados los documentos que llegue a recibir; (c) el Prestador no será responsable por la condición de “no localizado”, la restricción temporal o cancelación de certificados de sello digital (CSD), la suspensión o restricción en el RFC, multas, recargos ni cualquier otra consecuencia; y (d) el Cliente indemnizará y sacará en paz y a salvo al Prestador de cualquier reclamación, sanción, costo o daño derivado de ello.</w:t>
+        <w:t>Uso limitado.</w:t>
+      </w:r>
+      <w:r>
+        <w:rPr/>
+        <w:t xml:space="preserve"> El domicilio proporcionado o facilitado por el Prestador sólo puede usarse para fines fiscales. El Cliente no podrá usarlo para fines comerciales, almacenar inventario, recibir mercancía ni anunciarlo como su establecimiento o lugar de negocios. Las actualizaciones, avisos o aclaraciones posteriores ante el SAT son un servicio nuevo, que se cotiza por separado.</w:t>
       </w:r>
     </w:p>
     <w:p>
       <w:pPr>
-        <w:jc w:val="both"/>
+        <w:keepNext/>
+        <w:spacing w:before="160"/>
+        <w:jc w:val="left"/>
       </w:pPr>
       <w:r>
         <w:rPr/>
-        <w:t xml:space="preserve">9.7. </w:t>
       </w:r>
       <w:r>
         <w:rPr>
           <w:b/>
         </w:rPr>
-        <w:t>Uso limitado del domicilio.</w:t>
-      </w:r>
-      <w:r>
-        <w:t xml:space="preserve"> Durante su vigencia, el domicilio proporcionado o facilitado por el Prestador sólo podrá utilizarse para fines fiscales. El Cliente no podrá utilizarlo para fines comerciales, almacenar inventario, recibir mercancía ni anunciarlo o presentarlo como su establecimiento o lugar de negocios. Cualquier actualización, aviso o aclaración posterior ante el SAT constituirá un nuevo servicio, que se cotizará y contratará por separado.</w:t>
+        <w:t>DÉCIMA. Entrega de la e.firma; conservación y eliminación.</w:t>
+      </w:r>
+      <w:r>
+        <w:rPr/>
+      </w:r>
+    </w:p>
+    <w:p>
+      <w:pPr>
+        <w:jc w:val="both"/>
+      </w:pPr>
+      <w:r>
+        <w:rPr/>
+        <w:t>10.1. La e.firma se entregará al representante del Cliente o a la persona que éste designe por correo electrónico, mediante archivo cifrado cuya contraseña se envía por un Canal Autorizado distinto, o en forma física. El Cliente acusará recibo dentro de tres (3) Días Hábiles; en su defecto, la Entrega se tiene por hecha en la fecha de envío.</w:t>
+      </w:r>
+    </w:p>
+    <w:p>
+      <w:pPr>
+        <w:jc w:val="both"/>
+      </w:pPr>
+      <w:r>
+        <w:rPr/>
+        <w:t>10.2. Desde la Entrega, el Cliente es el único responsable del uso, resguardo, renovación y revocación de la e.firma y de los actos realizados con ella, que producen los efectos de su firma autógrafa. Se recomienda cambiar la contraseña inmediatamente.</w:t>
+      </w:r>
+    </w:p>
+    <w:p>
+      <w:pPr>
+        <w:jc w:val="both"/>
+      </w:pPr>
+      <w:r>
+        <w:rPr/>
+        <w:t>10.3. Dentro de los cinco (5) Días Hábiles siguientes a la Entrega, el Prestador eliminará de sus equipos y cuentas la clave privada (.key) y la contraseña, sin conservar copia. Podrá conservar el certificado (.cer), la CSF, los acuses y oficios de la Autoridad y el expediente de los Servicios durante cinco (5) años o el plazo mayor que exijan las disposiciones fiscales o de prevención de lavado de dinero, y después los eliminará. A solicitud escrita del Cliente, confirmará la eliminación.</w:t>
+      </w:r>
+    </w:p>
+    <w:p>
+      <w:pPr>
+        <w:jc w:val="both"/>
+      </w:pPr>
+      <w:r>
+        <w:rPr/>
+        <w:t>10.4. Eliminados los archivos, el Prestador no está obligado a entregarlos de nuevo; su reposición o renovación es un servicio aparte.</w:t>
       </w:r>
     </w:p>
     <w:p>
@@ -2049,10 +1733,16 @@
         <w:jc w:val="left"/>
       </w:pPr>
       <w:r>
+        <w:rPr/>
+      </w:r>
+      <w:r>
         <w:rPr>
           <w:b/>
         </w:rPr>
-        <w:t>DÉCIMA. Entrega y custodia de la e.firma; política de conservación.</w:t>
+        <w:t>DÉCIMA PRIMERA. Responsabilidad.</w:t>
+      </w:r>
+      <w:r>
+        <w:rPr/>
       </w:r>
     </w:p>
     <w:p>
@@ -2061,7 +1751,7 @@
       </w:pPr>
       <w:r>
         <w:rPr/>
-        <w:t>10.1. La e.firma será entregada al Cliente o a la persona que éste designe por escrito mediante los Canales Autorizados, por el medio seguro que el Prestador determine (por ejemplo, archivo cifrado con contraseña transmitida por canal distinto). El Cliente acusará recibo por escrito; si no lo hace dentro de los tres (3) Días Hábiles siguientes, la Entrega se tendrá por realizada en la fecha de envío.</w:t>
+        <w:t>11.1. El Prestador responde por los daños directos que cause por culpa o negligencia en la prestación de los Servicios, hasta un monto igual a los Honorarios efectivamente pagados por el Servicio que originó la reclamación, sin incluir Gastos de Terceros. Este límite no reduce las obligaciones de las Cláusulas 5.4 y 8.8 a 8.12.</w:t>
       </w:r>
     </w:p>
     <w:p>
@@ -2070,17 +1760,53 @@
       </w:pPr>
       <w:r>
         <w:rPr/>
-        <w:t xml:space="preserve">10.2. A partir de la Entrega, </w:t>
+        <w:t>11.2. El Prestador no responde por daños indirectos o consecuenciales, lucro cesante, pérdida de ventas, ingresos, oportunidades o reputación, ni por el uso que el Cliente o terceros den al RFC, la e.firma o la CSF, ni por bloqueos o retenciones en cuentas o plataformas del Cliente.</w:t>
+      </w:r>
+    </w:p>
+    <w:p>
+      <w:pPr>
+        <w:jc w:val="both"/>
+      </w:pPr>
+      <w:r>
+        <w:rPr/>
+        <w:t>11.3. El Prestador no responde por actos de la Autoridad ni de terceros que no haya designado, ni por la Información del Cliente. Respecto del Perito y del notario mexicano que designe, responde por su selección y gestionará sin Honorarios adicionales la corrección de sus errores.</w:t>
+      </w:r>
+    </w:p>
+    <w:p>
+      <w:pPr>
+        <w:jc w:val="both"/>
+      </w:pPr>
+      <w:r>
+        <w:rPr/>
+        <w:t>11.4. Las limitaciones de esta Cláusula no aplican en caso de dolo o mala fe del Prestador, ni cuando la ley prohíba limitar la responsabilidad.</w:t>
+      </w:r>
+    </w:p>
+    <w:p>
+      <w:pPr>
+        <w:jc w:val="both"/>
+      </w:pPr>
+      <w:r>
+        <w:rPr/>
+        <w:t>11.5. Toda reclamación deberá notificarse por escrito dentro de los noventa (90) días naturales siguientes a que el Cliente conozca el hecho que la origina.</w:t>
+      </w:r>
+    </w:p>
+    <w:p>
+      <w:pPr>
+        <w:keepNext/>
+        <w:spacing w:before="160"/>
+        <w:jc w:val="left"/>
+      </w:pPr>
+      <w:r>
+        <w:rPr/>
       </w:r>
       <w:r>
         <w:rPr>
           <w:b/>
         </w:rPr>
-        <w:t>el Cliente es el único y exclusivo responsable</w:t>
+        <w:t>DÉCIMA SEGUNDA. Vigencia y terminación.</w:t>
       </w:r>
       <w:r>
         <w:rPr/>
-        <w:t xml:space="preserve"> del uso, resguardo, confidencialidad, renovación, revocación y vigencia de la e.firma, así como de todos los actos, declaraciones, comprobantes y trámites que se realicen con ella. El Cliente reconoce que la e.firma produce los mismos efectos que su firma autógrafa ante la Autoridad.</w:t>
       </w:r>
     </w:p>
     <w:p>
@@ -2089,26 +1815,17 @@
       </w:pPr>
       <w:r>
         <w:rPr/>
-        <w:t>10.3. Se recomienda al Cliente cambiar la contraseña de la clave privada inmediatamente después de la Entrega, conforme a los procedimientos de la Autoridad.</w:t>
-      </w:r>
-    </w:p>
-    <w:p>
-      <w:pPr>
-        <w:jc w:val="both"/>
-      </w:pPr>
-      <w:r>
-        <w:rPr/>
-        <w:t xml:space="preserve">10.4. </w:t>
+        <w:t xml:space="preserve">12.1. </w:t>
       </w:r>
       <w:r>
         <w:rPr>
           <w:b/>
         </w:rPr>
-        <w:t>Política de conservación y eliminación.</w:t>
+        <w:t>Vigencia.</w:t>
       </w:r>
       <w:r>
         <w:rPr/>
-        <w:t xml:space="preserve"> Dentro de los cinco (5) Días Hábiles siguientes a la Entrega, el Prestador eliminará de sus equipos, cuentas y sistemas los archivos de clave privada (.key) y la contraseña de la e.firma, y no conservará copia de ellos. El Prestador podrá conservar únicamente: (a) el certificado público (.cer), la CSF, los acuses de la Autoridad y el acuse de recibo de la Entrega, y (b) copia de la documentación de identificación del Cliente y del expediente de los Servicios, por el plazo que exijan las disposiciones fiscales y de prevención de operaciones con recursos de procedencia ilícita aplicables (actualmente hasta cinco (5) años) o el necesario para la defensa de sus derechos, y posteriormente serán eliminados de forma segura. El Prestador confirmará la eliminación por escrito a solicitud del Cliente.</w:t>
+        <w:t xml:space="preserve"> Desde la firma hasta la Entrega de los Entregables y el pago total de lo adeudado. Las Cláusulas Séptima, Octava (respecto de adeudos y devoluciones), 9.5 a 9.7, Décima, Décima Primera, Décima Tercera, Décima Cuarta y Décima Séptima subsisten a la terminación.</w:t>
       </w:r>
     </w:p>
     <w:p>
@@ -2117,20 +1834,17 @@
       </w:pPr>
       <w:r>
         <w:rPr/>
-        <w:t>10.5. Una vez eliminados los archivos conforme a la Cláusula 10.4, el Prestador no estará obligado a entregarlos nuevamente; la recuperación, reposición o renovación de la e.firma será responsabilidad del Cliente o podrá contratarse por separado.</w:t>
-      </w:r>
-    </w:p>
-    <w:p>
-      <w:pPr>
-        <w:keepNext/>
-        <w:spacing w:before="160"/>
-        <w:jc w:val="left"/>
-      </w:pPr>
+        <w:t xml:space="preserve">12.2. </w:t>
+      </w:r>
       <w:r>
         <w:rPr>
           <w:b/>
         </w:rPr>
-        <w:t>DÉCIMA PRIMERA. Limitación de responsabilidad.</w:t>
+        <w:t>Terminación por el Prestador.</w:t>
+      </w:r>
+      <w:r>
+        <w:rPr/>
+        <w:t xml:space="preserve"> Mediante aviso escrito, sin responsabilidad, en los supuestos de las Cláusulas 4.3(c), 5.3 y 7.3, o si el Cliente: (a) no paga dentro de los diez (10) Días Hábiles siguientes al vencimiento; (b) no entrega la Documentación Completa dentro de los treinta (30) días naturales siguientes a la solicitud; o (c) instruye actos contrarios a la ley o que exceden el Poder.</w:t>
       </w:r>
     </w:p>
     <w:p>
@@ -2138,115 +1852,8 @@
         <w:jc w:val="both"/>
       </w:pPr>
       <w:r>
-        <w:t xml:space="preserve">11.1. </w:t>
-      </w:r>
-      <w:r>
-        <w:rPr>
-          <w:b/>
-        </w:rPr>
-        <w:t>Límite de responsabilidad.</w:t>
-      </w:r>
-      <w:r>
-        <w:t xml:space="preserve"> El Prestador responderá frente al Cliente por los daños directos que le cause por su culpa o negligencia en la prestación de los Servicios. Conforme a la práctica profesional usual, la responsabilidad total y acumulada del Prestador derivada del presente Contrato no excederá del monto de los Honorarios efectivamente pagados por el Cliente por el Servicio que dio origen a la reclamación, sin incluir los Gastos de Terceros, y sin perjuicio de las obligaciones de corregir el trabajo (Cláusula 5.5) y de devolución (Cláusulas 8.8 a 8.12).</w:t>
-      </w:r>
-    </w:p>
-    <w:p>
-      <w:pPr>
-        <w:jc w:val="both"/>
-      </w:pPr>
-      <w:r>
-        <w:t>11.2. Salvo dolo o mala fe, el Prestador no será responsable por daños indirectos, consecuenciales o punitivos, lucro cesante, pérdida de ventas, ingresos, oportunidades de negocio, clientes o reputación, ni por el uso que el Cliente o terceros den al RFC, a la e.firma o a la CSF, ni por bloqueos, suspensiones o retenciones en cualquier cuenta o plataforma del Cliente.</w:t>
-      </w:r>
-    </w:p>
-    <w:p>
-      <w:pPr>
-        <w:jc w:val="both"/>
-      </w:pPr>
-      <w:r>
-        <w:t>11.3. El Prestador no será responsable por los actos u omisiones de la Autoridad ni de terceros que no estén bajo su dirección, ni por la información o documentos proporcionados por el Cliente. Respecto de los peritos traductores, notarios mexicanos y demás terceros que el Prestador designe, éste responderá por la diligencia en su selección y supervisión y gestionará la corrección de cualquier error sin Honorarios adicionales.</w:t>
-      </w:r>
-    </w:p>
-    <w:p>
-      <w:pPr>
-        <w:jc w:val="both"/>
-      </w:pPr>
-      <w:r>
-        <w:t>11.4. Las limitaciones anteriores no aplicarán en caso de dolo o mala fe del Prestador, ni en los demás casos en que la ley no permita su limitación.</w:t>
-      </w:r>
-    </w:p>
-    <w:p>
-      <w:pPr>
-        <w:jc w:val="both"/>
-      </w:pPr>
-      <w:r>
         <w:rPr/>
-        <w:t>11.5. Cualquier reclamación del Cliente deberá notificarse por escrito al Prestador dentro de los noventa (90) días naturales siguientes a la fecha en que el Cliente tuvo conocimiento del hecho que la origina, a efecto de que el Prestador pueda analizarla y, en su caso, subsanarla.</w:t>
-      </w:r>
-    </w:p>
-    <w:p>
-      <w:pPr>
-        <w:keepNext/>
-        <w:spacing w:before="160"/>
-        <w:jc w:val="left"/>
-      </w:pPr>
-      <w:r>
-        <w:rPr>
-          <w:b/>
-        </w:rPr>
-        <w:t>DÉCIMA SEGUNDA. Independencia de las Partes.</w:t>
-      </w:r>
-    </w:p>
-    <w:p>
-      <w:pPr>
-        <w:jc w:val="both"/>
-      </w:pPr>
-      <w:r>
-        <w:rPr/>
-        <w:t>El Prestador actúa como profesionista independiente. No existe relación laboral, de subordinación, sociedad, asociación, agencia, comisión mercantil ni representación general entre las Partes ni entre el Cliente y el personal del Prestador. Cada Parte es la única responsable de las obligaciones laborales, fiscales y de seguridad social respecto de su propio personal. El Prestador podrá auxiliarse de colaboradores y terceros especializados bajo su responsabilidad y dirección, salvo los terceros señalados en la Cláusula 11.3, cuya actuación es independiente.</w:t>
-      </w:r>
-    </w:p>
-    <w:p>
-      <w:pPr>
-        <w:keepNext/>
-        <w:spacing w:before="160"/>
-        <w:jc w:val="left"/>
-      </w:pPr>
-      <w:r>
-        <w:rPr>
-          <w:b/>
-        </w:rPr>
-        <w:t>DÉCIMA TERCERA. Vigencia.</w:t>
-      </w:r>
-    </w:p>
-    <w:p>
-      <w:pPr>
-        <w:jc w:val="both"/>
-      </w:pPr>
-      <w:r>
-        <w:rPr/>
-        <w:t>El presente Contrato entrará en vigor en la fecha de su firma y permanecerá vigente hasta la Entrega de los Entregables y el pago total de las cantidades adeudadas al Prestador, sin perjuicio de su terminación anticipada conforme a la Cláusula Décima Cuarta. Las Cláusulas Séptima, Octava (respecto de cantidades adeudadas), Décima, Décima Primera, Décima Sexta, Décima Séptima, Décima Octava, Vigésima Tercera y Vigésima Cuarta subsistirán a la terminación del Contrato.</w:t>
-      </w:r>
-    </w:p>
-    <w:p>
-      <w:pPr>
-        <w:keepNext/>
-        <w:spacing w:before="160"/>
-        <w:jc w:val="left"/>
-      </w:pPr>
-      <w:r>
-        <w:rPr>
-          <w:b/>
-        </w:rPr>
-        <w:t>DÉCIMA CUARTA. Terminación y rescisión.</w:t>
-      </w:r>
-    </w:p>
-    <w:p>
-      <w:pPr>
-        <w:jc w:val="both"/>
-      </w:pPr>
-      <w:r>
-        <w:rPr/>
-        <w:t xml:space="preserve">14.1. </w:t>
+        <w:t xml:space="preserve">12.3. </w:t>
       </w:r>
       <w:r>
         <w:rPr>
@@ -2256,7 +1863,7 @@
       </w:r>
       <w:r>
         <w:rPr/>
-        <w:t xml:space="preserve"> El Cliente podrá dar por terminado el presente Contrato en cualquier momento, mediante aviso por escrito con cinco (5) Días Hábiles de anticipación, quedando obligado a pagar lo previsto en la Cláusula 14.4.</w:t>
+        <w:t xml:space="preserve"> En cualquier momento, con aviso escrito de cinco (5) Días Hábiles, con los efectos de la Cláusula 12.5.</w:t>
       </w:r>
     </w:p>
     <w:p>
@@ -2265,26 +1872,7 @@
       </w:pPr>
       <w:r>
         <w:rPr/>
-        <w:t xml:space="preserve">14.2. </w:t>
-      </w:r>
-      <w:r>
-        <w:rPr>
-          <w:b/>
-        </w:rPr>
-        <w:t>Terminación por el Prestador.</w:t>
-      </w:r>
-      <w:r>
-        <w:rPr/>
-        <w:t xml:space="preserve"> El Prestador podrá dar por terminado el presente Contrato, sin responsabilidad, mediante aviso por escrito: (a) en los supuestos de las Cláusulas 4.3, 5.4 y 7.3; (b) si el Cliente no paga cualquier cantidad dentro de los diez (10) Días Hábiles siguientes a su vencimiento; (c) si el Cliente no entrega la documentación o información solicitada dentro de los treinta (30) días naturales siguientes a su solicitud; (d) si el Cliente instruye al Prestador a realizar actos contrarios a la ley, a la ética profesional o que excedan el Poder; o (e) por conducta del Cliente, debidamente justificada y notificada por escrito, que ponga en riesgo la reputación o seguridad jurídica del Prestador.</w:t>
-      </w:r>
-    </w:p>
-    <w:p>
-      <w:pPr>
-        <w:jc w:val="both"/>
-      </w:pPr>
-      <w:r>
-        <w:rPr/>
-        <w:t xml:space="preserve">14.3. </w:t>
+        <w:t xml:space="preserve">12.4. </w:t>
       </w:r>
       <w:r>
         <w:rPr>
@@ -2294,7 +1882,7 @@
       </w:r>
       <w:r>
         <w:rPr/>
-        <w:t xml:space="preserve"> Cualquiera de las Partes podrá rescindir el presente Contrato si la otra incumple cualquiera de sus obligaciones y no subsana el incumplimiento dentro de los diez (10) Días Hábiles siguientes a la notificación escrita respectiva, sin necesidad de declaración judicial.</w:t>
+        <w:t xml:space="preserve"> Cualquier Parte podrá rescindir si la otra incumple y no subsana dentro de los diez (10) Días Hábiles siguientes a la notificación escrita del incumplimiento.</w:t>
       </w:r>
     </w:p>
     <w:p>
@@ -2302,16 +1890,37 @@
         <w:jc w:val="both"/>
       </w:pPr>
       <w:r>
-        <w:t xml:space="preserve">14.4. </w:t>
+        <w:rPr/>
+        <w:t xml:space="preserve">12.5. </w:t>
       </w:r>
       <w:r>
         <w:rPr>
           <w:b/>
         </w:rPr>
-        <w:t>Efectos de la terminación.</w:t>
-      </w:r>
-      <w:r>
-        <w:t xml:space="preserve"> En cualquier caso de terminación o rescisión, salvo la rescisión por incumplimiento del Prestador: (a) el Cliente pagará los Honorarios de las etapas concluidas y la parte proporcional del trabajo realizado en la etapa en curso, más los Gastos Devengados; (b) el Prestador reembolsará los anticipos de Gastos de Terceros no devengados, previa compensación de cualquier adeudo del Cliente; y (c) el Prestador entregará al Cliente los documentos originales de éste que obren en su poder y los Entregables obtenidos, una vez cubiertas las cantidades adeudadas. En los supuestos de las Cláusulas 8.8 a 8.12 prevalecerán las reglas de devolución parcial ahí previstas. En caso de rescisión por incumplimiento del Prestador, éste reembolsará la totalidad de los Honorarios pagados correspondientes a las etapas no concluidas, sujeto a la Cláusula Décima Primera.</w:t>
+        <w:t>Efectos.</w:t>
+      </w:r>
+      <w:r>
+        <w:rPr/>
+        <w:t xml:space="preserve"> Salvo rescisión por incumplimiento del Prestador: (a) el Cliente paga los Honorarios de las etapas concluidas, la parte proporcional de la etapa en curso según el Anexo B y los Gastos Devengados; (b) el Prestador reembolsa los anticipos no devengados, previa compensación de adeudos; y (c) el Prestador devuelve los documentos originales del Cliente y los Entregables obtenidos, una vez pagados los adeudos. En los supuestos de las Cláusulas 8.8 a 8.12 prevalecen sus reglas. Si el Contrato se rescinde por incumplimiento del Prestador, éste devuelve el 100% de los Honorarios pagados de las etapas no concluidas, dentro del plazo de la Cláusula 8.11(c).</w:t>
+      </w:r>
+    </w:p>
+    <w:p>
+      <w:pPr>
+        <w:jc w:val="both"/>
+      </w:pPr>
+      <w:r>
+        <w:rPr/>
+        <w:t xml:space="preserve">12.6. </w:t>
+      </w:r>
+      <w:r>
+        <w:rPr>
+          <w:b/>
+        </w:rPr>
+        <w:t>Fuerza mayor.</w:t>
+      </w:r>
+      <w:r>
+        <w:rPr/>
+        <w:t xml:space="preserve"> Ninguna Parte responde por incumplimientos causados por caso fortuito o fuerza mayor, incluidos cierres de la Autoridad o fallas generalizadas de sus sistemas. No se suspenden los pagos ya devengados. Si la causa dura más de sesenta (60) días naturales, cualquier Parte podrá terminar el Contrato con los efectos de la Cláusula 12.5.</w:t>
       </w:r>
     </w:p>
     <w:p>
@@ -2321,10 +1930,16 @@
         <w:jc w:val="left"/>
       </w:pPr>
       <w:r>
+        <w:rPr/>
+      </w:r>
+      <w:r>
         <w:rPr>
           <w:b/>
         </w:rPr>
-        <w:t>DÉCIMA QUINTA. Caso fortuito y fuerza mayor.</w:t>
+        <w:t>DÉCIMA TERCERA. Confidencialidad y datos personales.</w:t>
+      </w:r>
+      <w:r>
+        <w:rPr/>
       </w:r>
     </w:p>
     <w:p>
@@ -2333,7 +1948,34 @@
       </w:pPr>
       <w:r>
         <w:rPr/>
-        <w:t>Ninguna de las Partes será responsable por el incumplimiento o retraso derivado de caso fortuito o fuerza mayor, incluyendo actos de autoridad, cierres o suspensión de labores de la Autoridad, fallas generalizadas de sistemas, epidemias, desastres naturales o disturbios. La obligación de pago de cantidades ya devengadas no se suspenderá por estas causas. Si la causa subsiste por más de sesenta (60) días naturales, cualquiera de las Partes podrá terminar el Contrato con los efectos de la Cláusula 14.4.</w:t>
+        <w:t>13.1. Cada Parte usará la información de la otra sólo para el Contrato y no la revelará, salvo a su personal, al Perito, notarios y Autoridad en la medida necesaria para los Trámites, o por mandato legal. No es confidencial la información pública, la que ya poseía legítimamente o la recibida de un tercero sin deber de confidencialidad.</w:t>
+      </w:r>
+    </w:p>
+    <w:p>
+      <w:pPr>
+        <w:jc w:val="both"/>
+      </w:pPr>
+      <w:r>
+        <w:rPr/>
+        <w:t>13.2. El Cliente no compartirá con terceros, salvo sus asesores obligados a confidencialidad, los modelos, formatos y documentos de trabajo del Prestador, incluido este Contrato.</w:t>
+      </w:r>
+    </w:p>
+    <w:p>
+      <w:pPr>
+        <w:jc w:val="both"/>
+      </w:pPr>
+      <w:r>
+        <w:rPr/>
+        <w:t>13.3. Las Partes tratarán los datos personales conforme a la Ley Federal de Protección de Datos Personales en Posesión de los Particulares. El Cliente garantiza que cuenta con el consentimiento de los titulares cuyos datos entrega y reconoce que el Prestador los comunicará a la Autoridad, al Perito y a notarios para los Trámites.</w:t>
+      </w:r>
+    </w:p>
+    <w:p>
+      <w:pPr>
+        <w:jc w:val="both"/>
+      </w:pPr>
+      <w:r>
+        <w:rPr/>
+        <w:t>13.4. Esta Cláusula subsiste cinco (5) años después de la terminación, y sin límite de tiempo respecto de la e.firma, contraseñas y datos personales.</w:t>
       </w:r>
     </w:p>
     <w:p>
@@ -2343,10 +1985,16 @@
         <w:jc w:val="left"/>
       </w:pPr>
       <w:r>
+        <w:rPr/>
+      </w:r>
+      <w:r>
         <w:rPr>
           <w:b/>
         </w:rPr>
-        <w:t>DÉCIMA SEXTA. Confidencialidad.</w:t>
+        <w:t>DÉCIMA CUARTA. No contratación de personal.</w:t>
+      </w:r>
+      <w:r>
+        <w:rPr/>
       </w:r>
     </w:p>
     <w:p>
@@ -2355,37 +2003,72 @@
       </w:pPr>
       <w:r>
         <w:rPr/>
-        <w:t>16.1. Se considera “</w:t>
+        <w:t>Durante la vigencia y los doce (12) meses siguientes, el Cliente, directamente o por interpósita persona, no contratará ni recibirá servicios de socios, empleados o colaboradores del Prestador que hayan intervenido en los Servicios. La pena convencional por incumplimiento es de [__________]. No hay incumplimiento si la contratación deriva de una convocatoria pública no dirigida al personal del Prestador.</w:t>
+      </w:r>
+    </w:p>
+    <w:p>
+      <w:pPr>
+        <w:keepNext/>
+        <w:spacing w:before="160"/>
+        <w:jc w:val="left"/>
+      </w:pPr>
+      <w:r>
+        <w:rPr/>
       </w:r>
       <w:r>
         <w:rPr>
           <w:b/>
         </w:rPr>
-        <w:t>Información Confidencial</w:t>
+        <w:t>DÉCIMA QUINTA. Propiedad intelectual; cesión; independencia.</w:t>
       </w:r>
       <w:r>
         <w:rPr/>
-        <w:t>” toda información, en cualquier formato, que una Parte (la “</w:t>
+      </w:r>
+    </w:p>
+    <w:p>
+      <w:pPr>
+        <w:jc w:val="both"/>
+      </w:pPr>
+      <w:r>
+        <w:rPr/>
+        <w:t>15.1. Los modelos, formatos y documentos de trabajo del Prestador son de su propiedad; los documentos oficiales emitidos a nombre del Cliente (RFC, e.firma, CSF) son del Cliente.</w:t>
+      </w:r>
+    </w:p>
+    <w:p>
+      <w:pPr>
+        <w:jc w:val="both"/>
+      </w:pPr>
+      <w:r>
+        <w:rPr/>
+        <w:t>15.2. El Cliente no puede ceder el Contrato sin consentimiento escrito del Prestador. El Prestador puede ceder derechos de cobro y auxiliarse de colaboradores, manteniendo su responsabilidad.</w:t>
+      </w:r>
+    </w:p>
+    <w:p>
+      <w:pPr>
+        <w:jc w:val="both"/>
+      </w:pPr>
+      <w:r>
+        <w:rPr/>
+        <w:t>15.3. No existe relación laboral, sociedad, agencia ni comisión mercantil entre las Partes.</w:t>
+      </w:r>
+    </w:p>
+    <w:p>
+      <w:pPr>
+        <w:keepNext/>
+        <w:spacing w:before="160"/>
+        <w:jc w:val="left"/>
+      </w:pPr>
+      <w:r>
+        <w:rPr/>
       </w:r>
       <w:r>
         <w:rPr>
           <w:b/>
         </w:rPr>
-        <w:t>Parte Reveladora</w:t>
+        <w:t>DÉCIMA SEXTA. Comunicaciones.</w:t>
       </w:r>
       <w:r>
         <w:rPr/>
-        <w:t>”) revele a la otra (la “</w:t>
-      </w:r>
-      <w:r>
-        <w:rPr>
-          <w:b/>
-        </w:rPr>
-        <w:t>Parte Receptora</w:t>
-      </w:r>
-      <w:r>
-        <w:rPr/>
-        <w:t>”) con motivo del Contrato, incluyendo la Información del Cliente, la e.firma, contraseñas, información financiera y comercial, así como las metodologías, formatos, modelos de Poder, listas de documentos, procesos, honorarios, proveedores y know-how del Prestador.</w:t>
       </w:r>
     </w:p>
     <w:p>
@@ -2394,181 +2077,7 @@
       </w:pPr>
       <w:r>
         <w:rPr/>
-        <w:t>16.2. La Parte Receptora se obliga a: (a) utilizar la Información Confidencial exclusivamente para los fines del Contrato; (b) no divulgarla a terceros, salvo a su personal, colaboradores, notarios, peritos y demás terceros que necesiten conocerla para los Trámites y estén sujetos a deberes de confidencialidad; y (c) protegerla con medidas al menos equivalentes a las que utiliza para su propia información y nunca inferiores a un estándar razonable.</w:t>
-      </w:r>
-    </w:p>
-    <w:p>
-      <w:pPr>
-        <w:jc w:val="both"/>
-      </w:pPr>
-      <w:r>
-        <w:rPr/>
-        <w:t>16.3. No será Información Confidencial la que: (a) sea o llegue a ser del dominio público sin culpa de la Parte Receptora; (b) obre legítimamente en poder de la Parte Receptora antes de su revelación; (c) sea recibida legítimamente de un tercero sin obligación de confidencialidad; o (d) deba revelarse por mandato de ley o de autoridad competente, en cuyo caso la Parte Receptora, cuando la ley lo permita, avisará a la otra Parte y revelará únicamente lo estrictamente requerido.</w:t>
-      </w:r>
-    </w:p>
-    <w:p>
-      <w:pPr>
-        <w:jc w:val="both"/>
-      </w:pPr>
-      <w:r>
-        <w:rPr/>
-        <w:t>16.4. El Cliente no podrá divulgar, publicar ni compartir con terceros los modelos, formatos, listas y documentos de trabajo del Prestador, incluyendo el presente Contrato, salvo a sus asesores sujetos a confidencialidad.</w:t>
-      </w:r>
-    </w:p>
-    <w:p>
-      <w:pPr>
-        <w:jc w:val="both"/>
-      </w:pPr>
-      <w:r>
-        <w:rPr/>
-        <w:t>16.5. Las obligaciones de esta Cláusula subsistirán durante la vigencia del Contrato y por cinco (5) años posteriores a su terminación, y por tiempo indefinido respecto de la e.firma, contraseñas y Datos Personales.</w:t>
-      </w:r>
-    </w:p>
-    <w:p>
-      <w:pPr>
-        <w:keepNext/>
-        <w:spacing w:before="160"/>
-        <w:jc w:val="left"/>
-      </w:pPr>
-      <w:r>
-        <w:rPr>
-          <w:b/>
-        </w:rPr>
-        <w:t>DÉCIMA SÉPTIMA. Protección de Datos Personales.</w:t>
-      </w:r>
-    </w:p>
-    <w:p>
-      <w:pPr>
-        <w:jc w:val="both"/>
-      </w:pPr>
-      <w:r>
-        <w:rPr/>
-        <w:t>17.1. Cada Parte tratará los Datos Personales que reciba de la otra conforme a la LFPDPPP, su Reglamento y demás disposiciones aplicables, exclusivamente para las finalidades del Contrato, y adoptará medidas de seguridad administrativas, técnicas y físicas adecuadas.</w:t>
-      </w:r>
-    </w:p>
-    <w:p>
-      <w:pPr>
-        <w:jc w:val="both"/>
-      </w:pPr>
-      <w:r>
-        <w:rPr/>
-        <w:t>17.2. El Cliente garantiza que cuenta con el consentimiento o la base legal necesaria para transferir al Prestador los Datos Personales de sus representantes, socios, beneficiarios controladores y demás personas físicas que se incluyan en la Información del Cliente, y que les ha informado de dicha transferencia. El aviso de privacidad del Prestador se encuentra a disposición del Cliente a través de los Canales Autorizados.</w:t>
-      </w:r>
-    </w:p>
-    <w:p>
-      <w:pPr>
-        <w:jc w:val="both"/>
-      </w:pPr>
-      <w:r>
-        <w:rPr/>
-        <w:t>17.3. El Cliente reconoce que, para la realización de los Trámites, el Prestador comunicará los Datos Personales a la Autoridad, notarios, autoridades de apostilla, peritos traductores y empresas de mensajería, y que dichas comunicaciones son necesarias para el cumplimiento del Contrato.</w:t>
-      </w:r>
-    </w:p>
-    <w:p>
-      <w:pPr>
-        <w:jc w:val="both"/>
-      </w:pPr>
-      <w:r>
-        <w:rPr/>
-        <w:t>17.4. Los Datos Personales recibidos por el Prestador del extranjero se tratarán en México. Cada Parte será responsable frente a la otra por los incumplimientos a la legislación de datos personales que le sean imputables.</w:t>
-      </w:r>
-    </w:p>
-    <w:p>
-      <w:pPr>
-        <w:keepNext/>
-        <w:spacing w:before="160"/>
-        <w:jc w:val="left"/>
-      </w:pPr>
-      <w:r>
-        <w:rPr>
-          <w:b/>
-        </w:rPr>
-        <w:t>DÉCIMA OCTAVA. No contratación de personal.</w:t>
-      </w:r>
-    </w:p>
-    <w:p>
-      <w:pPr>
-        <w:jc w:val="both"/>
-      </w:pPr>
-      <w:r>
-        <w:rPr/>
-        <w:t xml:space="preserve">Durante la vigencia del Contrato y los doce (12) meses siguientes a su terminación, el Cliente, por sí o por interpósita persona, incluidas sus empresas relacionadas y Empresas Adicionales, no podrá contratar, emplear ni recibir servicios directamente de ningún socio, empleado o colaborador del Prestador que haya intervenido en los Servicios, ni inducirlo a dejar de prestar servicios al Prestador, salvo autorización escrita del Prestador. En caso de incumplimiento, el Cliente pagará al Prestador, como pena convencional, una cantidad equivalente a </w:t>
-      </w:r>
-      <w:r>
-        <w:rPr>
-          <w:b/>
-        </w:rPr>
-        <w:t>[__________]</w:t>
-      </w:r>
-      <w:r>
-        <w:rPr/>
-        <w:t>, sin perjuicio de que dicha pena no podrá exceder el límite previsto en la legislación civil aplicable. La contratación derivada de una convocatoria pública general no dirigida específicamente al personal del Prestador no constituirá incumplimiento.</w:t>
-      </w:r>
-    </w:p>
-    <w:p>
-      <w:pPr>
-        <w:keepNext/>
-        <w:spacing w:before="160"/>
-        <w:jc w:val="left"/>
-      </w:pPr>
-      <w:r>
-        <w:rPr>
-          <w:b/>
-        </w:rPr>
-        <w:t>DÉCIMA NOVENA. Propiedad intelectual.</w:t>
-      </w:r>
-    </w:p>
-    <w:p>
-      <w:pPr>
-        <w:jc w:val="both"/>
-      </w:pPr>
-      <w:r>
-        <w:rPr/>
-        <w:t>Los formatos, modelos, metodologías, listas y documentos de trabajo elaborados por el Prestador son y seguirán siendo de su propiedad. El Cliente adquiere únicamente el derecho a usar los Entregables para sus propios fines. Los documentos oficiales emitidos a nombre del Cliente (inscripción en el RFC, e.firma y CSF) pertenecen al Cliente.</w:t>
-      </w:r>
-    </w:p>
-    <w:p>
-      <w:pPr>
-        <w:keepNext/>
-        <w:spacing w:before="160"/>
-        <w:jc w:val="left"/>
-      </w:pPr>
-      <w:r>
-        <w:rPr>
-          <w:b/>
-        </w:rPr>
-        <w:t>VIGÉSIMA. Cesión.</w:t>
-      </w:r>
-    </w:p>
-    <w:p>
-      <w:pPr>
-        <w:jc w:val="both"/>
-      </w:pPr>
-      <w:r>
-        <w:rPr/>
-        <w:t>El Cliente no podrá ceder ni transmitir los derechos u obligaciones derivados del presente Contrato sin el consentimiento previo y por escrito del Prestador. El Prestador podrá ceder los derechos de cobro derivados del Contrato y subcontratar actividades auxiliares, manteniendo su responsabilidad frente al Cliente en los términos del Contrato.</w:t>
-      </w:r>
-    </w:p>
-    <w:p>
-      <w:pPr>
-        <w:keepNext/>
-        <w:spacing w:before="160"/>
-        <w:jc w:val="left"/>
-      </w:pPr>
-      <w:r>
-        <w:rPr>
-          <w:b/>
-        </w:rPr>
-        <w:t>VIGÉSIMA PRIMERA. Comunicaciones y notificaciones.</w:t>
-      </w:r>
-    </w:p>
-    <w:p>
-      <w:pPr>
-        <w:jc w:val="both"/>
-      </w:pPr>
-      <w:r>
-        <w:rPr/>
-        <w:t>21.1. Todas las comunicaciones, avisos, instrucciones, solicitudes, aprobaciones y Entregas relacionadas con el Contrato serán válidas y surtirán efectos únicamente cuando se envíen a través de los siguientes Canales Autorizados:</w:t>
+        <w:t>16.1. Sólo surten efectos las comunicaciones enviadas por los siguientes Canales Autorizados:</w:t>
       </w:r>
     </w:p>
     <w:tbl>
@@ -2578,69 +2087,105 @@
         <w:tblLook w:firstColumn="1" w:firstRow="1" w:lastColumn="0" w:lastRow="0" w:noHBand="0" w:noVBand="1" w:val="04A0"/>
       </w:tblPr>
       <w:tblGrid>
-        <w:gridCol w:w="2353"/>
-        <w:gridCol w:w="2353"/>
-        <w:gridCol w:w="2353"/>
-        <w:gridCol w:w="2353"/>
+        <w:gridCol w:w="2436"/>
+        <w:gridCol w:w="2436"/>
+        <w:gridCol w:w="2436"/>
+        <w:gridCol w:w="2436"/>
       </w:tblGrid>
       <w:tr>
         <w:tc>
           <w:tcPr>
-            <w:tcW w:type="dxa" w:w="2353"/>
-            <w:shd w:fill="EEEEEE" w:val="clear"/>
+            <w:tcW w:type="dxa" w:w="2436"/>
           </w:tcPr>
           <w:p>
             <w:r>
               <w:rPr>
+                <w:sz w:val="19"/>
+              </w:rPr>
+            </w:r>
+            <w:r>
+              <w:rPr>
                 <w:b/>
-                <w:sz w:val="20"/>
+                <w:sz w:val="19"/>
               </w:rPr>
               <w:t>Parte</w:t>
+            </w:r>
+            <w:r>
+              <w:rPr>
+                <w:sz w:val="19"/>
+              </w:rPr>
             </w:r>
           </w:p>
         </w:tc>
         <w:tc>
           <w:tcPr>
-            <w:tcW w:type="dxa" w:w="2353"/>
-            <w:shd w:fill="EEEEEE" w:val="clear"/>
+            <w:tcW w:type="dxa" w:w="2436"/>
           </w:tcPr>
           <w:p>
             <w:r>
               <w:rPr>
+                <w:sz w:val="19"/>
+              </w:rPr>
+            </w:r>
+            <w:r>
+              <w:rPr>
                 <w:b/>
-                <w:sz w:val="20"/>
+                <w:sz w:val="19"/>
               </w:rPr>
               <w:t>Correo electrónico</w:t>
+            </w:r>
+            <w:r>
+              <w:rPr>
+                <w:sz w:val="19"/>
+              </w:rPr>
             </w:r>
           </w:p>
         </w:tc>
         <w:tc>
           <w:tcPr>
-            <w:tcW w:type="dxa" w:w="2353"/>
-            <w:shd w:fill="EEEEEE" w:val="clear"/>
+            <w:tcW w:type="dxa" w:w="2436"/>
           </w:tcPr>
           <w:p>
             <w:r>
               <w:rPr>
+                <w:sz w:val="19"/>
+              </w:rPr>
+            </w:r>
+            <w:r>
+              <w:rPr>
                 <w:b/>
-                <w:sz w:val="20"/>
+                <w:sz w:val="19"/>
               </w:rPr>
               <w:t>WhatsApp</w:t>
+            </w:r>
+            <w:r>
+              <w:rPr>
+                <w:sz w:val="19"/>
+              </w:rPr>
             </w:r>
           </w:p>
         </w:tc>
         <w:tc>
           <w:tcPr>
-            <w:tcW w:type="dxa" w:w="2353"/>
-            <w:shd w:fill="EEEEEE" w:val="clear"/>
+            <w:tcW w:type="dxa" w:w="2436"/>
           </w:tcPr>
           <w:p>
             <w:r>
               <w:rPr>
+                <w:sz w:val="19"/>
+              </w:rPr>
+            </w:r>
+            <w:r>
+              <w:rPr>
                 <w:b/>
-                <w:sz w:val="20"/>
+                <w:sz w:val="19"/>
               </w:rPr>
-              <w:t>Persona de contacto</w:t>
+              <w:t>Contacto</w:t>
+            </w:r>
+            <w:r>
+              <w:rPr>
+                <w:sz w:val="19"/>
+              </w:rPr>
             </w:r>
           </w:p>
         </w:tc>
@@ -2648,12 +2193,12 @@
       <w:tr>
         <w:tc>
           <w:tcPr>
-            <w:tcW w:type="dxa" w:w="2353"/>
+            <w:tcW w:type="dxa" w:w="2436"/>
           </w:tcPr>
           <w:p>
             <w:r>
               <w:rPr>
-                <w:sz w:val="20"/>
+                <w:sz w:val="19"/>
               </w:rPr>
               <w:t>Prestador</w:t>
             </w:r>
@@ -2661,12 +2206,12 @@
         </w:tc>
         <w:tc>
           <w:tcPr>
-            <w:tcW w:type="dxa" w:w="2353"/>
+            <w:tcW w:type="dxa" w:w="2436"/>
           </w:tcPr>
           <w:p>
             <w:r>
               <w:rPr>
-                <w:sz w:val="20"/>
+                <w:sz w:val="19"/>
               </w:rPr>
               <w:t>taxgr.interno@gmail.com</w:t>
             </w:r>
@@ -2674,25 +2219,25 @@
         </w:tc>
         <w:tc>
           <w:tcPr>
-            <w:tcW w:type="dxa" w:w="2353"/>
+            <w:tcW w:type="dxa" w:w="2436"/>
           </w:tcPr>
           <w:p>
             <w:r>
               <w:rPr>
-                <w:sz w:val="20"/>
+                <w:sz w:val="19"/>
               </w:rPr>
-              <w:t>+52 55 7914 2013 y +52 55 3913 6467</w:t>
+              <w:t>+52 55 7914 2013 / +52 55 3913 6467</w:t>
             </w:r>
           </w:p>
         </w:tc>
         <w:tc>
           <w:tcPr>
-            <w:tcW w:type="dxa" w:w="2353"/>
+            <w:tcW w:type="dxa" w:w="2436"/>
           </w:tcPr>
           <w:p>
             <w:r>
               <w:rPr>
-                <w:sz w:val="20"/>
+                <w:sz w:val="19"/>
               </w:rPr>
               <w:t>[__________]</w:t>
             </w:r>
@@ -2702,12 +2247,12 @@
       <w:tr>
         <w:tc>
           <w:tcPr>
-            <w:tcW w:type="dxa" w:w="2353"/>
+            <w:tcW w:type="dxa" w:w="2436"/>
           </w:tcPr>
           <w:p>
             <w:r>
               <w:rPr>
-                <w:sz w:val="20"/>
+                <w:sz w:val="19"/>
               </w:rPr>
               <w:t>Cliente</w:t>
             </w:r>
@@ -2715,12 +2260,12 @@
         </w:tc>
         <w:tc>
           <w:tcPr>
-            <w:tcW w:type="dxa" w:w="2353"/>
+            <w:tcW w:type="dxa" w:w="2436"/>
           </w:tcPr>
           <w:p>
             <w:r>
               <w:rPr>
-                <w:sz w:val="20"/>
+                <w:sz w:val="19"/>
               </w:rPr>
               <w:t>[__________]</w:t>
             </w:r>
@@ -2728,12 +2273,12 @@
         </w:tc>
         <w:tc>
           <w:tcPr>
-            <w:tcW w:type="dxa" w:w="2353"/>
+            <w:tcW w:type="dxa" w:w="2436"/>
           </w:tcPr>
           <w:p>
             <w:r>
               <w:rPr>
-                <w:sz w:val="20"/>
+                <w:sz w:val="19"/>
               </w:rPr>
               <w:t>[__________]</w:t>
             </w:r>
@@ -2741,12 +2286,12 @@
         </w:tc>
         <w:tc>
           <w:tcPr>
-            <w:tcW w:type="dxa" w:w="2353"/>
+            <w:tcW w:type="dxa" w:w="2436"/>
           </w:tcPr>
           <w:p>
             <w:r>
               <w:rPr>
-                <w:sz w:val="20"/>
+                <w:sz w:val="19"/>
               </w:rPr>
               <w:t>[__________]</w:t>
             </w:r>
@@ -2754,15 +2299,10 @@
         </w:tc>
       </w:tr>
     </w:tbl>
-    <w:p/>
     <w:p>
       <w:pPr>
-        <w:jc w:val="both"/>
-      </w:pPr>
-      <w:r>
-        <w:rPr/>
-        <w:t>21.2. Las comunicaciones se tendrán por recibidas: (a) por correo electrónico, en la fecha de envío si se realiza en Día Hábil antes de las 18:00 horas, hora de la Ciudad de México, o el Día Hábil siguiente en caso contrario; y (b) por WhatsApp, en la fecha en que el mensaje aparezca como entregado. Las Partes reconocen el valor probatorio de dichas comunicaciones, así como de sus respaldos y capturas de pantalla.</w:t>
-      </w:r>
+        <w:spacing w:after="0"/>
+      </w:pPr>
     </w:p>
     <w:p>
       <w:pPr>
@@ -2770,7 +2310,7 @@
       </w:pPr>
       <w:r>
         <w:rPr/>
-        <w:t>21.3. Las instrucciones relativas a pagos, cuentas bancarias, cambios de alcance, terminación y Entrega de la e.firma deberán enviarse por correo electrónico; las enviadas sólo por WhatsApp deberán confirmarse por correo electrónico para surtir efectos.</w:t>
+        <w:t>16.2. Un correo se tiene por recibido el mismo Día Hábil si se envía antes de las 18:00 horas de la Ciudad de México, y en otro caso el Día Hábil siguiente; un mensaje de WhatsApp, cuando aparece como entregado. Las instrucciones sobre pagos, cuentas bancarias, alcance, terminación y Entrega de la e.firma sólo surten efectos por correo electrónico.</w:t>
       </w:r>
     </w:p>
     <w:p>
@@ -2779,7 +2319,7 @@
       </w:pPr>
       <w:r>
         <w:rPr/>
-        <w:t>21.4. Cualquier cambio de los Canales Autorizados deberá notificarse por escrito a la otra Parte a través del Canal Autorizado vigente; mientras no se notifique, las comunicaciones enviadas a los Canales Autorizados vigentes serán válidas. El Prestador no será responsable por comunicaciones enviadas o recibidas por medios distintos, ni por instrucciones de personas no identificadas como contacto del Cliente.</w:t>
+        <w:t>16.3. Los cambios de Canal Autorizado se notifican por el canal vigente. Las comunicaciones del Prestador se emiten en español.</w:t>
       </w:r>
     </w:p>
     <w:p>
@@ -2788,39 +2328,45 @@
       </w:pPr>
       <w:r>
         <w:rPr/>
-        <w:t>21.5. Las comunicaciones del Prestador se emitirán en idioma español; el Cliente será responsable de su traducción.</w:t>
+        <w:t>16.4. Para notificaciones judiciales, el Cliente señala como domicilio en la Ciudad de México [__________].</w:t>
       </w:r>
     </w:p>
     <w:p>
       <w:pPr>
-        <w:jc w:val="both"/>
+        <w:keepNext/>
+        <w:spacing w:before="160"/>
+        <w:jc w:val="left"/>
       </w:pPr>
       <w:r>
         <w:rPr/>
-        <w:t xml:space="preserve">21.6. Para notificaciones judiciales, las Partes señalan como domicilios los indicados en las Declaraciones. El Cliente señala como domicilio en la Ciudad de México para oír y recibir notificaciones </w:t>
       </w:r>
       <w:r>
         <w:rPr>
           <w:b/>
         </w:rPr>
-        <w:t>[__________]</w:t>
+        <w:t>DÉCIMA SÉPTIMA. Disposiciones generales.</w:t>
       </w:r>
       <w:r>
         <w:rPr/>
-        <w:t>; a falta de éste, acepta que las notificaciones se practiquen en los términos que permita la legislación procesal aplicable.</w:t>
       </w:r>
     </w:p>
     <w:p>
       <w:pPr>
-        <w:keepNext/>
-        <w:spacing w:before="160"/>
-        <w:jc w:val="left"/>
-      </w:pPr>
+        <w:jc w:val="both"/>
+      </w:pPr>
+      <w:r>
+        <w:rPr/>
+        <w:t xml:space="preserve">17.1. </w:t>
+      </w:r>
       <w:r>
         <w:rPr>
           <w:b/>
         </w:rPr>
-        <w:t>VIGÉSIMA SEGUNDA. Firma electrónica y ejemplares.</w:t>
+        <w:t>Firma.</w:t>
+      </w:r>
+      <w:r>
+        <w:rPr/>
+        <w:t xml:space="preserve"> El Contrato puede firmarse de forma autógrafa o electrónica, en uno o varios ejemplares, con plenos efectos.</w:t>
       </w:r>
     </w:p>
     <w:p>
@@ -2829,20 +2375,17 @@
       </w:pPr>
       <w:r>
         <w:rPr/>
-        <w:t>Las Partes acuerdan que el presente Contrato y sus Anexos podrán firmarse de forma autógrafa, mediante firma electrónica simple o avanzada, o mediante plataformas de firma electrónica, en términos de los artículos 1803 y 1834 bis del Código Civil Federal y demás disposiciones aplicables, produciendo los mismos efectos que la firma autógrafa. Podrá firmarse en varios ejemplares, que en conjunto constituirán un solo instrumento. Las Partes renuncian a impugnar la validez del Contrato por el medio de firma utilizado.</w:t>
-      </w:r>
-    </w:p>
-    <w:p>
-      <w:pPr>
-        <w:keepNext/>
-        <w:spacing w:before="160"/>
-        <w:jc w:val="left"/>
-      </w:pPr>
+        <w:t xml:space="preserve">17.2. </w:t>
+      </w:r>
       <w:r>
         <w:rPr>
           <w:b/>
         </w:rPr>
-        <w:t>VIGÉSIMA TERCERA. Idioma.</w:t>
+        <w:t>Idioma.</w:t>
+      </w:r>
+      <w:r>
+        <w:rPr/>
+        <w:t xml:space="preserve"> El Contrato se celebra en español. Cualquier traducción es sólo de referencia; prevalece siempre la versión en español.</w:t>
       </w:r>
     </w:p>
     <w:p>
@@ -2851,20 +2394,17 @@
       </w:pPr>
       <w:r>
         <w:rPr/>
-        <w:t>El presente Contrato se celebra en idioma español. Cualquier traducción que el Cliente realice o mande realizar será únicamente para su referencia, a su costa y bajo su responsabilidad, y no tendrá efecto legal alguno. En caso de discrepancia, contradicción o diferencia de interpretación entre la versión en español y cualquier traducción, prevalecerá en todo caso la versión en español.</w:t>
-      </w:r>
-    </w:p>
-    <w:p>
-      <w:pPr>
-        <w:keepNext/>
-        <w:spacing w:before="160"/>
-        <w:jc w:val="left"/>
-      </w:pPr>
+        <w:t xml:space="preserve">17.3. </w:t>
+      </w:r>
       <w:r>
         <w:rPr>
           <w:b/>
         </w:rPr>
-        <w:t>VIGÉSIMA CUARTA. Legislación aplicable y jurisdicción.</w:t>
+        <w:t>Acuerdo total y modificaciones.</w:t>
+      </w:r>
+      <w:r>
+        <w:rPr/>
+        <w:t xml:space="preserve"> El Contrato y sus Anexos sustituyen cualquier propuesta, cotización, mensaje o acuerdo previo. Sólo se modifica por escrito firmado por ambas Partes; los mensajes de WhatsApp no lo modifican.</w:t>
       </w:r>
     </w:p>
     <w:p>
@@ -2873,67 +2413,7 @@
       </w:pPr>
       <w:r>
         <w:rPr/>
-        <w:t>Para la interpretación y cumplimiento del presente Contrato, las Partes se someten a las leyes federales de los Estados Unidos Mexicanos y, en lo conducente, a la legislación aplicable en la Ciudad de México, así como a la jurisdicción de los tribunales competentes con sede en la Ciudad de México, renunciando expresamente a cualquier otro fuero o jurisdicción que pudiera corresponderles por razón de sus domicilios presentes o futuros, su nacionalidad o por cualquier otra causa. Previo al inicio de cualquier procedimiento, las Partes procurarán resolver sus diferencias mediante negociación de buena fe durante un plazo de quince (15) Días Hábiles contados a partir de la notificación de la controversia, sin que ello impida a cualquiera de las Partes solicitar medidas urgentes.</w:t>
-      </w:r>
-    </w:p>
-    <w:p>
-      <w:pPr>
-        <w:keepNext/>
-        <w:spacing w:before="160"/>
-        <w:jc w:val="left"/>
-      </w:pPr>
-      <w:r>
-        <w:rPr>
-          <w:b/>
-        </w:rPr>
-        <w:t>VIGÉSIMA QUINTA. Disposiciones generales.</w:t>
-      </w:r>
-    </w:p>
-    <w:p>
-      <w:pPr>
-        <w:jc w:val="both"/>
-      </w:pPr>
-      <w:r>
-        <w:rPr/>
-        <w:t xml:space="preserve">25.1. </w:t>
-      </w:r>
-      <w:r>
-        <w:rPr>
-          <w:b/>
-        </w:rPr>
-        <w:t>Acuerdo total.</w:t>
-      </w:r>
-      <w:r>
-        <w:rPr/>
-        <w:t xml:space="preserve"> El presente Contrato y sus Anexos constituyen el acuerdo total entre las Partes respecto de su objeto y sustituyen cualquier propuesta, cotización, mensaje, conversación o acuerdo previo, verbal o escrito. Ninguna declaración, promesa o garantía no contenida en este Contrato obligará a las Partes.</w:t>
-      </w:r>
-    </w:p>
-    <w:p>
-      <w:pPr>
-        <w:jc w:val="both"/>
-      </w:pPr>
-      <w:r>
-        <w:rPr/>
-        <w:t xml:space="preserve">25.2. </w:t>
-      </w:r>
-      <w:r>
-        <w:rPr>
-          <w:b/>
-        </w:rPr>
-        <w:t>Modificaciones.</w:t>
-      </w:r>
-      <w:r>
-        <w:rPr/>
-        <w:t xml:space="preserve"> Cualquier modificación al Contrato o sus Anexos sólo será válida si consta por escrito y es firmada por ambas Partes, incluso por medios electrónicos conforme a la Cláusula Vigésima Segunda. Los mensajes por WhatsApp no modificarán el Contrato.</w:t>
-      </w:r>
-    </w:p>
-    <w:p>
-      <w:pPr>
-        <w:jc w:val="both"/>
-      </w:pPr>
-      <w:r>
-        <w:rPr/>
-        <w:t xml:space="preserve">25.3. </w:t>
+        <w:t xml:space="preserve">17.4. </w:t>
       </w:r>
       <w:r>
         <w:rPr>
@@ -2943,7 +2423,7 @@
       </w:r>
       <w:r>
         <w:rPr/>
-        <w:t xml:space="preserve"> En caso de contradicción, prevalecerá el cuerpo del Contrato sobre los Anexos, salvo que un Anexo Adicional disponga expresamente otra cosa respecto de la Empresa Adicional correspondiente.</w:t>
+        <w:t xml:space="preserve"> El cuerpo del Contrato prevalece sobre los Anexos, salvo disposición expresa de un Anexo Adicional para su Empresa Adicional.</w:t>
       </w:r>
     </w:p>
     <w:p>
@@ -2952,17 +2432,17 @@
       </w:pPr>
       <w:r>
         <w:rPr/>
-        <w:t xml:space="preserve">25.4. </w:t>
+        <w:t xml:space="preserve">17.5. </w:t>
       </w:r>
       <w:r>
         <w:rPr>
           <w:b/>
         </w:rPr>
-        <w:t>Divisibilidad.</w:t>
+        <w:t>Divisibilidad y no renuncia.</w:t>
       </w:r>
       <w:r>
         <w:rPr/>
-        <w:t xml:space="preserve"> Si alguna disposición del Contrato es declarada nula o inaplicable, las demás conservarán su validez, y la disposición afectada se sustituirá por la válida que más se aproxime a la intención de las Partes.</w:t>
+        <w:t xml:space="preserve"> La nulidad de una disposición no afecta a las demás. La falta de ejercicio de un derecho no implica renuncia.</w:t>
       </w:r>
     </w:p>
     <w:p>
@@ -2971,17 +2451,17 @@
       </w:pPr>
       <w:r>
         <w:rPr/>
-        <w:t xml:space="preserve">25.5. </w:t>
+        <w:t xml:space="preserve">17.6. </w:t>
       </w:r>
       <w:r>
         <w:rPr>
           <w:b/>
         </w:rPr>
-        <w:t>No renuncia.</w:t>
+        <w:t>Ley y jurisdicción.</w:t>
       </w:r>
       <w:r>
         <w:rPr/>
-        <w:t xml:space="preserve"> La tolerancia o falta de ejercicio de cualquier derecho por una Parte no implicará renuncia al mismo.</w:t>
+        <w:t xml:space="preserve"> Se aplican las leyes federales mexicanas y el Código Civil para la Ciudad de México. Las Partes se someten a los tribunales competentes de la Ciudad de México y renuncian a cualquier otro fuero. Antes de demandar, notificarán la controversia por escrito y negociarán durante quince (15) Días Hábiles, sin perjuicio de medidas urgentes.</w:t>
       </w:r>
     </w:p>
     <w:p>
@@ -2990,55 +2470,7 @@
       </w:pPr>
       <w:r>
         <w:rPr/>
-        <w:t xml:space="preserve">25.6. </w:t>
-      </w:r>
-      <w:r>
-        <w:rPr>
-          <w:b/>
-        </w:rPr>
-        <w:t>Títulos.</w:t>
-      </w:r>
-      <w:r>
-        <w:rPr/>
-        <w:t xml:space="preserve"> Los títulos de las Cláusulas son únicamente de referencia y no afectan su interpretación.</w:t>
-      </w:r>
-    </w:p>
-    <w:p>
-      <w:pPr>
-        <w:jc w:val="both"/>
-      </w:pPr>
-      <w:r>
-        <w:rPr/>
-        <w:t xml:space="preserve">25.7. </w:t>
-      </w:r>
-      <w:r>
-        <w:rPr>
-          <w:b/>
-        </w:rPr>
-        <w:t>Interpretación.</w:t>
-      </w:r>
-      <w:r>
-        <w:rPr/>
-        <w:t xml:space="preserve"> Las Partes reconocen que el Contrato fue revisado y negociado por ambas, por lo que no se interpretará en contra de ninguna de ellas por haberlo redactado.</w:t>
-      </w:r>
-    </w:p>
-    <w:p>
-      <w:pPr>
-        <w:jc w:val="both"/>
-      </w:pPr>
-      <w:r>
-        <w:rPr/>
-        <w:t xml:space="preserve">Leído que fue el presente Contrato y enteradas las Partes de su contenido y alcance legal, lo firman en la Ciudad de México, el día </w:t>
-      </w:r>
-      <w:r>
-        <w:rPr>
-          <w:b/>
-        </w:rPr>
-        <w:t>[__________]</w:t>
-      </w:r>
-      <w:r>
-        <w:rPr/>
-        <w:t>.</w:t>
+        <w:t>Firmado en la Ciudad de México, el [__________].</w:t>
       </w:r>
     </w:p>
     <w:tbl>
@@ -3047,27 +2479,19 @@
         <w:tblLook w:firstColumn="1" w:firstRow="1" w:lastColumn="0" w:lastRow="0" w:noHBand="0" w:noVBand="1" w:val="04A0"/>
       </w:tblPr>
       <w:tblGrid>
-        <w:gridCol w:w="4706"/>
-        <w:gridCol w:w="4706"/>
+        <w:gridCol w:w="4873"/>
+        <w:gridCol w:w="4873"/>
       </w:tblGrid>
       <w:tr>
         <w:tc>
           <w:tcPr>
-            <w:tcW w:type="dxa" w:w="4706"/>
+            <w:tcW w:type="dxa" w:w="4873"/>
           </w:tcPr>
           <w:p>
             <w:pPr>
+              <w:spacing w:before="800"/>
               <w:jc w:val="center"/>
             </w:pPr>
-            <w:r>
-              <w:br/>
-            </w:r>
-            <w:r>
-              <w:br/>
-            </w:r>
-            <w:r>
-              <w:br/>
-            </w:r>
             <w:r>
               <w:rPr/>
               <w:t>_______________________________</w:t>
@@ -3076,10 +2500,16 @@
               <w:br/>
             </w:r>
             <w:r>
+              <w:rPr/>
+            </w:r>
+            <w:r>
               <w:rPr>
                 <w:b/>
               </w:rPr>
               <w:t>EL PRESTADOR</w:t>
+            </w:r>
+            <w:r>
+              <w:rPr/>
             </w:r>
             <w:r>
               <w:br/>
@@ -3106,21 +2536,13 @@
         </w:tc>
         <w:tc>
           <w:tcPr>
-            <w:tcW w:type="dxa" w:w="4706"/>
+            <w:tcW w:type="dxa" w:w="4873"/>
           </w:tcPr>
           <w:p>
             <w:pPr>
+              <w:spacing w:before="800"/>
               <w:jc w:val="center"/>
             </w:pPr>
-            <w:r>
-              <w:br/>
-            </w:r>
-            <w:r>
-              <w:br/>
-            </w:r>
-            <w:r>
-              <w:br/>
-            </w:r>
             <w:r>
               <w:rPr/>
               <w:t>_______________________________</w:t>
@@ -3129,10 +2551,16 @@
               <w:br/>
             </w:r>
             <w:r>
+              <w:rPr/>
+            </w:r>
+            <w:r>
               <w:rPr>
                 <w:b/>
               </w:rPr>
               <w:t>EL CLIENTE</w:t>
+            </w:r>
+            <w:r>
+              <w:rPr/>
             </w:r>
             <w:r>
               <w:br/>
@@ -3153,49 +2581,57 @@
             </w:r>
             <w:r>
               <w:rPr/>
-              <w:t>Representante legal</w:t>
+              <w:t>Cargo: Representante legal</w:t>
             </w:r>
           </w:p>
         </w:tc>
       </w:tr>
     </w:tbl>
-    <w:p/>
     <w:p>
-      <w:r/>
+      <w:r>
+        <w:br w:type="page"/>
+      </w:r>
     </w:p>
     <w:p>
       <w:pPr>
-        <w:keepNext/>
-        <w:spacing w:before="280"/>
+        <w:spacing w:before="240"/>
         <w:jc w:val="center"/>
       </w:pPr>
+      <w:r>
+        <w:rPr>
+          <w:sz w:val="24"/>
+        </w:rPr>
+      </w:r>
       <w:r>
         <w:rPr>
           <w:b/>
-          <w:caps/>
           <w:sz w:val="24"/>
         </w:rPr>
-        <w:t>Anexo A</w:t>
-      </w:r>
-      <w:r>
-        <w:rPr>
-          <w:caps/>
-        </w:rPr>
+        <w:t>ANEXO A</w:t>
+      </w:r>
+      <w:r>
         <w:br/>
       </w:r>
       <w:r>
         <w:rPr>
           <w:b/>
-          <w:caps/>
           <w:sz w:val="24"/>
         </w:rPr>
-        <w:t>Alcance y Entregables</w:t>
+        <w:t>ALCANCE, ENTREGABLES Y TIEMPOS</w:t>
+      </w:r>
+      <w:r>
+        <w:rPr>
+          <w:sz w:val="24"/>
+        </w:rPr>
       </w:r>
     </w:p>
     <w:p>
       <w:pPr>
         <w:jc w:val="both"/>
       </w:pPr>
+      <w:r>
+        <w:rPr/>
+      </w:r>
       <w:r>
         <w:rPr>
           <w:b/>
@@ -3204,7 +2640,7 @@
       </w:r>
       <w:r>
         <w:rPr/>
-        <w:t xml:space="preserve"> [__________]    </w:t>
+        <w:t xml:space="preserve"> [__________] · </w:t>
       </w:r>
       <w:r>
         <w:rPr>
@@ -3214,7 +2650,7 @@
       </w:r>
       <w:r>
         <w:rPr/>
-        <w:t xml:space="preserve"> Piloto – una (1) persona moral / un (1) RFC</w:t>
+        <w:t xml:space="preserve"> una (1) persona moral / un (1) RFC</w:t>
       </w:r>
     </w:p>
     <w:tbl>
@@ -3224,69 +2660,105 @@
         <w:tblLook w:firstColumn="1" w:firstRow="1" w:lastColumn="0" w:lastRow="0" w:noHBand="0" w:noVBand="1" w:val="04A0"/>
       </w:tblPr>
       <w:tblGrid>
-        <w:gridCol w:w="2353"/>
-        <w:gridCol w:w="2353"/>
-        <w:gridCol w:w="2353"/>
-        <w:gridCol w:w="2353"/>
+        <w:gridCol w:w="2436"/>
+        <w:gridCol w:w="2436"/>
+        <w:gridCol w:w="2436"/>
+        <w:gridCol w:w="2436"/>
       </w:tblGrid>
       <w:tr>
         <w:tc>
           <w:tcPr>
-            <w:tcW w:type="dxa" w:w="2353"/>
-            <w:shd w:fill="EEEEEE" w:val="clear"/>
+            <w:tcW w:type="dxa" w:w="2436"/>
           </w:tcPr>
           <w:p>
             <w:r>
               <w:rPr>
+                <w:sz w:val="19"/>
+              </w:rPr>
+            </w:r>
+            <w:r>
+              <w:rPr>
                 <w:b/>
-                <w:sz w:val="20"/>
+                <w:sz w:val="19"/>
               </w:rPr>
               <w:t>Etapa</w:t>
+            </w:r>
+            <w:r>
+              <w:rPr>
+                <w:sz w:val="19"/>
+              </w:rPr>
             </w:r>
           </w:p>
         </w:tc>
         <w:tc>
           <w:tcPr>
-            <w:tcW w:type="dxa" w:w="2353"/>
-            <w:shd w:fill="EEEEEE" w:val="clear"/>
+            <w:tcW w:type="dxa" w:w="2436"/>
           </w:tcPr>
           <w:p>
             <w:r>
               <w:rPr>
+                <w:sz w:val="19"/>
+              </w:rPr>
+            </w:r>
+            <w:r>
+              <w:rPr>
                 <w:b/>
-                <w:sz w:val="20"/>
+                <w:sz w:val="19"/>
               </w:rPr>
               <w:t>Actividad del Prestador</w:t>
+            </w:r>
+            <w:r>
+              <w:rPr>
+                <w:sz w:val="19"/>
+              </w:rPr>
             </w:r>
           </w:p>
         </w:tc>
         <w:tc>
           <w:tcPr>
-            <w:tcW w:type="dxa" w:w="2353"/>
-            <w:shd w:fill="EEEEEE" w:val="clear"/>
+            <w:tcW w:type="dxa" w:w="2436"/>
           </w:tcPr>
           <w:p>
             <w:r>
               <w:rPr>
+                <w:sz w:val="19"/>
+              </w:rPr>
+            </w:r>
+            <w:r>
+              <w:rPr>
                 <w:b/>
-                <w:sz w:val="20"/>
+                <w:sz w:val="19"/>
               </w:rPr>
-              <w:t>Requisito previo a cargo del Cliente</w:t>
+              <w:t>Requisito del Cliente</w:t>
+            </w:r>
+            <w:r>
+              <w:rPr>
+                <w:sz w:val="19"/>
+              </w:rPr>
             </w:r>
           </w:p>
         </w:tc>
         <w:tc>
           <w:tcPr>
-            <w:tcW w:type="dxa" w:w="2353"/>
-            <w:shd w:fill="EEEEEE" w:val="clear"/>
+            <w:tcW w:type="dxa" w:w="2436"/>
           </w:tcPr>
           <w:p>
             <w:r>
               <w:rPr>
+                <w:sz w:val="19"/>
+              </w:rPr>
+            </w:r>
+            <w:r>
+              <w:rPr>
                 <w:b/>
-                <w:sz w:val="20"/>
+                <w:sz w:val="19"/>
               </w:rPr>
               <w:t>Entregable</w:t>
+            </w:r>
+            <w:r>
+              <w:rPr>
+                <w:sz w:val="19"/>
+              </w:rPr>
             </w:r>
           </w:p>
         </w:tc>
@@ -3294,12 +2766,12 @@
       <w:tr>
         <w:tc>
           <w:tcPr>
-            <w:tcW w:type="dxa" w:w="2353"/>
+            <w:tcW w:type="dxa" w:w="2436"/>
           </w:tcPr>
           <w:p>
             <w:r>
               <w:rPr>
-                <w:sz w:val="20"/>
+                <w:sz w:val="19"/>
               </w:rPr>
               <w:t>1</w:t>
             </w:r>
@@ -3307,40 +2779,40 @@
         </w:tc>
         <w:tc>
           <w:tcPr>
-            <w:tcW w:type="dxa" w:w="2353"/>
+            <w:tcW w:type="dxa" w:w="2436"/>
           </w:tcPr>
           <w:p>
             <w:r>
               <w:rPr>
-                <w:sz w:val="20"/>
+                <w:sz w:val="19"/>
               </w:rPr>
-              <w:t>Revisión de la documentación del Anexo C e identificación del Cliente y sus beneficiarios controladores.</w:t>
+              <w:t>Revisión de documentos e identificación del Cliente; envío del texto del Poder y del modelo de Certificado Notarial; revisión de borradores.</w:t>
             </w:r>
           </w:p>
         </w:tc>
         <w:tc>
           <w:tcPr>
-            <w:tcW w:type="dxa" w:w="2353"/>
+            <w:tcW w:type="dxa" w:w="2436"/>
           </w:tcPr>
           <w:p>
             <w:r>
               <w:rPr>
-                <w:sz w:val="20"/>
+                <w:sz w:val="19"/>
               </w:rPr>
-              <w:t>Entrega completa del Anexo C; pago de la primera etapa de Honorarios.</w:t>
+              <w:t>Pago de la primera etapa de Honorarios (8.1(a)) y de los Gastos de Terceros.</w:t>
             </w:r>
           </w:p>
         </w:tc>
         <w:tc>
           <w:tcPr>
-            <w:tcW w:type="dxa" w:w="2353"/>
+            <w:tcW w:type="dxa" w:w="2436"/>
           </w:tcPr>
           <w:p>
             <w:r>
               <w:rPr>
-                <w:sz w:val="20"/>
+                <w:sz w:val="19"/>
               </w:rPr>
-              <w:t>Confirmación escrita de documentación completa o lista de faltantes.</w:t>
+              <w:t>Texto del Poder y modelo de Certificado Notarial; observaciones escritas a los borradores.</w:t>
             </w:r>
           </w:p>
         </w:tc>
@@ -3348,12 +2820,12 @@
       <w:tr>
         <w:tc>
           <w:tcPr>
-            <w:tcW w:type="dxa" w:w="2353"/>
+            <w:tcW w:type="dxa" w:w="2436"/>
           </w:tcPr>
           <w:p>
             <w:r>
               <w:rPr>
-                <w:sz w:val="20"/>
+                <w:sz w:val="19"/>
               </w:rPr>
               <w:t>2</w:t>
             </w:r>
@@ -3361,40 +2833,40 @@
         </w:tc>
         <w:tc>
           <w:tcPr>
-            <w:tcW w:type="dxa" w:w="2353"/>
+            <w:tcW w:type="dxa" w:w="2436"/>
           </w:tcPr>
           <w:p>
             <w:r>
               <w:rPr>
-                <w:sz w:val="20"/>
+                <w:sz w:val="19"/>
               </w:rPr>
-              <w:t>Proporcionar el texto del Poder y el modelo de Certificado Notarial; revisar los documentos del país de origen que entregue el Cliente; coordinar su traducción al español (del inglés o del idioma en que consten) por perito traductor autorizado y la protocolización del instrumento notarial ante notario mexicano.</w:t>
+              <w:t>Traducción por Perito y protocolización del Certificado Notarial.</w:t>
             </w:r>
           </w:p>
         </w:tc>
         <w:tc>
           <w:tcPr>
-            <w:tcW w:type="dxa" w:w="2353"/>
+            <w:tcW w:type="dxa" w:w="2436"/>
           </w:tcPr>
           <w:p>
             <w:r>
               <w:rPr>
-                <w:sz w:val="20"/>
+                <w:sz w:val="19"/>
               </w:rPr>
-              <w:t>Entrega de los documentos firmados ante notario del país de origen, apostillados y, en su caso, con su traducción del país de origen (a cargo y costo del Cliente); pago del 100% de los Gastos de Terceros en México.</w:t>
+              <w:t>Entrega de la Documentación Completa.</w:t>
             </w:r>
           </w:p>
         </w:tc>
         <w:tc>
           <w:tcPr>
-            <w:tcW w:type="dxa" w:w="2353"/>
+            <w:tcW w:type="dxa" w:w="2436"/>
           </w:tcPr>
           <w:p>
             <w:r>
               <w:rPr>
-                <w:sz w:val="20"/>
+                <w:sz w:val="19"/>
               </w:rPr>
-              <w:t>Traducción por perito e instrumento notarial protocolizado (copia digital; original en resguardo del Prestador mientras dure el Trámite).</w:t>
+              <w:t>Traducción por Perito e instrumento notarial protocolizado (copia digital; original en resguardo del Prestador durante los Trámites).</w:t>
             </w:r>
           </w:p>
         </w:tc>
@@ -3402,12 +2874,12 @@
       <w:tr>
         <w:tc>
           <w:tcPr>
-            <w:tcW w:type="dxa" w:w="2353"/>
+            <w:tcW w:type="dxa" w:w="2436"/>
           </w:tcPr>
           <w:p>
             <w:r>
               <w:rPr>
-                <w:sz w:val="20"/>
+                <w:sz w:val="19"/>
               </w:rPr>
               <w:t>3</w:t>
             </w:r>
@@ -3415,40 +2887,40 @@
         </w:tc>
         <w:tc>
           <w:tcPr>
-            <w:tcW w:type="dxa" w:w="2353"/>
+            <w:tcW w:type="dxa" w:w="2436"/>
           </w:tcPr>
           <w:p>
             <w:r>
               <w:rPr>
-                <w:sz w:val="20"/>
+                <w:sz w:val="19"/>
               </w:rPr>
-              <w:t>Gestión de la inscripción del Cliente en el RFC como persona moral extranjera ante el SAT, incluida la gestión de cita cuando sea necesaria.</w:t>
+              <w:t>Inscripción en el RFC, incluida la cita ante el SAT.</w:t>
             </w:r>
           </w:p>
         </w:tc>
         <w:tc>
           <w:tcPr>
-            <w:tcW w:type="dxa" w:w="2353"/>
+            <w:tcW w:type="dxa" w:w="2436"/>
           </w:tcPr>
           <w:p>
             <w:r>
               <w:rPr>
-                <w:sz w:val="20"/>
+                <w:sz w:val="19"/>
               </w:rPr>
-              <w:t>Documentación e información requeridas por el SAT; comparecencia de su representante si la Autoridad la exige.</w:t>
+              <w:t>Comparecencia o validación si la Autoridad la exige.</w:t>
             </w:r>
           </w:p>
         </w:tc>
         <w:tc>
           <w:tcPr>
-            <w:tcW w:type="dxa" w:w="2353"/>
+            <w:tcW w:type="dxa" w:w="2436"/>
           </w:tcPr>
           <w:p>
             <w:r>
               <w:rPr>
-                <w:sz w:val="20"/>
+                <w:sz w:val="19"/>
               </w:rPr>
-              <w:t>RFC: acuse de inscripción y cédula de identificación fiscal, así como los acuses y oficios del trámite.</w:t>
+              <w:t>RFC: acuse de inscripción, cédula de identificación fiscal, acuses y oficios.</w:t>
             </w:r>
           </w:p>
         </w:tc>
@@ -3456,12 +2928,12 @@
       <w:tr>
         <w:tc>
           <w:tcPr>
-            <w:tcW w:type="dxa" w:w="2353"/>
+            <w:tcW w:type="dxa" w:w="2436"/>
           </w:tcPr>
           <w:p>
             <w:r>
               <w:rPr>
-                <w:sz w:val="20"/>
+                <w:sz w:val="19"/>
               </w:rPr>
               <w:t>4</w:t>
             </w:r>
@@ -3469,40 +2941,40 @@
         </w:tc>
         <w:tc>
           <w:tcPr>
-            <w:tcW w:type="dxa" w:w="2353"/>
+            <w:tcW w:type="dxa" w:w="2436"/>
           </w:tcPr>
           <w:p>
             <w:r>
               <w:rPr>
-                <w:sz w:val="20"/>
+                <w:sz w:val="19"/>
               </w:rPr>
-              <w:t>Gestión del trámite de e.firma del Cliente ante el SAT, incluida la consulta ante la Secretaría de Economía que se requiera.</w:t>
+              <w:t>Consulta ante la Secretaría de Economía y trámite de e.firma.</w:t>
             </w:r>
           </w:p>
         </w:tc>
         <w:tc>
           <w:tcPr>
-            <w:tcW w:type="dxa" w:w="2353"/>
+            <w:tcW w:type="dxa" w:w="2436"/>
           </w:tcPr>
           <w:p>
             <w:r>
               <w:rPr>
-                <w:sz w:val="20"/>
+                <w:sz w:val="19"/>
               </w:rPr>
-              <w:t>Datos y comparecencia o validación que la Autoridad requiera.</w:t>
+              <w:t>Comparecencia o validación si la Autoridad la exige.</w:t>
             </w:r>
           </w:p>
         </w:tc>
         <w:tc>
           <w:tcPr>
-            <w:tcW w:type="dxa" w:w="2353"/>
+            <w:tcW w:type="dxa" w:w="2436"/>
           </w:tcPr>
           <w:p>
             <w:r>
               <w:rPr>
-                <w:sz w:val="20"/>
+                <w:sz w:val="19"/>
               </w:rPr>
-              <w:t>e.firma (archivos .cer y .key y contraseña de la clave privada) entregada por medio seguro conforme a la Cláusula Décima; acuses, oficios y demás documentación del trámite; acuse de recibo.</w:t>
+              <w:t>e.firma (.cer, .key y contraseña) conforme a la Cláusula Décima; acuses y oficios.</w:t>
             </w:r>
           </w:p>
         </w:tc>
@@ -3510,12 +2982,12 @@
       <w:tr>
         <w:tc>
           <w:tcPr>
-            <w:tcW w:type="dxa" w:w="2353"/>
+            <w:tcW w:type="dxa" w:w="2436"/>
           </w:tcPr>
           <w:p>
             <w:r>
               <w:rPr>
-                <w:sz w:val="20"/>
+                <w:sz w:val="19"/>
               </w:rPr>
               <w:t>5</w:t>
             </w:r>
@@ -3523,25 +2995,25 @@
         </w:tc>
         <w:tc>
           <w:tcPr>
-            <w:tcW w:type="dxa" w:w="2353"/>
+            <w:tcW w:type="dxa" w:w="2436"/>
           </w:tcPr>
           <w:p>
             <w:r>
               <w:rPr>
-                <w:sz w:val="20"/>
+                <w:sz w:val="19"/>
               </w:rPr>
-              <w:t>Obtención de la Constancia de Situación Fiscal.</w:t>
+              <w:t>Obtención de la CSF.</w:t>
             </w:r>
           </w:p>
         </w:tc>
         <w:tc>
           <w:tcPr>
-            <w:tcW w:type="dxa" w:w="2353"/>
+            <w:tcW w:type="dxa" w:w="2436"/>
           </w:tcPr>
           <w:p>
             <w:r>
               <w:rPr>
-                <w:sz w:val="20"/>
+                <w:sz w:val="19"/>
               </w:rPr>
               <w:t>—</w:t>
             </w:r>
@@ -3549,117 +3021,114 @@
         </w:tc>
         <w:tc>
           <w:tcPr>
-            <w:tcW w:type="dxa" w:w="2353"/>
+            <w:tcW w:type="dxa" w:w="2436"/>
           </w:tcPr>
           <w:p>
             <w:r>
               <w:rPr>
-                <w:sz w:val="20"/>
+                <w:sz w:val="19"/>
               </w:rPr>
-              <w:t>CSF en formato PDF.</w:t>
+              <w:t>CSF en PDF.</w:t>
             </w:r>
           </w:p>
         </w:tc>
       </w:tr>
     </w:tbl>
-    <w:p/>
     <w:p>
       <w:pPr>
+        <w:spacing w:after="0"/>
+      </w:pPr>
+    </w:p>
+    <w:p>
+      <w:pPr>
         <w:jc w:val="both"/>
       </w:pPr>
+      <w:r>
+        <w:rPr/>
+      </w:r>
       <w:r>
         <w:rPr>
           <w:b/>
         </w:rPr>
-        <w:t>Notas:</w:t>
+        <w:t>Tiempos estimados (no vinculantes, Cláusula 5.1):</w:t>
+      </w:r>
+      <w:r>
+        <w:rPr/>
+        <w:t xml:space="preserve"> RFC, aproximadamente 3 semanas desde la recepción de la Documentación Completa; e.firma, aproximadamente 13 a 15 semanas, principalmente por la consulta ante la Secretaría de Economía y las gestiones ante el SAT. Estimaciones para 2026; pueden variar por la Autoridad, el número de empresas y posibles cambios de reglas para 2027.</w:t>
       </w:r>
     </w:p>
     <w:p>
       <w:pPr>
-        <w:ind w:left="567" w:hanging="340"/>
         <w:jc w:val="both"/>
       </w:pPr>
       <w:r>
-        <w:t>1.</w:t>
-        <w:tab/>
-      </w:r>
-      <w:r>
         <w:rPr/>
-        <w:t>Los tiempos estimados son informativos y no vinculantes (Cláusula Quinta). Tiempos estimados: RFC, aproximadamente 3 semanas a partir de la recepción en la Ciudad de México de la documentación completa y correcta; e.firma, aproximadamente 13 a 15 semanas, principalmente por la consulta ante la Secretaría de Economía y las gestiones ante el SAT. Son estimaciones para 2026 y pueden variar según las autoridades, el número de empresas y posibles cambios en las reglas para 2027, así como la disponibilidad de citas y la actuación de terceros.</w:t>
+      </w:r>
+      <w:r>
+        <w:rPr>
+          <w:b/>
+        </w:rPr>
+        <w:t>Atenciones incluidas:</w:t>
+      </w:r>
+      <w:r>
+        <w:rPr/>
+        <w:t xml:space="preserve"> hasta [___] respuestas a requerimientos o subsanaciones de la Autoridad durante los Trámites, no causados por la Información del Cliente. Las adicionales se cotizan conforme a la Cláusula 5.3.</w:t>
       </w:r>
     </w:p>
     <w:p>
       <w:pPr>
-        <w:ind w:left="567" w:hanging="340"/>
         <w:jc w:val="both"/>
       </w:pPr>
       <w:r>
-        <w:t>2.</w:t>
-        <w:tab/>
-      </w:r>
-      <w:r>
         <w:rPr/>
-        <w:t>El alcance comprende la presentación de los Trámites y hasta [____] (número) atenciones a requerimientos o subsanaciones formales de la Autoridad durante los Trámites, siempre que no se deban a información incorrecta del Cliente. Las gestiones adicionales se cotizarán por separado.</w:t>
+      </w:r>
+      <w:r>
+        <w:rPr>
+          <w:b/>
+        </w:rPr>
+        <w:t>Entrega:</w:t>
+      </w:r>
+      <w:r>
+        <w:rPr/>
+        <w:t xml:space="preserve"> por Canal Autorizado; los originales, en las oficinas del Prestador o por mensajería a costa del Cliente.</w:t>
       </w:r>
     </w:p>
     <w:p>
-      <w:pPr>
-        <w:ind w:left="567" w:hanging="340"/>
-        <w:jc w:val="both"/>
-      </w:pPr>
-      <w:r>
-        <w:t>3.</w:t>
-        <w:tab/>
-      </w:r>
-      <w:r>
-        <w:rPr/>
-        <w:t>No forman parte del alcance los Servicios Excluidos de la Cláusula Tercera.</w:t>
+      <w:r>
+        <w:br w:type="page"/>
       </w:r>
     </w:p>
     <w:p>
       <w:pPr>
-        <w:ind w:left="567" w:hanging="340"/>
-        <w:jc w:val="both"/>
-      </w:pPr>
-      <w:r>
-        <w:t>4.</w:t>
-        <w:tab/>
-      </w:r>
-      <w:r>
-        <w:rPr/>
-        <w:t>La Entrega se realizará por los Canales Autorizados; los documentos originales se entregarán por mensajería a costa del Cliente o en las oficinas del Prestador.</w:t>
-      </w:r>
-    </w:p>
-    <w:p>
-      <w:r/>
-    </w:p>
-    <w:p>
-      <w:pPr>
-        <w:keepNext/>
-        <w:spacing w:before="280"/>
+        <w:spacing w:before="240"/>
         <w:jc w:val="center"/>
       </w:pPr>
+      <w:r>
+        <w:rPr>
+          <w:sz w:val="24"/>
+        </w:rPr>
+      </w:r>
       <w:r>
         <w:rPr>
           <w:b/>
-          <w:caps/>
           <w:sz w:val="24"/>
         </w:rPr>
-        <w:t>Anexo B</w:t>
-      </w:r>
-      <w:r>
-        <w:rPr>
-          <w:caps/>
-        </w:rPr>
+        <w:t>ANEXO B</w:t>
+      </w:r>
+      <w:r>
         <w:br/>
       </w:r>
       <w:r>
         <w:rPr>
           <w:b/>
-          <w:caps/>
           <w:sz w:val="24"/>
         </w:rPr>
-        <w:t>Honorarios y Gastos de Terceros</w:t>
+        <w:t>HONORARIOS Y GASTOS DE TERCEROS (POR EMPRESA, MXN)</w:t>
+      </w:r>
+      <w:r>
+        <w:rPr>
+          <w:sz w:val="24"/>
+        </w:rPr>
       </w:r>
     </w:p>
     <w:p>
@@ -3669,10 +3138,16 @@
         <w:jc w:val="left"/>
       </w:pPr>
       <w:r>
+        <w:rPr/>
+      </w:r>
+      <w:r>
         <w:rPr>
           <w:b/>
         </w:rPr>
-        <w:t>1. Honorarios (Fase Piloto – un RFC)</w:t>
+        <w:t>1. Honorarios (más IVA, Cláusula 8.1)</w:t>
+      </w:r>
+      <w:r>
+        <w:rPr/>
       </w:r>
     </w:p>
     <w:tbl>
@@ -3682,69 +3157,55 @@
         <w:tblLook w:firstColumn="1" w:firstRow="1" w:lastColumn="0" w:lastRow="0" w:noHBand="0" w:noVBand="1" w:val="04A0"/>
       </w:tblPr>
       <w:tblGrid>
-        <w:gridCol w:w="2353"/>
-        <w:gridCol w:w="2353"/>
-        <w:gridCol w:w="2353"/>
-        <w:gridCol w:w="2353"/>
+        <w:gridCol w:w="4873"/>
+        <w:gridCol w:w="4873"/>
       </w:tblGrid>
       <w:tr>
         <w:tc>
           <w:tcPr>
-            <w:tcW w:type="dxa" w:w="2353"/>
-            <w:shd w:fill="EEEEEE" w:val="clear"/>
+            <w:tcW w:type="dxa" w:w="4873"/>
           </w:tcPr>
           <w:p>
             <w:r>
               <w:rPr>
+                <w:sz w:val="19"/>
+              </w:rPr>
+            </w:r>
+            <w:r>
+              <w:rPr>
                 <w:b/>
-                <w:sz w:val="20"/>
+                <w:sz w:val="19"/>
               </w:rPr>
               <w:t>Concepto</w:t>
+            </w:r>
+            <w:r>
+              <w:rPr>
+                <w:sz w:val="19"/>
+              </w:rPr>
             </w:r>
           </w:p>
         </w:tc>
         <w:tc>
           <w:tcPr>
-            <w:tcW w:type="dxa" w:w="2353"/>
-            <w:shd w:fill="EEEEEE" w:val="clear"/>
+            <w:tcW w:type="dxa" w:w="4873"/>
           </w:tcPr>
           <w:p>
             <w:r>
               <w:rPr>
-                <w:b/>
-                <w:sz w:val="20"/>
+                <w:sz w:val="19"/>
               </w:rPr>
-              <w:t>Importe (MXN)</w:t>
             </w:r>
-          </w:p>
-        </w:tc>
-        <w:tc>
-          <w:tcPr>
-            <w:tcW w:type="dxa" w:w="2353"/>
-            <w:shd w:fill="EEEEEE" w:val="clear"/>
-          </w:tcPr>
-          <w:p>
             <w:r>
               <w:rPr>
                 <w:b/>
-                <w:sz w:val="20"/>
+                <w:sz w:val="19"/>
               </w:rPr>
-              <w:t>IVA</w:t>
+              <w:t>Importe</w:t>
             </w:r>
-          </w:p>
-        </w:tc>
-        <w:tc>
-          <w:tcPr>
-            <w:tcW w:type="dxa" w:w="2353"/>
-            <w:shd w:fill="EEEEEE" w:val="clear"/>
-          </w:tcPr>
-          <w:p>
             <w:r>
               <w:rPr>
-                <w:b/>
-                <w:sz w:val="20"/>
+                <w:sz w:val="19"/>
               </w:rPr>
-              <w:t>Total (MXN)</w:t>
             </w:r>
           </w:p>
         </w:tc>
@@ -3752,12 +3213,12 @@
       <w:tr>
         <w:tc>
           <w:tcPr>
-            <w:tcW w:type="dxa" w:w="2353"/>
+            <w:tcW w:type="dxa" w:w="4873"/>
           </w:tcPr>
           <w:p>
             <w:r>
               <w:rPr>
-                <w:sz w:val="20"/>
+                <w:sz w:val="19"/>
               </w:rPr>
               <w:t>Gestión y trámite de RFC</w:t>
             </w:r>
@@ -3765,40 +3226,14 @@
         </w:tc>
         <w:tc>
           <w:tcPr>
-            <w:tcW w:type="dxa" w:w="2353"/>
+            <w:tcW w:type="dxa" w:w="4873"/>
           </w:tcPr>
           <w:p>
             <w:r>
               <w:rPr>
-                <w:sz w:val="20"/>
+                <w:sz w:val="19"/>
               </w:rPr>
               <w:t>$12,000.00</w:t>
-            </w:r>
-          </w:p>
-        </w:tc>
-        <w:tc>
-          <w:tcPr>
-            <w:tcW w:type="dxa" w:w="2353"/>
-          </w:tcPr>
-          <w:p>
-            <w:r>
-              <w:rPr>
-                <w:sz w:val="20"/>
-              </w:rPr>
-              <w:t>Más IVA 16% (Cláusula 8.1)</w:t>
-            </w:r>
-          </w:p>
-        </w:tc>
-        <w:tc>
-          <w:tcPr>
-            <w:tcW w:type="dxa" w:w="2353"/>
-          </w:tcPr>
-          <w:p>
-            <w:r>
-              <w:rPr>
-                <w:sz w:val="20"/>
-              </w:rPr>
-              <w:t>$12,000.00 más IVA</w:t>
             </w:r>
           </w:p>
         </w:tc>
@@ -3806,12 +3241,12 @@
       <w:tr>
         <w:tc>
           <w:tcPr>
-            <w:tcW w:type="dxa" w:w="2353"/>
+            <w:tcW w:type="dxa" w:w="4873"/>
           </w:tcPr>
           <w:p>
             <w:r>
               <w:rPr>
-                <w:sz w:val="20"/>
+                <w:sz w:val="19"/>
               </w:rPr>
               <w:t>Gestión y trámite de e.firma</w:t>
             </w:r>
@@ -3819,40 +3254,14 @@
         </w:tc>
         <w:tc>
           <w:tcPr>
-            <w:tcW w:type="dxa" w:w="2353"/>
+            <w:tcW w:type="dxa" w:w="4873"/>
           </w:tcPr>
           <w:p>
             <w:r>
               <w:rPr>
-                <w:sz w:val="20"/>
+                <w:sz w:val="19"/>
               </w:rPr>
               <w:t>$13,000.00</w:t>
-            </w:r>
-          </w:p>
-        </w:tc>
-        <w:tc>
-          <w:tcPr>
-            <w:tcW w:type="dxa" w:w="2353"/>
-          </w:tcPr>
-          <w:p>
-            <w:r>
-              <w:rPr>
-                <w:sz w:val="20"/>
-              </w:rPr>
-              <w:t>Más IVA 16% (Cláusula 8.1)</w:t>
-            </w:r>
-          </w:p>
-        </w:tc>
-        <w:tc>
-          <w:tcPr>
-            <w:tcW w:type="dxa" w:w="2353"/>
-          </w:tcPr>
-          <w:p>
-            <w:r>
-              <w:rPr>
-                <w:sz w:val="20"/>
-              </w:rPr>
-              <w:t>$13,000.00 más IVA</w:t>
             </w:r>
           </w:p>
         </w:tc>
@@ -3860,124 +3269,88 @@
       <w:tr>
         <w:tc>
           <w:tcPr>
-            <w:tcW w:type="dxa" w:w="2353"/>
+            <w:tcW w:type="dxa" w:w="4873"/>
           </w:tcPr>
           <w:p>
             <w:r>
               <w:rPr>
-                <w:sz w:val="20"/>
+                <w:sz w:val="19"/>
               </w:rPr>
-              <w:t>Subtotal Honorarios (incluye elaboración del Poder, asesoría jurídica y fiscal, integración del expediente, y gestión y seguimiento de ambos Trámites)</w:t>
+            </w:r>
+            <w:r>
+              <w:rPr>
+                <w:b/>
+                <w:sz w:val="19"/>
+              </w:rPr>
+              <w:t>Subtotal Honorarios</w:t>
+            </w:r>
+            <w:r>
+              <w:rPr>
+                <w:sz w:val="19"/>
+              </w:rPr>
             </w:r>
           </w:p>
         </w:tc>
         <w:tc>
           <w:tcPr>
-            <w:tcW w:type="dxa" w:w="2353"/>
+            <w:tcW w:type="dxa" w:w="4873"/>
           </w:tcPr>
           <w:p>
             <w:r>
               <w:rPr>
-                <w:sz w:val="20"/>
+                <w:sz w:val="19"/>
+              </w:rPr>
+            </w:r>
+            <w:r>
+              <w:rPr>
+                <w:b/>
+                <w:sz w:val="19"/>
               </w:rPr>
               <w:t>$25,000.00</w:t>
             </w:r>
-          </w:p>
-        </w:tc>
-        <w:tc>
-          <w:tcPr>
-            <w:tcW w:type="dxa" w:w="2353"/>
-          </w:tcPr>
-          <w:p>
             <w:r>
               <w:rPr>
-                <w:sz w:val="20"/>
+                <w:sz w:val="19"/>
               </w:rPr>
-              <w:t>$4,000.00</w:t>
-            </w:r>
-          </w:p>
-        </w:tc>
-        <w:tc>
-          <w:tcPr>
-            <w:tcW w:type="dxa" w:w="2353"/>
-          </w:tcPr>
-          <w:p>
-            <w:r>
-              <w:rPr>
-                <w:sz w:val="20"/>
-              </w:rPr>
-              <w:t>$29,000.00</w:t>
-            </w:r>
-          </w:p>
-        </w:tc>
-      </w:tr>
-      <w:tr>
-        <w:tc>
-          <w:tcPr>
-            <w:tcW w:type="dxa" w:w="2353"/>
-          </w:tcPr>
-          <w:p>
-            <w:r>
-              <w:rPr>
-                <w:sz w:val="20"/>
-              </w:rPr>
-              <w:t>Domicilio fiscal mensual posterior al Periodo de Gracia (Cláusula 9.5) – servicio no incluido, se contrata por separado</w:t>
-            </w:r>
-          </w:p>
-        </w:tc>
-        <w:tc>
-          <w:tcPr>
-            <w:tcW w:type="dxa" w:w="2353"/>
-          </w:tcPr>
-          <w:p>
-            <w:r>
-              <w:rPr>
-                <w:sz w:val="20"/>
-              </w:rPr>
-              <w:t>$[__________] mensuales</w:t>
-            </w:r>
-          </w:p>
-        </w:tc>
-        <w:tc>
-          <w:tcPr>
-            <w:tcW w:type="dxa" w:w="2353"/>
-          </w:tcPr>
-          <w:p>
-            <w:r>
-              <w:rPr>
-                <w:sz w:val="20"/>
-              </w:rPr>
-              <w:t>[__________]</w:t>
-            </w:r>
-          </w:p>
-        </w:tc>
-        <w:tc>
-          <w:tcPr>
-            <w:tcW w:type="dxa" w:w="2353"/>
-          </w:tcPr>
-          <w:p>
-            <w:r>
-              <w:rPr>
-                <w:sz w:val="20"/>
-              </w:rPr>
-              <w:t>[__________]</w:t>
             </w:r>
           </w:p>
         </w:tc>
       </w:tr>
     </w:tbl>
-    <w:p/>
+    <w:p>
+      <w:pPr>
+        <w:spacing w:after="0"/>
+      </w:pPr>
+    </w:p>
+    <w:p>
+      <w:pPr>
+        <w:jc w:val="both"/>
+      </w:pPr>
+      <w:r>
+        <w:rPr>
+          <w:i/>
+          <w:sz w:val="19"/>
+        </w:rPr>
+        <w:t>Incluyen: elaboración del Poder, asesoría jurídica y fiscal, integración del expediente y seguimiento de ambos Trámites.</w:t>
+      </w:r>
+    </w:p>
     <w:p>
       <w:pPr>
         <w:keepNext/>
         <w:spacing w:before="160"/>
         <w:jc w:val="left"/>
       </w:pPr>
+      <w:r>
+        <w:rPr/>
+      </w:r>
       <w:r>
         <w:rPr>
           <w:b/>
         </w:rPr>
         <w:t>2. Calendario de pago de Honorarios</w:t>
+      </w:r>
+      <w:r>
+        <w:rPr/>
       </w:r>
     </w:p>
     <w:tbl>
@@ -3987,69 +3360,105 @@
         <w:tblLook w:firstColumn="1" w:firstRow="1" w:lastColumn="0" w:lastRow="0" w:noHBand="0" w:noVBand="1" w:val="04A0"/>
       </w:tblPr>
       <w:tblGrid>
-        <w:gridCol w:w="2353"/>
-        <w:gridCol w:w="2353"/>
-        <w:gridCol w:w="2353"/>
-        <w:gridCol w:w="2353"/>
+        <w:gridCol w:w="2436"/>
+        <w:gridCol w:w="2436"/>
+        <w:gridCol w:w="2436"/>
+        <w:gridCol w:w="2436"/>
       </w:tblGrid>
       <w:tr>
         <w:tc>
           <w:tcPr>
-            <w:tcW w:type="dxa" w:w="2353"/>
-            <w:shd w:fill="EEEEEE" w:val="clear"/>
+            <w:tcW w:type="dxa" w:w="2436"/>
           </w:tcPr>
           <w:p>
             <w:r>
               <w:rPr>
+                <w:sz w:val="19"/>
+              </w:rPr>
+            </w:r>
+            <w:r>
+              <w:rPr>
                 <w:b/>
-                <w:sz w:val="20"/>
+                <w:sz w:val="19"/>
               </w:rPr>
-              <w:t>Etapa de pago</w:t>
+              <w:t>Etapa</w:t>
+            </w:r>
+            <w:r>
+              <w:rPr>
+                <w:sz w:val="19"/>
+              </w:rPr>
             </w:r>
           </w:p>
         </w:tc>
         <w:tc>
           <w:tcPr>
-            <w:tcW w:type="dxa" w:w="2353"/>
-            <w:shd w:fill="EEEEEE" w:val="clear"/>
+            <w:tcW w:type="dxa" w:w="2436"/>
           </w:tcPr>
           <w:p>
             <w:r>
               <w:rPr>
+                <w:sz w:val="19"/>
+              </w:rPr>
+            </w:r>
+            <w:r>
+              <w:rPr>
                 <w:b/>
-                <w:sz w:val="20"/>
+                <w:sz w:val="19"/>
               </w:rPr>
               <w:t>Porcentaje</w:t>
+            </w:r>
+            <w:r>
+              <w:rPr>
+                <w:sz w:val="19"/>
+              </w:rPr>
             </w:r>
           </w:p>
         </w:tc>
         <w:tc>
           <w:tcPr>
-            <w:tcW w:type="dxa" w:w="2353"/>
-            <w:shd w:fill="EEEEEE" w:val="clear"/>
+            <w:tcW w:type="dxa" w:w="2436"/>
           </w:tcPr>
           <w:p>
             <w:r>
               <w:rPr>
+                <w:sz w:val="19"/>
+              </w:rPr>
+            </w:r>
+            <w:r>
+              <w:rPr>
                 <w:b/>
-                <w:sz w:val="20"/>
+                <w:sz w:val="19"/>
               </w:rPr>
-              <w:t>Importe (MXN, más IVA)</w:t>
+              <w:t>Importe (más IVA)</w:t>
+            </w:r>
+            <w:r>
+              <w:rPr>
+                <w:sz w:val="19"/>
+              </w:rPr>
             </w:r>
           </w:p>
         </w:tc>
         <w:tc>
           <w:tcPr>
-            <w:tcW w:type="dxa" w:w="2353"/>
-            <w:shd w:fill="EEEEEE" w:val="clear"/>
+            <w:tcW w:type="dxa" w:w="2436"/>
           </w:tcPr>
           <w:p>
             <w:r>
               <w:rPr>
+                <w:sz w:val="19"/>
+              </w:rPr>
+            </w:r>
+            <w:r>
+              <w:rPr>
                 <w:b/>
-                <w:sz w:val="20"/>
+                <w:sz w:val="19"/>
               </w:rPr>
               <w:t>Exigibilidad</w:t>
+            </w:r>
+            <w:r>
+              <w:rPr>
+                <w:sz w:val="19"/>
+              </w:rPr>
             </w:r>
           </w:p>
         </w:tc>
@@ -4057,38 +3466,38 @@
       <w:tr>
         <w:tc>
           <w:tcPr>
-            <w:tcW w:type="dxa" w:w="2353"/>
+            <w:tcW w:type="dxa" w:w="2436"/>
           </w:tcPr>
           <w:p>
             <w:r>
               <w:rPr>
-                <w:sz w:val="20"/>
+                <w:sz w:val="19"/>
               </w:rPr>
-              <w:t>Primera etapa</w:t>
+              <w:t>Primera</w:t>
             </w:r>
           </w:p>
         </w:tc>
         <w:tc>
           <w:tcPr>
-            <w:tcW w:type="dxa" w:w="2353"/>
+            <w:tcW w:type="dxa" w:w="2436"/>
           </w:tcPr>
           <w:p>
             <w:r>
               <w:rPr>
-                <w:sz w:val="20"/>
+                <w:sz w:val="19"/>
               </w:rPr>
-              <w:t>[____]%</w:t>
+              <w:t>[___]%</w:t>
             </w:r>
           </w:p>
         </w:tc>
         <w:tc>
           <w:tcPr>
-            <w:tcW w:type="dxa" w:w="2353"/>
+            <w:tcW w:type="dxa" w:w="2436"/>
           </w:tcPr>
           <w:p>
             <w:r>
               <w:rPr>
-                <w:sz w:val="20"/>
+                <w:sz w:val="19"/>
               </w:rPr>
               <w:t>[__________]</w:t>
             </w:r>
@@ -4096,14 +3505,14 @@
         </w:tc>
         <w:tc>
           <w:tcPr>
-            <w:tcW w:type="dxa" w:w="2353"/>
+            <w:tcW w:type="dxa" w:w="2436"/>
           </w:tcPr>
           <w:p>
             <w:r>
               <w:rPr>
-                <w:sz w:val="20"/>
+                <w:sz w:val="19"/>
               </w:rPr>
-              <w:t>A la firma del Contrato.</w:t>
+              <w:t>A la firma (8.1(a)).</w:t>
             </w:r>
           </w:p>
         </w:tc>
@@ -4111,38 +3520,38 @@
       <w:tr>
         <w:tc>
           <w:tcPr>
-            <w:tcW w:type="dxa" w:w="2353"/>
+            <w:tcW w:type="dxa" w:w="2436"/>
           </w:tcPr>
           <w:p>
             <w:r>
               <w:rPr>
-                <w:sz w:val="20"/>
+                <w:sz w:val="19"/>
               </w:rPr>
-              <w:t>Segunda etapa</w:t>
+              <w:t>Segunda</w:t>
             </w:r>
           </w:p>
         </w:tc>
         <w:tc>
           <w:tcPr>
-            <w:tcW w:type="dxa" w:w="2353"/>
+            <w:tcW w:type="dxa" w:w="2436"/>
           </w:tcPr>
           <w:p>
             <w:r>
               <w:rPr>
-                <w:sz w:val="20"/>
+                <w:sz w:val="19"/>
               </w:rPr>
-              <w:t>[____]%</w:t>
+              <w:t>[___]%</w:t>
             </w:r>
           </w:p>
         </w:tc>
         <w:tc>
           <w:tcPr>
-            <w:tcW w:type="dxa" w:w="2353"/>
+            <w:tcW w:type="dxa" w:w="2436"/>
           </w:tcPr>
           <w:p>
             <w:r>
               <w:rPr>
-                <w:sz w:val="20"/>
+                <w:sz w:val="19"/>
               </w:rPr>
               <w:t>[__________]</w:t>
             </w:r>
@@ -4150,14 +3559,14 @@
         </w:tc>
         <w:tc>
           <w:tcPr>
-            <w:tcW w:type="dxa" w:w="2353"/>
+            <w:tcW w:type="dxa" w:w="2436"/>
           </w:tcPr>
           <w:p>
             <w:r>
               <w:rPr>
-                <w:sz w:val="20"/>
+                <w:sz w:val="19"/>
               </w:rPr>
-              <w:t>Contra Entrega de RFC, e.firma y CSF, o según la Cláusula 8.1(b).</w:t>
+              <w:t>Conforme a la Cláusula 8.1(b).</w:t>
             </w:r>
           </w:p>
         </w:tc>
@@ -4165,41 +3574,84 @@
       <w:tr>
         <w:tc>
           <w:tcPr>
-            <w:tcW w:type="dxa" w:w="4706"/>
-            <w:gridSpan w:val="2"/>
+            <w:tcW w:type="dxa" w:w="2436"/>
           </w:tcPr>
           <w:p>
             <w:r>
               <w:rPr>
+                <w:sz w:val="19"/>
+              </w:rPr>
+            </w:r>
+            <w:r>
+              <w:rPr>
                 <w:b/>
-                <w:sz w:val="20"/>
+                <w:sz w:val="19"/>
               </w:rPr>
               <w:t>Total</w:t>
+            </w:r>
+            <w:r>
+              <w:rPr>
+                <w:sz w:val="19"/>
+              </w:rPr>
             </w:r>
           </w:p>
         </w:tc>
         <w:tc>
           <w:tcPr>
-            <w:tcW w:type="dxa" w:w="2353"/>
+            <w:tcW w:type="dxa" w:w="2436"/>
           </w:tcPr>
           <w:p>
             <w:r>
               <w:rPr>
-                <w:sz w:val="20"/>
+                <w:sz w:val="19"/>
               </w:rPr>
-              <w:t>$25,000.00</w:t>
+              <w:t>100%</w:t>
             </w:r>
           </w:p>
         </w:tc>
         <w:tc>
           <w:tcPr>
-            <w:tcW w:type="dxa" w:w="2353"/>
+            <w:tcW w:type="dxa" w:w="2436"/>
           </w:tcPr>
-          <w:p/>
+          <w:p>
+            <w:r>
+              <w:rPr>
+                <w:sz w:val="19"/>
+              </w:rPr>
+            </w:r>
+            <w:r>
+              <w:rPr>
+                <w:b/>
+                <w:sz w:val="19"/>
+              </w:rPr>
+              <w:t>$25,000.00</w:t>
+            </w:r>
+            <w:r>
+              <w:rPr>
+                <w:sz w:val="19"/>
+              </w:rPr>
+            </w:r>
+          </w:p>
+        </w:tc>
+        <w:tc>
+          <w:tcPr>
+            <w:tcW w:type="dxa" w:w="2436"/>
+          </w:tcPr>
+          <w:p>
+            <w:r>
+              <w:rPr>
+                <w:sz w:val="19"/>
+              </w:rPr>
+            </w:r>
+          </w:p>
         </w:tc>
       </w:tr>
     </w:tbl>
-    <w:p/>
+    <w:p>
+      <w:pPr>
+        <w:spacing w:after="0"/>
+      </w:pPr>
+    </w:p>
     <w:p>
       <w:pPr>
         <w:keepNext/>
@@ -4207,10 +3659,16 @@
         <w:jc w:val="left"/>
       </w:pPr>
       <w:r>
+        <w:rPr/>
+      </w:r>
+      <w:r>
         <w:rPr>
           <w:b/>
         </w:rPr>
-        <w:t>3. Gastos de Terceros (estimación – pago 100% anticipado, no reembolsable una vez devengado)</w:t>
+        <w:t>3. Gastos de Terceros (estimación; pago anticipado, Cláusula 8.2)</w:t>
+      </w:r>
+      <w:r>
+        <w:rPr/>
       </w:r>
     </w:p>
     <w:tbl>
@@ -4220,69 +3678,55 @@
         <w:tblLook w:firstColumn="1" w:firstRow="1" w:lastColumn="0" w:lastRow="0" w:noHBand="0" w:noVBand="1" w:val="04A0"/>
       </w:tblPr>
       <w:tblGrid>
-        <w:gridCol w:w="2353"/>
-        <w:gridCol w:w="2353"/>
-        <w:gridCol w:w="2353"/>
-        <w:gridCol w:w="2353"/>
+        <w:gridCol w:w="4873"/>
+        <w:gridCol w:w="4873"/>
       </w:tblGrid>
       <w:tr>
         <w:tc>
           <w:tcPr>
-            <w:tcW w:type="dxa" w:w="2353"/>
-            <w:shd w:fill="EEEEEE" w:val="clear"/>
+            <w:tcW w:type="dxa" w:w="4873"/>
           </w:tcPr>
           <w:p>
             <w:r>
               <w:rPr>
+                <w:sz w:val="19"/>
+              </w:rPr>
+            </w:r>
+            <w:r>
+              <w:rPr>
                 <w:b/>
-                <w:sz w:val="20"/>
+                <w:sz w:val="19"/>
               </w:rPr>
               <w:t>Concepto</w:t>
+            </w:r>
+            <w:r>
+              <w:rPr>
+                <w:sz w:val="19"/>
+              </w:rPr>
             </w:r>
           </w:p>
         </w:tc>
         <w:tc>
           <w:tcPr>
-            <w:tcW w:type="dxa" w:w="2353"/>
-            <w:shd w:fill="EEEEEE" w:val="clear"/>
+            <w:tcW w:type="dxa" w:w="4873"/>
           </w:tcPr>
           <w:p>
             <w:r>
               <w:rPr>
-                <w:b/>
-                <w:sz w:val="20"/>
+                <w:sz w:val="19"/>
               </w:rPr>
-              <w:t>Proveedor / Autoridad</w:t>
             </w:r>
-          </w:p>
-        </w:tc>
-        <w:tc>
-          <w:tcPr>
-            <w:tcW w:type="dxa" w:w="2353"/>
-            <w:shd w:fill="EEEEEE" w:val="clear"/>
-          </w:tcPr>
-          <w:p>
             <w:r>
               <w:rPr>
                 <w:b/>
-                <w:sz w:val="20"/>
+                <w:sz w:val="19"/>
               </w:rPr>
-              <w:t>Importe estimado (MXN)</w:t>
+              <w:t>Importe estimado</w:t>
             </w:r>
-          </w:p>
-        </w:tc>
-        <w:tc>
-          <w:tcPr>
-            <w:tcW w:type="dxa" w:w="2353"/>
-            <w:shd w:fill="EEEEEE" w:val="clear"/>
-          </w:tcPr>
-          <w:p>
             <w:r>
               <w:rPr>
-                <w:b/>
-                <w:sz w:val="20"/>
+                <w:sz w:val="19"/>
               </w:rPr>
-              <w:t>Observaciones</w:t>
             </w:r>
           </w:p>
         </w:tc>
@@ -4290,12 +3734,12 @@
       <w:tr>
         <w:tc>
           <w:tcPr>
-            <w:tcW w:type="dxa" w:w="2353"/>
+            <w:tcW w:type="dxa" w:w="4873"/>
           </w:tcPr>
           <w:p>
             <w:r>
               <w:rPr>
-                <w:sz w:val="20"/>
+                <w:sz w:val="19"/>
               </w:rPr>
               <w:t>Protocolización del instrumento notarial chino</w:t>
             </w:r>
@@ -4303,40 +3747,14 @@
         </w:tc>
         <w:tc>
           <w:tcPr>
-            <w:tcW w:type="dxa" w:w="2353"/>
+            <w:tcW w:type="dxa" w:w="4873"/>
           </w:tcPr>
           <w:p>
             <w:r>
               <w:rPr>
-                <w:sz w:val="20"/>
-              </w:rPr>
-              <w:t>Notario público mexicano</w:t>
-            </w:r>
-          </w:p>
-        </w:tc>
-        <w:tc>
-          <w:tcPr>
-            <w:tcW w:type="dxa" w:w="2353"/>
-          </w:tcPr>
-          <w:p>
-            <w:r>
-              <w:rPr>
-                <w:sz w:val="20"/>
+                <w:sz w:val="19"/>
               </w:rPr>
               <w:t>$15,000.00</w:t>
-            </w:r>
-          </w:p>
-        </w:tc>
-        <w:tc>
-          <w:tcPr>
-            <w:tcW w:type="dxa" w:w="2353"/>
-          </w:tcPr>
-          <w:p>
-            <w:r>
-              <w:rPr>
-                <w:sz w:val="20"/>
-              </w:rPr>
-              <w:t>Puede variar según la documentación</w:t>
             </w:r>
           </w:p>
         </w:tc>
@@ -4344,53 +3762,27 @@
       <w:tr>
         <w:tc>
           <w:tcPr>
-            <w:tcW w:type="dxa" w:w="2353"/>
+            <w:tcW w:type="dxa" w:w="4873"/>
           </w:tcPr>
           <w:p>
             <w:r>
               <w:rPr>
-                <w:sz w:val="20"/>
+                <w:sz w:val="19"/>
               </w:rPr>
-              <w:t>Traducción por perito del inglés al español</w:t>
+              <w:t>Traducción por Perito del inglés al español</w:t>
             </w:r>
           </w:p>
         </w:tc>
         <w:tc>
           <w:tcPr>
-            <w:tcW w:type="dxa" w:w="2353"/>
+            <w:tcW w:type="dxa" w:w="4873"/>
           </w:tcPr>
           <w:p>
             <w:r>
               <w:rPr>
-                <w:sz w:val="20"/>
-              </w:rPr>
-              <w:t>Perito traductor autorizado</w:t>
-            </w:r>
-          </w:p>
-        </w:tc>
-        <w:tc>
-          <w:tcPr>
-            <w:tcW w:type="dxa" w:w="2353"/>
-          </w:tcPr>
-          <w:p>
-            <w:r>
-              <w:rPr>
-                <w:sz w:val="20"/>
+                <w:sz w:val="19"/>
               </w:rPr>
               <w:t>$6,000.00</w:t>
-            </w:r>
-          </w:p>
-        </w:tc>
-        <w:tc>
-          <w:tcPr>
-            <w:tcW w:type="dxa" w:w="2353"/>
-          </w:tcPr>
-          <w:p>
-            <w:r>
-              <w:rPr>
-                <w:sz w:val="20"/>
-              </w:rPr>
-              <w:t>Puede variar según el volumen e idioma de los documentos</w:t>
             </w:r>
           </w:p>
         </w:tc>
@@ -4398,12 +3790,12 @@
       <w:tr>
         <w:tc>
           <w:tcPr>
-            <w:tcW w:type="dxa" w:w="2353"/>
+            <w:tcW w:type="dxa" w:w="4873"/>
           </w:tcPr>
           <w:p>
             <w:r>
               <w:rPr>
-                <w:sz w:val="20"/>
+                <w:sz w:val="19"/>
               </w:rPr>
               <w:t>Gastos ante la Secretaría de Economía</w:t>
             </w:r>
@@ -4411,40 +3803,14 @@
         </w:tc>
         <w:tc>
           <w:tcPr>
-            <w:tcW w:type="dxa" w:w="2353"/>
+            <w:tcW w:type="dxa" w:w="4873"/>
           </w:tcPr>
           <w:p>
             <w:r>
               <w:rPr>
-                <w:sz w:val="20"/>
-              </w:rPr>
-              <w:t>Secretaría de Economía</w:t>
-            </w:r>
-          </w:p>
-        </w:tc>
-        <w:tc>
-          <w:tcPr>
-            <w:tcW w:type="dxa" w:w="2353"/>
-          </w:tcPr>
-          <w:p>
-            <w:r>
-              <w:rPr>
-                <w:sz w:val="20"/>
+                <w:sz w:val="19"/>
               </w:rPr>
               <w:t>$1,200.00</w:t>
-            </w:r>
-          </w:p>
-        </w:tc>
-        <w:tc>
-          <w:tcPr>
-            <w:tcW w:type="dxa" w:w="2353"/>
-          </w:tcPr>
-          <w:p>
-            <w:r>
-              <w:rPr>
-                <w:sz w:val="20"/>
-              </w:rPr>
-              <w:t>Puede variar según los costos aplicables</w:t>
             </w:r>
           </w:p>
         </w:tc>
@@ -4452,53 +3818,49 @@
       <w:tr>
         <w:tc>
           <w:tcPr>
-            <w:tcW w:type="dxa" w:w="2353"/>
+            <w:tcW w:type="dxa" w:w="4873"/>
           </w:tcPr>
           <w:p>
             <w:r>
               <w:rPr>
-                <w:sz w:val="20"/>
+                <w:sz w:val="19"/>
               </w:rPr>
-              <w:t>Elaboración y apostilla del instrumento notarial en China</w:t>
+            </w:r>
+            <w:r>
+              <w:rPr>
+                <w:b/>
+                <w:sz w:val="19"/>
+              </w:rPr>
+              <w:t>Total estimado</w:t>
+            </w:r>
+            <w:r>
+              <w:rPr>
+                <w:sz w:val="19"/>
+              </w:rPr>
             </w:r>
           </w:p>
         </w:tc>
         <w:tc>
           <w:tcPr>
-            <w:tcW w:type="dxa" w:w="2353"/>
+            <w:tcW w:type="dxa" w:w="4873"/>
           </w:tcPr>
           <w:p>
             <w:r>
               <w:rPr>
-                <w:sz w:val="20"/>
+                <w:sz w:val="19"/>
               </w:rPr>
-              <w:t>Notaría y autoridad de apostilla en China</w:t>
             </w:r>
-          </w:p>
-        </w:tc>
-        <w:tc>
-          <w:tcPr>
-            <w:tcW w:type="dxa" w:w="2353"/>
-          </w:tcPr>
-          <w:p>
             <w:r>
               <w:rPr>
-                <w:sz w:val="20"/>
+                <w:b/>
+                <w:sz w:val="19"/>
               </w:rPr>
-              <w:t>No incluido</w:t>
+              <w:t>$22,200.00</w:t>
             </w:r>
-          </w:p>
-        </w:tc>
-        <w:tc>
-          <w:tcPr>
-            <w:tcW w:type="dxa" w:w="2353"/>
-          </w:tcPr>
-          <w:p>
             <w:r>
               <w:rPr>
-                <w:sz w:val="20"/>
+                <w:sz w:val="19"/>
               </w:rPr>
-              <w:t>A cargo y pago directo del Cliente (Cláusula Cuarta)</w:t>
             </w:r>
           </w:p>
         </w:tc>
@@ -4506,41 +3868,37 @@
       <w:tr>
         <w:tc>
           <w:tcPr>
-            <w:tcW w:type="dxa" w:w="4706"/>
-            <w:gridSpan w:val="2"/>
+            <w:tcW w:type="dxa" w:w="4873"/>
           </w:tcPr>
           <w:p>
             <w:r>
               <w:rPr>
-                <w:b/>
-                <w:sz w:val="20"/>
+                <w:sz w:val="19"/>
               </w:rPr>
-              <w:t>Total estimado de Gastos de Terceros</w:t>
+              <w:t>Elaboración y apostilla del Certificado Notarial en China</w:t>
             </w:r>
           </w:p>
         </w:tc>
         <w:tc>
           <w:tcPr>
-            <w:tcW w:type="dxa" w:w="2353"/>
+            <w:tcW w:type="dxa" w:w="4873"/>
           </w:tcPr>
           <w:p>
             <w:r>
               <w:rPr>
-                <w:sz w:val="20"/>
+                <w:sz w:val="19"/>
               </w:rPr>
-              <w:t>$22,200.00</w:t>
+              <w:t>No incluido: a cargo del Cliente (Cláusula 4.1)</w:t>
             </w:r>
           </w:p>
         </w:tc>
-        <w:tc>
-          <w:tcPr>
-            <w:tcW w:type="dxa" w:w="2353"/>
-          </w:tcPr>
-          <w:p/>
-        </w:tc>
       </w:tr>
     </w:tbl>
-    <w:p/>
+    <w:p>
+      <w:pPr>
+        <w:spacing w:after="0"/>
+      </w:pPr>
+    </w:p>
     <w:p>
       <w:pPr>
         <w:jc w:val="both"/>
@@ -4548,9 +3906,23 @@
       <w:r>
         <w:rPr>
           <w:i/>
-          <w:sz w:val="20"/>
+          <w:sz w:val="19"/>
         </w:rPr>
-        <w:t>Total por empresa: Honorarios $25,000.00 + Gastos de Terceros estimados $22,200.00 = $47,200.00 MXN, más IVA sobre Honorarios ($4,000.00); total con IVA: $51,200.00 MXN (Cláusula 8.1). Los Gastos de Terceros se cubren según lo cotizado por los terceros, sin que el Prestador les adicione IVA. Los Gastos de Terceros son independientes de los Honorarios y pueden variar según la documentación y los costos aplicables, por causas ajenas al Prestador; cualquier diferencia se cubrirá conforme a la Cláusula 8.2.</w:t>
+        <w:t xml:space="preserve">Los Gastos de Terceros se pagan según lo cotice cada tercero, sin IVA adicionado por el Prestador, y pueden variar según la documentación y los costos aplicables. </w:t>
+      </w:r>
+      <w:r>
+        <w:rPr>
+          <w:b/>
+          <w:i/>
+          <w:sz w:val="19"/>
+        </w:rPr>
+        <w:t>Total por empresa: $25,000.00 de Honorarios más IVA + $22,200.00 de Gastos de Terceros estimados = $47,200.00 más IVA sobre Honorarios.</w:t>
+      </w:r>
+      <w:r>
+        <w:rPr>
+          <w:i/>
+          <w:sz w:val="19"/>
+        </w:rPr>
       </w:r>
     </w:p>
     <w:p>
@@ -4560,10 +3932,16 @@
         <w:jc w:val="left"/>
       </w:pPr>
       <w:r>
+        <w:rPr/>
+      </w:r>
+      <w:r>
         <w:rPr>
           <w:b/>
         </w:rPr>
-        <w:t>4. Empresas Adicionales – descuento por volumen (sólo sobre Honorarios)</w:t>
+        <w:t>4. Otros conceptos</w:t>
+      </w:r>
+      <w:r>
+        <w:rPr/>
       </w:r>
     </w:p>
     <w:tbl>
@@ -4573,37 +3951,55 @@
         <w:tblLook w:firstColumn="1" w:firstRow="1" w:lastColumn="0" w:lastRow="0" w:noHBand="0" w:noVBand="1" w:val="04A0"/>
       </w:tblPr>
       <w:tblGrid>
-        <w:gridCol w:w="4706"/>
-        <w:gridCol w:w="4706"/>
+        <w:gridCol w:w="4873"/>
+        <w:gridCol w:w="4873"/>
       </w:tblGrid>
       <w:tr>
         <w:tc>
           <w:tcPr>
-            <w:tcW w:type="dxa" w:w="4706"/>
-            <w:shd w:fill="EEEEEE" w:val="clear"/>
+            <w:tcW w:type="dxa" w:w="4873"/>
           </w:tcPr>
           <w:p>
             <w:r>
               <w:rPr>
+                <w:sz w:val="19"/>
+              </w:rPr>
+            </w:r>
+            <w:r>
+              <w:rPr>
                 <w:b/>
-                <w:sz w:val="20"/>
+                <w:sz w:val="19"/>
               </w:rPr>
-              <w:t>Número total de empresas (incluido el Cliente)</w:t>
+              <w:t>Concepto</w:t>
+            </w:r>
+            <w:r>
+              <w:rPr>
+                <w:sz w:val="19"/>
+              </w:rPr>
             </w:r>
           </w:p>
         </w:tc>
         <w:tc>
           <w:tcPr>
-            <w:tcW w:type="dxa" w:w="4706"/>
-            <w:shd w:fill="EEEEEE" w:val="clear"/>
+            <w:tcW w:type="dxa" w:w="4873"/>
           </w:tcPr>
           <w:p>
             <w:r>
               <w:rPr>
+                <w:sz w:val="19"/>
+              </w:rPr>
+            </w:r>
+            <w:r>
+              <w:rPr>
                 <w:b/>
-                <w:sz w:val="20"/>
+                <w:sz w:val="19"/>
               </w:rPr>
-              <w:t>Descuento sobre Honorarios por empresa adicional</w:t>
+              <w:t>Importe</w:t>
+            </w:r>
+            <w:r>
+              <w:rPr>
+                <w:sz w:val="19"/>
+              </w:rPr>
             </w:r>
           </w:p>
         </w:tc>
@@ -4611,27 +4007,27 @@
       <w:tr>
         <w:tc>
           <w:tcPr>
-            <w:tcW w:type="dxa" w:w="4706"/>
+            <w:tcW w:type="dxa" w:w="4873"/>
           </w:tcPr>
           <w:p>
             <w:r>
               <w:rPr>
-                <w:sz w:val="20"/>
+                <w:sz w:val="19"/>
               </w:rPr>
-              <w:t>2 a [____]</w:t>
+              <w:t>Honorarios por trabajo repetido (Cláusula 4.3(b))</w:t>
             </w:r>
           </w:p>
         </w:tc>
         <w:tc>
           <w:tcPr>
-            <w:tcW w:type="dxa" w:w="4706"/>
+            <w:tcW w:type="dxa" w:w="4873"/>
           </w:tcPr>
           <w:p>
             <w:r>
               <w:rPr>
-                <w:sz w:val="20"/>
+                <w:sz w:val="19"/>
               </w:rPr>
-              <w:t>[____]%</w:t>
+              <w:t>[__________] por documento más IVA</w:t>
             </w:r>
           </w:p>
         </w:tc>
@@ -4639,27 +4035,27 @@
       <w:tr>
         <w:tc>
           <w:tcPr>
-            <w:tcW w:type="dxa" w:w="4706"/>
+            <w:tcW w:type="dxa" w:w="4873"/>
           </w:tcPr>
           <w:p>
             <w:r>
               <w:rPr>
-                <w:sz w:val="20"/>
+                <w:sz w:val="19"/>
               </w:rPr>
-              <w:t>[____] a [____]</w:t>
+              <w:t>Parte proporcional de la etapa en curso (Cláusula 12.5(a))</w:t>
             </w:r>
           </w:p>
         </w:tc>
         <w:tc>
           <w:tcPr>
-            <w:tcW w:type="dxa" w:w="4706"/>
+            <w:tcW w:type="dxa" w:w="4873"/>
           </w:tcPr>
           <w:p>
             <w:r>
               <w:rPr>
-                <w:sz w:val="20"/>
+                <w:sz w:val="19"/>
               </w:rPr>
-              <w:t>[____]%</w:t>
+              <w:t>[___]% del importe de esa etapa</w:t>
             </w:r>
           </w:p>
         </w:tc>
@@ -4667,44 +4063,64 @@
       <w:tr>
         <w:tc>
           <w:tcPr>
-            <w:tcW w:type="dxa" w:w="4706"/>
+            <w:tcW w:type="dxa" w:w="4873"/>
           </w:tcPr>
           <w:p>
             <w:r>
               <w:rPr>
-                <w:sz w:val="20"/>
+                <w:sz w:val="19"/>
               </w:rPr>
-              <w:t>[____] o más</w:t>
+              <w:t>Domicilio fiscal mensual posterior al Periodo de Gracia (Cláusula 9.5) — no incluido, contrato aparte</w:t>
             </w:r>
           </w:p>
         </w:tc>
         <w:tc>
           <w:tcPr>
-            <w:tcW w:type="dxa" w:w="4706"/>
+            <w:tcW w:type="dxa" w:w="4873"/>
           </w:tcPr>
           <w:p>
             <w:r>
               <w:rPr>
-                <w:sz w:val="20"/>
+                <w:sz w:val="19"/>
               </w:rPr>
-              <w:t>[____]%</w:t>
+              <w:t>[__________] mensuales más IVA</w:t>
+            </w:r>
+          </w:p>
+        </w:tc>
+      </w:tr>
+      <w:tr>
+        <w:tc>
+          <w:tcPr>
+            <w:tcW w:type="dxa" w:w="4873"/>
+          </w:tcPr>
+          <w:p>
+            <w:r>
+              <w:rPr>
+                <w:sz w:val="19"/>
+              </w:rPr>
+              <w:t>Descuento por volumen sobre Honorarios de Empresas Adicionales (2 a [___] empresas / [___] a [___] / [___] o más)</w:t>
+            </w:r>
+          </w:p>
+        </w:tc>
+        <w:tc>
+          <w:tcPr>
+            <w:tcW w:type="dxa" w:w="4873"/>
+          </w:tcPr>
+          <w:p>
+            <w:r>
+              <w:rPr>
+                <w:sz w:val="19"/>
+              </w:rPr>
+              <w:t>[___]% / [___]% / [___]%</w:t>
             </w:r>
           </w:p>
         </w:tc>
       </w:tr>
     </w:tbl>
-    <w:p/>
     <w:p>
       <w:pPr>
-        <w:jc w:val="both"/>
-      </w:pPr>
-      <w:r>
-        <w:rPr>
-          <w:i/>
-          <w:sz w:val="20"/>
-        </w:rPr>
-        <w:t>El descuento aplica exclusivamente a los Honorarios de las Empresas Adicionales incorporadas mediante Anexo Adicional firmado; no aplica a Gastos de Terceros ni tiene efectos retroactivos. Cada Empresa Adicional está sujeta a la identificación y requisitos de la Cláusula Séptima.</w:t>
-      </w:r>
+        <w:spacing w:after="0"/>
+      </w:pPr>
     </w:p>
     <w:p>
       <w:pPr>
@@ -4713,43 +4129,16 @@
         <w:jc w:val="left"/>
       </w:pPr>
       <w:r>
+        <w:rPr/>
+      </w:r>
+      <w:r>
         <w:rPr>
           <w:b/>
         </w:rPr>
-        <w:t>5. Datos para pago</w:t>
-      </w:r>
-    </w:p>
-    <w:p>
-      <w:pPr>
-        <w:jc w:val="both"/>
-      </w:pPr>
+        <w:t>5. Devolución parcial (Cláusulas 8.8 a 8.12)</w:t>
+      </w:r>
       <w:r>
         <w:rPr/>
-        <w:t>Los datos bancarios se comunicarán exclusivamente por escrito desde taxgr.interno@gmail.com (Cláusula 8.4). Banco: BBVA · Titular: G&amp;R TAX-LEGAL CONSULTING, S.C. · Tipo: Cuenta de cheques · CLABE: 012180001153583297 · Número de cuenta: 0115358329.</w:t>
-      </w:r>
-    </w:p>
-    <w:p>
-      <w:pPr>
-        <w:jc w:val="both"/>
-      </w:pPr>
-      <w:r>
-        <w:rPr>
-          <w:i/>
-        </w:rPr>
-        <w:t>Pagos válidos únicamente a esta cuenta a nombre de G&amp;R TAX-LEGAL CONSULTING, S.C. El Prestador nunca solicita pagos a cuentas personales o de terceros (Cláusula 8.4).</w:t>
-      </w:r>
-    </w:p>
-    <w:p>
-      <w:pPr>
-        <w:keepNext/>
-        <w:spacing w:before="160"/>
-        <w:jc w:val="left"/>
-      </w:pPr>
-      <w:r>
-        <w:rPr>
-          <w:b/>
-        </w:rPr>
-        <w:t>6. Devolución parcial (Cláusulas 8.8 a 8.12)</w:t>
       </w:r>
     </w:p>
     <w:tbl>
@@ -4759,33 +4148,55 @@
         <w:tblLook w:firstColumn="1" w:firstRow="1" w:lastColumn="0" w:lastRow="0" w:noHBand="0" w:noVBand="1" w:val="04A0"/>
       </w:tblPr>
       <w:tblGrid>
-        <w:gridCol w:w="4706"/>
-        <w:gridCol w:w="4706"/>
+        <w:gridCol w:w="4873"/>
+        <w:gridCol w:w="4873"/>
       </w:tblGrid>
       <w:tr>
         <w:tc>
           <w:tcPr>
-            <w:tcW w:type="dxa" w:w="4706"/>
+            <w:tcW w:type="dxa" w:w="4873"/>
           </w:tcPr>
           <w:p>
             <w:r>
               <w:rPr>
+                <w:sz w:val="19"/>
+              </w:rPr>
+            </w:r>
+            <w:r>
+              <w:rPr>
                 <w:b/>
+                <w:sz w:val="19"/>
               </w:rPr>
               <w:t>Concepto</w:t>
+            </w:r>
+            <w:r>
+              <w:rPr>
+                <w:sz w:val="19"/>
+              </w:rPr>
             </w:r>
           </w:p>
         </w:tc>
         <w:tc>
           <w:tcPr>
-            <w:tcW w:type="dxa" w:w="4706"/>
+            <w:tcW w:type="dxa" w:w="4873"/>
           </w:tcPr>
           <w:p>
             <w:r>
               <w:rPr>
+                <w:sz w:val="19"/>
+              </w:rPr>
+            </w:r>
+            <w:r>
+              <w:rPr>
                 <w:b/>
+                <w:sz w:val="19"/>
               </w:rPr>
               <w:t>Regla</w:t>
+            </w:r>
+            <w:r>
+              <w:rPr>
+                <w:sz w:val="19"/>
+              </w:rPr>
             </w:r>
           </w:p>
         </w:tc>
@@ -4793,64 +4204,26 @@
       <w:tr>
         <w:tc>
           <w:tcPr>
-            <w:tcW w:type="dxa" w:w="4706"/>
+            <w:tcW w:type="dxa" w:w="4873"/>
           </w:tcPr>
           <w:p>
             <w:r>
+              <w:rPr>
+                <w:sz w:val="19"/>
+              </w:rPr>
               <w:t>Etapas concluidas</w:t>
             </w:r>
           </w:p>
         </w:tc>
         <w:tc>
           <w:tcPr>
-            <w:tcW w:type="dxa" w:w="4706"/>
+            <w:tcW w:type="dxa" w:w="4873"/>
           </w:tcPr>
           <w:p>
             <w:r>
-              <w:t>Honorarios no reembolsables</w:t>
-            </w:r>
-          </w:p>
-        </w:tc>
-      </w:tr>
-      <w:tr>
-        <w:tc>
-          <w:tcPr>
-            <w:tcW w:type="dxa" w:w="4706"/>
-          </w:tcPr>
-          <w:p>
-            <w:r>
-              <w:t>Etapas no concluidas (supuestos de la Cláusula 8.8)</w:t>
-            </w:r>
-          </w:p>
-        </w:tc>
-        <w:tc>
-          <w:tcPr>
-            <w:tcW w:type="dxa" w:w="4706"/>
-          </w:tcPr>
-          <w:p>
-            <w:r>
-              <w:t>Devolución del [___]% de los Honorarios pagados</w:t>
-            </w:r>
-          </w:p>
-        </w:tc>
-      </w:tr>
-      <w:tr>
-        <w:tc>
-          <w:tcPr>
-            <w:tcW w:type="dxa" w:w="4706"/>
-          </w:tcPr>
-          <w:p>
-            <w:r>
-              <w:t>Gastos de Terceros devengados</w:t>
-            </w:r>
-          </w:p>
-        </w:tc>
-        <w:tc>
-          <w:tcPr>
-            <w:tcW w:type="dxa" w:w="4706"/>
-          </w:tcPr>
-          <w:p>
-            <w:r>
+              <w:rPr>
+                <w:sz w:val="19"/>
+              </w:rPr>
               <w:t>No reembolsables</w:t>
             </w:r>
           </w:p>
@@ -4859,20 +4232,110 @@
       <w:tr>
         <w:tc>
           <w:tcPr>
-            <w:tcW w:type="dxa" w:w="4706"/>
+            <w:tcW w:type="dxa" w:w="4873"/>
           </w:tcPr>
           <w:p>
             <w:r>
+              <w:rPr>
+                <w:sz w:val="19"/>
+              </w:rPr>
+              <w:t>Etapas no concluidas (Cláusula 8.8)</w:t>
+            </w:r>
+          </w:p>
+        </w:tc>
+        <w:tc>
+          <w:tcPr>
+            <w:tcW w:type="dxa" w:w="4873"/>
+          </w:tcPr>
+          <w:p>
+            <w:r>
+              <w:rPr>
+                <w:sz w:val="19"/>
+              </w:rPr>
+              <w:t>Devolución del [___]%</w:t>
+            </w:r>
+          </w:p>
+        </w:tc>
+      </w:tr>
+      <w:tr>
+        <w:tc>
+          <w:tcPr>
+            <w:tcW w:type="dxa" w:w="4873"/>
+          </w:tcPr>
+          <w:p>
+            <w:r>
+              <w:rPr>
+                <w:sz w:val="19"/>
+              </w:rPr>
+              <w:t>Etapas no concluidas por causa imputable al Prestador (5.4) o rescisión por su incumplimiento (12.5)</w:t>
+            </w:r>
+          </w:p>
+        </w:tc>
+        <w:tc>
+          <w:tcPr>
+            <w:tcW w:type="dxa" w:w="4873"/>
+          </w:tcPr>
+          <w:p>
+            <w:r>
+              <w:rPr>
+                <w:sz w:val="19"/>
+              </w:rPr>
+              <w:t>Devolución del 100%</w:t>
+            </w:r>
+          </w:p>
+        </w:tc>
+      </w:tr>
+      <w:tr>
+        <w:tc>
+          <w:tcPr>
+            <w:tcW w:type="dxa" w:w="4873"/>
+          </w:tcPr>
+          <w:p>
+            <w:r>
+              <w:rPr>
+                <w:sz w:val="19"/>
+              </w:rPr>
+              <w:t>Gastos Devengados</w:t>
+            </w:r>
+          </w:p>
+        </w:tc>
+        <w:tc>
+          <w:tcPr>
+            <w:tcW w:type="dxa" w:w="4873"/>
+          </w:tcPr>
+          <w:p>
+            <w:r>
+              <w:rPr>
+                <w:sz w:val="19"/>
+              </w:rPr>
+              <w:t>No reembolsables, salvo error del Prestador (8.3)</w:t>
+            </w:r>
+          </w:p>
+        </w:tc>
+      </w:tr>
+      <w:tr>
+        <w:tc>
+          <w:tcPr>
+            <w:tcW w:type="dxa" w:w="4873"/>
+          </w:tcPr>
+          <w:p>
+            <w:r>
+              <w:rPr>
+                <w:sz w:val="19"/>
+              </w:rPr>
               <w:t>Intentos previos a la Negativa Definitiva</w:t>
             </w:r>
           </w:p>
         </w:tc>
         <w:tc>
           <w:tcPr>
-            <w:tcW w:type="dxa" w:w="4706"/>
+            <w:tcW w:type="dxa" w:w="4873"/>
           </w:tcPr>
           <w:p>
             <w:r>
+              <w:rPr>
+                <w:sz w:val="19"/>
+              </w:rPr>
               <w:t>[___]</w:t>
             </w:r>
           </w:p>
@@ -4881,20 +4344,26 @@
       <w:tr>
         <w:tc>
           <w:tcPr>
-            <w:tcW w:type="dxa" w:w="4706"/>
+            <w:tcW w:type="dxa" w:w="4873"/>
           </w:tcPr>
           <w:p>
             <w:r>
+              <w:rPr>
+                <w:sz w:val="19"/>
+              </w:rPr>
               <w:t>Plazo de devolución</w:t>
             </w:r>
           </w:p>
         </w:tc>
         <w:tc>
           <w:tcPr>
-            <w:tcW w:type="dxa" w:w="4706"/>
+            <w:tcW w:type="dxa" w:w="4873"/>
           </w:tcPr>
           <w:p>
             <w:r>
+              <w:rPr>
+                <w:sz w:val="19"/>
+              </w:rPr>
               <w:t>[___] Días Hábiles</w:t>
             </w:r>
           </w:p>
@@ -4902,35 +4371,86 @@
       </w:tr>
     </w:tbl>
     <w:p>
-      <w:r/>
+      <w:pPr>
+        <w:spacing w:after="0"/>
+      </w:pPr>
     </w:p>
     <w:p>
       <w:pPr>
         <w:keepNext/>
-        <w:spacing w:before="280"/>
-        <w:jc w:val="center"/>
-      </w:pPr>
+        <w:spacing w:before="160"/>
+        <w:jc w:val="left"/>
+      </w:pPr>
+      <w:r>
+        <w:rPr/>
+      </w:r>
       <w:r>
         <w:rPr>
           <w:b/>
-          <w:caps/>
+        </w:rPr>
+        <w:t>6. Datos para pago (únicos válidos, Cláusula 8.4)</w:t>
+      </w:r>
+      <w:r>
+        <w:rPr/>
+      </w:r>
+    </w:p>
+    <w:p>
+      <w:pPr>
+        <w:jc w:val="both"/>
+      </w:pPr>
+      <w:r>
+        <w:rPr/>
+        <w:t>Banco: BBVA · Titular: G&amp;R TAX-LEGAL CONSULTING, S.C. · Cuenta de cheques · CLABE: 012180001153583297 · Cuenta: 0115358329.</w:t>
+      </w:r>
+    </w:p>
+    <w:p>
+      <w:pPr>
+        <w:jc w:val="both"/>
+      </w:pPr>
+      <w:r>
+        <w:rPr>
+          <w:i/>
+          <w:sz w:val="19"/>
+        </w:rPr>
+        <w:t>El Prestador nunca solicita pagos a cuentas personales o de terceros.</w:t>
+      </w:r>
+    </w:p>
+    <w:p>
+      <w:r>
+        <w:br w:type="page"/>
+      </w:r>
+    </w:p>
+    <w:p>
+      <w:pPr>
+        <w:spacing w:before="240"/>
+        <w:jc w:val="center"/>
+      </w:pPr>
+      <w:r>
+        <w:rPr>
           <w:sz w:val="24"/>
         </w:rPr>
-        <w:t>Anexo C</w:t>
-      </w:r>
-      <w:r>
-        <w:rPr>
-          <w:caps/>
-        </w:rPr>
-        <w:br/>
       </w:r>
       <w:r>
         <w:rPr>
           <w:b/>
-          <w:caps/>
           <w:sz w:val="24"/>
         </w:rPr>
-        <w:t>Lista de Documentos</w:t>
+        <w:t>ANEXO C</w:t>
+      </w:r>
+      <w:r>
+        <w:br/>
+      </w:r>
+      <w:r>
+        <w:rPr>
+          <w:b/>
+          <w:sz w:val="24"/>
+        </w:rPr>
+        <w:t>DOCUMENTOS QUE ENTREGA EL CLIENTE</w:t>
+      </w:r>
+      <w:r>
+        <w:rPr>
+          <w:sz w:val="24"/>
+        </w:rPr>
       </w:r>
     </w:p>
     <w:p>
@@ -4939,7 +4459,17 @@
       </w:pPr>
       <w:r>
         <w:rPr/>
-        <w:t>El Cliente entregará los siguientes documentos. El Prestador indicará cuáles se requieren en original, copia certificada, apostillados y/o traducidos. La lista podrá ampliarse si la Autoridad o el notario lo requieren.</w:t>
+        <w:t xml:space="preserve">Los seis documentos se integran en un solo Certificado Notarial conforme al modelo del Prestador. Cada uno se entrega en </w:t>
+      </w:r>
+      <w:r>
+        <w:rPr>
+          <w:b/>
+        </w:rPr>
+        <w:t>copia certificada dentro del Certificado Notarial, apostillado, con traducción</w:t>
+      </w:r>
+      <w:r>
+        <w:rPr/>
+        <w:t>.</w:t>
       </w:r>
     </w:p>
     <w:tbl>
@@ -4949,69 +4479,80 @@
         <w:tblLook w:firstColumn="1" w:firstRow="1" w:lastColumn="0" w:lastRow="0" w:noHBand="0" w:noVBand="1" w:val="04A0"/>
       </w:tblPr>
       <w:tblGrid>
-        <w:gridCol w:w="2353"/>
-        <w:gridCol w:w="2353"/>
-        <w:gridCol w:w="2353"/>
-        <w:gridCol w:w="2353"/>
+        <w:gridCol w:w="3249"/>
+        <w:gridCol w:w="3249"/>
+        <w:gridCol w:w="3249"/>
       </w:tblGrid>
       <w:tr>
         <w:tc>
           <w:tcPr>
-            <w:tcW w:type="dxa" w:w="2353"/>
-            <w:shd w:fill="EEEEEE" w:val="clear"/>
+            <w:tcW w:type="dxa" w:w="3249"/>
           </w:tcPr>
           <w:p>
             <w:r>
               <w:rPr>
+                <w:sz w:val="19"/>
+              </w:rPr>
+            </w:r>
+            <w:r>
+              <w:rPr>
                 <w:b/>
-                <w:sz w:val="20"/>
+                <w:sz w:val="19"/>
               </w:rPr>
               <w:t>#</w:t>
+            </w:r>
+            <w:r>
+              <w:rPr>
+                <w:sz w:val="19"/>
+              </w:rPr>
             </w:r>
           </w:p>
         </w:tc>
         <w:tc>
           <w:tcPr>
-            <w:tcW w:type="dxa" w:w="2353"/>
-            <w:shd w:fill="EEEEEE" w:val="clear"/>
+            <w:tcW w:type="dxa" w:w="3249"/>
           </w:tcPr>
           <w:p>
             <w:r>
               <w:rPr>
+                <w:sz w:val="19"/>
+              </w:rPr>
+            </w:r>
+            <w:r>
+              <w:rPr>
                 <w:b/>
-                <w:sz w:val="20"/>
+                <w:sz w:val="19"/>
               </w:rPr>
               <w:t>Documento</w:t>
+            </w:r>
+            <w:r>
+              <w:rPr>
+                <w:sz w:val="19"/>
+              </w:rPr>
             </w:r>
           </w:p>
         </w:tc>
         <w:tc>
           <w:tcPr>
-            <w:tcW w:type="dxa" w:w="2353"/>
-            <w:shd w:fill="EEEEEE" w:val="clear"/>
+            <w:tcW w:type="dxa" w:w="3249"/>
           </w:tcPr>
           <w:p>
             <w:r>
               <w:rPr>
-                <w:b/>
-                <w:sz w:val="20"/>
+                <w:sz w:val="19"/>
               </w:rPr>
-              <w:t>Forma</w:t>
             </w:r>
-          </w:p>
-        </w:tc>
-        <w:tc>
-          <w:tcPr>
-            <w:tcW w:type="dxa" w:w="2353"/>
-            <w:shd w:fill="EEEEEE" w:val="clear"/>
-          </w:tcPr>
-          <w:p>
             <w:r>
               <w:rPr>
                 <w:b/>
-                <w:sz w:val="20"/>
+                <w:sz w:val="19"/>
               </w:rPr>
               <w:t>Recibido</w:t>
+            </w:r>
+            <w:r>
+              <w:rPr>
+                <w:sz w:val="19"/>
+              </w:rPr>
             </w:r>
           </w:p>
         </w:tc>
@@ -5019,12 +4560,12 @@
       <w:tr>
         <w:tc>
           <w:tcPr>
-            <w:tcW w:type="dxa" w:w="2353"/>
+            <w:tcW w:type="dxa" w:w="3249"/>
           </w:tcPr>
           <w:p>
             <w:r>
               <w:rPr>
-                <w:sz w:val="20"/>
+                <w:sz w:val="19"/>
               </w:rPr>
               <w:t>1</w:t>
             </w:r>
@@ -5032,38 +4573,25 @@
         </w:tc>
         <w:tc>
           <w:tcPr>
-            <w:tcW w:type="dxa" w:w="2353"/>
+            <w:tcW w:type="dxa" w:w="3249"/>
           </w:tcPr>
           <w:p>
             <w:r>
               <w:rPr>
-                <w:sz w:val="20"/>
+                <w:sz w:val="19"/>
               </w:rPr>
-              <w:t>Acta constitutiva o documento de constitución del Cliente (certificado de incorporación / licencia comercial) y sus modificaciones vigentes.</w:t>
+              <w:t>Certificate of Incorporation / Acta o certificado de constitución de la sociedad.</w:t>
             </w:r>
           </w:p>
         </w:tc>
         <w:tc>
           <w:tcPr>
-            <w:tcW w:type="dxa" w:w="2353"/>
+            <w:tcW w:type="dxa" w:w="3249"/>
           </w:tcPr>
           <w:p>
             <w:r>
               <w:rPr>
-                <w:sz w:val="20"/>
-              </w:rPr>
-              <w:t>Copia certificada, apostillada y traducida</w:t>
-            </w:r>
-          </w:p>
-        </w:tc>
-        <w:tc>
-          <w:tcPr>
-            <w:tcW w:type="dxa" w:w="2353"/>
-          </w:tcPr>
-          <w:p>
-            <w:r>
-              <w:rPr>
-                <w:sz w:val="20"/>
+                <w:sz w:val="19"/>
               </w:rPr>
               <w:t>☐</w:t>
             </w:r>
@@ -5073,12 +4601,12 @@
       <w:tr>
         <w:tc>
           <w:tcPr>
-            <w:tcW w:type="dxa" w:w="2353"/>
+            <w:tcW w:type="dxa" w:w="3249"/>
           </w:tcPr>
           <w:p>
             <w:r>
               <w:rPr>
-                <w:sz w:val="20"/>
+                <w:sz w:val="19"/>
               </w:rPr>
               <w:t>2</w:t>
             </w:r>
@@ -5086,38 +4614,25 @@
         </w:tc>
         <w:tc>
           <w:tcPr>
-            <w:tcW w:type="dxa" w:w="2353"/>
+            <w:tcW w:type="dxa" w:w="3249"/>
           </w:tcPr>
           <w:p>
             <w:r>
               <w:rPr>
-                <w:sz w:val="20"/>
+                <w:sz w:val="19"/>
               </w:rPr>
-              <w:t>Documento que acredite la existencia y vigencia actual del Cliente en su país de origen.</w:t>
+              <w:t>Business Registration Certificate / Licencia o certificado de registro comercial (business license). Contiene los datos registrales de la sociedad (domicilio, número de registro); no se requiere comprobante de domicilio ni constancia de identificación fiscal por separado.</w:t>
             </w:r>
           </w:p>
         </w:tc>
         <w:tc>
           <w:tcPr>
-            <w:tcW w:type="dxa" w:w="2353"/>
+            <w:tcW w:type="dxa" w:w="3249"/>
           </w:tcPr>
           <w:p>
             <w:r>
               <w:rPr>
-                <w:sz w:val="20"/>
-              </w:rPr>
-              <w:t>Original / apostillado y traducido</w:t>
-            </w:r>
-          </w:p>
-        </w:tc>
-        <w:tc>
-          <w:tcPr>
-            <w:tcW w:type="dxa" w:w="2353"/>
-          </w:tcPr>
-          <w:p>
-            <w:r>
-              <w:rPr>
-                <w:sz w:val="20"/>
+                <w:sz w:val="19"/>
               </w:rPr>
               <w:t>☐</w:t>
             </w:r>
@@ -5127,12 +4642,12 @@
       <w:tr>
         <w:tc>
           <w:tcPr>
-            <w:tcW w:type="dxa" w:w="2353"/>
+            <w:tcW w:type="dxa" w:w="3249"/>
           </w:tcPr>
           <w:p>
             <w:r>
               <w:rPr>
-                <w:sz w:val="20"/>
+                <w:sz w:val="19"/>
               </w:rPr>
               <w:t>3</w:t>
             </w:r>
@@ -5140,38 +4655,25 @@
         </w:tc>
         <w:tc>
           <w:tcPr>
-            <w:tcW w:type="dxa" w:w="2353"/>
+            <w:tcW w:type="dxa" w:w="3249"/>
           </w:tcPr>
           <w:p>
             <w:r>
               <w:rPr>
-                <w:sz w:val="20"/>
+                <w:sz w:val="19"/>
               </w:rPr>
-              <w:t>Número de identificación fiscal del Cliente en su país de residencia (p. ej., código de crédito social unificado) y constancia de residencia fiscal, en su caso.</w:t>
+              <w:t>Incorporation Form (Form NNC1) / Formulario de constitución.</w:t>
             </w:r>
           </w:p>
         </w:tc>
         <w:tc>
           <w:tcPr>
-            <w:tcW w:type="dxa" w:w="2353"/>
+            <w:tcW w:type="dxa" w:w="3249"/>
           </w:tcPr>
           <w:p>
             <w:r>
               <w:rPr>
-                <w:sz w:val="20"/>
-              </w:rPr>
-              <w:t>Copia / apostillado y traducido si se requiere</w:t>
-            </w:r>
-          </w:p>
-        </w:tc>
-        <w:tc>
-          <w:tcPr>
-            <w:tcW w:type="dxa" w:w="2353"/>
-          </w:tcPr>
-          <w:p>
-            <w:r>
-              <w:rPr>
-                <w:sz w:val="20"/>
+                <w:sz w:val="19"/>
               </w:rPr>
               <w:t>☐</w:t>
             </w:r>
@@ -5181,12 +4683,12 @@
       <w:tr>
         <w:tc>
           <w:tcPr>
-            <w:tcW w:type="dxa" w:w="2353"/>
+            <w:tcW w:type="dxa" w:w="3249"/>
           </w:tcPr>
           <w:p>
             <w:r>
               <w:rPr>
-                <w:sz w:val="20"/>
+                <w:sz w:val="19"/>
               </w:rPr>
               <w:t>4</w:t>
             </w:r>
@@ -5194,38 +4696,25 @@
         </w:tc>
         <w:tc>
           <w:tcPr>
-            <w:tcW w:type="dxa" w:w="2353"/>
+            <w:tcW w:type="dxa" w:w="3249"/>
           </w:tcPr>
           <w:p>
             <w:r>
               <w:rPr>
-                <w:sz w:val="20"/>
+                <w:sz w:val="19"/>
               </w:rPr>
-              <w:t>Documento que acredite las facultades del representante legal que otorgará el Poder.</w:t>
+              <w:t>Articles of Association / Estatutos sociales.</w:t>
             </w:r>
           </w:p>
         </w:tc>
         <w:tc>
           <w:tcPr>
-            <w:tcW w:type="dxa" w:w="2353"/>
+            <w:tcW w:type="dxa" w:w="3249"/>
           </w:tcPr>
           <w:p>
             <w:r>
               <w:rPr>
-                <w:sz w:val="20"/>
-              </w:rPr>
-              <w:t>Copia certificada, apostillada y traducida</w:t>
-            </w:r>
-          </w:p>
-        </w:tc>
-        <w:tc>
-          <w:tcPr>
-            <w:tcW w:type="dxa" w:w="2353"/>
-          </w:tcPr>
-          <w:p>
-            <w:r>
-              <w:rPr>
-                <w:sz w:val="20"/>
+                <w:sz w:val="19"/>
               </w:rPr>
               <w:t>☐</w:t>
             </w:r>
@@ -5235,12 +4724,12 @@
       <w:tr>
         <w:tc>
           <w:tcPr>
-            <w:tcW w:type="dxa" w:w="2353"/>
+            <w:tcW w:type="dxa" w:w="3249"/>
           </w:tcPr>
           <w:p>
             <w:r>
               <w:rPr>
-                <w:sz w:val="20"/>
+                <w:sz w:val="19"/>
               </w:rPr>
               <w:t>5</w:t>
             </w:r>
@@ -5248,38 +4737,25 @@
         </w:tc>
         <w:tc>
           <w:tcPr>
-            <w:tcW w:type="dxa" w:w="2353"/>
+            <w:tcW w:type="dxa" w:w="3249"/>
           </w:tcPr>
           <w:p>
             <w:r>
               <w:rPr>
-                <w:sz w:val="20"/>
+                <w:sz w:val="19"/>
               </w:rPr>
-              <w:t>Identificación oficial vigente (ID) del representante legal / firmante (p. ej., Tarjeta de Identidad de Residente de la República Popular China).</w:t>
+              <w:t>Poder (Power of Attorney) firmado conforme al texto del Prestador.</w:t>
             </w:r>
           </w:p>
         </w:tc>
         <w:tc>
           <w:tcPr>
-            <w:tcW w:type="dxa" w:w="2353"/>
+            <w:tcW w:type="dxa" w:w="3249"/>
           </w:tcPr>
           <w:p>
             <w:r>
               <w:rPr>
-                <w:sz w:val="20"/>
-              </w:rPr>
-              <w:t>Copia legible a color</w:t>
-            </w:r>
-          </w:p>
-        </w:tc>
-        <w:tc>
-          <w:tcPr>
-            <w:tcW w:type="dxa" w:w="2353"/>
-          </w:tcPr>
-          <w:p>
-            <w:r>
-              <w:rPr>
-                <w:sz w:val="20"/>
+                <w:sz w:val="19"/>
               </w:rPr>
               <w:t>☐</w:t>
             </w:r>
@@ -5289,12 +4765,12 @@
       <w:tr>
         <w:tc>
           <w:tcPr>
-            <w:tcW w:type="dxa" w:w="2353"/>
+            <w:tcW w:type="dxa" w:w="3249"/>
           </w:tcPr>
           <w:p>
             <w:r>
               <w:rPr>
-                <w:sz w:val="20"/>
+                <w:sz w:val="19"/>
               </w:rPr>
               <w:t>6</w:t>
             </w:r>
@@ -5302,308 +4778,25 @@
         </w:tc>
         <w:tc>
           <w:tcPr>
-            <w:tcW w:type="dxa" w:w="2353"/>
+            <w:tcW w:type="dxa" w:w="3249"/>
           </w:tcPr>
           <w:p>
             <w:r>
               <w:rPr>
-                <w:sz w:val="20"/>
+                <w:sz w:val="19"/>
               </w:rPr>
-              <w:t>Información de socios, accionistas y beneficiarios controladores (nombre, nacionalidad, porcentaje, identificación).</w:t>
+              <w:t>Identificación oficial (ID) del firmante.</w:t>
             </w:r>
           </w:p>
         </w:tc>
         <w:tc>
           <w:tcPr>
-            <w:tcW w:type="dxa" w:w="2353"/>
+            <w:tcW w:type="dxa" w:w="3249"/>
           </w:tcPr>
           <w:p>
             <w:r>
               <w:rPr>
-                <w:sz w:val="20"/>
-              </w:rPr>
-              <w:t>Formato del Prestador firmado</w:t>
-            </w:r>
-          </w:p>
-        </w:tc>
-        <w:tc>
-          <w:tcPr>
-            <w:tcW w:type="dxa" w:w="2353"/>
-          </w:tcPr>
-          <w:p>
-            <w:r>
-              <w:rPr>
-                <w:sz w:val="20"/>
-              </w:rPr>
-              <w:t>☐</w:t>
-            </w:r>
-          </w:p>
-        </w:tc>
-      </w:tr>
-      <w:tr>
-        <w:tc>
-          <w:tcPr>
-            <w:tcW w:type="dxa" w:w="2353"/>
-          </w:tcPr>
-          <w:p>
-            <w:r>
-              <w:rPr>
-                <w:sz w:val="20"/>
-              </w:rPr>
-              <w:t>7</w:t>
-            </w:r>
-          </w:p>
-        </w:tc>
-        <w:tc>
-          <w:tcPr>
-            <w:tcW w:type="dxa" w:w="2353"/>
-          </w:tcPr>
-          <w:p>
-            <w:r>
-              <w:rPr>
-                <w:sz w:val="20"/>
-              </w:rPr>
-              <w:t>Comprobante de domicilio del Cliente en el extranjero (no mayor a tres meses).</w:t>
-            </w:r>
-          </w:p>
-        </w:tc>
-        <w:tc>
-          <w:tcPr>
-            <w:tcW w:type="dxa" w:w="2353"/>
-          </w:tcPr>
-          <w:p>
-            <w:r>
-              <w:rPr>
-                <w:sz w:val="20"/>
-              </w:rPr>
-              <w:t>Copia / traducción si se requiere</w:t>
-            </w:r>
-          </w:p>
-        </w:tc>
-        <w:tc>
-          <w:tcPr>
-            <w:tcW w:type="dxa" w:w="2353"/>
-          </w:tcPr>
-          <w:p>
-            <w:r>
-              <w:rPr>
-                <w:sz w:val="20"/>
-              </w:rPr>
-              <w:t>☐</w:t>
-            </w:r>
-          </w:p>
-        </w:tc>
-      </w:tr>
-      <w:tr>
-        <w:tc>
-          <w:tcPr>
-            <w:tcW w:type="dxa" w:w="2353"/>
-          </w:tcPr>
-          <w:p>
-            <w:r>
-              <w:rPr>
-                <w:sz w:val="20"/>
-              </w:rPr>
-              <w:t>8</w:t>
-            </w:r>
-          </w:p>
-        </w:tc>
-        <w:tc>
-          <w:tcPr>
-            <w:tcW w:type="dxa" w:w="2353"/>
-          </w:tcPr>
-          <w:p>
-            <w:r>
-              <w:rPr>
-                <w:sz w:val="20"/>
-              </w:rPr>
-              <w:t>Datos de contacto del Cliente: correo electrónico y teléfono para el SAT y para los Canales Autorizados.</w:t>
-            </w:r>
-          </w:p>
-        </w:tc>
-        <w:tc>
-          <w:tcPr>
-            <w:tcW w:type="dxa" w:w="2353"/>
-          </w:tcPr>
-          <w:p>
-            <w:r>
-              <w:rPr>
-                <w:sz w:val="20"/>
-              </w:rPr>
-              <w:t>Por escrito</w:t>
-            </w:r>
-          </w:p>
-        </w:tc>
-        <w:tc>
-          <w:tcPr>
-            <w:tcW w:type="dxa" w:w="2353"/>
-          </w:tcPr>
-          <w:p>
-            <w:r>
-              <w:rPr>
-                <w:sz w:val="20"/>
-              </w:rPr>
-              <w:t>☐</w:t>
-            </w:r>
-          </w:p>
-        </w:tc>
-      </w:tr>
-      <w:tr>
-        <w:tc>
-          <w:tcPr>
-            <w:tcW w:type="dxa" w:w="2353"/>
-          </w:tcPr>
-          <w:p>
-            <w:r>
-              <w:rPr>
-                <w:sz w:val="20"/>
-              </w:rPr>
-              <w:t>9</w:t>
-            </w:r>
-          </w:p>
-        </w:tc>
-        <w:tc>
-          <w:tcPr>
-            <w:tcW w:type="dxa" w:w="2353"/>
-          </w:tcPr>
-          <w:p>
-            <w:r>
-              <w:rPr>
-                <w:sz w:val="20"/>
-              </w:rPr>
-              <w:t>Poder firmado en el texto proporcionado o aprobado por el Prestador, junto con el Certificado Notarial conforme al modelo del Prestador.</w:t>
-            </w:r>
-          </w:p>
-        </w:tc>
-        <w:tc>
-          <w:tcPr>
-            <w:tcW w:type="dxa" w:w="2353"/>
-          </w:tcPr>
-          <w:p>
-            <w:r>
-              <w:rPr>
-                <w:sz w:val="20"/>
-              </w:rPr>
-              <w:t>Original, firmado ante notario del país de origen y apostillado (a cargo del Cliente)</w:t>
-            </w:r>
-          </w:p>
-        </w:tc>
-        <w:tc>
-          <w:tcPr>
-            <w:tcW w:type="dxa" w:w="2353"/>
-          </w:tcPr>
-          <w:p>
-            <w:r>
-              <w:rPr>
-                <w:sz w:val="20"/>
-              </w:rPr>
-              <w:t>☐</w:t>
-            </w:r>
-          </w:p>
-        </w:tc>
-      </w:tr>
-      <w:tr>
-        <w:tc>
-          <w:tcPr>
-            <w:tcW w:type="dxa" w:w="2353"/>
-          </w:tcPr>
-          <w:p>
-            <w:r>
-              <w:rPr>
-                <w:sz w:val="20"/>
-              </w:rPr>
-              <w:t>10</w:t>
-            </w:r>
-          </w:p>
-        </w:tc>
-        <w:tc>
-          <w:tcPr>
-            <w:tcW w:type="dxa" w:w="2353"/>
-          </w:tcPr>
-          <w:p>
-            <w:r>
-              <w:rPr>
-                <w:sz w:val="20"/>
-              </w:rPr>
-              <w:t>Declaración de origen lícito de recursos y formato de identificación del cliente (KYC) del Prestador.</w:t>
-            </w:r>
-          </w:p>
-        </w:tc>
-        <w:tc>
-          <w:tcPr>
-            <w:tcW w:type="dxa" w:w="2353"/>
-          </w:tcPr>
-          <w:p>
-            <w:r>
-              <w:rPr>
-                <w:sz w:val="20"/>
-              </w:rPr>
-              <w:t>Formato del Prestador firmado</w:t>
-            </w:r>
-          </w:p>
-        </w:tc>
-        <w:tc>
-          <w:tcPr>
-            <w:tcW w:type="dxa" w:w="2353"/>
-          </w:tcPr>
-          <w:p>
-            <w:r>
-              <w:rPr>
-                <w:sz w:val="20"/>
-              </w:rPr>
-              <w:t>☐</w:t>
-            </w:r>
-          </w:p>
-        </w:tc>
-      </w:tr>
-      <w:tr>
-        <w:tc>
-          <w:tcPr>
-            <w:tcW w:type="dxa" w:w="2353"/>
-          </w:tcPr>
-          <w:p>
-            <w:r>
-              <w:rPr>
-                <w:sz w:val="20"/>
-              </w:rPr>
-              <w:t>11</w:t>
-            </w:r>
-          </w:p>
-        </w:tc>
-        <w:tc>
-          <w:tcPr>
-            <w:tcW w:type="dxa" w:w="2353"/>
-          </w:tcPr>
-          <w:p>
-            <w:r>
-              <w:rPr>
-                <w:sz w:val="20"/>
-              </w:rPr>
-              <w:t>Otros: [__________]</w:t>
-            </w:r>
-          </w:p>
-        </w:tc>
-        <w:tc>
-          <w:tcPr>
-            <w:tcW w:type="dxa" w:w="2353"/>
-          </w:tcPr>
-          <w:p>
-            <w:r>
-              <w:rPr>
-                <w:sz w:val="20"/>
-              </w:rPr>
-              <w:t>[__________]</w:t>
-            </w:r>
-          </w:p>
-        </w:tc>
-        <w:tc>
-          <w:tcPr>
-            <w:tcW w:type="dxa" w:w="2353"/>
-          </w:tcPr>
-          <w:p>
-            <w:r>
-              <w:rPr>
-                <w:sz w:val="20"/>
+                <w:sz w:val="19"/>
               </w:rPr>
               <w:t>☐</w:t>
             </w:r>
@@ -5611,27 +4804,21 @@
         </w:tc>
       </w:tr>
     </w:tbl>
-    <w:p/>
     <w:p>
-      <w:pPr/>
+      <w:pPr>
+        <w:spacing w:after="0"/>
+      </w:pPr>
+    </w:p>
+    <w:p>
+      <w:pPr>
+        <w:jc w:val="both"/>
+      </w:pPr>
       <w:r>
         <w:rPr>
           <w:i/>
-          <w:sz w:val="20"/>
+          <w:sz w:val="19"/>
         </w:rPr>
-        <w:t>El Poder y los documentos corporativos del Cliente se integran en un solo Certificado Notarial emitido por notario del país de origen, conforme al modelo “Certificado Notarial – Modelo” (archivo certificado-notarial-modelo) proporcionado por el Prestador.</w:t>
-      </w:r>
-    </w:p>
-    <w:p>
-      <w:pPr>
-        <w:jc w:val="both"/>
-      </w:pPr>
-      <w:r>
-        <w:rPr>
-          <w:i/>
-          <w:sz w:val="20"/>
-        </w:rPr>
-        <w:t>Los documentos públicos extranjeros deberán entregarse ya firmados ante notario, apostillados (o legalizados) y, en su caso, con su traducción realizada en el país de origen, a cargo y costo del Cliente. La traducción al español por perito traductor autorizado en México se realiza con o a través del Prestador (Cláusula Cuarta).</w:t>
+        <w:t>El Cliente entrega el Certificado Notarial apostillado, a su costa (Cláusula 4.1). La traducción por Perito en México se realiza a través del Prestador (Cláusula 4.2).</w:t>
       </w:r>
     </w:p>
     <w:tbl>
@@ -5640,27 +4827,19 @@
         <w:tblLook w:firstColumn="1" w:firstRow="1" w:lastColumn="0" w:lastRow="0" w:noHBand="0" w:noVBand="1" w:val="04A0"/>
       </w:tblPr>
       <w:tblGrid>
-        <w:gridCol w:w="4706"/>
-        <w:gridCol w:w="4706"/>
+        <w:gridCol w:w="4873"/>
+        <w:gridCol w:w="4873"/>
       </w:tblGrid>
       <w:tr>
         <w:tc>
           <w:tcPr>
-            <w:tcW w:type="dxa" w:w="4706"/>
+            <w:tcW w:type="dxa" w:w="4873"/>
           </w:tcPr>
           <w:p>
             <w:pPr>
+              <w:spacing w:before="800"/>
               <w:jc w:val="center"/>
             </w:pPr>
-            <w:r>
-              <w:br/>
-            </w:r>
-            <w:r>
-              <w:br/>
-            </w:r>
-            <w:r>
-              <w:br/>
-            </w:r>
             <w:r>
               <w:rPr/>
               <w:t>_______________________________</w:t>
@@ -5669,30 +4848,28 @@
               <w:br/>
             </w:r>
             <w:r>
+              <w:rPr/>
+            </w:r>
+            <w:r>
               <w:rPr>
                 <w:b/>
               </w:rPr>
               <w:t>EL PRESTADOR</w:t>
             </w:r>
+            <w:r>
+              <w:rPr/>
+            </w:r>
           </w:p>
         </w:tc>
         <w:tc>
           <w:tcPr>
-            <w:tcW w:type="dxa" w:w="4706"/>
+            <w:tcW w:type="dxa" w:w="4873"/>
           </w:tcPr>
           <w:p>
             <w:pPr>
+              <w:spacing w:before="800"/>
               <w:jc w:val="center"/>
             </w:pPr>
-            <w:r>
-              <w:br/>
-            </w:r>
-            <w:r>
-              <w:br/>
-            </w:r>
-            <w:r>
-              <w:br/>
-            </w:r>
             <w:r>
               <w:rPr/>
               <w:t>_______________________________</w:t>
@@ -5701,19 +4878,24 @@
               <w:br/>
             </w:r>
             <w:r>
+              <w:rPr/>
+            </w:r>
+            <w:r>
               <w:rPr>
                 <w:b/>
               </w:rPr>
               <w:t>EL CLIENTE</w:t>
             </w:r>
+            <w:r>
+              <w:rPr/>
+            </w:r>
           </w:p>
         </w:tc>
       </w:tr>
     </w:tbl>
-    <w:p/>
     <w:sectPr>
-      <w:pgSz w:w="11906" w:h="16838"/>
-      <w:pgMar w:top="1417" w:right="1247" w:bottom="1417" w:left="1247" w:header="720" w:footer="720" w:gutter="0"/>
+      <w:pgSz w:w="12240" w:h="15840"/>
+      <w:pgMar w:top="1247" w:right="1247" w:bottom="1247" w:left="1247" w:header="720" w:footer="720" w:gutter="0"/>
       <w:cols w:space="720"/>
       <w:docGrid w:linePitch="360"/>
     </w:sectPr>
@@ -6085,11 +5267,11 @@
     <w:qFormat/>
     <w:rsid w:val="00FC693F"/>
     <w:pPr>
-      <w:spacing w:after="80" w:line="276" w:lineRule="auto"/>
+      <w:spacing w:after="80"/>
     </w:pPr>
     <w:rPr>
       <w:rFonts w:ascii="Times New Roman" w:hAnsi="Times New Roman" w:eastAsia="Times New Roman"/>
-      <w:sz w:val="23"/>
+      <w:sz w:val="22"/>
     </w:rPr>
   </w:style>
   <w:style w:type="paragraph" w:styleId="Header">

--- a/gr-tax-legal-presentacion/docs/contrato.docx
+++ b/gr-tax-legal-presentacion/docs/contrato.docx
@@ -1337,7 +1337,7 @@
       </w:r>
       <w:r>
         <w:rPr/>
-        <w:t xml:space="preserve"> El Cliente pagará los Honorarios del Anexo B, más IVA, que son fijos para el alcance del Anexo A: (a) [___]% a la firma del Contrato, como condición para iniciar los Servicios; y (b) [___]% a la Entrega del RFC, la e.firma y la CSF, o cuando el Prestador notifique que los Trámites fueron presentados y sólo están pendientes por causa imputable al Cliente, lo que ocurra primero.</w:t>
+        <w:t xml:space="preserve"> El Cliente pagará los Honorarios del Anexo B, que son fijos para el alcance del Anexo A. Los Honorarios no incluyen IVA. En caso de que el Cliente requiera factura (CFDI), se adicionará el 16% del Impuesto al Valor Agregado. Se pagan así: (a) [___]% a la firma del Contrato, como condición para iniciar los Servicios; y (b) [___]% a la Entrega del RFC, la e.firma y la CSF, o cuando el Prestador notifique que los Trámites fueron presentados y sólo están pendientes por causa imputable al Cliente, lo que ocurra primero.</w:t>
       </w:r>
     </w:p>
     <w:p>
@@ -1423,7 +1423,7 @@
       </w:r>
       <w:r>
         <w:rPr/>
-        <w:t xml:space="preserve"> Cada Parte paga sus impuestos. Si el Cliente debe retener algún impuesto, incrementará el pago para que el Prestador reciba el monto pactado, salvo disposición legal en contrario. El Prestador emitirá el CFDI de sus Honorarios.</w:t>
+        <w:t xml:space="preserve"> Cada Parte paga sus impuestos. Si el Cliente debe retener algún impuesto, incrementará el pago para que el Prestador reciba el monto pactado, salvo disposición legal en contrario. El Prestador emitirá CFDI de sus Honorarios cuando el Cliente lo solicite, conforme a la Cláusula 8.1.</w:t>
       </w:r>
     </w:p>
     <w:p>
@@ -3144,7 +3144,7 @@
         <w:rPr>
           <w:b/>
         </w:rPr>
-        <w:t>1. Honorarios (más IVA, Cláusula 8.1)</w:t>
+        <w:t>1. Honorarios (sin IVA, Cláusula 8.1)</w:t>
       </w:r>
       <w:r>
         <w:rPr/>
@@ -3331,7 +3331,7 @@
           <w:i/>
           <w:sz w:val="19"/>
         </w:rPr>
-        <w:t>Incluyen: elaboración del Poder, asesoría jurídica y fiscal, integración del expediente y seguimiento de ambos Trámites.</w:t>
+        <w:t>Los Honorarios no incluyen IVA. En caso de que el Cliente requiera factura (CFDI), se adicionará el 16% del Impuesto al Valor Agregado. Incluyen: elaboración del Poder, asesoría jurídica y fiscal, integración del expediente y seguimiento de ambos Trámites.</w:t>
       </w:r>
     </w:p>
     <w:p>
@@ -3429,7 +3429,7 @@
                 <w:b/>
                 <w:sz w:val="19"/>
               </w:rPr>
-              <w:t>Importe (más IVA)</w:t>
+              <w:t>Importe</w:t>
             </w:r>
             <w:r>
               <w:rPr>
@@ -3916,7 +3916,7 @@
           <w:i/>
           <w:sz w:val="19"/>
         </w:rPr>
-        <w:t>Total por empresa: $25,000.00 de Honorarios más IVA + $22,200.00 de Gastos de Terceros estimados = $47,200.00 más IVA sobre Honorarios.</w:t>
+        <w:t>Total por empresa: $25,000.00 de Honorarios + $22,200.00 de Gastos de Terceros estimados = $47,200.00. Los Honorarios no incluyen IVA. En caso de que el Cliente requiera factura (CFDI), se adicionará el 16% del Impuesto al Valor Agregado.</w:t>
       </w:r>
       <w:r>
         <w:rPr>
@@ -4027,7 +4027,7 @@
               <w:rPr>
                 <w:sz w:val="19"/>
               </w:rPr>
-              <w:t>[__________] por documento más IVA</w:t>
+              <w:t>[__________] por documento</w:t>
             </w:r>
           </w:p>
         </w:tc>
@@ -4083,7 +4083,7 @@
               <w:rPr>
                 <w:sz w:val="19"/>
               </w:rPr>
-              <w:t>[__________] mensuales más IVA</w:t>
+              <w:t>[__________] mensuales</w:t>
             </w:r>
           </w:p>
         </w:tc>

--- a/gr-tax-legal-presentacion/docs/contrato.docx
+++ b/gr-tax-legal-presentacion/docs/contrato.docx
@@ -1649,7 +1649,7 @@
       </w:pPr>
       <w:r>
         <w:rPr/>
-        <w:t>9.6. Si al concluir el Periodo de Gracia el Cliente no cumplió la Cláusula 9.5: (a) el Prestador podrá presentar el aviso de cambio de domicilio en nombre del Cliente, si el Poder lo permite, o requerirle que lo presente dentro de cinco (5) Días Hábiles; (b) el Prestador podrá negarse a atender visitas, verificaciones o notificaciones de la Autoridad dirigidas al Cliente, limitándose a reenviar por Canal Autorizado los documentos que reciba; (c) el Prestador no será responsable por la condición de “no localizado”, la restricción o cancelación de certificados de sello digital, la suspensión o restricción del RFC, multas o recargos; y (d) el Cliente indemnizará al Prestador por cualquier reclamación, sanción o costo derivado.</w:t>
+        <w:t>9.6. Si al concluir el Periodo de Gracia el Cliente no cumplió la Cláusula 9.5: (a) el Prestador podrá presentar el aviso de cambio de domicilio fiscal en nombre del Cliente, en ejercicio de la facultad para presentar avisos de actualización al RFC prevista en la sección 3 del Poder, o requerirle que lo presente dentro de cinco (5) Días Hábiles; (b) el Prestador podrá negarse a atender visitas, verificaciones o notificaciones de la Autoridad dirigidas al Cliente, limitándose a reenviar por Canal Autorizado los documentos que reciba; (c) el Prestador no será responsable por la condición de “no localizado”, la restricción o cancelación de certificados de sello digital, la suspensión o restricción del RFC, multas o recargos; y (d) el Cliente indemnizará al Prestador por cualquier reclamación, sanción o costo derivado.</w:t>
       </w:r>
     </w:p>
     <w:p>

--- a/gr-tax-legal-presentacion/docs/contrato.docx
+++ b/gr-tax-legal-presentacion/docs/contrato.docx
@@ -80,7 +80,7 @@
       </w:r>
       <w:r>
         <w:rPr/>
-        <w:t>, en su carácter de Representante legal (el “</w:t>
+        <w:t>, en su carácter de Representante legal y socio principal (el “</w:t>
       </w:r>
       <w:r>
         <w:rPr>
@@ -178,7 +178,7 @@
         <w:rPr/>
         <w:t>b)</w:t>
         <w:tab/>
-        <w:t>Su representante legal, JUAN PABLO GARDUÑO VILCHIS, tiene facultades suficientes para celebrar este Contrato, según [__________], no revocadas ni limitadas.</w:t>
+        <w:t>Su representante legal y socio principal, JUAN PABLO GARDUÑO VILCHIS, tiene facultades suficientes para celebrar este Contrato, según [__________], no revocadas ni limitadas.</w:t>
       </w:r>
     </w:p>
     <w:p>
@@ -1337,7 +1337,7 @@
       </w:r>
       <w:r>
         <w:rPr/>
-        <w:t xml:space="preserve"> El Cliente pagará los Honorarios del Anexo B, que son fijos para el alcance del Anexo A. Los Honorarios no incluyen IVA. En caso de que el Cliente requiera factura (CFDI), se adicionará el 16% del Impuesto al Valor Agregado. Se pagan así: (a) [___]% a la firma del Contrato, como condición para iniciar los Servicios; y (b) [___]% a la Entrega del RFC, la e.firma y la CSF, o cuando el Prestador notifique que los Trámites fueron presentados y sólo están pendientes por causa imputable al Cliente, lo que ocurra primero.</w:t>
+        <w:t xml:space="preserve"> El Cliente pagará los Honorarios del Anexo B, que son fijos para el alcance del Anexo A. Los Honorarios no incluyen IVA. En caso de que el Cliente requiera factura (CFDI), se adicionará el 16% del Impuesto al Valor Agregado. Se pagan así: (a) cincuenta por ciento (50%) a la firma del Contrato, como condición para iniciar los Servicios; y (b) cincuenta por ciento (50%) a la Entrega del RFC, la e.firma y la CSF, o cuando el Prestador notifique que los Trámites fueron presentados y sólo están pendientes por causa imputable al Cliente, lo que ocurra primero.</w:t>
       </w:r>
     </w:p>
     <w:p>
@@ -1442,7 +1442,7 @@
       </w:r>
       <w:r>
         <w:rPr/>
-        <w:t xml:space="preserve"> Las cantidades vencidas causarán un interés moratorio de [___]% mensual. El Prestador podrá suspender los Servicios y retener los Entregables hasta el pago, con recorrido de los plazos por el tiempo de la suspensión.</w:t>
+        <w:t xml:space="preserve"> Las cantidades vencidas causarán un interés moratorio de uno punto cinco por ciento (1.5%) mensual sobre el saldo vencido. El Prestador podrá suspender los Servicios y retener los Entregables hasta el pago, con recorrido de los plazos por el tiempo de la suspensión.</w:t>
       </w:r>
     </w:p>
     <w:p>
@@ -1518,7 +1518,7 @@
       </w:r>
       <w:r>
         <w:rPr/>
-        <w:t xml:space="preserve"> Es: (a) la resolución escrita de la Autoridad que niega el Trámite; o (b) el rechazo escrito de la Autoridad tras [___] intentos de presentación o subsanación realizados por el Prestador.</w:t>
+        <w:t xml:space="preserve"> Es: (a) la resolución escrita de la Autoridad que niega el Trámite; o (b) el rechazo escrito de la Autoridad tras dos (2) intentos de presentación o subsanación realizados por el Prestador.</w:t>
       </w:r>
     </w:p>
     <w:p>
@@ -1537,7 +1537,7 @@
       </w:r>
       <w:r>
         <w:rPr/>
-        <w:t xml:space="preserve"> En los supuestos de la Cláusula 8.8: (a) el Prestador conserva los Honorarios de las etapas concluidas y devuelve el [___]% de los Honorarios pagados de las etapas no concluidas; (b) los Gastos Devengados no se reembolsan y los anticipos no devengados sí; y (c) la devolución se paga dentro de [___] Días Hábiles siguientes a la Negativa Definitiva o a la notificación escrita de la imposibilidad, por transferencia a una cuenta a nombre del Cliente.</w:t>
+        <w:t xml:space="preserve"> En los supuestos de la Cláusula 8.8: (a) el Prestador conserva los Honorarios de las etapas concluidas y devuelve el setenta por ciento (70%) de los Honorarios pagados de las etapas no concluidas; (b) los Gastos Devengados no se reembolsan y los anticipos no devengados sí; y (c) la devolución se paga dentro de quince (15) Días Hábiles siguientes a la Negativa Definitiva o a la notificación escrita de la imposibilidad, por transferencia a una cuenta a nombre del Cliente.</w:t>
       </w:r>
     </w:p>
     <w:p>
@@ -1621,7 +1621,7 @@
       </w:r>
       <w:r>
         <w:rPr/>
-        <w:t xml:space="preserve"> El domicilio fiscal proporcionado o facilitado conforme a la Cláusula 2.1(e) sirve sólo para la inscripción en el RFC y la obtención de la e.firma, y estará disponible hasta [___] días naturales posteriores a la Entrega del RFC, la CSF y la e.firma (el “</w:t>
+        <w:t xml:space="preserve"> El domicilio fiscal proporcionado o facilitado conforme a la Cláusula 2.1(e) sirve sólo para la inscripción en el RFC y la obtención de la e.firma, y estará disponible hasta seis (6) meses posteriores a la Entrega del RFC, la CSF y la e.firma (el “</w:t>
       </w:r>
       <w:r>
         <w:rPr>
@@ -2003,7 +2003,7 @@
       </w:pPr>
       <w:r>
         <w:rPr/>
-        <w:t>Durante la vigencia y los doce (12) meses siguientes, el Cliente, directamente o por interpósita persona, no contratará ni recibirá servicios de socios, empleados o colaboradores del Prestador que hayan intervenido en los Servicios. La pena convencional por incumplimiento es de [__________]. No hay incumplimiento si la contratación deriva de una convocatoria pública no dirigida al personal del Prestador.</w:t>
+        <w:t>Durante la vigencia y los doce (12) meses siguientes, el Cliente, directamente o por interpósita persona, no contratará ni recibirá servicios de socios, empleados o colaboradores del Prestador que hayan intervenido en los Servicios. La pena convencional por incumplimiento equivale a seis (6) meses del salario bruto de la persona contratada. No hay incumplimiento si la contratación deriva de una convocatoria pública no dirigida al personal del Prestador.</w:t>
       </w:r>
     </w:p>
     <w:p>
@@ -2239,7 +2239,7 @@
               <w:rPr>
                 <w:sz w:val="19"/>
               </w:rPr>
-              <w:t>[__________]</w:t>
+              <w:t>Juan Pablo Garduño Vilchis</w:t>
             </w:r>
           </w:p>
         </w:tc>
@@ -2530,7 +2530,7 @@
             </w:r>
             <w:r>
               <w:rPr/>
-              <w:t>Cargo: Representante legal</w:t>
+              <w:t>Cargo: Representante legal y socio principal</w:t>
             </w:r>
           </w:p>
         </w:tc>
@@ -3072,7 +3072,7 @@
       </w:r>
       <w:r>
         <w:rPr/>
-        <w:t xml:space="preserve"> hasta [___] respuestas a requerimientos o subsanaciones de la Autoridad durante los Trámites, no causados por la Información del Cliente. Las adicionales se cotizan conforme a la Cláusula 5.3.</w:t>
+        <w:t xml:space="preserve"> hasta dos (2) respuestas a requerimientos o subsanaciones de la Autoridad durante los Trámites, no causados por la Información del Cliente. Las adicionales se cotizan conforme a la Cláusula 5.3.</w:t>
       </w:r>
     </w:p>
     <w:p>
@@ -3486,7 +3486,7 @@
               <w:rPr>
                 <w:sz w:val="19"/>
               </w:rPr>
-              <w:t>[___]%</w:t>
+              <w:t>50%</w:t>
             </w:r>
           </w:p>
         </w:tc>
@@ -3499,7 +3499,7 @@
               <w:rPr>
                 <w:sz w:val="19"/>
               </w:rPr>
-              <w:t>[__________]</w:t>
+              <w:t>$12,500.00</w:t>
             </w:r>
           </w:p>
         </w:tc>
@@ -3540,7 +3540,7 @@
               <w:rPr>
                 <w:sz w:val="19"/>
               </w:rPr>
-              <w:t>[___]%</w:t>
+              <w:t>50%</w:t>
             </w:r>
           </w:p>
         </w:tc>
@@ -3553,7 +3553,7 @@
               <w:rPr>
                 <w:sz w:val="19"/>
               </w:rPr>
-              <w:t>[__________]</w:t>
+              <w:t>$12,500.00</w:t>
             </w:r>
           </w:p>
         </w:tc>
@@ -4055,7 +4055,7 @@
               <w:rPr>
                 <w:sz w:val="19"/>
               </w:rPr>
-              <w:t>[___]% del importe de esa etapa</w:t>
+              <w:t>50% del importe de esa etapa</w:t>
             </w:r>
           </w:p>
         </w:tc>
@@ -4070,7 +4070,7 @@
               <w:rPr>
                 <w:sz w:val="19"/>
               </w:rPr>
-              <w:t>Domicilio fiscal mensual posterior al Periodo de Gracia (Cláusula 9.5) — no incluido, contrato aparte</w:t>
+              <w:t>Domicilio fiscal mensual posterior al Periodo de Gracia de seis (6) meses (Cláusulas 9.4 y 9.5) — no incluido, contrato aparte</w:t>
             </w:r>
           </w:p>
         </w:tc>
@@ -4252,7 +4252,7 @@
               <w:rPr>
                 <w:sz w:val="19"/>
               </w:rPr>
-              <w:t>Devolución del [___]%</w:t>
+              <w:t>Devolución del 70%</w:t>
             </w:r>
           </w:p>
         </w:tc>
@@ -4336,7 +4336,7 @@
               <w:rPr>
                 <w:sz w:val="19"/>
               </w:rPr>
-              <w:t>[___]</w:t>
+              <w:t>Dos (2)</w:t>
             </w:r>
           </w:p>
         </w:tc>
@@ -4364,7 +4364,7 @@
               <w:rPr>
                 <w:sz w:val="19"/>
               </w:rPr>
-              <w:t>[___] Días Hábiles</w:t>
+              <w:t>15 Días Hábiles</w:t>
             </w:r>
           </w:p>
         </w:tc>

--- a/gr-tax-legal-presentacion/docs/contrato.docx
+++ b/gr-tax-legal-presentacion/docs/contrato.docx
@@ -738,11 +738,11 @@
         <w:rPr>
           <w:b/>
         </w:rPr>
-        <w:t>Periodo de Gracia</w:t>
+        <w:t>Poder</w:t>
       </w:r>
       <w:r>
         <w:rPr/>
-        <w:t>”: el definido en la Cláusula 9.4.</w:t>
+        <w:t>”: poder otorgado por el Cliente a las personas que designe el Prestador, en el texto proporcionado por éste.</w:t>
       </w:r>
     </w:p>
     <w:p>
@@ -761,11 +761,11 @@
         <w:rPr>
           <w:b/>
         </w:rPr>
-        <w:t>Poder</w:t>
+        <w:t>Servicios</w:t>
       </w:r>
       <w:r>
         <w:rPr/>
-        <w:t>”: poder otorgado por el Cliente a las personas que designe el Prestador, en el texto proporcionado por éste.</w:t>
+        <w:t>”: exclusivamente los de la Cláusula 2.1 y el Anexo A.</w:t>
       </w:r>
     </w:p>
     <w:p>
@@ -784,29 +784,6 @@
         <w:rPr>
           <w:b/>
         </w:rPr>
-        <w:t>Servicios</w:t>
-      </w:r>
-      <w:r>
-        <w:rPr/>
-        <w:t>”: exclusivamente los de la Cláusula 2.1 y el Anexo A.</w:t>
-      </w:r>
-    </w:p>
-    <w:p>
-      <w:pPr>
-        <w:spacing w:after="40"/>
-        <w:ind w:left="567" w:hanging="397"/>
-        <w:jc w:val="both"/>
-      </w:pPr>
-      <w:r>
-        <w:rPr/>
-        <w:t>20.</w:t>
-        <w:tab/>
-        <w:t>“</w:t>
-      </w:r>
-      <w:r>
-        <w:rPr>
-          <w:b/>
-        </w:rPr>
         <w:t>Trámites</w:t>
       </w:r>
       <w:r>
@@ -1045,7 +1022,7 @@
         <w:rPr/>
         <w:t>e)</w:t>
         <w:tab/>
-        <w:t>Planeación fiscal, apertura de cuentas bancarias y el servicio mensual de domicilio fiscal posterior al Periodo de Gracia; y</w:t>
+        <w:t>Planeación fiscal, apertura de cuentas bancarias y el servicio mensual de domicilio fiscal posterior a la Entrega de la e.firma; y</w:t>
       </w:r>
     </w:p>
     <w:p>
@@ -1621,17 +1598,17 @@
       </w:r>
       <w:r>
         <w:rPr/>
-        <w:t xml:space="preserve"> El domicilio fiscal proporcionado o facilitado conforme a la Cláusula 2.1(e) sirve sólo para la inscripción en el RFC y la obtención de la e.firma, y estará disponible hasta seis (6) meses posteriores a la Entrega del RFC, la CSF y la e.firma (el “</w:t>
+        <w:t xml:space="preserve"> El domicilio fiscal proporcionado o facilitado conforme a la Cláusula 2.1(e) sirve sólo para la inscripción en el RFC y la obtención de la e.firma, y concluye en la fecha de Entrega de la e.firma, que constará en el acta o acuse de entrega firmado por el Cliente (la “</w:t>
       </w:r>
       <w:r>
         <w:rPr>
           <w:b/>
         </w:rPr>
-        <w:t>Periodo de Gracia</w:t>
+        <w:t>Fecha de Entrega de la e.firma</w:t>
       </w:r>
       <w:r>
         <w:rPr/>
-        <w:t>”).</w:t>
+        <w:t>”). No hay periodo adicional.</w:t>
       </w:r>
     </w:p>
     <w:p>
@@ -1640,7 +1617,7 @@
       </w:pPr>
       <w:r>
         <w:rPr/>
-        <w:t>9.5. Antes de que concluya el Periodo de Gracia, el Cliente deberá: (a) contratar con el Prestador el servicio mensual de domicilio fiscal, por contrato y honorarios independientes (Anexo B); o (b) presentar ante el SAT el aviso de cambio de domicilio fiscal a un domicilio propio, conforme al artículo 27 del Código Fiscal de la Federación y los artículos 29 y 30 de su Reglamento, y enviar el acuse al Prestador.</w:t>
+        <w:t>9.5. A más tardar en la Fecha de Entrega de la e.firma, el Cliente deberá: (a) haber firmado con el Prestador el contrato del servicio mensual de domicilio fiscal, con honorarios independientes (Anexo B); o (b) presentar ante el SAT, en el mismo acto de entrega, el aviso de cambio de domicilio fiscal a un domicilio propio, conforme al artículo 27 del Código Fiscal de la Federación y los artículos 29 y 30 de su Reglamento, y entregar el acuse al Prestador. Para el inciso (b), el Cliente autoriza al Prestador a presentar el aviso en esa fecha con la facultad prevista en la sección 3 del Poder, al domicilio que el Cliente indique por escrito.</w:t>
       </w:r>
     </w:p>
     <w:p>
@@ -1649,7 +1626,7 @@
       </w:pPr>
       <w:r>
         <w:rPr/>
-        <w:t>9.6. Si al concluir el Periodo de Gracia el Cliente no cumplió la Cláusula 9.5: (a) el Prestador podrá presentar el aviso de cambio de domicilio fiscal en nombre del Cliente, en ejercicio de la facultad para presentar avisos de actualización al RFC prevista en la sección 3 del Poder, o requerirle que lo presente dentro de cinco (5) Días Hábiles; (b) el Prestador podrá negarse a atender visitas, verificaciones o notificaciones de la Autoridad dirigidas al Cliente, limitándose a reenviar por Canal Autorizado los documentos que reciba; (c) el Prestador no será responsable por la condición de “no localizado”, la restricción o cancelación de certificados de sello digital, la suspensión o restricción del RFC, multas o recargos; y (d) el Cliente indemnizará al Prestador por cualquier reclamación, sanción o costo derivado.</w:t>
+        <w:t>9.6. Si en la Fecha de Entrega de la e.firma el Cliente no cumplió la Cláusula 9.5, a partir de esa fecha: (a) el Prestador podrá presentar el aviso de cambio de domicilio fiscal en nombre del Cliente, en ejercicio de la facultad para presentar avisos de actualización al RFC prevista en la sección 3 del Poder, o requerirle que lo presente dentro de cinco (5) Días Hábiles; (b) el Prestador podrá negarse a atender visitas, verificaciones o notificaciones de la Autoridad dirigidas al Cliente, limitándose a reenviar por Canal Autorizado los documentos que reciba; (c) el Prestador no será responsable por la condición de “no localizado”, la restricción o cancelación de certificados de sello digital, la suspensión o restricción del RFC, multas o recargos; y (d) el Cliente indemnizará al Prestador por cualquier reclamación, sanción o costo derivado.</w:t>
       </w:r>
     </w:p>
     <w:p>
@@ -4070,7 +4047,7 @@
               <w:rPr>
                 <w:sz w:val="19"/>
               </w:rPr>
-              <w:t>Domicilio fiscal mensual posterior al Periodo de Gracia de seis (6) meses (Cláusulas 9.4 y 9.5) — no incluido, contrato aparte</w:t>
+              <w:t>Domicilio fiscal mensual posterior a la Entrega de la e.firma (Cláusulas 9.4 y 9.5) — no incluido, contrato aparte</w:t>
             </w:r>
           </w:p>
         </w:tc>

--- a/gr-tax-legal-presentacion/docs/contrato.docx
+++ b/gr-tax-legal-presentacion/docs/contrato.docx
@@ -1314,7 +1314,7 @@
       </w:r>
       <w:r>
         <w:rPr/>
-        <w:t xml:space="preserve"> El Cliente pagará los Honorarios del Anexo B, que son fijos para el alcance del Anexo A. Los Honorarios no incluyen IVA. En caso de que el Cliente requiera factura (CFDI), se adicionará el 16% del Impuesto al Valor Agregado. Se pagan así: (a) cincuenta por ciento (50%) a la firma del Contrato, como condición para iniciar los Servicios; y (b) cincuenta por ciento (50%) a la Entrega del RFC, la e.firma y la CSF, o cuando el Prestador notifique que los Trámites fueron presentados y sólo están pendientes por causa imputable al Cliente, lo que ocurra primero.</w:t>
+        <w:t xml:space="preserve"> El Cliente pagará los Honorarios del Anexo B, que son fijos para el alcance del Anexo A. Los Honorarios no incluyen IVA. En caso de que el Cliente requiera factura (CFDI), se adicionará el 16% del Impuesto al Valor Agregado. Se pagan por etapa, conforme al calendario del Anexo B: (a) etapa RFC: cincuenta por ciento (50%) a la firma del Contrato, como condición para iniciar los Servicios, y cincuenta por ciento (50%) a la Entrega del RFC y la CSF; y (b) etapa e.firma: cincuenta por ciento (50%) a la notificación escrita del Prestador del inicio de esa etapa, que no podrá ser anterior a la Entrega del RFC, como condición para iniciarla, y cincuenta por ciento (50%) a la Entrega de la e.firma. Si un Trámite fue presentado y sólo está pendiente por causa imputable al Cliente, el saldo de su etapa será exigible desde la notificación escrita del Prestador.</w:t>
       </w:r>
     </w:p>
     <w:p>
@@ -1333,7 +1333,7 @@
       </w:r>
       <w:r>
         <w:rPr/>
-        <w:t xml:space="preserve"> Se pagan al 100% por anticipado, antes de la gestión que los genere, conforme al Anexo B. El Prestador no los financia. Si el monto que cotice el tercero excede la estimación, el Cliente pagará la diferencia antes de la gestión. Los anticipos no devengados al terminar los Servicios se reembolsarán dentro de quince (15) Días Hábiles.</w:t>
+        <w:t xml:space="preserve"> Se pagan al 100% a la firma del Contrato, junto con el primer pago de Honorarios, conforme al Anexo B. El Prestador no los financia. Si el monto que cotice el tercero excede la estimación, el Cliente pagará la diferencia antes de la gestión. Al terminar los Servicios, el Prestador reembolsará dentro de quince (15) Días Hábiles únicamente los anticipos no devengados (montos no erogados ni comprometidos con el tercero).</w:t>
       </w:r>
     </w:p>
     <w:p>
@@ -1371,7 +1371,7 @@
       </w:r>
       <w:r>
         <w:rPr/>
-        <w:t xml:space="preserve"> Los pagos se harán en pesos mexicanos por transferencia, desde cuentas a nombre del Cliente, </w:t>
+        <w:t xml:space="preserve"> Los pagos se harán en pesos mexicanos (MXN), por transferencia nacional o internacional (SWIFT, mensaje MT103), desde cuentas a nombre del Cliente, </w:t>
       </w:r>
       <w:r>
         <w:rPr>
@@ -1381,7 +1381,7 @@
       </w:r>
       <w:r>
         <w:rPr/>
-        <w:t>. Sólo esos pagos liberan al Cliente. El Prestador nunca solicitará pagos a cuentas personales o de terceros; toda solicitud de pago a otra cuenta se considerará fraudulenta y el Cliente deberá confirmarla por correo electrónico con taxgr.interno@gmail.com antes de pagar. Si se paga en moneda extranjera, se aplicará el tipo de cambio publicado por el Banco de México en el Diario Oficial de la Federación el día del pago, y las comisiones y diferencias cambiarias serán a cargo del Cliente.</w:t>
+        <w:t>. Sólo esos pagos liberan al Cliente. En transferencias internacionales: (a) todas las comisiones del banco ordenante, intermediarios y corresponsales, así como las diferencias cambiarias, son a cargo del Cliente (instrucción de gastos OUR); (b) el pago se tiene por hecho sólo cuando el monto íntegro y neto se abona en la cuenta del Prestador; (c) el Cliente indicará como referencia la denominación de la empresa y enviará el comprobante SWIFT/MT103; y (d) cualquier faltante deberá cubrirse antes de continuar los Servicios. El Prestador nunca solicitará pagos a cuentas personales o de terceros; toda solicitud de pago a otra cuenta se considerará fraudulenta y el Cliente deberá confirmarla por correo electrónico con taxgr.interno@gmail.com antes de pagar.</w:t>
       </w:r>
     </w:p>
     <w:p>
@@ -1438,7 +1438,7 @@
       </w:r>
       <w:r>
         <w:rPr/>
-        <w:t xml:space="preserve"> Los Honorarios de etapas concluidas no son reembolsables. El pago a la firma retribuye la revisión documental, la identificación del Cliente y la preparación del Poder, y se devenga al iniciar los Servicios, salvo lo previsto en las Cláusulas 5.4, 8.8 a 8.12 y 12.5.</w:t>
+        <w:t xml:space="preserve"> Los Honorarios de etapas concluidas no son reembolsables. El primer pago de la etapa RFC retribuye la revisión documental, la identificación del Cliente y la preparación del Poder, y se devenga al iniciar los Servicios, salvo lo previsto en las Cláusulas 5.4, 8.8 a 8.12 y 12.5.</w:t>
       </w:r>
     </w:p>
     <w:p>
@@ -3450,7 +3450,7 @@
               <w:rPr>
                 <w:sz w:val="19"/>
               </w:rPr>
-              <w:t>Primera</w:t>
+              <w:t>RFC (1/2)</w:t>
             </w:r>
           </w:p>
         </w:tc>
@@ -3463,7 +3463,7 @@
               <w:rPr>
                 <w:sz w:val="19"/>
               </w:rPr>
-              <w:t>50%</w:t>
+              <w:t>50% RFC</w:t>
             </w:r>
           </w:p>
         </w:tc>
@@ -3476,7 +3476,7 @@
               <w:rPr>
                 <w:sz w:val="19"/>
               </w:rPr>
-              <w:t>$12,500.00</w:t>
+              <w:t>$6,000.00</w:t>
             </w:r>
           </w:p>
         </w:tc>
@@ -3504,7 +3504,7 @@
               <w:rPr>
                 <w:sz w:val="19"/>
               </w:rPr>
-              <w:t>Segunda</w:t>
+              <w:t>RFC (2/2)</w:t>
             </w:r>
           </w:p>
         </w:tc>
@@ -3517,7 +3517,7 @@
               <w:rPr>
                 <w:sz w:val="19"/>
               </w:rPr>
-              <w:t>50%</w:t>
+              <w:t>50% RFC</w:t>
             </w:r>
           </w:p>
         </w:tc>
@@ -3530,7 +3530,7 @@
               <w:rPr>
                 <w:sz w:val="19"/>
               </w:rPr>
-              <w:t>$12,500.00</w:t>
+              <w:t>$6,000.00</w:t>
             </w:r>
           </w:p>
         </w:tc>
@@ -3543,7 +3543,115 @@
               <w:rPr>
                 <w:sz w:val="19"/>
               </w:rPr>
-              <w:t>Conforme a la Cláusula 8.1(b).</w:t>
+              <w:t>A la Entrega del RFC y la CSF (8.1(a)).</w:t>
+            </w:r>
+          </w:p>
+        </w:tc>
+      </w:tr>
+      <w:tr>
+        <w:tc>
+          <w:tcPr>
+            <w:tcW w:type="dxa" w:w="2436"/>
+          </w:tcPr>
+          <w:p>
+            <w:r>
+              <w:rPr>
+                <w:sz w:val="19"/>
+              </w:rPr>
+              <w:t>e.firma (1/2)</w:t>
+            </w:r>
+          </w:p>
+        </w:tc>
+        <w:tc>
+          <w:tcPr>
+            <w:tcW w:type="dxa" w:w="2436"/>
+          </w:tcPr>
+          <w:p>
+            <w:r>
+              <w:rPr>
+                <w:sz w:val="19"/>
+              </w:rPr>
+              <w:t>50% e.firma</w:t>
+            </w:r>
+          </w:p>
+        </w:tc>
+        <w:tc>
+          <w:tcPr>
+            <w:tcW w:type="dxa" w:w="2436"/>
+          </w:tcPr>
+          <w:p>
+            <w:r>
+              <w:rPr>
+                <w:sz w:val="19"/>
+              </w:rPr>
+              <w:t>$6,500.00</w:t>
+            </w:r>
+          </w:p>
+        </w:tc>
+        <w:tc>
+          <w:tcPr>
+            <w:tcW w:type="dxa" w:w="2436"/>
+          </w:tcPr>
+          <w:p>
+            <w:r>
+              <w:rPr>
+                <w:sz w:val="19"/>
+              </w:rPr>
+              <w:t>Al inicio de la etapa e.firma (8.1(b)).</w:t>
+            </w:r>
+          </w:p>
+        </w:tc>
+      </w:tr>
+      <w:tr>
+        <w:tc>
+          <w:tcPr>
+            <w:tcW w:type="dxa" w:w="2436"/>
+          </w:tcPr>
+          <w:p>
+            <w:r>
+              <w:rPr>
+                <w:sz w:val="19"/>
+              </w:rPr>
+              <w:t>e.firma (2/2)</w:t>
+            </w:r>
+          </w:p>
+        </w:tc>
+        <w:tc>
+          <w:tcPr>
+            <w:tcW w:type="dxa" w:w="2436"/>
+          </w:tcPr>
+          <w:p>
+            <w:r>
+              <w:rPr>
+                <w:sz w:val="19"/>
+              </w:rPr>
+              <w:t>50% e.firma</w:t>
+            </w:r>
+          </w:p>
+        </w:tc>
+        <w:tc>
+          <w:tcPr>
+            <w:tcW w:type="dxa" w:w="2436"/>
+          </w:tcPr>
+          <w:p>
+            <w:r>
+              <w:rPr>
+                <w:sz w:val="19"/>
+              </w:rPr>
+              <w:t>$6,500.00</w:t>
+            </w:r>
+          </w:p>
+        </w:tc>
+        <w:tc>
+          <w:tcPr>
+            <w:tcW w:type="dxa" w:w="2436"/>
+          </w:tcPr>
+          <w:p>
+            <w:r>
+              <w:rPr>
+                <w:sz w:val="19"/>
+              </w:rPr>
+              <w:t>A la Entrega de la e.firma (8.1(b)).</w:t>
             </w:r>
           </w:p>
         </w:tc>
@@ -3631,6 +3739,31 @@
     </w:p>
     <w:p>
       <w:pPr>
+        <w:jc w:val="both"/>
+      </w:pPr>
+      <w:r>
+        <w:rPr>
+          <w:i/>
+          <w:sz w:val="19"/>
+        </w:rPr>
+      </w:r>
+      <w:r>
+        <w:rPr>
+          <w:b/>
+          <w:i/>
+          <w:sz w:val="19"/>
+        </w:rPr>
+        <w:t>Pago a la firma: $6,000.00 (50% Honorarios RFC) + $22,200.00 (100% Gastos de Terceros estimados) = $28,200.00.</w:t>
+      </w:r>
+      <w:r>
+        <w:rPr>
+          <w:i/>
+          <w:sz w:val="19"/>
+        </w:rPr>
+      </w:r>
+    </w:p>
+    <w:p>
+      <w:pPr>
         <w:keepNext/>
         <w:spacing w:before="160"/>
         <w:jc w:val="left"/>
@@ -3642,7 +3775,7 @@
         <w:rPr>
           <w:b/>
         </w:rPr>
-        <w:t>3. Gastos de Terceros (estimación; pago anticipado, Cláusula 8.2)</w:t>
+        <w:t>3. Gastos de Terceros (estimación; 100% a la firma, Cláusula 8.2)</w:t>
       </w:r>
       <w:r>
         <w:rPr/>
@@ -4377,7 +4510,19 @@
       </w:pPr>
       <w:r>
         <w:rPr/>
-        <w:t>Banco: BBVA · Titular: G&amp;R TAX-LEGAL CONSULTING, S.C. · Cuenta de cheques · CLABE: 012180001153583297 · Cuenta: 0115358329.</w:t>
+        <w:t>Banco: BBVA México, S.A. · SWIFT/BIC: BCMRMXMMPYM · Titular: G&amp;R TAX-LEGAL CONSULTING, S.C. · Cuenta de cheques en MXN · CLABE: 012180001153583297 · Cuenta: 0115358329.</w:t>
+      </w:r>
+    </w:p>
+    <w:p>
+      <w:pPr>
+        <w:jc w:val="both"/>
+      </w:pPr>
+      <w:r>
+        <w:rPr>
+          <w:i/>
+          <w:sz w:val="19"/>
+        </w:rPr>
+        <w:t>Transferencias internacionales: en pesos mexicanos (MXN), mensaje SWIFT MT103, gastos OUR (todas las comisiones y diferencias cambiarias a cargo del Cliente). Referencia: denominación de la empresa. Enviar comprobante SWIFT/MT103. El pago se tiene por hecho sólo con el abono íntegro y neto (Cláusula 8.4).</w:t>
       </w:r>
     </w:p>
     <w:p>

--- a/gr-tax-legal-presentacion/docs/contrato.docx
+++ b/gr-tax-legal-presentacion/docs/contrato.docx
@@ -1371,7 +1371,7 @@
       </w:r>
       <w:r>
         <w:rPr/>
-        <w:t xml:space="preserve"> Los pagos se harán en pesos mexicanos (MXN), por transferencia nacional o internacional (SWIFT, mensaje MT103), desde cuentas a nombre del Cliente, </w:t>
+        <w:t xml:space="preserve"> Los pagos se harán en pesos mexicanos (MXN), desde cuentas a nombre del Cliente, mediante: (i) transferencia nacional SPEI a la CLABE; o (ii) transferencia internacional SWIFT (mensaje MT103) a la cuenta o CLABE, </w:t>
       </w:r>
       <w:r>
         <w:rPr>
@@ -1381,7 +1381,7 @@
       </w:r>
       <w:r>
         <w:rPr/>
-        <w:t>. Sólo esos pagos liberan al Cliente. En transferencias internacionales: (a) todas las comisiones del banco ordenante, intermediarios y corresponsales, así como las diferencias cambiarias, son a cargo del Cliente (instrucción de gastos OUR); (b) el pago se tiene por hecho sólo cuando el monto íntegro y neto se abona en la cuenta del Prestador; (c) el Cliente indicará como referencia la denominación de la empresa y enviará el comprobante SWIFT/MT103; y (d) cualquier faltante deberá cubrirse antes de continuar los Servicios. El Prestador nunca solicitará pagos a cuentas personales o de terceros; toda solicitud de pago a otra cuenta se considerará fraudulenta y el Cliente deberá confirmarla por correo electrónico con taxgr.interno@gmail.com antes de pagar.</w:t>
+        <w:t>. Sólo esos pagos liberan al Cliente. En ambos casos: (a) todas las comisiones bancarias, de intermediarios y corresponsales, así como las diferencias cambiarias, son a cargo del Cliente (en SWIFT, instrucción de gastos OUR); (b) el pago se tiene por hecho sólo cuando el monto íntegro y neto se abona en la cuenta del Prestador; (c) el Cliente indicará como referencia la denominación de la empresa y enviará el comprobante (CEP de SPEI o MT103); y (d) cualquier faltante deberá cubrirse antes de continuar los Servicios. El Prestador nunca solicitará pagos a cuentas personales o de terceros; toda solicitud de pago a otra cuenta se considerará fraudulenta y el Cliente deberá confirmarla por correo electrónico con taxgr.interno@gmail.com antes de pagar.</w:t>
       </w:r>
     </w:p>
     <w:p>
@@ -4522,7 +4522,7 @@
           <w:i/>
           <w:sz w:val="19"/>
         </w:rPr>
-        <w:t>Transferencias internacionales: en pesos mexicanos (MXN), mensaje SWIFT MT103, gastos OUR (todas las comisiones y diferencias cambiarias a cargo del Cliente). Referencia: denominación de la empresa. Enviar comprobante SWIFT/MT103. El pago se tiene por hecho sólo con el abono íntegro y neto (Cláusula 8.4).</w:t>
+        <w:t>Desde México: SPEI a la CLABE. Desde el extranjero: SWIFT MT103 en MXN a la cuenta o CLABE, gastos OUR. En ambos casos, comisiones y diferencias cambiarias a cargo del Cliente; referencia: denominación de la empresa; enviar comprobante (CEP de SPEI o MT103). El pago se tiene por hecho sólo con el abono íntegro y neto (Cláusula 8.4).</w:t>
       </w:r>
     </w:p>
     <w:p>
